--- a/docs/pruebas/Capitulo_Pruebas.docx
+++ b/docs/pruebas/Capitulo_Pruebas.docx
@@ -580,7 +580,7 @@
         <w:rPr>
           <w:rFonts w:ascii="Times New Roman" w:hAnsi="Times New Roman" w:cs="Times New Roman"/>
         </w:rPr>
-        <w:t xml:space="preserve">Resultado final de cada caso (corrida 3).</w:t>
+        <w:t xml:space="preserve">Resultado final de cada caso (corrida 4).</w:t>
       </w:r>
     </w:p>
     <w:tbl>
@@ -3887,6 +3887,143 @@
           </w:p>
         </w:tc>
       </w:tr>
+      <w:tr>
+        <w:trPr>
+          <w:cantSplit/>
+        </w:trPr>
+        <w:tc>
+          <w:tcPr>
+            <w:tcW w:w="1204" w:type="dxa"/>
+            <w:shd w:val="clear" w:color="auto" w:fill="F2F2F2"/>
+            <w:tcMar>
+              <w:top w:w="60" w:type="dxa"/>
+              <w:left w:w="80" w:type="dxa"/>
+              <w:bottom w:w="60" w:type="dxa"/>
+              <w:right w:w="80" w:type="dxa"/>
+            </w:tcMar>
+            <w:vAlign w:val="center"/>
+          </w:tcPr>
+          <w:p>
+            <w:pPr>
+              <w:spacing w:after="0" w:line="240" w:lineRule="auto"/>
+            </w:pPr>
+            <w:r>
+              <w:rPr>
+                <w:rFonts w:ascii="Times New Roman" w:hAnsi="Times New Roman" w:cs="Times New Roman"/>
+                <w:b/>
+                <w:bCs/>
+                <w:sz w:val="20"/>
+                <w:szCs w:val="20"/>
+              </w:rPr>
+              <w:t xml:space="preserve">Corrida 4</w:t>
+            </w:r>
+          </w:p>
+        </w:tc>
+        <w:tc>
+          <w:tcPr>
+            <w:tcW w:w="1405" w:type="dxa"/>
+            <w:shd w:val="clear" w:color="auto" w:fill="F2F2F2"/>
+            <w:tcMar>
+              <w:top w:w="60" w:type="dxa"/>
+              <w:left w:w="80" w:type="dxa"/>
+              <w:bottom w:w="60" w:type="dxa"/>
+              <w:right w:w="80" w:type="dxa"/>
+            </w:tcMar>
+            <w:vAlign w:val="center"/>
+          </w:tcPr>
+          <w:p>
+            <w:pPr>
+              <w:spacing w:after="0" w:line="240" w:lineRule="auto"/>
+            </w:pPr>
+            <w:r>
+              <w:rPr>
+                <w:rFonts w:ascii="Times New Roman" w:hAnsi="Times New Roman" w:cs="Times New Roman"/>
+                <w:sz w:val="20"/>
+                <w:szCs w:val="20"/>
+              </w:rPr>
+              <w:t xml:space="preserve">15/15</w:t>
+            </w:r>
+          </w:p>
+        </w:tc>
+        <w:tc>
+          <w:tcPr>
+            <w:tcW w:w="1305" w:type="dxa"/>
+            <w:shd w:val="clear" w:color="auto" w:fill="F2F2F2"/>
+            <w:tcMar>
+              <w:top w:w="60" w:type="dxa"/>
+              <w:left w:w="80" w:type="dxa"/>
+              <w:bottom w:w="60" w:type="dxa"/>
+              <w:right w:w="80" w:type="dxa"/>
+            </w:tcMar>
+            <w:vAlign w:val="center"/>
+          </w:tcPr>
+          <w:p>
+            <w:pPr>
+              <w:spacing w:after="0" w:line="240" w:lineRule="auto"/>
+            </w:pPr>
+            <w:r>
+              <w:rPr>
+                <w:rFonts w:ascii="Times New Roman" w:hAnsi="Times New Roman" w:cs="Times New Roman"/>
+                <w:sz w:val="20"/>
+                <w:szCs w:val="20"/>
+              </w:rPr>
+              <w:t xml:space="preserve">100 %</w:t>
+            </w:r>
+          </w:p>
+        </w:tc>
+        <w:tc>
+          <w:tcPr>
+            <w:tcW w:w="1405" w:type="dxa"/>
+            <w:shd w:val="clear" w:color="auto" w:fill="F2F2F2"/>
+            <w:tcMar>
+              <w:top w:w="60" w:type="dxa"/>
+              <w:left w:w="80" w:type="dxa"/>
+              <w:bottom w:w="60" w:type="dxa"/>
+              <w:right w:w="80" w:type="dxa"/>
+            </w:tcMar>
+            <w:vAlign w:val="center"/>
+          </w:tcPr>
+          <w:p>
+            <w:pPr>
+              <w:spacing w:after="0" w:line="240" w:lineRule="auto"/>
+            </w:pPr>
+            <w:r>
+              <w:rPr>
+                <w:rFonts w:ascii="Times New Roman" w:hAnsi="Times New Roman" w:cs="Times New Roman"/>
+                <w:sz w:val="20"/>
+                <w:szCs w:val="20"/>
+              </w:rPr>
+              <w:t xml:space="preserve">Ninguno</w:t>
+            </w:r>
+          </w:p>
+        </w:tc>
+        <w:tc>
+          <w:tcPr>
+            <w:tcW w:w="4721" w:type="dxa"/>
+            <w:shd w:val="clear" w:color="auto" w:fill="F2F2F2"/>
+            <w:tcMar>
+              <w:top w:w="60" w:type="dxa"/>
+              <w:left w:w="80" w:type="dxa"/>
+              <w:bottom w:w="60" w:type="dxa"/>
+              <w:right w:w="80" w:type="dxa"/>
+            </w:tcMar>
+            <w:vAlign w:val="center"/>
+          </w:tcPr>
+          <w:p>
+            <w:pPr>
+              <w:spacing w:after="0" w:line="240" w:lineRule="auto"/>
+            </w:pPr>
+            <w:r>
+              <w:rPr>
+                <w:rFonts w:ascii="Times New Roman" w:hAnsi="Times New Roman" w:cs="Times New Roman"/>
+                <w:sz w:val="20"/>
+                <w:szCs w:val="20"/>
+              </w:rPr>
+              <w:t xml:space="preserve">Regresión tras corregir OBS-02 a OBS-05 (tope del descuento manual, diálogos en español, pausa de respaldo.bat, textos de ayuda y mensaje de registro). Los 15 casos siguen aprobando</w:t>
+            </w:r>
+          </w:p>
+        </w:tc>
+      </w:tr>
     </w:tbl>
     <w:p>
       <w:pPr>
@@ -3902,7 +4039,7 @@
         <w:rPr>
           <w:rFonts w:ascii="Times New Roman" w:hAnsi="Times New Roman" w:cs="Times New Roman"/>
         </w:rPr>
-        <w:t xml:space="preserve">Estado por corrida de los casos que cambiaron (los otros 13 casos pasaron en las tres corridas):</w:t>
+        <w:t xml:space="preserve">Estado por corrida de los casos que cambiaron (los otros 13 casos pasaron en las cuatro corridas):</w:t>
       </w:r>
     </w:p>
     <w:tbl>
@@ -3924,10 +4061,11 @@
         <w:tblLook w:val="04A0" w:firstRow="1" w:lastRow="0" w:firstColumn="1" w:lastColumn="0" w:noHBand="0" w:noVBand="1"/>
       </w:tblPr>
       <w:tblGrid>
-        <w:gridCol w:w="4016"/>
-        <w:gridCol w:w="2008"/>
-        <w:gridCol w:w="2008"/>
-        <w:gridCol w:w="2008"/>
+        <w:gridCol w:w="3614"/>
+        <w:gridCol w:w="1606"/>
+        <w:gridCol w:w="1606"/>
+        <w:gridCol w:w="1606"/>
+        <w:gridCol w:w="1608"/>
       </w:tblGrid>
       <w:tr>
         <w:trPr>
@@ -3936,7 +4074,7 @@
         </w:trPr>
         <w:tc>
           <w:tcPr>
-            <w:tcW w:w="4016" w:type="dxa"/>
+            <w:tcW w:w="3614" w:type="dxa"/>
             <w:shd w:val="clear" w:color="auto" w:fill="D9D9D9"/>
             <w:tcMar>
               <w:top w:w="60" w:type="dxa"/>
@@ -3964,7 +4102,7 @@
         </w:tc>
         <w:tc>
           <w:tcPr>
-            <w:tcW w:w="2008" w:type="dxa"/>
+            <w:tcW w:w="1606" w:type="dxa"/>
             <w:shd w:val="clear" w:color="auto" w:fill="D9D9D9"/>
             <w:tcMar>
               <w:top w:w="60" w:type="dxa"/>
@@ -3992,7 +4130,7 @@
         </w:tc>
         <w:tc>
           <w:tcPr>
-            <w:tcW w:w="2008" w:type="dxa"/>
+            <w:tcW w:w="1606" w:type="dxa"/>
             <w:shd w:val="clear" w:color="auto" w:fill="D9D9D9"/>
             <w:tcMar>
               <w:top w:w="60" w:type="dxa"/>
@@ -4020,7 +4158,7 @@
         </w:tc>
         <w:tc>
           <w:tcPr>
-            <w:tcW w:w="2008" w:type="dxa"/>
+            <w:tcW w:w="1606" w:type="dxa"/>
             <w:shd w:val="clear" w:color="auto" w:fill="D9D9D9"/>
             <w:tcMar>
               <w:top w:w="60" w:type="dxa"/>
@@ -4043,6 +4181,34 @@
                 <w:szCs w:val="20"/>
               </w:rPr>
               <w:t xml:space="preserve">Corrida 3</w:t>
+            </w:r>
+          </w:p>
+        </w:tc>
+        <w:tc>
+          <w:tcPr>
+            <w:tcW w:w="1608" w:type="dxa"/>
+            <w:shd w:val="clear" w:color="auto" w:fill="D9D9D9"/>
+            <w:tcMar>
+              <w:top w:w="60" w:type="dxa"/>
+              <w:left w:w="80" w:type="dxa"/>
+              <w:bottom w:w="60" w:type="dxa"/>
+              <w:right w:w="80" w:type="dxa"/>
+            </w:tcMar>
+            <w:vAlign w:val="center"/>
+          </w:tcPr>
+          <w:p>
+            <w:pPr>
+              <w:spacing w:after="0" w:line="240" w:lineRule="auto"/>
+            </w:pPr>
+            <w:r>
+              <w:rPr>
+                <w:rFonts w:ascii="Times New Roman" w:hAnsi="Times New Roman" w:cs="Times New Roman"/>
+                <w:b/>
+                <w:bCs/>
+                <w:sz w:val="20"/>
+                <w:szCs w:val="20"/>
+              </w:rPr>
+              <w:t xml:space="preserve">Corrida 4</w:t>
             </w:r>
           </w:p>
         </w:tc>
@@ -4053,7 +4219,7 @@
         </w:trPr>
         <w:tc>
           <w:tcPr>
-            <w:tcW w:w="4016" w:type="dxa"/>
+            <w:tcW w:w="3614" w:type="dxa"/>
             <w:tcMar>
               <w:top w:w="60" w:type="dxa"/>
               <w:left w:w="80" w:type="dxa"/>
@@ -4080,7 +4246,7 @@
         </w:tc>
         <w:tc>
           <w:tcPr>
-            <w:tcW w:w="2008" w:type="dxa"/>
+            <w:tcW w:w="1606" w:type="dxa"/>
             <w:shd w:val="clear" w:color="auto" w:fill="FBE4E4"/>
             <w:tcMar>
               <w:top w:w="60" w:type="dxa"/>
@@ -4109,7 +4275,7 @@
         </w:tc>
         <w:tc>
           <w:tcPr>
-            <w:tcW w:w="2008" w:type="dxa"/>
+            <w:tcW w:w="1606" w:type="dxa"/>
             <w:shd w:val="clear" w:color="auto" w:fill="E2F0D9"/>
             <w:tcMar>
               <w:top w:w="60" w:type="dxa"/>
@@ -4138,7 +4304,36 @@
         </w:tc>
         <w:tc>
           <w:tcPr>
-            <w:tcW w:w="2008" w:type="dxa"/>
+            <w:tcW w:w="1606" w:type="dxa"/>
+            <w:shd w:val="clear" w:color="auto" w:fill="E2F0D9"/>
+            <w:tcMar>
+              <w:top w:w="60" w:type="dxa"/>
+              <w:left w:w="80" w:type="dxa"/>
+              <w:bottom w:w="60" w:type="dxa"/>
+              <w:right w:w="80" w:type="dxa"/>
+            </w:tcMar>
+            <w:vAlign w:val="center"/>
+          </w:tcPr>
+          <w:p>
+            <w:pPr>
+              <w:spacing w:after="0" w:line="240" w:lineRule="auto"/>
+            </w:pPr>
+            <w:r>
+              <w:rPr>
+                <w:rFonts w:ascii="Times New Roman" w:hAnsi="Times New Roman" w:cs="Times New Roman"/>
+                <w:b/>
+                <w:bCs/>
+                <w:color w:val="1E7B34"/>
+                <w:sz w:val="20"/>
+                <w:szCs w:val="20"/>
+              </w:rPr>
+              <w:t xml:space="preserve">Pasó</w:t>
+            </w:r>
+          </w:p>
+        </w:tc>
+        <w:tc>
+          <w:tcPr>
+            <w:tcW w:w="1608" w:type="dxa"/>
             <w:shd w:val="clear" w:color="auto" w:fill="E2F0D9"/>
             <w:tcMar>
               <w:top w:w="60" w:type="dxa"/>
@@ -4172,7 +4367,7 @@
         </w:trPr>
         <w:tc>
           <w:tcPr>
-            <w:tcW w:w="4016" w:type="dxa"/>
+            <w:tcW w:w="3614" w:type="dxa"/>
             <w:shd w:val="clear" w:color="auto" w:fill="F2F2F2"/>
             <w:tcMar>
               <w:top w:w="60" w:type="dxa"/>
@@ -4200,7 +4395,7 @@
         </w:tc>
         <w:tc>
           <w:tcPr>
-            <w:tcW w:w="2008" w:type="dxa"/>
+            <w:tcW w:w="1606" w:type="dxa"/>
             <w:shd w:val="clear" w:color="auto" w:fill="FBE4E4"/>
             <w:tcMar>
               <w:top w:w="60" w:type="dxa"/>
@@ -4229,7 +4424,7 @@
         </w:tc>
         <w:tc>
           <w:tcPr>
-            <w:tcW w:w="2008" w:type="dxa"/>
+            <w:tcW w:w="1606" w:type="dxa"/>
             <w:shd w:val="clear" w:color="auto" w:fill="FBE4E4"/>
             <w:tcMar>
               <w:top w:w="60" w:type="dxa"/>
@@ -4258,7 +4453,36 @@
         </w:tc>
         <w:tc>
           <w:tcPr>
-            <w:tcW w:w="2008" w:type="dxa"/>
+            <w:tcW w:w="1606" w:type="dxa"/>
+            <w:shd w:val="clear" w:color="auto" w:fill="E2F0D9"/>
+            <w:tcMar>
+              <w:top w:w="60" w:type="dxa"/>
+              <w:left w:w="80" w:type="dxa"/>
+              <w:bottom w:w="60" w:type="dxa"/>
+              <w:right w:w="80" w:type="dxa"/>
+            </w:tcMar>
+            <w:vAlign w:val="center"/>
+          </w:tcPr>
+          <w:p>
+            <w:pPr>
+              <w:spacing w:after="0" w:line="240" w:lineRule="auto"/>
+            </w:pPr>
+            <w:r>
+              <w:rPr>
+                <w:rFonts w:ascii="Times New Roman" w:hAnsi="Times New Roman" w:cs="Times New Roman"/>
+                <w:b/>
+                <w:bCs/>
+                <w:color w:val="1E7B34"/>
+                <w:sz w:val="20"/>
+                <w:szCs w:val="20"/>
+              </w:rPr>
+              <w:t xml:space="preserve">Pasó</w:t>
+            </w:r>
+          </w:p>
+        </w:tc>
+        <w:tc>
+          <w:tcPr>
+            <w:tcW w:w="1608" w:type="dxa"/>
             <w:shd w:val="clear" w:color="auto" w:fill="E2F0D9"/>
             <w:tcMar>
               <w:top w:w="60" w:type="dxa"/>
@@ -4309,7 +4533,7 @@
         <w:rPr>
           <w:rFonts w:ascii="Times New Roman" w:hAnsi="Times New Roman" w:cs="Times New Roman"/>
         </w:rPr>
-        <w:t xml:space="preserve">15 de 15 casos aprobados (100 %) en la corrida 3. Cada corrida dura unos 15 segundos y se puede repetir.</w:t>
+        <w:t xml:space="preserve">15 de 15 casos aprobados (100 %) en las corridas 3 y 4. Cada corrida dura unos 15 segundos y se puede repetir.</w:t>
       </w:r>
     </w:p>
     <w:p>
@@ -4330,6 +4554,26 @@
           <w:rFonts w:ascii="Times New Roman" w:hAnsi="Times New Roman" w:cs="Times New Roman"/>
         </w:rPr>
         <w:t xml:space="preserve">los cinco métodos protegidos rechazan al personal y siguen funcionando para el administrador; la aplicación compila; el login y la venta en efectivo funcionan con Personal1 y admin; la base seipo_db quedó intacta (7 841 ventas, 3 usuarios).</w:t>
+      </w:r>
+    </w:p>
+    <w:p>
+      <w:pPr>
+        <w:spacing w:after="120"/>
+        <w:jc w:val="both"/>
+      </w:pPr>
+      <w:r>
+        <w:rPr>
+          <w:rFonts w:ascii="Times New Roman" w:hAnsi="Times New Roman" w:cs="Times New Roman"/>
+          <w:b/>
+          <w:bCs/>
+        </w:rPr>
+        <w:t xml:space="preserve">Verificaciones adicionales (corrida 4): </w:t>
+      </w:r>
+      <w:r>
+        <w:rPr>
+          <w:rFonts w:ascii="Times New Roman" w:hAnsi="Times New Roman" w:cs="Times New Roman"/>
+        </w:rPr>
+        <w:t xml:space="preserve">el personal puede aplicar hasta 10 % de descuento manual (10,5 % se rechaza) y el VIP de 15 % de un cliente Platino se respeta; el administrador aplicó 30 %. Los diálogos muestran Aceptar, Cancelar, Sí, No y Guardar. respaldo.bat pausa al terminar y no pausa con /sinpausa, y conserva sus códigos de salida (0 y 1).</w:t>
       </w:r>
     </w:p>
     <w:p>
@@ -4785,11 +5029,612 @@
           </w:p>
         </w:tc>
       </w:tr>
+      <w:tr>
+        <w:trPr>
+          <w:cantSplit/>
+        </w:trPr>
+        <w:tc>
+          <w:tcPr>
+            <w:tcW w:w="1104" w:type="dxa"/>
+            <w:tcMar>
+              <w:top w:w="60" w:type="dxa"/>
+              <w:left w:w="80" w:type="dxa"/>
+              <w:bottom w:w="60" w:type="dxa"/>
+              <w:right w:w="80" w:type="dxa"/>
+            </w:tcMar>
+            <w:vAlign w:val="center"/>
+          </w:tcPr>
+          <w:p>
+            <w:pPr>
+              <w:spacing w:after="0" w:line="240" w:lineRule="auto"/>
+            </w:pPr>
+            <w:r>
+              <w:rPr>
+                <w:rFonts w:ascii="Times New Roman" w:hAnsi="Times New Roman" w:cs="Times New Roman"/>
+                <w:b/>
+                <w:bCs/>
+                <w:sz w:val="20"/>
+                <w:szCs w:val="20"/>
+              </w:rPr>
+              <w:t xml:space="preserve">OBS-02</w:t>
+            </w:r>
+          </w:p>
+        </w:tc>
+        <w:tc>
+          <w:tcPr>
+            <w:tcW w:w="903" w:type="dxa"/>
+            <w:tcMar>
+              <w:top w:w="60" w:type="dxa"/>
+              <w:left w:w="80" w:type="dxa"/>
+              <w:bottom w:w="60" w:type="dxa"/>
+              <w:right w:w="80" w:type="dxa"/>
+            </w:tcMar>
+            <w:vAlign w:val="center"/>
+          </w:tcPr>
+          <w:p>
+            <w:pPr>
+              <w:spacing w:after="0" w:line="240" w:lineRule="auto"/>
+            </w:pPr>
+            <w:r>
+              <w:rPr>
+                <w:rFonts w:ascii="Times New Roman" w:hAnsi="Times New Roman" w:cs="Times New Roman"/>
+                <w:sz w:val="20"/>
+                <w:szCs w:val="20"/>
+              </w:rPr>
+              <w:t xml:space="preserve">—</w:t>
+            </w:r>
+          </w:p>
+        </w:tc>
+        <w:tc>
+          <w:tcPr>
+            <w:tcW w:w="4919" w:type="dxa"/>
+            <w:tcMar>
+              <w:top w:w="60" w:type="dxa"/>
+              <w:left w:w="80" w:type="dxa"/>
+              <w:bottom w:w="60" w:type="dxa"/>
+              <w:right w:w="80" w:type="dxa"/>
+            </w:tcMar>
+            <w:vAlign w:val="center"/>
+          </w:tcPr>
+          <w:p>
+            <w:pPr>
+              <w:spacing w:after="0" w:line="240" w:lineRule="auto"/>
+            </w:pPr>
+            <w:r>
+              <w:rPr>
+                <w:rFonts w:ascii="Times New Roman" w:hAnsi="Times New Roman" w:cs="Times New Roman"/>
+                <w:sz w:val="20"/>
+                <w:szCs w:val="20"/>
+              </w:rPr>
+              <w:t xml:space="preserve">Descuento manual (F6) sin tope para el personal. Ahora el personal puede aplicar como máximo 10 %; se valida en la pantalla y en el controlador, y el VIP automático no cambia</w:t>
+            </w:r>
+          </w:p>
+        </w:tc>
+        <w:tc>
+          <w:tcPr>
+            <w:tcW w:w="1305" w:type="dxa"/>
+            <w:tcMar>
+              <w:top w:w="60" w:type="dxa"/>
+              <w:left w:w="80" w:type="dxa"/>
+              <w:bottom w:w="60" w:type="dxa"/>
+              <w:right w:w="80" w:type="dxa"/>
+            </w:tcMar>
+            <w:vAlign w:val="center"/>
+          </w:tcPr>
+          <w:p>
+            <w:pPr>
+              <w:spacing w:after="0" w:line="240" w:lineRule="auto"/>
+            </w:pPr>
+            <w:r>
+              <w:rPr>
+                <w:rFonts w:ascii="Times New Roman" w:hAnsi="Times New Roman" w:cs="Times New Roman"/>
+                <w:sz w:val="20"/>
+                <w:szCs w:val="20"/>
+              </w:rPr>
+              <w:t xml:space="preserve">Media</w:t>
+            </w:r>
+          </w:p>
+        </w:tc>
+        <w:tc>
+          <w:tcPr>
+            <w:tcW w:w="1809" w:type="dxa"/>
+            <w:tcMar>
+              <w:top w:w="60" w:type="dxa"/>
+              <w:left w:w="80" w:type="dxa"/>
+              <w:bottom w:w="60" w:type="dxa"/>
+              <w:right w:w="80" w:type="dxa"/>
+            </w:tcMar>
+            <w:vAlign w:val="center"/>
+          </w:tcPr>
+          <w:p>
+            <w:pPr>
+              <w:spacing w:after="0" w:line="240" w:lineRule="auto"/>
+            </w:pPr>
+            <w:r>
+              <w:rPr>
+                <w:rFonts w:ascii="Times New Roman" w:hAnsi="Times New Roman" w:cs="Times New Roman"/>
+                <w:sz w:val="20"/>
+                <w:szCs w:val="20"/>
+              </w:rPr>
+              <w:t xml:space="preserve">Corregido y verificado (corrida 4)</w:t>
+            </w:r>
+          </w:p>
+        </w:tc>
+      </w:tr>
+      <w:tr>
+        <w:trPr>
+          <w:cantSplit/>
+        </w:trPr>
+        <w:tc>
+          <w:tcPr>
+            <w:tcW w:w="1104" w:type="dxa"/>
+            <w:shd w:val="clear" w:color="auto" w:fill="F2F2F2"/>
+            <w:tcMar>
+              <w:top w:w="60" w:type="dxa"/>
+              <w:left w:w="80" w:type="dxa"/>
+              <w:bottom w:w="60" w:type="dxa"/>
+              <w:right w:w="80" w:type="dxa"/>
+            </w:tcMar>
+            <w:vAlign w:val="center"/>
+          </w:tcPr>
+          <w:p>
+            <w:pPr>
+              <w:spacing w:after="0" w:line="240" w:lineRule="auto"/>
+            </w:pPr>
+            <w:r>
+              <w:rPr>
+                <w:rFonts w:ascii="Times New Roman" w:hAnsi="Times New Roman" w:cs="Times New Roman"/>
+                <w:b/>
+                <w:bCs/>
+                <w:sz w:val="20"/>
+                <w:szCs w:val="20"/>
+              </w:rPr>
+              <w:t xml:space="preserve">OBS-03</w:t>
+            </w:r>
+          </w:p>
+        </w:tc>
+        <w:tc>
+          <w:tcPr>
+            <w:tcW w:w="903" w:type="dxa"/>
+            <w:shd w:val="clear" w:color="auto" w:fill="F2F2F2"/>
+            <w:tcMar>
+              <w:top w:w="60" w:type="dxa"/>
+              <w:left w:w="80" w:type="dxa"/>
+              <w:bottom w:w="60" w:type="dxa"/>
+              <w:right w:w="80" w:type="dxa"/>
+            </w:tcMar>
+            <w:vAlign w:val="center"/>
+          </w:tcPr>
+          <w:p>
+            <w:pPr>
+              <w:spacing w:after="0" w:line="240" w:lineRule="auto"/>
+            </w:pPr>
+            <w:r>
+              <w:rPr>
+                <w:rFonts w:ascii="Times New Roman" w:hAnsi="Times New Roman" w:cs="Times New Roman"/>
+                <w:sz w:val="20"/>
+                <w:szCs w:val="20"/>
+              </w:rPr>
+              <w:t xml:space="preserve">—</w:t>
+            </w:r>
+          </w:p>
+        </w:tc>
+        <w:tc>
+          <w:tcPr>
+            <w:tcW w:w="4919" w:type="dxa"/>
+            <w:shd w:val="clear" w:color="auto" w:fill="F2F2F2"/>
+            <w:tcMar>
+              <w:top w:w="60" w:type="dxa"/>
+              <w:left w:w="80" w:type="dxa"/>
+              <w:bottom w:w="60" w:type="dxa"/>
+              <w:right w:w="80" w:type="dxa"/>
+            </w:tcMar>
+            <w:vAlign w:val="center"/>
+          </w:tcPr>
+          <w:p>
+            <w:pPr>
+              <w:spacing w:after="0" w:line="240" w:lineRule="auto"/>
+            </w:pPr>
+            <w:r>
+              <w:rPr>
+                <w:rFonts w:ascii="Times New Roman" w:hAnsi="Times New Roman" w:cs="Times New Roman"/>
+                <w:sz w:val="20"/>
+                <w:szCs w:val="20"/>
+              </w:rPr>
+              <w:t xml:space="preserve">Botones de los diálogos en inglés (OK, Cancel, Yes, No, Save). Ahora aparecen en español mediante UIManager</w:t>
+            </w:r>
+          </w:p>
+        </w:tc>
+        <w:tc>
+          <w:tcPr>
+            <w:tcW w:w="1305" w:type="dxa"/>
+            <w:shd w:val="clear" w:color="auto" w:fill="F2F2F2"/>
+            <w:tcMar>
+              <w:top w:w="60" w:type="dxa"/>
+              <w:left w:w="80" w:type="dxa"/>
+              <w:bottom w:w="60" w:type="dxa"/>
+              <w:right w:w="80" w:type="dxa"/>
+            </w:tcMar>
+            <w:vAlign w:val="center"/>
+          </w:tcPr>
+          <w:p>
+            <w:pPr>
+              <w:spacing w:after="0" w:line="240" w:lineRule="auto"/>
+            </w:pPr>
+            <w:r>
+              <w:rPr>
+                <w:rFonts w:ascii="Times New Roman" w:hAnsi="Times New Roman" w:cs="Times New Roman"/>
+                <w:sz w:val="20"/>
+                <w:szCs w:val="20"/>
+              </w:rPr>
+              <w:t xml:space="preserve">Baja</w:t>
+            </w:r>
+          </w:p>
+        </w:tc>
+        <w:tc>
+          <w:tcPr>
+            <w:tcW w:w="1809" w:type="dxa"/>
+            <w:shd w:val="clear" w:color="auto" w:fill="F2F2F2"/>
+            <w:tcMar>
+              <w:top w:w="60" w:type="dxa"/>
+              <w:left w:w="80" w:type="dxa"/>
+              <w:bottom w:w="60" w:type="dxa"/>
+              <w:right w:w="80" w:type="dxa"/>
+            </w:tcMar>
+            <w:vAlign w:val="center"/>
+          </w:tcPr>
+          <w:p>
+            <w:pPr>
+              <w:spacing w:after="0" w:line="240" w:lineRule="auto"/>
+            </w:pPr>
+            <w:r>
+              <w:rPr>
+                <w:rFonts w:ascii="Times New Roman" w:hAnsi="Times New Roman" w:cs="Times New Roman"/>
+                <w:sz w:val="20"/>
+                <w:szCs w:val="20"/>
+              </w:rPr>
+              <w:t xml:space="preserve">Corregido y verificado (corrida 4)</w:t>
+            </w:r>
+          </w:p>
+        </w:tc>
+      </w:tr>
+      <w:tr>
+        <w:trPr>
+          <w:cantSplit/>
+        </w:trPr>
+        <w:tc>
+          <w:tcPr>
+            <w:tcW w:w="1104" w:type="dxa"/>
+            <w:tcMar>
+              <w:top w:w="60" w:type="dxa"/>
+              <w:left w:w="80" w:type="dxa"/>
+              <w:bottom w:w="60" w:type="dxa"/>
+              <w:right w:w="80" w:type="dxa"/>
+            </w:tcMar>
+            <w:vAlign w:val="center"/>
+          </w:tcPr>
+          <w:p>
+            <w:pPr>
+              <w:spacing w:after="0" w:line="240" w:lineRule="auto"/>
+            </w:pPr>
+            <w:r>
+              <w:rPr>
+                <w:rFonts w:ascii="Times New Roman" w:hAnsi="Times New Roman" w:cs="Times New Roman"/>
+                <w:b/>
+                <w:bCs/>
+                <w:sz w:val="20"/>
+                <w:szCs w:val="20"/>
+              </w:rPr>
+              <w:t xml:space="preserve">OBS-04</w:t>
+            </w:r>
+          </w:p>
+        </w:tc>
+        <w:tc>
+          <w:tcPr>
+            <w:tcW w:w="903" w:type="dxa"/>
+            <w:tcMar>
+              <w:top w:w="60" w:type="dxa"/>
+              <w:left w:w="80" w:type="dxa"/>
+              <w:bottom w:w="60" w:type="dxa"/>
+              <w:right w:w="80" w:type="dxa"/>
+            </w:tcMar>
+            <w:vAlign w:val="center"/>
+          </w:tcPr>
+          <w:p>
+            <w:pPr>
+              <w:spacing w:after="0" w:line="240" w:lineRule="auto"/>
+            </w:pPr>
+            <w:r>
+              <w:rPr>
+                <w:rFonts w:ascii="Times New Roman" w:hAnsi="Times New Roman" w:cs="Times New Roman"/>
+                <w:sz w:val="20"/>
+                <w:szCs w:val="20"/>
+              </w:rPr>
+              <w:t xml:space="preserve">—</w:t>
+            </w:r>
+          </w:p>
+        </w:tc>
+        <w:tc>
+          <w:tcPr>
+            <w:tcW w:w="4919" w:type="dxa"/>
+            <w:tcMar>
+              <w:top w:w="60" w:type="dxa"/>
+              <w:left w:w="80" w:type="dxa"/>
+              <w:bottom w:w="60" w:type="dxa"/>
+              <w:right w:w="80" w:type="dxa"/>
+            </w:tcMar>
+            <w:vAlign w:val="center"/>
+          </w:tcPr>
+          <w:p>
+            <w:pPr>
+              <w:spacing w:after="0" w:line="240" w:lineRule="auto"/>
+            </w:pPr>
+            <w:r>
+              <w:rPr>
+                <w:rFonts w:ascii="Times New Roman" w:hAnsi="Times New Roman" w:cs="Times New Roman"/>
+                <w:sz w:val="20"/>
+                <w:szCs w:val="20"/>
+              </w:rPr>
+              <w:t xml:space="preserve">respaldo.bat se cerraba sin mostrar el resultado. Ahora pausa al final; el Programador de tareas lo ejecuta con /sinpausa</w:t>
+            </w:r>
+          </w:p>
+        </w:tc>
+        <w:tc>
+          <w:tcPr>
+            <w:tcW w:w="1305" w:type="dxa"/>
+            <w:tcMar>
+              <w:top w:w="60" w:type="dxa"/>
+              <w:left w:w="80" w:type="dxa"/>
+              <w:bottom w:w="60" w:type="dxa"/>
+              <w:right w:w="80" w:type="dxa"/>
+            </w:tcMar>
+            <w:vAlign w:val="center"/>
+          </w:tcPr>
+          <w:p>
+            <w:pPr>
+              <w:spacing w:after="0" w:line="240" w:lineRule="auto"/>
+            </w:pPr>
+            <w:r>
+              <w:rPr>
+                <w:rFonts w:ascii="Times New Roman" w:hAnsi="Times New Roman" w:cs="Times New Roman"/>
+                <w:sz w:val="20"/>
+                <w:szCs w:val="20"/>
+              </w:rPr>
+              <w:t xml:space="preserve">Baja</w:t>
+            </w:r>
+          </w:p>
+        </w:tc>
+        <w:tc>
+          <w:tcPr>
+            <w:tcW w:w="1809" w:type="dxa"/>
+            <w:tcMar>
+              <w:top w:w="60" w:type="dxa"/>
+              <w:left w:w="80" w:type="dxa"/>
+              <w:bottom w:w="60" w:type="dxa"/>
+              <w:right w:w="80" w:type="dxa"/>
+            </w:tcMar>
+            <w:vAlign w:val="center"/>
+          </w:tcPr>
+          <w:p>
+            <w:pPr>
+              <w:spacing w:after="0" w:line="240" w:lineRule="auto"/>
+            </w:pPr>
+            <w:r>
+              <w:rPr>
+                <w:rFonts w:ascii="Times New Roman" w:hAnsi="Times New Roman" w:cs="Times New Roman"/>
+                <w:sz w:val="20"/>
+                <w:szCs w:val="20"/>
+              </w:rPr>
+              <w:t xml:space="preserve">Corregido y verificado (corrida 4)</w:t>
+            </w:r>
+          </w:p>
+        </w:tc>
+      </w:tr>
+      <w:tr>
+        <w:trPr>
+          <w:cantSplit/>
+        </w:trPr>
+        <w:tc>
+          <w:tcPr>
+            <w:tcW w:w="1104" w:type="dxa"/>
+            <w:shd w:val="clear" w:color="auto" w:fill="F2F2F2"/>
+            <w:tcMar>
+              <w:top w:w="60" w:type="dxa"/>
+              <w:left w:w="80" w:type="dxa"/>
+              <w:bottom w:w="60" w:type="dxa"/>
+              <w:right w:w="80" w:type="dxa"/>
+            </w:tcMar>
+            <w:vAlign w:val="center"/>
+          </w:tcPr>
+          <w:p>
+            <w:pPr>
+              <w:spacing w:after="0" w:line="240" w:lineRule="auto"/>
+            </w:pPr>
+            <w:r>
+              <w:rPr>
+                <w:rFonts w:ascii="Times New Roman" w:hAnsi="Times New Roman" w:cs="Times New Roman"/>
+                <w:b/>
+                <w:bCs/>
+                <w:sz w:val="20"/>
+                <w:szCs w:val="20"/>
+              </w:rPr>
+              <w:t xml:space="preserve">OBS-05</w:t>
+            </w:r>
+          </w:p>
+        </w:tc>
+        <w:tc>
+          <w:tcPr>
+            <w:tcW w:w="903" w:type="dxa"/>
+            <w:shd w:val="clear" w:color="auto" w:fill="F2F2F2"/>
+            <w:tcMar>
+              <w:top w:w="60" w:type="dxa"/>
+              <w:left w:w="80" w:type="dxa"/>
+              <w:bottom w:w="60" w:type="dxa"/>
+              <w:right w:w="80" w:type="dxa"/>
+            </w:tcMar>
+            <w:vAlign w:val="center"/>
+          </w:tcPr>
+          <w:p>
+            <w:pPr>
+              <w:spacing w:after="0" w:line="240" w:lineRule="auto"/>
+            </w:pPr>
+            <w:r>
+              <w:rPr>
+                <w:rFonts w:ascii="Times New Roman" w:hAnsi="Times New Roman" w:cs="Times New Roman"/>
+                <w:sz w:val="20"/>
+                <w:szCs w:val="20"/>
+              </w:rPr>
+              <w:t xml:space="preserve">—</w:t>
+            </w:r>
+          </w:p>
+        </w:tc>
+        <w:tc>
+          <w:tcPr>
+            <w:tcW w:w="4919" w:type="dxa"/>
+            <w:shd w:val="clear" w:color="auto" w:fill="F2F2F2"/>
+            <w:tcMar>
+              <w:top w:w="60" w:type="dxa"/>
+              <w:left w:w="80" w:type="dxa"/>
+              <w:bottom w:w="60" w:type="dxa"/>
+              <w:right w:w="80" w:type="dxa"/>
+            </w:tcMar>
+            <w:vAlign w:val="center"/>
+          </w:tcPr>
+          <w:p>
+            <w:pPr>
+              <w:spacing w:after="0" w:line="240" w:lineRule="auto"/>
+            </w:pPr>
+            <w:r>
+              <w:rPr>
+                <w:rFonts w:ascii="Times New Roman" w:hAnsi="Times New Roman" w:cs="Times New Roman"/>
+                <w:sz w:val="20"/>
+                <w:szCs w:val="20"/>
+              </w:rPr>
+              <w:t xml:space="preserve">Textos inexactos: a la ayuda de Usuarios le faltaban Caja y Pagos, y el mensaje de registro de clientes mencionaba una "categoría inicial"</w:t>
+            </w:r>
+          </w:p>
+        </w:tc>
+        <w:tc>
+          <w:tcPr>
+            <w:tcW w:w="1305" w:type="dxa"/>
+            <w:shd w:val="clear" w:color="auto" w:fill="F2F2F2"/>
+            <w:tcMar>
+              <w:top w:w="60" w:type="dxa"/>
+              <w:left w:w="80" w:type="dxa"/>
+              <w:bottom w:w="60" w:type="dxa"/>
+              <w:right w:w="80" w:type="dxa"/>
+            </w:tcMar>
+            <w:vAlign w:val="center"/>
+          </w:tcPr>
+          <w:p>
+            <w:pPr>
+              <w:spacing w:after="0" w:line="240" w:lineRule="auto"/>
+            </w:pPr>
+            <w:r>
+              <w:rPr>
+                <w:rFonts w:ascii="Times New Roman" w:hAnsi="Times New Roman" w:cs="Times New Roman"/>
+                <w:sz w:val="20"/>
+                <w:szCs w:val="20"/>
+              </w:rPr>
+              <w:t xml:space="preserve">Baja</w:t>
+            </w:r>
+          </w:p>
+        </w:tc>
+        <w:tc>
+          <w:tcPr>
+            <w:tcW w:w="1809" w:type="dxa"/>
+            <w:shd w:val="clear" w:color="auto" w:fill="F2F2F2"/>
+            <w:tcMar>
+              <w:top w:w="60" w:type="dxa"/>
+              <w:left w:w="80" w:type="dxa"/>
+              <w:bottom w:w="60" w:type="dxa"/>
+              <w:right w:w="80" w:type="dxa"/>
+            </w:tcMar>
+            <w:vAlign w:val="center"/>
+          </w:tcPr>
+          <w:p>
+            <w:pPr>
+              <w:spacing w:after="0" w:line="240" w:lineRule="auto"/>
+            </w:pPr>
+            <w:r>
+              <w:rPr>
+                <w:rFonts w:ascii="Times New Roman" w:hAnsi="Times New Roman" w:cs="Times New Roman"/>
+                <w:sz w:val="20"/>
+                <w:szCs w:val="20"/>
+              </w:rPr>
+              <w:t xml:space="preserve">Corregido y verificado (corrida 4)</w:t>
+            </w:r>
+          </w:p>
+        </w:tc>
+      </w:tr>
     </w:tbl>
     <w:p>
       <w:pPr>
         <w:spacing w:after="120"/>
       </w:pPr>
+    </w:p>
+    <w:p>
+      <w:pPr>
+        <w:spacing w:after="120"/>
+        <w:jc w:val="both"/>
+      </w:pPr>
+      <w:r>
+        <w:rPr>
+          <w:rFonts w:ascii="Times New Roman" w:hAnsi="Times New Roman" w:cs="Times New Roman"/>
+        </w:rPr>
+        <w:t xml:space="preserve">OBS-02 a OBS-05 se encontraron al revisar el código para escribir los manuales de usuario, no con los casos automatizados. Limitaciones conocidas que se dejan documentadas:</w:t>
+      </w:r>
+    </w:p>
+    <w:p>
+      <w:pPr>
+        <w:pStyle w:val="Prrafodelista"/>
+        <w:numPr>
+          <w:ilvl w:val="0"/>
+          <w:numId w:val="1"/>
+        </w:numPr>
+        <w:spacing w:after="60"/>
+        <w:jc w:val="both"/>
+      </w:pPr>
+      <w:r>
+        <w:rPr>
+          <w:rFonts w:ascii="Times New Roman" w:hAnsi="Times New Roman" w:cs="Times New Roman"/>
+        </w:rPr>
+        <w:t xml:space="preserve">El personal puede crear productos y proveedores, aunque solo el administrador puede editarlos.</w:t>
+      </w:r>
+    </w:p>
+    <w:p>
+      <w:pPr>
+        <w:pStyle w:val="Prrafodelista"/>
+        <w:numPr>
+          <w:ilvl w:val="0"/>
+          <w:numId w:val="1"/>
+        </w:numPr>
+        <w:spacing w:after="60"/>
+        <w:jc w:val="both"/>
+      </w:pPr>
+      <w:r>
+        <w:rPr>
+          <w:rFonts w:ascii="Times New Roman" w:hAnsi="Times New Roman" w:cs="Times New Roman"/>
+        </w:rPr>
+        <w:t xml:space="preserve">El personal puede exportar el reporte de mermas en PDF o Excel.</w:t>
+      </w:r>
+    </w:p>
+    <w:p>
+      <w:pPr>
+        <w:pStyle w:val="Prrafodelista"/>
+        <w:numPr>
+          <w:ilvl w:val="0"/>
+          <w:numId w:val="1"/>
+        </w:numPr>
+        <w:spacing w:after="60"/>
+        <w:jc w:val="both"/>
+      </w:pPr>
+      <w:r>
+        <w:rPr>
+          <w:rFonts w:ascii="Times New Roman" w:hAnsi="Times New Roman" w:cs="Times New Roman"/>
+        </w:rPr>
+        <w:t xml:space="preserve">No existe recuperación de contraseña; solo un administrador restablece claves. Se recomienda mantener al menos dos administradores activos.</w:t>
+      </w:r>
     </w:p>
     <w:p>
       <w:pPr>
@@ -4818,7 +5663,7 @@
         <w:rPr>
           <w:rFonts w:ascii="Times New Roman" w:hAnsi="Times New Roman" w:cs="Times New Roman"/>
         </w:rPr>
-        <w:t xml:space="preserve">Los procesos centrales cumplen las reglas de negocio del documento: los 15 casos aprueban en la corrida final.</w:t>
+        <w:t xml:space="preserve">Los procesos centrales cumplen las reglas de negocio del documento: los 15 casos aprueban en las corridas 3 y 4.</w:t>
       </w:r>
     </w:p>
     <w:p>
@@ -4853,6 +5698,23 @@
           <w:rFonts w:ascii="Times New Roman" w:hAnsi="Times New Roman" w:cs="Times New Roman"/>
         </w:rPr>
         <w:t xml:space="preserve">Las pruebas encontraron un defecto de seguridad (DEF-01), que se corrigió validando el rol en los controladores, y un requerimiento ambiguo (OBS-01), que se aclaró en el documento sin cambiar el código.</w:t>
+      </w:r>
+    </w:p>
+    <w:p>
+      <w:pPr>
+        <w:pStyle w:val="Prrafodelista"/>
+        <w:numPr>
+          <w:ilvl w:val="0"/>
+          <w:numId w:val="1"/>
+        </w:numPr>
+        <w:spacing w:after="60"/>
+        <w:jc w:val="both"/>
+      </w:pPr>
+      <w:r>
+        <w:rPr>
+          <w:rFonts w:ascii="Times New Roman" w:hAnsi="Times New Roman" w:cs="Times New Roman"/>
+        </w:rPr>
+        <w:t xml:space="preserve">La revisión para los manuales encontró cuatro observaciones menores (OBS-02 a OBS-05), que se corrigieron; la corrida 4 confirmó que los 15 casos siguen aprobando.</w:t>
       </w:r>
     </w:p>
     <w:p>

--- a/docs/pruebas/Capitulo_Pruebas.docx
+++ b/docs/pruebas/Capitulo_Pruebas.docx
@@ -50,7 +50,7 @@
         <w:rPr>
           <w:rFonts w:ascii="Times New Roman" w:hAnsi="Times New Roman" w:cs="Times New Roman"/>
         </w:rPr>
-        <w:t xml:space="preserve">Verificar con pruebas automatizadas que Seipo cumple las reglas de negocio descritas en este documento en sus procesos principales: acceso y roles, turno de caja, venta con IGV y redondeo, descuento VIP, FEFO, cobro digital, comprobantes, anulación, mermas, compras, cierre de caja y reportes. Se ejecutaron 15 casos de prueba (CP-01 a CP-15) sobre la lógica de negocio y la base de datos. La interfaz gráfica solo se usó para comprobar qué módulos ve cada rol.</w:t>
+        <w:t xml:space="preserve">Verificar con pruebas automatizadas que Seipo cumple las reglas de negocio descritas en este documento en sus procesos principales: acceso y roles, turno de caja, venta con IGV y redondeo, descuento VIP, FEFO, forma de pago, comprobantes, anulación, mermas, compras, cierre de caja y reportes. Se ejecutaron 15 casos de prueba (CP-01 a CP-15) sobre la lógica de negocio y la base de datos. La interfaz gráfica solo se usó para comprobar qué módulos ve cada rol.</w:t>
       </w:r>
     </w:p>
     <w:p>
@@ -113,7 +113,7 @@
         <w:rPr>
           <w:rFonts w:ascii="Times New Roman" w:hAnsi="Times New Roman" w:cs="Times New Roman"/>
         </w:rPr>
-        <w:t xml:space="preserve">se probaron clases válidas e inválidas (credenciales correctas y erradas, venta con y sin turno, cobro aprobado y rechazado, cliente con RUC, con DNI y sin documento, merma aprobada y rechazada, administrador y personal).</w:t>
+        <w:t xml:space="preserve">se probaron clases válidas e inválidas (credenciales correctas y erradas, venta con y sin turno, forma de pago admitida y no admitida, cliente con RUC, con DNI y sin documento, merma aprobada y rechazada, administrador y personal).</w:t>
       </w:r>
     </w:p>
     <w:p>
@@ -580,7 +580,7 @@
         <w:rPr>
           <w:rFonts w:ascii="Times New Roman" w:hAnsi="Times New Roman" w:cs="Times New Roman"/>
         </w:rPr>
-        <w:t xml:space="preserve">Resultado final de cada caso (corrida 4).</w:t>
+        <w:t xml:space="preserve">Resultado final de cada caso (corrida 5).</w:t>
       </w:r>
     </w:p>
     <w:tbl>
@@ -1050,7 +1050,7 @@
                 <w:sz w:val="17"/>
                 <w:szCs w:val="17"/>
               </w:rPr>
-              <w:t xml:space="preserve">El personal no accede a Reportes, Pagos ni Usuarios; el administrador accede a todos</w:t>
+              <w:t xml:space="preserve">El personal no accede a Reportes, Negocio ni Usuarios; el administrador accede a todos</w:t>
             </w:r>
           </w:p>
         </w:tc>
@@ -1076,7 +1076,7 @@
                 <w:sz w:val="17"/>
                 <w:szCs w:val="17"/>
               </w:rPr>
-              <w:t xml:space="preserve">Menú del personal: 7 módulos, sin Reportes, Pagos ni Usuarios. Menú del administrador: los 10. El personal recibe "Solo un administrador puede crear cuentas de usuario." y no se crea la cuenta</w:t>
+              <w:t xml:space="preserve">Menú del personal: 7 módulos, sin Reportes, Negocio ni Usuarios. Menú del administrador: los 10. El personal recibe "Solo un administrador puede crear cuentas de usuario." y no se crea la cuenta</w:t>
             </w:r>
           </w:p>
         </w:tc>
@@ -2143,7 +2143,7 @@
                 <w:sz w:val="17"/>
                 <w:szCs w:val="17"/>
               </w:rPr>
-              <w:t xml:space="preserve">Pago digital (proceso 15)</w:t>
+              <w:t xml:space="preserve">Forma de pago (proceso 15)</w:t>
             </w:r>
           </w:p>
         </w:tc>
@@ -2168,7 +2168,7 @@
                 <w:sz w:val="17"/>
                 <w:szCs w:val="17"/>
               </w:rPr>
-              <w:t xml:space="preserve">Tarjeta 4111 1111 1111 1111; Yape con celular 987654321 y código 123456; Yape con código 000000</w:t>
+              <w:t xml:space="preserve">Tarjeta 4111 1111 1111 1111; forma de pago "Transferencia"; 1 unidad de S/ 10.00 con Yape o Plin</w:t>
             </w:r>
           </w:p>
         </w:tc>
@@ -2193,7 +2193,7 @@
                 <w:sz w:val="17"/>
                 <w:szCs w:val="17"/>
               </w:rPr>
-              <w:t xml:space="preserve">La tarjeta (retirada de esta versión) se rechaza. El cobro aprobado genera token y autorización. El cobro rechazado no confirma la venta</w:t>
+              <w:t xml:space="preserve">La tarjeta (retirada de esta versión) y cualquier forma que no sea Efectivo o Yape o Plin se rechazan sin registros. Yape o Plin se registra como forma de pago, sin efectivo recibido, con comprobante, y suma en el turno sin cambiar el efectivo en caja</w:t>
             </w:r>
           </w:p>
         </w:tc>
@@ -2218,7 +2218,7 @@
                 <w:sz w:val="17"/>
                 <w:szCs w:val="17"/>
               </w:rPr>
-              <w:t xml:space="preserve">Tarjeta rechazada sin registros. Yape aprobado: token tok_…, autorización de 6 dígitos, venta vinculada y solo los 3 últimos dígitos del celular guardados. Código 000000: RECHAZADA con su motivo, sin venta</w:t>
+              <w:t xml:space="preserve">Tarjeta y "Transferencia" rechazadas sin registros. Venta con Yape o Plin por S/ 11.80, sin efectivo recibido y con comprobante. Turno: Yape o Plin S/ 11.80, efectivo en caja S/ 100.00. No existe la tabla de la pasarela</w:t>
             </w:r>
           </w:p>
         </w:tc>
@@ -2520,7 +2520,7 @@
                 <w:sz w:val="17"/>
                 <w:szCs w:val="17"/>
               </w:rPr>
-              <w:t xml:space="preserve">Stock vuelve a los mismos lotes; la venta queda anulada; el cobro digital queda reembolsado</w:t>
+              <w:t xml:space="preserve">Stock vuelve a los mismos lotes; la venta queda anulada y sale del cuadre del turno</w:t>
             </w:r>
           </w:p>
         </w:tc>
@@ -2545,7 +2545,7 @@
                 <w:sz w:val="17"/>
                 <w:szCs w:val="17"/>
               </w:rPr>
-              <w:t xml:space="preserve">Lotes de vuelta a 3 y 10 u., stock 13, ambas ventas ANULADA, cobro REEMBOLSADA, 3 movimientos de anulación (uno por lote)</w:t>
+              <w:t xml:space="preserve">Lotes de vuelta a 3 y 10 u., stock 13, ambas ventas ANULADA, total del turno y Yape o Plin en S/ 0.00, 3 movimientos de anulación (uno por lote)</w:t>
             </w:r>
           </w:p>
         </w:tc>
@@ -3274,7 +3274,7 @@
         <w:rPr>
           <w:rFonts w:ascii="Times New Roman" w:hAnsi="Times New Roman" w:cs="Times New Roman"/>
         </w:rPr>
-        <w:t xml:space="preserve">el documento indica que el cobro con tarjeta se retiró de esta versión. La autorización aprobada y el rechazo se prueban con Yape. Para el rechazo se usa el código 000000 de la pasarela de prueba, porque la tarjeta terminada en 0002 («fondos insuficientes») no existe en el sistema. La tarjeta 4111 1111 1111 1111 se prueba como una forma de pago que debe rechazarse.</w:t>
+        <w:t xml:space="preserve">el documento indica que el cobro con tarjeta se retiró de esta versión. Por eso la tarjeta 4111 1111 1111 1111 se prueba como una forma de pago que debe rechazarse. Desde la corrida 5 el sistema solo registra la forma de pago (CAM-01): ya no hay pasarela, token ni autorización que probar.</w:t>
       </w:r>
     </w:p>
     <w:p>
@@ -3299,7 +3299,7 @@
         <w:rPr>
           <w:rFonts w:ascii="Times New Roman" w:hAnsi="Times New Roman" w:cs="Times New Roman"/>
         </w:rPr>
-        <w:t xml:space="preserve">la venta «con tarjeta» se hace con Plin; la anulación debe dejar ese cobro reembolsado.</w:t>
+        <w:t xml:space="preserve">la venta «con tarjeta» se hace con Plin. Desde la corrida 5 se verifica que la venta anulada salga del cuadre del turno; el dinero de Yape o Plin lo devuelve el cajero desde el celular del negocio.</w:t>
       </w:r>
     </w:p>
     <w:p>
@@ -4024,6 +4024,138 @@
           </w:p>
         </w:tc>
       </w:tr>
+      <w:tr>
+        <w:trPr>
+          <w:cantSplit/>
+        </w:trPr>
+        <w:tc>
+          <w:tcPr>
+            <w:tcW w:w="1204" w:type="dxa"/>
+            <w:tcMar>
+              <w:top w:w="60" w:type="dxa"/>
+              <w:left w:w="80" w:type="dxa"/>
+              <w:bottom w:w="60" w:type="dxa"/>
+              <w:right w:w="80" w:type="dxa"/>
+            </w:tcMar>
+            <w:vAlign w:val="center"/>
+          </w:tcPr>
+          <w:p>
+            <w:pPr>
+              <w:spacing w:after="0" w:line="240" w:lineRule="auto"/>
+            </w:pPr>
+            <w:r>
+              <w:rPr>
+                <w:rFonts w:ascii="Times New Roman" w:hAnsi="Times New Roman" w:cs="Times New Roman"/>
+                <w:b/>
+                <w:bCs/>
+                <w:sz w:val="20"/>
+                <w:szCs w:val="20"/>
+              </w:rPr>
+              <w:t xml:space="preserve">Corrida 5</w:t>
+            </w:r>
+          </w:p>
+        </w:tc>
+        <w:tc>
+          <w:tcPr>
+            <w:tcW w:w="1405" w:type="dxa"/>
+            <w:tcMar>
+              <w:top w:w="60" w:type="dxa"/>
+              <w:left w:w="80" w:type="dxa"/>
+              <w:bottom w:w="60" w:type="dxa"/>
+              <w:right w:w="80" w:type="dxa"/>
+            </w:tcMar>
+            <w:vAlign w:val="center"/>
+          </w:tcPr>
+          <w:p>
+            <w:pPr>
+              <w:spacing w:after="0" w:line="240" w:lineRule="auto"/>
+            </w:pPr>
+            <w:r>
+              <w:rPr>
+                <w:rFonts w:ascii="Times New Roman" w:hAnsi="Times New Roman" w:cs="Times New Roman"/>
+                <w:sz w:val="20"/>
+                <w:szCs w:val="20"/>
+              </w:rPr>
+              <w:t xml:space="preserve">15/15</w:t>
+            </w:r>
+          </w:p>
+        </w:tc>
+        <w:tc>
+          <w:tcPr>
+            <w:tcW w:w="1305" w:type="dxa"/>
+            <w:tcMar>
+              <w:top w:w="60" w:type="dxa"/>
+              <w:left w:w="80" w:type="dxa"/>
+              <w:bottom w:w="60" w:type="dxa"/>
+              <w:right w:w="80" w:type="dxa"/>
+            </w:tcMar>
+            <w:vAlign w:val="center"/>
+          </w:tcPr>
+          <w:p>
+            <w:pPr>
+              <w:spacing w:after="0" w:line="240" w:lineRule="auto"/>
+            </w:pPr>
+            <w:r>
+              <w:rPr>
+                <w:rFonts w:ascii="Times New Roman" w:hAnsi="Times New Roman" w:cs="Times New Roman"/>
+                <w:sz w:val="20"/>
+                <w:szCs w:val="20"/>
+              </w:rPr>
+              <w:t xml:space="preserve">100 %</w:t>
+            </w:r>
+          </w:p>
+        </w:tc>
+        <w:tc>
+          <w:tcPr>
+            <w:tcW w:w="1405" w:type="dxa"/>
+            <w:tcMar>
+              <w:top w:w="60" w:type="dxa"/>
+              <w:left w:w="80" w:type="dxa"/>
+              <w:bottom w:w="60" w:type="dxa"/>
+              <w:right w:w="80" w:type="dxa"/>
+            </w:tcMar>
+            <w:vAlign w:val="center"/>
+          </w:tcPr>
+          <w:p>
+            <w:pPr>
+              <w:spacing w:after="0" w:line="240" w:lineRule="auto"/>
+            </w:pPr>
+            <w:r>
+              <w:rPr>
+                <w:rFonts w:ascii="Times New Roman" w:hAnsi="Times New Roman" w:cs="Times New Roman"/>
+                <w:sz w:val="20"/>
+                <w:szCs w:val="20"/>
+              </w:rPr>
+              <w:t xml:space="preserve">Ninguno</w:t>
+            </w:r>
+          </w:p>
+        </w:tc>
+        <w:tc>
+          <w:tcPr>
+            <w:tcW w:w="4721" w:type="dxa"/>
+            <w:tcMar>
+              <w:top w:w="60" w:type="dxa"/>
+              <w:left w:w="80" w:type="dxa"/>
+              <w:bottom w:w="60" w:type="dxa"/>
+              <w:right w:w="80" w:type="dxa"/>
+            </w:tcMar>
+            <w:vAlign w:val="center"/>
+          </w:tcPr>
+          <w:p>
+            <w:pPr>
+              <w:spacing w:after="0" w:line="240" w:lineRule="auto"/>
+            </w:pPr>
+            <w:r>
+              <w:rPr>
+                <w:rFonts w:ascii="Times New Roman" w:hAnsi="Times New Roman" w:cs="Times New Roman"/>
+                <w:sz w:val="20"/>
+                <w:szCs w:val="20"/>
+              </w:rPr>
+              <w:t xml:space="preserve">Regresión tras quitar la pasarela de pago simulada (CAM-01): Yape o Plin solo se registra como forma de pago. CP-02 (la sección Pagos pasó a llamarse Negocio), CP-09 y CP-11 se ajustaron al cambio</w:t>
+            </w:r>
+          </w:p>
+        </w:tc>
+      </w:tr>
     </w:tbl>
     <w:p>
       <w:pPr>
@@ -4039,7 +4171,7 @@
         <w:rPr>
           <w:rFonts w:ascii="Times New Roman" w:hAnsi="Times New Roman" w:cs="Times New Roman"/>
         </w:rPr>
-        <w:t xml:space="preserve">Estado por corrida de los casos que cambiaron (los otros 13 casos pasaron en las cuatro corridas):</w:t>
+        <w:t xml:space="preserve">Estado por corrida de los casos que cambiaron (los otros 13 casos pasaron en las cinco corridas):</w:t>
       </w:r>
     </w:p>
     <w:tbl>
@@ -4061,11 +4193,12 @@
         <w:tblLook w:val="04A0" w:firstRow="1" w:lastRow="0" w:firstColumn="1" w:lastColumn="0" w:noHBand="0" w:noVBand="1"/>
       </w:tblPr>
       <w:tblGrid>
-        <w:gridCol w:w="3614"/>
-        <w:gridCol w:w="1606"/>
-        <w:gridCol w:w="1606"/>
-        <w:gridCol w:w="1606"/>
-        <w:gridCol w:w="1608"/>
+        <w:gridCol w:w="3012"/>
+        <w:gridCol w:w="1405"/>
+        <w:gridCol w:w="1405"/>
+        <w:gridCol w:w="1405"/>
+        <w:gridCol w:w="1405"/>
+        <w:gridCol w:w="1408"/>
       </w:tblGrid>
       <w:tr>
         <w:trPr>
@@ -4074,7 +4207,7 @@
         </w:trPr>
         <w:tc>
           <w:tcPr>
-            <w:tcW w:w="3614" w:type="dxa"/>
+            <w:tcW w:w="3012" w:type="dxa"/>
             <w:shd w:val="clear" w:color="auto" w:fill="D9D9D9"/>
             <w:tcMar>
               <w:top w:w="60" w:type="dxa"/>
@@ -4093,8 +4226,8 @@
                 <w:rFonts w:ascii="Times New Roman" w:hAnsi="Times New Roman" w:cs="Times New Roman"/>
                 <w:b/>
                 <w:bCs/>
-                <w:sz w:val="20"/>
-                <w:szCs w:val="20"/>
+                <w:sz w:val="17"/>
+                <w:szCs w:val="17"/>
               </w:rPr>
               <w:t xml:space="preserve">Caso</w:t>
             </w:r>
@@ -4102,7 +4235,7 @@
         </w:tc>
         <w:tc>
           <w:tcPr>
-            <w:tcW w:w="1606" w:type="dxa"/>
+            <w:tcW w:w="1405" w:type="dxa"/>
             <w:shd w:val="clear" w:color="auto" w:fill="D9D9D9"/>
             <w:tcMar>
               <w:top w:w="60" w:type="dxa"/>
@@ -4121,8 +4254,8 @@
                 <w:rFonts w:ascii="Times New Roman" w:hAnsi="Times New Roman" w:cs="Times New Roman"/>
                 <w:b/>
                 <w:bCs/>
-                <w:sz w:val="20"/>
-                <w:szCs w:val="20"/>
+                <w:sz w:val="17"/>
+                <w:szCs w:val="17"/>
               </w:rPr>
               <w:t xml:space="preserve">Corrida 1</w:t>
             </w:r>
@@ -4130,7 +4263,7 @@
         </w:tc>
         <w:tc>
           <w:tcPr>
-            <w:tcW w:w="1606" w:type="dxa"/>
+            <w:tcW w:w="1405" w:type="dxa"/>
             <w:shd w:val="clear" w:color="auto" w:fill="D9D9D9"/>
             <w:tcMar>
               <w:top w:w="60" w:type="dxa"/>
@@ -4149,8 +4282,8 @@
                 <w:rFonts w:ascii="Times New Roman" w:hAnsi="Times New Roman" w:cs="Times New Roman"/>
                 <w:b/>
                 <w:bCs/>
-                <w:sz w:val="20"/>
-                <w:szCs w:val="20"/>
+                <w:sz w:val="17"/>
+                <w:szCs w:val="17"/>
               </w:rPr>
               <w:t xml:space="preserve">Corrida 2</w:t>
             </w:r>
@@ -4158,7 +4291,7 @@
         </w:tc>
         <w:tc>
           <w:tcPr>
-            <w:tcW w:w="1606" w:type="dxa"/>
+            <w:tcW w:w="1405" w:type="dxa"/>
             <w:shd w:val="clear" w:color="auto" w:fill="D9D9D9"/>
             <w:tcMar>
               <w:top w:w="60" w:type="dxa"/>
@@ -4177,8 +4310,8 @@
                 <w:rFonts w:ascii="Times New Roman" w:hAnsi="Times New Roman" w:cs="Times New Roman"/>
                 <w:b/>
                 <w:bCs/>
-                <w:sz w:val="20"/>
-                <w:szCs w:val="20"/>
+                <w:sz w:val="17"/>
+                <w:szCs w:val="17"/>
               </w:rPr>
               <w:t xml:space="preserve">Corrida 3</w:t>
             </w:r>
@@ -4186,7 +4319,7 @@
         </w:tc>
         <w:tc>
           <w:tcPr>
-            <w:tcW w:w="1608" w:type="dxa"/>
+            <w:tcW w:w="1405" w:type="dxa"/>
             <w:shd w:val="clear" w:color="auto" w:fill="D9D9D9"/>
             <w:tcMar>
               <w:top w:w="60" w:type="dxa"/>
@@ -4205,10 +4338,38 @@
                 <w:rFonts w:ascii="Times New Roman" w:hAnsi="Times New Roman" w:cs="Times New Roman"/>
                 <w:b/>
                 <w:bCs/>
-                <w:sz w:val="20"/>
-                <w:szCs w:val="20"/>
+                <w:sz w:val="17"/>
+                <w:szCs w:val="17"/>
               </w:rPr>
               <w:t xml:space="preserve">Corrida 4</w:t>
+            </w:r>
+          </w:p>
+        </w:tc>
+        <w:tc>
+          <w:tcPr>
+            <w:tcW w:w="1408" w:type="dxa"/>
+            <w:shd w:val="clear" w:color="auto" w:fill="D9D9D9"/>
+            <w:tcMar>
+              <w:top w:w="60" w:type="dxa"/>
+              <w:left w:w="80" w:type="dxa"/>
+              <w:bottom w:w="60" w:type="dxa"/>
+              <w:right w:w="80" w:type="dxa"/>
+            </w:tcMar>
+            <w:vAlign w:val="center"/>
+          </w:tcPr>
+          <w:p>
+            <w:pPr>
+              <w:spacing w:after="0" w:line="240" w:lineRule="auto"/>
+            </w:pPr>
+            <w:r>
+              <w:rPr>
+                <w:rFonts w:ascii="Times New Roman" w:hAnsi="Times New Roman" w:cs="Times New Roman"/>
+                <w:b/>
+                <w:bCs/>
+                <w:sz w:val="17"/>
+                <w:szCs w:val="17"/>
+              </w:rPr>
+              <w:t xml:space="preserve">Corrida 5</w:t>
             </w:r>
           </w:p>
         </w:tc>
@@ -4219,26 +4380,26 @@
         </w:trPr>
         <w:tc>
           <w:tcPr>
-            <w:tcW w:w="3614" w:type="dxa"/>
-            <w:tcMar>
-              <w:top w:w="60" w:type="dxa"/>
-              <w:left w:w="80" w:type="dxa"/>
-              <w:bottom w:w="60" w:type="dxa"/>
-              <w:right w:w="80" w:type="dxa"/>
-            </w:tcMar>
-            <w:vAlign w:val="center"/>
-          </w:tcPr>
-          <w:p>
-            <w:pPr>
-              <w:spacing w:after="0" w:line="240" w:lineRule="auto"/>
-            </w:pPr>
-            <w:r>
-              <w:rPr>
-                <w:rFonts w:ascii="Times New Roman" w:hAnsi="Times New Roman" w:cs="Times New Roman"/>
-                <w:b/>
-                <w:bCs/>
-                <w:sz w:val="20"/>
-                <w:szCs w:val="20"/>
+            <w:tcW w:w="3012" w:type="dxa"/>
+            <w:tcMar>
+              <w:top w:w="60" w:type="dxa"/>
+              <w:left w:w="80" w:type="dxa"/>
+              <w:bottom w:w="60" w:type="dxa"/>
+              <w:right w:w="80" w:type="dxa"/>
+            </w:tcMar>
+            <w:vAlign w:val="center"/>
+          </w:tcPr>
+          <w:p>
+            <w:pPr>
+              <w:spacing w:after="0" w:line="240" w:lineRule="auto"/>
+            </w:pPr>
+            <w:r>
+              <w:rPr>
+                <w:rFonts w:ascii="Times New Roman" w:hAnsi="Times New Roman" w:cs="Times New Roman"/>
+                <w:b/>
+                <w:bCs/>
+                <w:sz w:val="17"/>
+                <w:szCs w:val="17"/>
               </w:rPr>
               <w:t xml:space="preserve">CP-02 Restricción por rol</w:t>
             </w:r>
@@ -4246,7 +4407,7 @@
         </w:tc>
         <w:tc>
           <w:tcPr>
-            <w:tcW w:w="1606" w:type="dxa"/>
+            <w:tcW w:w="1405" w:type="dxa"/>
             <w:shd w:val="clear" w:color="auto" w:fill="FBE4E4"/>
             <w:tcMar>
               <w:top w:w="60" w:type="dxa"/>
@@ -4266,8 +4427,8 @@
                 <w:b/>
                 <w:bCs/>
                 <w:color w:val="C00000"/>
-                <w:sz w:val="20"/>
-                <w:szCs w:val="20"/>
+                <w:sz w:val="17"/>
+                <w:szCs w:val="17"/>
               </w:rPr>
               <w:t xml:space="preserve">Falló</w:t>
             </w:r>
@@ -4275,7 +4436,7 @@
         </w:tc>
         <w:tc>
           <w:tcPr>
-            <w:tcW w:w="1606" w:type="dxa"/>
+            <w:tcW w:w="1405" w:type="dxa"/>
             <w:shd w:val="clear" w:color="auto" w:fill="E2F0D9"/>
             <w:tcMar>
               <w:top w:w="60" w:type="dxa"/>
@@ -4295,8 +4456,8 @@
                 <w:b/>
                 <w:bCs/>
                 <w:color w:val="1E7B34"/>
-                <w:sz w:val="20"/>
-                <w:szCs w:val="20"/>
+                <w:sz w:val="17"/>
+                <w:szCs w:val="17"/>
               </w:rPr>
               <w:t xml:space="preserve">Pasó</w:t>
             </w:r>
@@ -4304,7 +4465,7 @@
         </w:tc>
         <w:tc>
           <w:tcPr>
-            <w:tcW w:w="1606" w:type="dxa"/>
+            <w:tcW w:w="1405" w:type="dxa"/>
             <w:shd w:val="clear" w:color="auto" w:fill="E2F0D9"/>
             <w:tcMar>
               <w:top w:w="60" w:type="dxa"/>
@@ -4324,8 +4485,8 @@
                 <w:b/>
                 <w:bCs/>
                 <w:color w:val="1E7B34"/>
-                <w:sz w:val="20"/>
-                <w:szCs w:val="20"/>
+                <w:sz w:val="17"/>
+                <w:szCs w:val="17"/>
               </w:rPr>
               <w:t xml:space="preserve">Pasó</w:t>
             </w:r>
@@ -4333,7 +4494,7 @@
         </w:tc>
         <w:tc>
           <w:tcPr>
-            <w:tcW w:w="1608" w:type="dxa"/>
+            <w:tcW w:w="1405" w:type="dxa"/>
             <w:shd w:val="clear" w:color="auto" w:fill="E2F0D9"/>
             <w:tcMar>
               <w:top w:w="60" w:type="dxa"/>
@@ -4353,8 +4514,37 @@
                 <w:b/>
                 <w:bCs/>
                 <w:color w:val="1E7B34"/>
-                <w:sz w:val="20"/>
-                <w:szCs w:val="20"/>
+                <w:sz w:val="17"/>
+                <w:szCs w:val="17"/>
+              </w:rPr>
+              <w:t xml:space="preserve">Pasó</w:t>
+            </w:r>
+          </w:p>
+        </w:tc>
+        <w:tc>
+          <w:tcPr>
+            <w:tcW w:w="1408" w:type="dxa"/>
+            <w:shd w:val="clear" w:color="auto" w:fill="E2F0D9"/>
+            <w:tcMar>
+              <w:top w:w="60" w:type="dxa"/>
+              <w:left w:w="80" w:type="dxa"/>
+              <w:bottom w:w="60" w:type="dxa"/>
+              <w:right w:w="80" w:type="dxa"/>
+            </w:tcMar>
+            <w:vAlign w:val="center"/>
+          </w:tcPr>
+          <w:p>
+            <w:pPr>
+              <w:spacing w:after="0" w:line="240" w:lineRule="auto"/>
+            </w:pPr>
+            <w:r>
+              <w:rPr>
+                <w:rFonts w:ascii="Times New Roman" w:hAnsi="Times New Roman" w:cs="Times New Roman"/>
+                <w:b/>
+                <w:bCs/>
+                <w:color w:val="1E7B34"/>
+                <w:sz w:val="17"/>
+                <w:szCs w:val="17"/>
               </w:rPr>
               <w:t xml:space="preserve">Pasó</w:t>
             </w:r>
@@ -4367,27 +4557,27 @@
         </w:trPr>
         <w:tc>
           <w:tcPr>
-            <w:tcW w:w="3614" w:type="dxa"/>
-            <w:shd w:val="clear" w:color="auto" w:fill="F2F2F2"/>
-            <w:tcMar>
-              <w:top w:w="60" w:type="dxa"/>
-              <w:left w:w="80" w:type="dxa"/>
-              <w:bottom w:w="60" w:type="dxa"/>
-              <w:right w:w="80" w:type="dxa"/>
-            </w:tcMar>
-            <w:vAlign w:val="center"/>
-          </w:tcPr>
-          <w:p>
-            <w:pPr>
-              <w:spacing w:after="0" w:line="240" w:lineRule="auto"/>
-            </w:pPr>
-            <w:r>
-              <w:rPr>
-                <w:rFonts w:ascii="Times New Roman" w:hAnsi="Times New Roman" w:cs="Times New Roman"/>
-                <w:b/>
-                <w:bCs/>
-                <w:sz w:val="20"/>
-                <w:szCs w:val="20"/>
+            <w:tcW w:w="3012" w:type="dxa"/>
+            <w:shd w:val="clear" w:color="auto" w:fill="F2F2F2"/>
+            <w:tcMar>
+              <w:top w:w="60" w:type="dxa"/>
+              <w:left w:w="80" w:type="dxa"/>
+              <w:bottom w:w="60" w:type="dxa"/>
+              <w:right w:w="80" w:type="dxa"/>
+            </w:tcMar>
+            <w:vAlign w:val="center"/>
+          </w:tcPr>
+          <w:p>
+            <w:pPr>
+              <w:spacing w:after="0" w:line="240" w:lineRule="auto"/>
+            </w:pPr>
+            <w:r>
+              <w:rPr>
+                <w:rFonts w:ascii="Times New Roman" w:hAnsi="Times New Roman" w:cs="Times New Roman"/>
+                <w:b/>
+                <w:bCs/>
+                <w:sz w:val="17"/>
+                <w:szCs w:val="17"/>
               </w:rPr>
               <w:t xml:space="preserve">CP-06 Descuento VIP</w:t>
             </w:r>
@@ -4395,7 +4585,7 @@
         </w:tc>
         <w:tc>
           <w:tcPr>
-            <w:tcW w:w="1606" w:type="dxa"/>
+            <w:tcW w:w="1405" w:type="dxa"/>
             <w:shd w:val="clear" w:color="auto" w:fill="FBE4E4"/>
             <w:tcMar>
               <w:top w:w="60" w:type="dxa"/>
@@ -4415,8 +4605,8 @@
                 <w:b/>
                 <w:bCs/>
                 <w:color w:val="C00000"/>
-                <w:sz w:val="20"/>
-                <w:szCs w:val="20"/>
+                <w:sz w:val="17"/>
+                <w:szCs w:val="17"/>
               </w:rPr>
               <w:t xml:space="preserve">Falló</w:t>
             </w:r>
@@ -4424,7 +4614,7 @@
         </w:tc>
         <w:tc>
           <w:tcPr>
-            <w:tcW w:w="1606" w:type="dxa"/>
+            <w:tcW w:w="1405" w:type="dxa"/>
             <w:shd w:val="clear" w:color="auto" w:fill="FBE4E4"/>
             <w:tcMar>
               <w:top w:w="60" w:type="dxa"/>
@@ -4444,8 +4634,8 @@
                 <w:b/>
                 <w:bCs/>
                 <w:color w:val="C00000"/>
-                <w:sz w:val="20"/>
-                <w:szCs w:val="20"/>
+                <w:sz w:val="17"/>
+                <w:szCs w:val="17"/>
               </w:rPr>
               <w:t xml:space="preserve">Falló</w:t>
             </w:r>
@@ -4453,7 +4643,7 @@
         </w:tc>
         <w:tc>
           <w:tcPr>
-            <w:tcW w:w="1606" w:type="dxa"/>
+            <w:tcW w:w="1405" w:type="dxa"/>
             <w:shd w:val="clear" w:color="auto" w:fill="E2F0D9"/>
             <w:tcMar>
               <w:top w:w="60" w:type="dxa"/>
@@ -4473,8 +4663,8 @@
                 <w:b/>
                 <w:bCs/>
                 <w:color w:val="1E7B34"/>
-                <w:sz w:val="20"/>
-                <w:szCs w:val="20"/>
+                <w:sz w:val="17"/>
+                <w:szCs w:val="17"/>
               </w:rPr>
               <w:t xml:space="preserve">Pasó</w:t>
             </w:r>
@@ -4482,7 +4672,7 @@
         </w:tc>
         <w:tc>
           <w:tcPr>
-            <w:tcW w:w="1608" w:type="dxa"/>
+            <w:tcW w:w="1405" w:type="dxa"/>
             <w:shd w:val="clear" w:color="auto" w:fill="E2F0D9"/>
             <w:tcMar>
               <w:top w:w="60" w:type="dxa"/>
@@ -4502,8 +4692,37 @@
                 <w:b/>
                 <w:bCs/>
                 <w:color w:val="1E7B34"/>
-                <w:sz w:val="20"/>
-                <w:szCs w:val="20"/>
+                <w:sz w:val="17"/>
+                <w:szCs w:val="17"/>
+              </w:rPr>
+              <w:t xml:space="preserve">Pasó</w:t>
+            </w:r>
+          </w:p>
+        </w:tc>
+        <w:tc>
+          <w:tcPr>
+            <w:tcW w:w="1408" w:type="dxa"/>
+            <w:shd w:val="clear" w:color="auto" w:fill="E2F0D9"/>
+            <w:tcMar>
+              <w:top w:w="60" w:type="dxa"/>
+              <w:left w:w="80" w:type="dxa"/>
+              <w:bottom w:w="60" w:type="dxa"/>
+              <w:right w:w="80" w:type="dxa"/>
+            </w:tcMar>
+            <w:vAlign w:val="center"/>
+          </w:tcPr>
+          <w:p>
+            <w:pPr>
+              <w:spacing w:after="0" w:line="240" w:lineRule="auto"/>
+            </w:pPr>
+            <w:r>
+              <w:rPr>
+                <w:rFonts w:ascii="Times New Roman" w:hAnsi="Times New Roman" w:cs="Times New Roman"/>
+                <w:b/>
+                <w:bCs/>
+                <w:color w:val="1E7B34"/>
+                <w:sz w:val="17"/>
+                <w:szCs w:val="17"/>
               </w:rPr>
               <w:t xml:space="preserve">Pasó</w:t>
             </w:r>
@@ -4533,7 +4752,7 @@
         <w:rPr>
           <w:rFonts w:ascii="Times New Roman" w:hAnsi="Times New Roman" w:cs="Times New Roman"/>
         </w:rPr>
-        <w:t xml:space="preserve">15 de 15 casos aprobados (100 %) en las corridas 3 y 4. Cada corrida dura unos 15 segundos y se puede repetir.</w:t>
+        <w:t xml:space="preserve">15 de 15 casos aprobados (100 %) en las corridas 3, 4 y 5. Cada corrida dura unos 15 segundos y se puede repetir.</w:t>
       </w:r>
     </w:p>
     <w:p>
@@ -4574,6 +4793,26 @@
           <w:rFonts w:ascii="Times New Roman" w:hAnsi="Times New Roman" w:cs="Times New Roman"/>
         </w:rPr>
         <w:t xml:space="preserve">el personal puede aplicar hasta 10 % de descuento manual (10,5 % se rechaza) y el VIP de 15 % de un cliente Platino se respeta; el administrador aplicó 30 %. Los diálogos muestran Aceptar, Cancelar, Sí, No y Guardar. respaldo.bat pausa al terminar y no pausa con /sinpausa, y conserva sus códigos de salida (0 y 1).</w:t>
+      </w:r>
+    </w:p>
+    <w:p>
+      <w:pPr>
+        <w:spacing w:after="120"/>
+        <w:jc w:val="both"/>
+      </w:pPr>
+      <w:r>
+        <w:rPr>
+          <w:rFonts w:ascii="Times New Roman" w:hAnsi="Times New Roman" w:cs="Times New Roman"/>
+          <w:b/>
+          <w:bCs/>
+        </w:rPr>
+        <w:t xml:space="preserve">Verificaciones adicionales (corrida 5): </w:t>
+      </w:r>
+      <w:r>
+        <w:rPr>
+          <w:rFonts w:ascii="Times New Roman" w:hAnsi="Times New Roman" w:cs="Times New Roman"/>
+        </w:rPr>
+        <w:t xml:space="preserve">la aplicación compila sin la pasarela de pago simulada. Al iniciar, el sistema borra la tabla de transacciones de la pasarela y su configuración en las bases creadas con versiones anteriores, y la copia de la base de datos ya no las incluye.</w:t>
       </w:r>
     </w:p>
     <w:p>
@@ -5567,6 +5806,138 @@
           </w:p>
         </w:tc>
       </w:tr>
+      <w:tr>
+        <w:trPr>
+          <w:cantSplit/>
+        </w:trPr>
+        <w:tc>
+          <w:tcPr>
+            <w:tcW w:w="1104" w:type="dxa"/>
+            <w:tcMar>
+              <w:top w:w="60" w:type="dxa"/>
+              <w:left w:w="80" w:type="dxa"/>
+              <w:bottom w:w="60" w:type="dxa"/>
+              <w:right w:w="80" w:type="dxa"/>
+            </w:tcMar>
+            <w:vAlign w:val="center"/>
+          </w:tcPr>
+          <w:p>
+            <w:pPr>
+              <w:spacing w:after="0" w:line="240" w:lineRule="auto"/>
+            </w:pPr>
+            <w:r>
+              <w:rPr>
+                <w:rFonts w:ascii="Times New Roman" w:hAnsi="Times New Roman" w:cs="Times New Roman"/>
+                <w:b/>
+                <w:bCs/>
+                <w:sz w:val="20"/>
+                <w:szCs w:val="20"/>
+              </w:rPr>
+              <w:t xml:space="preserve">CAM-01</w:t>
+            </w:r>
+          </w:p>
+        </w:tc>
+        <w:tc>
+          <w:tcPr>
+            <w:tcW w:w="903" w:type="dxa"/>
+            <w:tcMar>
+              <w:top w:w="60" w:type="dxa"/>
+              <w:left w:w="80" w:type="dxa"/>
+              <w:bottom w:w="60" w:type="dxa"/>
+              <w:right w:w="80" w:type="dxa"/>
+            </w:tcMar>
+            <w:vAlign w:val="center"/>
+          </w:tcPr>
+          <w:p>
+            <w:pPr>
+              <w:spacing w:after="0" w:line="240" w:lineRule="auto"/>
+            </w:pPr>
+            <w:r>
+              <w:rPr>
+                <w:rFonts w:ascii="Times New Roman" w:hAnsi="Times New Roman" w:cs="Times New Roman"/>
+                <w:sz w:val="20"/>
+                <w:szCs w:val="20"/>
+              </w:rPr>
+              <w:t xml:space="preserve">CP-02, CP-09, CP-11</w:t>
+            </w:r>
+          </w:p>
+        </w:tc>
+        <w:tc>
+          <w:tcPr>
+            <w:tcW w:w="4919" w:type="dxa"/>
+            <w:tcMar>
+              <w:top w:w="60" w:type="dxa"/>
+              <w:left w:w="80" w:type="dxa"/>
+              <w:bottom w:w="60" w:type="dxa"/>
+              <w:right w:w="80" w:type="dxa"/>
+            </w:tcMar>
+            <w:vAlign w:val="center"/>
+          </w:tcPr>
+          <w:p>
+            <w:pPr>
+              <w:spacing w:after="0" w:line="240" w:lineRule="auto"/>
+            </w:pPr>
+            <w:r>
+              <w:rPr>
+                <w:rFonts w:ascii="Times New Roman" w:hAnsi="Times New Roman" w:cs="Times New Roman"/>
+                <w:sz w:val="20"/>
+                <w:szCs w:val="20"/>
+              </w:rPr>
+              <w:t xml:space="preserve">Cambio de alcance, no defecto: el equipo decidió quitar la pasarela de pago simulada, porque el sistema solo registra la forma de pago. El cajero confirma el pago con Yape o Plin en el celular del negocio; la sección Pagos pasó a ser Negocio (solo los datos del comprobante)</w:t>
+            </w:r>
+          </w:p>
+        </w:tc>
+        <w:tc>
+          <w:tcPr>
+            <w:tcW w:w="1305" w:type="dxa"/>
+            <w:tcMar>
+              <w:top w:w="60" w:type="dxa"/>
+              <w:left w:w="80" w:type="dxa"/>
+              <w:bottom w:w="60" w:type="dxa"/>
+              <w:right w:w="80" w:type="dxa"/>
+            </w:tcMar>
+            <w:vAlign w:val="center"/>
+          </w:tcPr>
+          <w:p>
+            <w:pPr>
+              <w:spacing w:after="0" w:line="240" w:lineRule="auto"/>
+            </w:pPr>
+            <w:r>
+              <w:rPr>
+                <w:rFonts w:ascii="Times New Roman" w:hAnsi="Times New Roman" w:cs="Times New Roman"/>
+                <w:sz w:val="20"/>
+                <w:szCs w:val="20"/>
+              </w:rPr>
+              <w:t xml:space="preserve">—</w:t>
+            </w:r>
+          </w:p>
+        </w:tc>
+        <w:tc>
+          <w:tcPr>
+            <w:tcW w:w="1809" w:type="dxa"/>
+            <w:tcMar>
+              <w:top w:w="60" w:type="dxa"/>
+              <w:left w:w="80" w:type="dxa"/>
+              <w:bottom w:w="60" w:type="dxa"/>
+              <w:right w:w="80" w:type="dxa"/>
+            </w:tcMar>
+            <w:vAlign w:val="center"/>
+          </w:tcPr>
+          <w:p>
+            <w:pPr>
+              <w:spacing w:after="0" w:line="240" w:lineRule="auto"/>
+            </w:pPr>
+            <w:r>
+              <w:rPr>
+                <w:rFonts w:ascii="Times New Roman" w:hAnsi="Times New Roman" w:cs="Times New Roman"/>
+                <w:sz w:val="20"/>
+                <w:szCs w:val="20"/>
+              </w:rPr>
+              <w:t xml:space="preserve">Aplicado y verificado (corrida 5)</w:t>
+            </w:r>
+          </w:p>
+        </w:tc>
+      </w:tr>
     </w:tbl>
     <w:p>
       <w:pPr>
@@ -5582,7 +5953,7 @@
         <w:rPr>
           <w:rFonts w:ascii="Times New Roman" w:hAnsi="Times New Roman" w:cs="Times New Roman"/>
         </w:rPr>
-        <w:t xml:space="preserve">OBS-02 a OBS-05 se encontraron al revisar el código para escribir los manuales de usuario, no con los casos automatizados. Limitaciones conocidas que se dejan documentadas:</w:t>
+        <w:t xml:space="preserve">OBS-02 a OBS-05 se encontraron al revisar el código para escribir los manuales de usuario, no con los casos automatizados. CAM-01 no es un defecto, sino un cambio de alcance decidido por el equipo: el sistema solo registra la forma de pago. Limitaciones conocidas que se dejan documentadas:</w:t>
       </w:r>
     </w:p>
     <w:p>
@@ -5663,7 +6034,7 @@
         <w:rPr>
           <w:rFonts w:ascii="Times New Roman" w:hAnsi="Times New Roman" w:cs="Times New Roman"/>
         </w:rPr>
-        <w:t xml:space="preserve">Los procesos centrales cumplen las reglas de negocio del documento: los 15 casos aprueban en las corridas 3 y 4.</w:t>
+        <w:t xml:space="preserve">Los procesos centrales cumplen las reglas de negocio del documento: los 15 casos aprueban en las corridas 3, 4 y 5.</w:t>
       </w:r>
     </w:p>
     <w:p>
@@ -5680,7 +6051,7 @@
         <w:rPr>
           <w:rFonts w:ascii="Times New Roman" w:hAnsi="Times New Roman" w:cs="Times New Roman"/>
         </w:rPr>
-        <w:t xml:space="preserve">Todas las operaciones rechazadas (sin turno, stock insuficiente, cobro rechazado, turno cerrado y tarjeta) se revierten sin dejar registros parciales.</w:t>
+        <w:t xml:space="preserve">Todas las operaciones rechazadas (sin turno, stock insuficiente, forma de pago no admitida, turno cerrado y tarjeta) se revierten sin dejar registros parciales.</w:t>
       </w:r>
     </w:p>
     <w:p>
@@ -5715,6 +6086,23 @@
           <w:rFonts w:ascii="Times New Roman" w:hAnsi="Times New Roman" w:cs="Times New Roman"/>
         </w:rPr>
         <w:t xml:space="preserve">La revisión para los manuales encontró cuatro observaciones menores (OBS-02 a OBS-05), que se corrigieron; la corrida 4 confirmó que los 15 casos siguen aprobando.</w:t>
+      </w:r>
+    </w:p>
+    <w:p>
+      <w:pPr>
+        <w:pStyle w:val="Prrafodelista"/>
+        <w:numPr>
+          <w:ilvl w:val="0"/>
+          <w:numId w:val="1"/>
+        </w:numPr>
+        <w:spacing w:after="60"/>
+        <w:jc w:val="both"/>
+      </w:pPr>
+      <w:r>
+        <w:rPr>
+          <w:rFonts w:ascii="Times New Roman" w:hAnsi="Times New Roman" w:cs="Times New Roman"/>
+        </w:rPr>
+        <w:t xml:space="preserve">El equipo quitó la pasarela de pago simulada (CAM-01), porque el sistema solo registra la forma de pago; la corrida 5 confirmó que los 15 casos siguen aprobando.</w:t>
       </w:r>
     </w:p>
     <w:p>

--- a/docs/pruebas/Capitulo_Pruebas.docx
+++ b/docs/pruebas/Capitulo_Pruebas.docx
@@ -1,18 +1,13 @@
 
 <file path=word/document.xml><?xml version="1.0" encoding="utf-8"?>
-<w:document xmlns:w="http://schemas.openxmlformats.org/wordprocessingml/2006/main" xmlns:r="http://schemas.openxmlformats.org/officeDocument/2006/relationships">
+<w:document xmlns:wpc="http://schemas.microsoft.com/office/word/2010/wordprocessingCanvas" xmlns:cx="http://schemas.microsoft.com/office/drawing/2014/chartex" xmlns:cx1="http://schemas.microsoft.com/office/drawing/2015/9/8/chartex" xmlns:cx2="http://schemas.microsoft.com/office/drawing/2015/10/21/chartex" xmlns:cx3="http://schemas.microsoft.com/office/drawing/2016/5/9/chartex" xmlns:cx4="http://schemas.microsoft.com/office/drawing/2016/5/10/chartex" xmlns:cx5="http://schemas.microsoft.com/office/drawing/2016/5/11/chartex" xmlns:cx6="http://schemas.microsoft.com/office/drawing/2016/5/12/chartex" xmlns:cx7="http://schemas.microsoft.com/office/drawing/2016/5/13/chartex" xmlns:cx8="http://schemas.microsoft.com/office/drawing/2016/5/14/chartex" xmlns:mc="http://schemas.openxmlformats.org/markup-compatibility/2006" xmlns:aink="http://schemas.microsoft.com/office/drawing/2016/ink" xmlns:am3d="http://schemas.microsoft.com/office/drawing/2017/model3d" xmlns:o="urn:schemas-microsoft-com:office:office" xmlns:oel="http://schemas.microsoft.com/office/2019/extlst" xmlns:r="http://schemas.openxmlformats.org/officeDocument/2006/relationships" xmlns:m="http://schemas.openxmlformats.org/officeDocument/2006/math" xmlns:v="urn:schemas-microsoft-com:vml" xmlns:wp14="http://schemas.microsoft.com/office/word/2010/wordprocessingDrawing" xmlns:wp="http://schemas.openxmlformats.org/drawingml/2006/wordprocessingDrawing" xmlns:w10="urn:schemas-microsoft-com:office:word" xmlns:w="http://schemas.openxmlformats.org/wordprocessingml/2006/main" xmlns:w14="http://schemas.microsoft.com/office/word/2010/wordml" xmlns:w15="http://schemas.microsoft.com/office/word/2012/wordml" xmlns:w16cex="http://schemas.microsoft.com/office/word/2018/wordml/cex" xmlns:w16cid="http://schemas.microsoft.com/office/word/2016/wordml/cid" xmlns:w16="http://schemas.microsoft.com/office/word/2018/wordml" xmlns:w16sdtdh="http://schemas.microsoft.com/office/word/2020/wordml/sdtdatahash" xmlns:w16se="http://schemas.microsoft.com/office/word/2015/wordml/symex" xmlns:wpg="http://schemas.microsoft.com/office/word/2010/wordprocessingGroup" xmlns:wpi="http://schemas.microsoft.com/office/word/2010/wordprocessingInk" xmlns:wne="http://schemas.microsoft.com/office/word/2006/wordml" xmlns:wps="http://schemas.microsoft.com/office/word/2010/wordprocessingShape" mc:Ignorable="w14 w15 w16se w16cid w16 w16cex w16sdtdh wp14">
   <w:body>
     <w:p>
       <w:pPr>
         <w:pStyle w:val="Ttulo1"/>
       </w:pPr>
       <w:r>
-        <w:rPr>
-          <w:rFonts w:ascii="Times New Roman" w:hAnsi="Times New Roman" w:cs="Times New Roman"/>
-          <w:b/>
-          <w:bCs/>
-        </w:rPr>
-        <w:t xml:space="preserve">Capítulo de Pruebas del Sistema</w:t>
+        <w:t>Capítulo de Pruebas del Sistema</w:t>
       </w:r>
     </w:p>
     <w:p>
@@ -22,10 +17,9 @@
       </w:pPr>
       <w:r>
         <w:rPr>
-          <w:rFonts w:ascii="Times New Roman" w:hAnsi="Times New Roman" w:cs="Times New Roman"/>
           <w:color w:val="595959"/>
         </w:rPr>
-        <w:t xml:space="preserve">Seipo — Sistema de venta e inventario. Pruebas automatizadas de caja negra ejecutadas el 19/10/2026.</w:t>
+        <w:t>Seipo — Sistema de venta e inventario. Pruebas automatizadas de caja negra ejecutadas el 19/10/2026 (corridas 1 a 5) y el 29/10/2026 (corridas 6 y 7).</w:t>
       </w:r>
     </w:p>
     <w:p>
@@ -33,24 +27,15 @@
         <w:pStyle w:val="Ttulo2"/>
       </w:pPr>
       <w:r>
-        <w:rPr>
-          <w:rFonts w:ascii="Times New Roman" w:hAnsi="Times New Roman" w:cs="Times New Roman"/>
-          <w:b/>
-          <w:bCs/>
-        </w:rPr>
-        <w:t xml:space="preserve">1. Objetivo y alcance</w:t>
+        <w:t>1. Objetivo y alcance</w:t>
       </w:r>
     </w:p>
     <w:p>
       <w:pPr>
-        <w:spacing w:after="120"/>
         <w:jc w:val="both"/>
       </w:pPr>
       <w:r>
-        <w:rPr>
-          <w:rFonts w:ascii="Times New Roman" w:hAnsi="Times New Roman" w:cs="Times New Roman"/>
-        </w:rPr>
-        <w:t xml:space="preserve">Verificar con pruebas automatizadas que Seipo cumple las reglas de negocio descritas en este documento en sus procesos principales: acceso y roles, turno de caja, venta con IGV y redondeo, descuento VIP, FEFO, forma de pago, comprobantes, anulación, mermas, compras, cierre de caja y reportes. Se ejecutaron 15 casos de prueba (CP-01 a CP-15) sobre la lógica de negocio y la base de datos. La interfaz gráfica solo se usó para comprobar qué módulos ve cada rol.</w:t>
+        <w:t>Verificar con pruebas automatizadas que Seipo cumple las reglas de negocio descritas en este documento en sus procesos principales: acceso y roles, turno de caja, venta con IGV y redondeo, descuento VIP, FEFO, forma de pago, comprobantes, anulación, mermas, compras, cierre de caja y reportes. Se ejecutaron 15 casos de prueba (CP-01 a CP-15) sobre la lógica de negocio y la base de datos. La interfaz gráfica solo se usó para comprobar qué módulos ve cada rol.</w:t>
       </w:r>
     </w:p>
     <w:p>
@@ -58,12 +43,7 @@
         <w:pStyle w:val="Ttulo2"/>
       </w:pPr>
       <w:r>
-        <w:rPr>
-          <w:rFonts w:ascii="Times New Roman" w:hAnsi="Times New Roman" w:cs="Times New Roman"/>
-          <w:b/>
-          <w:bCs/>
-        </w:rPr>
-        <w:t xml:space="preserve">2. Estrategia de pruebas</w:t>
+        <w:t>2. Estrategia de pruebas</w:t>
       </w:r>
     </w:p>
     <w:p>
@@ -78,17 +58,13 @@
       </w:pPr>
       <w:r>
         <w:rPr>
-          <w:rFonts w:ascii="Times New Roman" w:hAnsi="Times New Roman" w:cs="Times New Roman"/>
           <w:b/>
           <w:bCs/>
         </w:rPr>
         <w:t xml:space="preserve">Caja negra: </w:t>
       </w:r>
       <w:r>
-        <w:rPr>
-          <w:rFonts w:ascii="Times New Roman" w:hAnsi="Times New Roman" w:cs="Times New Roman"/>
-        </w:rPr>
-        <w:t xml:space="preserve">cada resultado esperado se fijó con la regla de negocio del documento, no con lo que hace el código. Si el código y el documento no coinciden, la diferencia se registra como defecto.</w:t>
+        <w:t>cada resultado esperado se fijó con la regla de negocio del documento, no con lo que hace el código. Si el código y el documento no coinciden, la diferencia se registra como defecto.</w:t>
       </w:r>
     </w:p>
     <w:p>
@@ -103,17 +79,13 @@
       </w:pPr>
       <w:r>
         <w:rPr>
-          <w:rFonts w:ascii="Times New Roman" w:hAnsi="Times New Roman" w:cs="Times New Roman"/>
           <w:b/>
           <w:bCs/>
         </w:rPr>
         <w:t xml:space="preserve">Partición en clases de equivalencia: </w:t>
       </w:r>
       <w:r>
-        <w:rPr>
-          <w:rFonts w:ascii="Times New Roman" w:hAnsi="Times New Roman" w:cs="Times New Roman"/>
-        </w:rPr>
-        <w:t xml:space="preserve">se probaron clases válidas e inválidas (credenciales correctas y erradas, venta con y sin turno, forma de pago admitida y no admitida, cliente con RUC, con DNI y sin documento, merma aprobada y rechazada, administrador y personal).</w:t>
+        <w:t>se probaron clases válidas e inválidas (credenciales correctas y erradas, venta con y sin turno, forma de pago admitida y no admitida, cliente con RUC, con DNI y sin documento, merma aprobada y rechazada, administrador y personal).</w:t>
       </w:r>
     </w:p>
     <w:p>
@@ -128,17 +100,13 @@
       </w:pPr>
       <w:r>
         <w:rPr>
-          <w:rFonts w:ascii="Times New Roman" w:hAnsi="Times New Roman" w:cs="Times New Roman"/>
           <w:b/>
           <w:bCs/>
         </w:rPr>
         <w:t xml:space="preserve">Valores límite: </w:t>
       </w:r>
       <w:r>
-        <w:rPr>
-          <w:rFonts w:ascii="Times New Roman" w:hAnsi="Times New Roman" w:cs="Times New Roman"/>
-        </w:rPr>
-        <w:t xml:space="preserve">stock exacto y stock + 1, umbral de compras del descuento VIP y una compra por debajo, efectivo contado por debajo y por encima del esperado, producto en el mínimo de stock y un precio que activa el redondeo a 10 céntimos.</w:t>
+        <w:t>stock exacto y stock + 1, umbral de compras del descuento VIP y una compra por debajo, efectivo contado por debajo y por encima del esperado, producto en el mínimo de stock y un precio que activa el redondeo a 10 céntimos.</w:t>
       </w:r>
     </w:p>
     <w:p>
@@ -153,17 +121,13 @@
       </w:pPr>
       <w:r>
         <w:rPr>
-          <w:rFonts w:ascii="Times New Roman" w:hAnsi="Times New Roman" w:cs="Times New Roman"/>
           <w:b/>
           <w:bCs/>
         </w:rPr>
         <w:t xml:space="preserve">Independencia: </w:t>
       </w:r>
       <w:r>
-        <w:rPr>
-          <w:rFonts w:ascii="Times New Roman" w:hAnsi="Times New Roman" w:cs="Times New Roman"/>
-        </w:rPr>
-        <w:t xml:space="preserve">antes de la primera prueba, la base seipo_test se crea desde la copia de la base de datos, y después de cada prueba se vuelve a cargar. Cada caso empieza con los mismos datos y la base de producción nunca se usa.</w:t>
+        <w:t>antes de la primera prueba, la base seipo_test se crea desde la copia de la base de datos, y después de cada prueba se vuelve a cargar. Cada caso empieza con los mismos datos y la base de producción nunca se usa.</w:t>
       </w:r>
     </w:p>
     <w:p>
@@ -171,12 +135,7 @@
         <w:pStyle w:val="Ttulo2"/>
       </w:pPr>
       <w:r>
-        <w:rPr>
-          <w:rFonts w:ascii="Times New Roman" w:hAnsi="Times New Roman" w:cs="Times New Roman"/>
-          <w:b/>
-          <w:bCs/>
-        </w:rPr>
-        <w:t xml:space="preserve">3. Entorno</w:t>
+        <w:t>3. Entorno</w:t>
       </w:r>
     </w:p>
     <w:tbl>
@@ -202,9 +161,15 @@
         <w:gridCol w:w="7028"/>
       </w:tblGrid>
       <w:tr>
+        <w:tblPrEx>
+          <w:tblCellMar>
+            <w:top w:w="0" w:type="dxa"/>
+            <w:bottom w:w="0" w:type="dxa"/>
+          </w:tblCellMar>
+        </w:tblPrEx>
         <w:trPr>
+          <w:cantSplit/>
           <w:tblHeader/>
-          <w:cantSplit/>
         </w:trPr>
         <w:tc>
           <w:tcPr>
@@ -224,13 +189,12 @@
             </w:pPr>
             <w:r>
               <w:rPr>
-                <w:rFonts w:ascii="Times New Roman" w:hAnsi="Times New Roman" w:cs="Times New Roman"/>
-                <w:b/>
-                <w:bCs/>
-                <w:sz w:val="20"/>
-                <w:szCs w:val="20"/>
-              </w:rPr>
-              <w:t xml:space="preserve">Elemento</w:t>
+                <w:b/>
+                <w:bCs/>
+                <w:sz w:val="20"/>
+                <w:szCs w:val="20"/>
+              </w:rPr>
+              <w:t>Elemento</w:t>
             </w:r>
           </w:p>
         </w:tc>
@@ -252,18 +216,23 @@
             </w:pPr>
             <w:r>
               <w:rPr>
-                <w:rFonts w:ascii="Times New Roman" w:hAnsi="Times New Roman" w:cs="Times New Roman"/>
-                <w:b/>
-                <w:bCs/>
-                <w:sz w:val="20"/>
-                <w:szCs w:val="20"/>
-              </w:rPr>
-              <w:t xml:space="preserve">Detalle</w:t>
+                <w:b/>
+                <w:bCs/>
+                <w:sz w:val="20"/>
+                <w:szCs w:val="20"/>
+              </w:rPr>
+              <w:t>Detalle</w:t>
             </w:r>
           </w:p>
         </w:tc>
       </w:tr>
       <w:tr>
+        <w:tblPrEx>
+          <w:tblCellMar>
+            <w:top w:w="0" w:type="dxa"/>
+            <w:bottom w:w="0" w:type="dxa"/>
+          </w:tblCellMar>
+        </w:tblPrEx>
         <w:trPr>
           <w:cantSplit/>
         </w:trPr>
@@ -284,13 +253,12 @@
             </w:pPr>
             <w:r>
               <w:rPr>
-                <w:rFonts w:ascii="Times New Roman" w:hAnsi="Times New Roman" w:cs="Times New Roman"/>
-                <w:b/>
-                <w:bCs/>
-                <w:sz w:val="20"/>
-                <w:szCs w:val="20"/>
-              </w:rPr>
-              <w:t xml:space="preserve">Base de datos</w:t>
+                <w:b/>
+                <w:bCs/>
+                <w:sz w:val="20"/>
+                <w:szCs w:val="20"/>
+              </w:rPr>
+              <w:t>Base de datos</w:t>
             </w:r>
           </w:p>
         </w:tc>
@@ -311,16 +279,21 @@
             </w:pPr>
             <w:r>
               <w:rPr>
-                <w:rFonts w:ascii="Times New Roman" w:hAnsi="Times New Roman" w:cs="Times New Roman"/>
-                <w:sz w:val="20"/>
-                <w:szCs w:val="20"/>
-              </w:rPr>
-              <w:t xml:space="preserve">MariaDB 12.3.3 (servicio de Windows), base seipo_test, usuario seipo</w:t>
+                <w:sz w:val="20"/>
+                <w:szCs w:val="20"/>
+              </w:rPr>
+              <w:t>MariaDB 12.3.3 (servicio de Windows), base seipo_test, usuario seipo</w:t>
             </w:r>
           </w:p>
         </w:tc>
       </w:tr>
       <w:tr>
+        <w:tblPrEx>
+          <w:tblCellMar>
+            <w:top w:w="0" w:type="dxa"/>
+            <w:bottom w:w="0" w:type="dxa"/>
+          </w:tblCellMar>
+        </w:tblPrEx>
         <w:trPr>
           <w:cantSplit/>
         </w:trPr>
@@ -342,13 +315,12 @@
             </w:pPr>
             <w:r>
               <w:rPr>
-                <w:rFonts w:ascii="Times New Roman" w:hAnsi="Times New Roman" w:cs="Times New Roman"/>
-                <w:b/>
-                <w:bCs/>
-                <w:sz w:val="20"/>
-                <w:szCs w:val="20"/>
-              </w:rPr>
-              <w:t xml:space="preserve">Pruebas</w:t>
+                <w:b/>
+                <w:bCs/>
+                <w:sz w:val="20"/>
+                <w:szCs w:val="20"/>
+              </w:rPr>
+              <w:t>Pruebas</w:t>
             </w:r>
           </w:p>
         </w:tc>
@@ -370,16 +342,21 @@
             </w:pPr>
             <w:r>
               <w:rPr>
-                <w:rFonts w:ascii="Times New Roman" w:hAnsi="Times New Roman" w:cs="Times New Roman"/>
-                <w:sz w:val="20"/>
-                <w:szCs w:val="20"/>
-              </w:rPr>
-              <w:t xml:space="preserve">JUnit 5.12.2 (Jupiter); 15 casos en SEIPO/test/seipo/pruebas/</w:t>
+                <w:sz w:val="20"/>
+                <w:szCs w:val="20"/>
+              </w:rPr>
+              <w:t>JUnit 5.12.2 (Jupiter); 15 casos en SEIPO/test/seipo/pruebas/</w:t>
             </w:r>
           </w:p>
         </w:tc>
       </w:tr>
       <w:tr>
+        <w:tblPrEx>
+          <w:tblCellMar>
+            <w:top w:w="0" w:type="dxa"/>
+            <w:bottom w:w="0" w:type="dxa"/>
+          </w:tblCellMar>
+        </w:tblPrEx>
         <w:trPr>
           <w:cantSplit/>
         </w:trPr>
@@ -400,13 +377,12 @@
             </w:pPr>
             <w:r>
               <w:rPr>
-                <w:rFonts w:ascii="Times New Roman" w:hAnsi="Times New Roman" w:cs="Times New Roman"/>
-                <w:b/>
-                <w:bCs/>
-                <w:sz w:val="20"/>
-                <w:szCs w:val="20"/>
-              </w:rPr>
-              <w:t xml:space="preserve">Java</w:t>
+                <w:b/>
+                <w:bCs/>
+                <w:sz w:val="20"/>
+                <w:szCs w:val="20"/>
+              </w:rPr>
+              <w:t>Java</w:t>
             </w:r>
           </w:p>
         </w:tc>
@@ -427,16 +403,21 @@
             </w:pPr>
             <w:r>
               <w:rPr>
-                <w:rFonts w:ascii="Times New Roman" w:hAnsi="Times New Roman" w:cs="Times New Roman"/>
-                <w:sz w:val="20"/>
-                <w:szCs w:val="20"/>
-              </w:rPr>
-              <w:t xml:space="preserve">JDK 25.0.3</w:t>
+                <w:sz w:val="20"/>
+                <w:szCs w:val="20"/>
+              </w:rPr>
+              <w:t>JDK 25.0.3</w:t>
             </w:r>
           </w:p>
         </w:tc>
       </w:tr>
       <w:tr>
+        <w:tblPrEx>
+          <w:tblCellMar>
+            <w:top w:w="0" w:type="dxa"/>
+            <w:bottom w:w="0" w:type="dxa"/>
+          </w:tblCellMar>
+        </w:tblPrEx>
         <w:trPr>
           <w:cantSplit/>
         </w:trPr>
@@ -458,13 +439,12 @@
             </w:pPr>
             <w:r>
               <w:rPr>
-                <w:rFonts w:ascii="Times New Roman" w:hAnsi="Times New Roman" w:cs="Times New Roman"/>
-                <w:b/>
-                <w:bCs/>
-                <w:sz w:val="20"/>
-                <w:szCs w:val="20"/>
-              </w:rPr>
-              <w:t xml:space="preserve">Usuarios de demostración</w:t>
+                <w:b/>
+                <w:bCs/>
+                <w:sz w:val="20"/>
+                <w:szCs w:val="20"/>
+              </w:rPr>
+              <w:t>Usuarios de demostración</w:t>
             </w:r>
           </w:p>
         </w:tc>
@@ -486,16 +466,21 @@
             </w:pPr>
             <w:r>
               <w:rPr>
-                <w:rFonts w:ascii="Times New Roman" w:hAnsi="Times New Roman" w:cs="Times New Roman"/>
-                <w:sz w:val="20"/>
-                <w:szCs w:val="20"/>
-              </w:rPr>
-              <w:t xml:space="preserve">admin / 123 (administrador) y Personal1 / 890 (personal de tienda)</w:t>
+                <w:sz w:val="20"/>
+                <w:szCs w:val="20"/>
+              </w:rPr>
+              <w:t>admin / 123 (administrador) y Personal1 / 890 (personal de tienda)</w:t>
             </w:r>
           </w:p>
         </w:tc>
       </w:tr>
       <w:tr>
+        <w:tblPrEx>
+          <w:tblCellMar>
+            <w:top w:w="0" w:type="dxa"/>
+            <w:bottom w:w="0" w:type="dxa"/>
+          </w:tblCellMar>
+        </w:tblPrEx>
         <w:trPr>
           <w:cantSplit/>
         </w:trPr>
@@ -516,13 +501,12 @@
             </w:pPr>
             <w:r>
               <w:rPr>
-                <w:rFonts w:ascii="Times New Roman" w:hAnsi="Times New Roman" w:cs="Times New Roman"/>
-                <w:b/>
-                <w:bCs/>
-                <w:sz w:val="20"/>
-                <w:szCs w:val="20"/>
-              </w:rPr>
-              <w:t xml:space="preserve">Ejecución</w:t>
+                <w:b/>
+                <w:bCs/>
+                <w:sz w:val="20"/>
+                <w:szCs w:val="20"/>
+              </w:rPr>
+              <w:t>Ejecución</w:t>
             </w:r>
           </w:p>
         </w:tc>
@@ -543,44 +527,33 @@
             </w:pPr>
             <w:r>
               <w:rPr>
-                <w:rFonts w:ascii="Times New Roman" w:hAnsi="Times New Roman" w:cs="Times New Roman"/>
-                <w:sz w:val="20"/>
-                <w:szCs w:val="20"/>
-              </w:rPr>
-              <w:t xml:space="preserve">Configuración «Pruebas SEIPO» en IntelliJ IDEA o pruebas.bat en la raíz del repositorio (unos 15 segundos)</w:t>
+                <w:sz w:val="20"/>
+                <w:szCs w:val="20"/>
+              </w:rPr>
+              <w:t>Configuración «Pruebas SEIPO» en IntelliJ IDEA o pruebas.bat en la raíz del repositorio (unos 15 segundos)</w:t>
             </w:r>
           </w:p>
         </w:tc>
       </w:tr>
     </w:tbl>
-    <w:p>
-      <w:pPr>
-        <w:spacing w:after="120"/>
-      </w:pPr>
-    </w:p>
+    <w:p/>
     <w:p>
       <w:pPr>
         <w:pStyle w:val="Ttulo2"/>
       </w:pPr>
       <w:r>
-        <w:rPr>
-          <w:rFonts w:ascii="Times New Roman" w:hAnsi="Times New Roman" w:cs="Times New Roman"/>
-          <w:b/>
-          <w:bCs/>
-        </w:rPr>
-        <w:t xml:space="preserve">4. Casos de prueba</w:t>
+        <w:t>4. Casos de prueba</w:t>
       </w:r>
     </w:p>
     <w:p>
       <w:pPr>
-        <w:spacing w:after="120"/>
         <w:jc w:val="both"/>
       </w:pPr>
       <w:r>
-        <w:rPr>
-          <w:rFonts w:ascii="Times New Roman" w:hAnsi="Times New Roman" w:cs="Times New Roman"/>
-        </w:rPr>
-        <w:t xml:space="preserve">Resultado final de cada caso (corrida 5).</w:t>
+        <w:t>Resultado final de cada caso (corrida 7)</w:t>
+      </w:r>
+      <w:r>
+        <w:t>.</w:t>
       </w:r>
     </w:p>
     <w:tbl>
@@ -610,9 +583,15 @@
         <w:gridCol w:w="905"/>
       </w:tblGrid>
       <w:tr>
+        <w:tblPrEx>
+          <w:tblCellMar>
+            <w:top w:w="0" w:type="dxa"/>
+            <w:bottom w:w="0" w:type="dxa"/>
+          </w:tblCellMar>
+        </w:tblPrEx>
         <w:trPr>
+          <w:cantSplit/>
           <w:tblHeader/>
-          <w:cantSplit/>
         </w:trPr>
         <w:tc>
           <w:tcPr>
@@ -632,13 +611,12 @@
             </w:pPr>
             <w:r>
               <w:rPr>
-                <w:rFonts w:ascii="Times New Roman" w:hAnsi="Times New Roman" w:cs="Times New Roman"/>
-                <w:b/>
-                <w:bCs/>
-                <w:sz w:val="17"/>
-                <w:szCs w:val="17"/>
-              </w:rPr>
-              <w:t xml:space="preserve">ID</w:t>
+                <w:b/>
+                <w:bCs/>
+                <w:sz w:val="17"/>
+                <w:szCs w:val="17"/>
+              </w:rPr>
+              <w:t>ID</w:t>
             </w:r>
           </w:p>
         </w:tc>
@@ -660,13 +638,12 @@
             </w:pPr>
             <w:r>
               <w:rPr>
-                <w:rFonts w:ascii="Times New Roman" w:hAnsi="Times New Roman" w:cs="Times New Roman"/>
-                <w:b/>
-                <w:bCs/>
-                <w:sz w:val="17"/>
-                <w:szCs w:val="17"/>
-              </w:rPr>
-              <w:t xml:space="preserve">Proceso</w:t>
+                <w:b/>
+                <w:bCs/>
+                <w:sz w:val="17"/>
+                <w:szCs w:val="17"/>
+              </w:rPr>
+              <w:t>Proceso</w:t>
             </w:r>
           </w:p>
         </w:tc>
@@ -688,13 +665,12 @@
             </w:pPr>
             <w:r>
               <w:rPr>
-                <w:rFonts w:ascii="Times New Roman" w:hAnsi="Times New Roman" w:cs="Times New Roman"/>
-                <w:b/>
-                <w:bCs/>
-                <w:sz w:val="17"/>
-                <w:szCs w:val="17"/>
-              </w:rPr>
-              <w:t xml:space="preserve">Entrada</w:t>
+                <w:b/>
+                <w:bCs/>
+                <w:sz w:val="17"/>
+                <w:szCs w:val="17"/>
+              </w:rPr>
+              <w:t>Entrada</w:t>
             </w:r>
           </w:p>
         </w:tc>
@@ -716,13 +692,12 @@
             </w:pPr>
             <w:r>
               <w:rPr>
-                <w:rFonts w:ascii="Times New Roman" w:hAnsi="Times New Roman" w:cs="Times New Roman"/>
-                <w:b/>
-                <w:bCs/>
-                <w:sz w:val="17"/>
-                <w:szCs w:val="17"/>
-              </w:rPr>
-              <w:t xml:space="preserve">Resultado esperado</w:t>
+                <w:b/>
+                <w:bCs/>
+                <w:sz w:val="17"/>
+                <w:szCs w:val="17"/>
+              </w:rPr>
+              <w:t>Resultado esperado</w:t>
             </w:r>
           </w:p>
         </w:tc>
@@ -744,13 +719,12 @@
             </w:pPr>
             <w:r>
               <w:rPr>
-                <w:rFonts w:ascii="Times New Roman" w:hAnsi="Times New Roman" w:cs="Times New Roman"/>
-                <w:b/>
-                <w:bCs/>
-                <w:sz w:val="17"/>
-                <w:szCs w:val="17"/>
-              </w:rPr>
-              <w:t xml:space="preserve">Resultado obtenido</w:t>
+                <w:b/>
+                <w:bCs/>
+                <w:sz w:val="17"/>
+                <w:szCs w:val="17"/>
+              </w:rPr>
+              <w:t>Resultado obtenido</w:t>
             </w:r>
           </w:p>
         </w:tc>
@@ -772,18 +746,23 @@
             </w:pPr>
             <w:r>
               <w:rPr>
-                <w:rFonts w:ascii="Times New Roman" w:hAnsi="Times New Roman" w:cs="Times New Roman"/>
-                <w:b/>
-                <w:bCs/>
-                <w:sz w:val="17"/>
-                <w:szCs w:val="17"/>
-              </w:rPr>
-              <w:t xml:space="preserve">Estado</w:t>
+                <w:b/>
+                <w:bCs/>
+                <w:sz w:val="17"/>
+                <w:szCs w:val="17"/>
+              </w:rPr>
+              <w:t>Estado</w:t>
             </w:r>
           </w:p>
         </w:tc>
       </w:tr>
       <w:tr>
+        <w:tblPrEx>
+          <w:tblCellMar>
+            <w:top w:w="0" w:type="dxa"/>
+            <w:bottom w:w="0" w:type="dxa"/>
+          </w:tblCellMar>
+        </w:tblPrEx>
         <w:trPr>
           <w:cantSplit/>
         </w:trPr>
@@ -804,13 +783,12 @@
             </w:pPr>
             <w:r>
               <w:rPr>
-                <w:rFonts w:ascii="Times New Roman" w:hAnsi="Times New Roman" w:cs="Times New Roman"/>
-                <w:b/>
-                <w:bCs/>
-                <w:sz w:val="17"/>
-                <w:szCs w:val="17"/>
-              </w:rPr>
-              <w:t xml:space="preserve">CP-01</w:t>
+                <w:b/>
+                <w:bCs/>
+                <w:sz w:val="17"/>
+                <w:szCs w:val="17"/>
+              </w:rPr>
+              <w:t>CP-01</w:t>
             </w:r>
           </w:p>
         </w:tc>
@@ -831,11 +809,10 @@
             </w:pPr>
             <w:r>
               <w:rPr>
-                <w:rFonts w:ascii="Times New Roman" w:hAnsi="Times New Roman" w:cs="Times New Roman"/>
-                <w:sz w:val="17"/>
-                <w:szCs w:val="17"/>
-              </w:rPr>
-              <w:t xml:space="preserve">Acceso al sistema (roles)</w:t>
+                <w:sz w:val="17"/>
+                <w:szCs w:val="17"/>
+              </w:rPr>
+              <w:t>Acceso al sistema (roles)</w:t>
             </w:r>
           </w:p>
         </w:tc>
@@ -856,7 +833,6 @@
             </w:pPr>
             <w:r>
               <w:rPr>
-                <w:rFonts w:ascii="Times New Roman" w:hAnsi="Times New Roman" w:cs="Times New Roman"/>
                 <w:sz w:val="17"/>
                 <w:szCs w:val="17"/>
               </w:rPr>
@@ -881,11 +857,10 @@
             </w:pPr>
             <w:r>
               <w:rPr>
-                <w:rFonts w:ascii="Times New Roman" w:hAnsi="Times New Roman" w:cs="Times New Roman"/>
-                <w:sz w:val="17"/>
-                <w:szCs w:val="17"/>
-              </w:rPr>
-              <w:t xml:space="preserve">La credencial correcta entra con rol administrador; las inválidas se rechazan sin revelar qué dato falló</w:t>
+                <w:sz w:val="17"/>
+                <w:szCs w:val="17"/>
+              </w:rPr>
+              <w:t>La credencial correcta entra con rol administrador; las inválidas se rechazan sin revelar qué dato falló</w:t>
             </w:r>
           </w:p>
         </w:tc>
@@ -906,11 +881,10 @@
             </w:pPr>
             <w:r>
               <w:rPr>
-                <w:rFonts w:ascii="Times New Roman" w:hAnsi="Times New Roman" w:cs="Times New Roman"/>
-                <w:sz w:val="17"/>
-                <w:szCs w:val="17"/>
-              </w:rPr>
-              <w:t xml:space="preserve">admin/123 entra como ADMINISTRADOR. Clave errada y usuario inexistente dan la misma respuesta (INCORRECTO) y no queda sesión. La clave con un espacio de más se rechaza</w:t>
+                <w:sz w:val="17"/>
+                <w:szCs w:val="17"/>
+              </w:rPr>
+              <w:t>admin/123 entra como ADMINISTRADOR. Clave errada y usuario inexistente dan la misma respuesta (INCORRECTO) y no queda sesión. La clave con un espacio de más se rechaza</w:t>
             </w:r>
           </w:p>
         </w:tc>
@@ -932,19 +906,24 @@
             </w:pPr>
             <w:r>
               <w:rPr>
-                <w:rFonts w:ascii="Times New Roman" w:hAnsi="Times New Roman" w:cs="Times New Roman"/>
                 <w:b/>
                 <w:bCs/>
                 <w:color w:val="1E7B34"/>
                 <w:sz w:val="17"/>
                 <w:szCs w:val="17"/>
               </w:rPr>
-              <w:t xml:space="preserve">Pasó</w:t>
+              <w:t>Pasó</w:t>
             </w:r>
           </w:p>
         </w:tc>
       </w:tr>
       <w:tr>
+        <w:tblPrEx>
+          <w:tblCellMar>
+            <w:top w:w="0" w:type="dxa"/>
+            <w:bottom w:w="0" w:type="dxa"/>
+          </w:tblCellMar>
+        </w:tblPrEx>
         <w:trPr>
           <w:cantSplit/>
         </w:trPr>
@@ -966,13 +945,13 @@
             </w:pPr>
             <w:r>
               <w:rPr>
-                <w:rFonts w:ascii="Times New Roman" w:hAnsi="Times New Roman" w:cs="Times New Roman"/>
-                <w:b/>
-                <w:bCs/>
-                <w:sz w:val="17"/>
-                <w:szCs w:val="17"/>
-              </w:rPr>
-              <w:t xml:space="preserve">CP-02</w:t>
+                <w:b/>
+                <w:bCs/>
+                <w:sz w:val="17"/>
+                <w:szCs w:val="17"/>
+              </w:rPr>
+              <w:lastRenderedPageBreak/>
+              <w:t>CP-02</w:t>
             </w:r>
           </w:p>
         </w:tc>
@@ -994,11 +973,10 @@
             </w:pPr>
             <w:r>
               <w:rPr>
-                <w:rFonts w:ascii="Times New Roman" w:hAnsi="Times New Roman" w:cs="Times New Roman"/>
-                <w:sz w:val="17"/>
-                <w:szCs w:val="17"/>
-              </w:rPr>
-              <w:t xml:space="preserve">Restricción por rol</w:t>
+                <w:sz w:val="17"/>
+                <w:szCs w:val="17"/>
+              </w:rPr>
+              <w:t>Restricción por rol</w:t>
             </w:r>
           </w:p>
         </w:tc>
@@ -1020,11 +998,10 @@
             </w:pPr>
             <w:r>
               <w:rPr>
-                <w:rFonts w:ascii="Times New Roman" w:hAnsi="Times New Roman" w:cs="Times New Roman"/>
-                <w:sz w:val="17"/>
-                <w:szCs w:val="17"/>
-              </w:rPr>
-              <w:t xml:space="preserve">Sesión de Personal1 y de admin: módulos del menú; Personal1 intenta crear una cuenta en Usuarios</w:t>
+                <w:sz w:val="17"/>
+                <w:szCs w:val="17"/>
+              </w:rPr>
+              <w:t>Sesión de Personal1 y de admin: módulos del menú; Personal1 intenta crear una cuenta en Usuarios</w:t>
             </w:r>
           </w:p>
         </w:tc>
@@ -1046,11 +1023,10 @@
             </w:pPr>
             <w:r>
               <w:rPr>
-                <w:rFonts w:ascii="Times New Roman" w:hAnsi="Times New Roman" w:cs="Times New Roman"/>
-                <w:sz w:val="17"/>
-                <w:szCs w:val="17"/>
-              </w:rPr>
-              <w:t xml:space="preserve">El personal no accede a Reportes, Negocio ni Usuarios; el administrador accede a todos</w:t>
+                <w:sz w:val="17"/>
+                <w:szCs w:val="17"/>
+              </w:rPr>
+              <w:t>El personal no accede a Reportes, Negocio ni Usuarios; el administrador accede a todos</w:t>
             </w:r>
           </w:p>
         </w:tc>
@@ -1072,11 +1048,10 @@
             </w:pPr>
             <w:r>
               <w:rPr>
-                <w:rFonts w:ascii="Times New Roman" w:hAnsi="Times New Roman" w:cs="Times New Roman"/>
-                <w:sz w:val="17"/>
-                <w:szCs w:val="17"/>
-              </w:rPr>
-              <w:t xml:space="preserve">Menú del personal: 7 módulos, sin Reportes, Negocio ni Usuarios. Menú del administrador: los 10. El personal recibe "Solo un administrador puede crear cuentas de usuario." y no se crea la cuenta</w:t>
+                <w:sz w:val="17"/>
+                <w:szCs w:val="17"/>
+              </w:rPr>
+              <w:t>Menú del personal: 7 módulos, sin Reportes, Negocio ni Usuarios. Menú del administrador: los 10. El personal recibe "Solo un administrador puede crear cuentas de usuario." y no se crea la cuenta</w:t>
             </w:r>
           </w:p>
         </w:tc>
@@ -1098,19 +1073,24 @@
             </w:pPr>
             <w:r>
               <w:rPr>
-                <w:rFonts w:ascii="Times New Roman" w:hAnsi="Times New Roman" w:cs="Times New Roman"/>
                 <w:b/>
                 <w:bCs/>
                 <w:color w:val="1E7B34"/>
                 <w:sz w:val="17"/>
                 <w:szCs w:val="17"/>
               </w:rPr>
-              <w:t xml:space="preserve">Pasó</w:t>
+              <w:t>Pasó</w:t>
             </w:r>
           </w:p>
         </w:tc>
       </w:tr>
       <w:tr>
+        <w:tblPrEx>
+          <w:tblCellMar>
+            <w:top w:w="0" w:type="dxa"/>
+            <w:bottom w:w="0" w:type="dxa"/>
+          </w:tblCellMar>
+        </w:tblPrEx>
         <w:trPr>
           <w:cantSplit/>
         </w:trPr>
@@ -1131,13 +1111,12 @@
             </w:pPr>
             <w:r>
               <w:rPr>
-                <w:rFonts w:ascii="Times New Roman" w:hAnsi="Times New Roman" w:cs="Times New Roman"/>
-                <w:b/>
-                <w:bCs/>
-                <w:sz w:val="17"/>
-                <w:szCs w:val="17"/>
-              </w:rPr>
-              <w:t xml:space="preserve">CP-03</w:t>
+                <w:b/>
+                <w:bCs/>
+                <w:sz w:val="17"/>
+                <w:szCs w:val="17"/>
+              </w:rPr>
+              <w:t>CP-03</w:t>
             </w:r>
           </w:p>
         </w:tc>
@@ -1158,11 +1137,10 @@
             </w:pPr>
             <w:r>
               <w:rPr>
-                <w:rFonts w:ascii="Times New Roman" w:hAnsi="Times New Roman" w:cs="Times New Roman"/>
-                <w:sz w:val="17"/>
-                <w:szCs w:val="17"/>
-              </w:rPr>
-              <w:t xml:space="preserve">Apertura de turno (proceso 01)</w:t>
+                <w:sz w:val="17"/>
+                <w:szCs w:val="17"/>
+              </w:rPr>
+              <w:t>Apertura de turno (proceso 01)</w:t>
             </w:r>
           </w:p>
         </w:tc>
@@ -1183,11 +1161,10 @@
             </w:pPr>
             <w:r>
               <w:rPr>
-                <w:rFonts w:ascii="Times New Roman" w:hAnsi="Times New Roman" w:cs="Times New Roman"/>
-                <w:sz w:val="17"/>
-                <w:szCs w:val="17"/>
-              </w:rPr>
-              <w:t xml:space="preserve">Abrir turno con S/ 100.00; abrir un segundo turno sin cerrar el primero</w:t>
+                <w:sz w:val="17"/>
+                <w:szCs w:val="17"/>
+              </w:rPr>
+              <w:t>Abrir turno con S/ 100.00; abrir un segundo turno sin cerrar el primero</w:t>
             </w:r>
           </w:p>
         </w:tc>
@@ -1208,11 +1185,10 @@
             </w:pPr>
             <w:r>
               <w:rPr>
-                <w:rFonts w:ascii="Times New Roman" w:hAnsi="Times New Roman" w:cs="Times New Roman"/>
-                <w:sz w:val="17"/>
-                <w:szCs w:val="17"/>
-              </w:rPr>
-              <w:t xml:space="preserve">El primero queda abierto; el segundo se rechaza</w:t>
+                <w:sz w:val="17"/>
+                <w:szCs w:val="17"/>
+              </w:rPr>
+              <w:t>El primero queda abierto; el segundo se rechaza</w:t>
             </w:r>
           </w:p>
         </w:tc>
@@ -1233,11 +1209,10 @@
             </w:pPr>
             <w:r>
               <w:rPr>
-                <w:rFonts w:ascii="Times New Roman" w:hAnsi="Times New Roman" w:cs="Times New Roman"/>
-                <w:sz w:val="17"/>
-                <w:szCs w:val="17"/>
-              </w:rPr>
-              <w:t xml:space="preserve">Turno ABIERTO con S/ 100.00; el segundo se rechazó y quedó un solo turno abierto</w:t>
+                <w:sz w:val="17"/>
+                <w:szCs w:val="17"/>
+              </w:rPr>
+              <w:t>Turno ABIERTO con S/ 100.00; el segundo se rechazó y quedó un solo turno abierto</w:t>
             </w:r>
           </w:p>
         </w:tc>
@@ -1259,19 +1234,24 @@
             </w:pPr>
             <w:r>
               <w:rPr>
-                <w:rFonts w:ascii="Times New Roman" w:hAnsi="Times New Roman" w:cs="Times New Roman"/>
                 <w:b/>
                 <w:bCs/>
                 <w:color w:val="1E7B34"/>
                 <w:sz w:val="17"/>
                 <w:szCs w:val="17"/>
               </w:rPr>
-              <w:t xml:space="preserve">Pasó</w:t>
+              <w:t>Pasó</w:t>
             </w:r>
           </w:p>
         </w:tc>
       </w:tr>
       <w:tr>
+        <w:tblPrEx>
+          <w:tblCellMar>
+            <w:top w:w="0" w:type="dxa"/>
+            <w:bottom w:w="0" w:type="dxa"/>
+          </w:tblCellMar>
+        </w:tblPrEx>
         <w:trPr>
           <w:cantSplit/>
         </w:trPr>
@@ -1293,13 +1273,12 @@
             </w:pPr>
             <w:r>
               <w:rPr>
-                <w:rFonts w:ascii="Times New Roman" w:hAnsi="Times New Roman" w:cs="Times New Roman"/>
-                <w:b/>
-                <w:bCs/>
-                <w:sz w:val="17"/>
-                <w:szCs w:val="17"/>
-              </w:rPr>
-              <w:t xml:space="preserve">CP-04</w:t>
+                <w:b/>
+                <w:bCs/>
+                <w:sz w:val="17"/>
+                <w:szCs w:val="17"/>
+              </w:rPr>
+              <w:t>CP-04</w:t>
             </w:r>
           </w:p>
         </w:tc>
@@ -1321,11 +1300,10 @@
             </w:pPr>
             <w:r>
               <w:rPr>
-                <w:rFonts w:ascii="Times New Roman" w:hAnsi="Times New Roman" w:cs="Times New Roman"/>
-                <w:sz w:val="17"/>
-                <w:szCs w:val="17"/>
-              </w:rPr>
-              <w:t xml:space="preserve">Venta sin turno</w:t>
+                <w:sz w:val="17"/>
+                <w:szCs w:val="17"/>
+              </w:rPr>
+              <w:t>Venta sin turno</w:t>
             </w:r>
           </w:p>
         </w:tc>
@@ -1347,11 +1325,10 @@
             </w:pPr>
             <w:r>
               <w:rPr>
-                <w:rFonts w:ascii="Times New Roman" w:hAnsi="Times New Roman" w:cs="Times New Roman"/>
-                <w:sz w:val="17"/>
-                <w:szCs w:val="17"/>
-              </w:rPr>
-              <w:t xml:space="preserve">Cobrar 1 unidad sin turno abierto</w:t>
+                <w:sz w:val="17"/>
+                <w:szCs w:val="17"/>
+              </w:rPr>
+              <w:t>Cobrar 1 unidad sin turno abierto</w:t>
             </w:r>
           </w:p>
         </w:tc>
@@ -1373,11 +1350,10 @@
             </w:pPr>
             <w:r>
               <w:rPr>
-                <w:rFonts w:ascii="Times New Roman" w:hAnsi="Times New Roman" w:cs="Times New Roman"/>
-                <w:sz w:val="17"/>
-                <w:szCs w:val="17"/>
-              </w:rPr>
-              <w:t xml:space="preserve">La venta se bloquea, no se registra nada y no baja el stock</w:t>
+                <w:sz w:val="17"/>
+                <w:szCs w:val="17"/>
+              </w:rPr>
+              <w:t>La venta se bloquea, no se registra nada y no baja el stock</w:t>
             </w:r>
           </w:p>
         </w:tc>
@@ -1399,11 +1375,10 @@
             </w:pPr>
             <w:r>
               <w:rPr>
-                <w:rFonts w:ascii="Times New Roman" w:hAnsi="Times New Roman" w:cs="Times New Roman"/>
-                <w:sz w:val="17"/>
-                <w:szCs w:val="17"/>
-              </w:rPr>
-              <w:t xml:space="preserve">Rechazada con "No tiene un turno de caja abierto". Sin cambios en ventas, detalle, lotes, comprobantes, movimientos ni stock</w:t>
+                <w:sz w:val="17"/>
+                <w:szCs w:val="17"/>
+              </w:rPr>
+              <w:t>Rechazada con "No tiene un turno de caja abierto". Sin cambios en ventas, detalle, lotes, comprobantes, movimientos ni stock</w:t>
             </w:r>
           </w:p>
         </w:tc>
@@ -1425,19 +1400,24 @@
             </w:pPr>
             <w:r>
               <w:rPr>
-                <w:rFonts w:ascii="Times New Roman" w:hAnsi="Times New Roman" w:cs="Times New Roman"/>
                 <w:b/>
                 <w:bCs/>
                 <w:color w:val="1E7B34"/>
                 <w:sz w:val="17"/>
                 <w:szCs w:val="17"/>
               </w:rPr>
-              <w:t xml:space="preserve">Pasó</w:t>
+              <w:t>Pasó</w:t>
             </w:r>
           </w:p>
         </w:tc>
       </w:tr>
       <w:tr>
+        <w:tblPrEx>
+          <w:tblCellMar>
+            <w:top w:w="0" w:type="dxa"/>
+            <w:bottom w:w="0" w:type="dxa"/>
+          </w:tblCellMar>
+        </w:tblPrEx>
         <w:trPr>
           <w:cantSplit/>
         </w:trPr>
@@ -1458,13 +1438,12 @@
             </w:pPr>
             <w:r>
               <w:rPr>
-                <w:rFonts w:ascii="Times New Roman" w:hAnsi="Times New Roman" w:cs="Times New Roman"/>
-                <w:b/>
-                <w:bCs/>
-                <w:sz w:val="17"/>
-                <w:szCs w:val="17"/>
-              </w:rPr>
-              <w:t xml:space="preserve">CP-05</w:t>
+                <w:b/>
+                <w:bCs/>
+                <w:sz w:val="17"/>
+                <w:szCs w:val="17"/>
+              </w:rPr>
+              <w:t>CP-05</w:t>
             </w:r>
           </w:p>
         </w:tc>
@@ -1485,11 +1464,10 @@
             </w:pPr>
             <w:r>
               <w:rPr>
-                <w:rFonts w:ascii="Times New Roman" w:hAnsi="Times New Roman" w:cs="Times New Roman"/>
-                <w:sz w:val="17"/>
-                <w:szCs w:val="17"/>
-              </w:rPr>
-              <w:t xml:space="preserve">Venta en efectivo (proceso 08)</w:t>
+                <w:sz w:val="17"/>
+                <w:szCs w:val="17"/>
+              </w:rPr>
+              <w:t>Venta en efectivo (proceso 08)</w:t>
             </w:r>
           </w:p>
         </w:tc>
@@ -1510,11 +1488,10 @@
             </w:pPr>
             <w:r>
               <w:rPr>
-                <w:rFonts w:ascii="Times New Roman" w:hAnsi="Times New Roman" w:cs="Times New Roman"/>
-                <w:sz w:val="17"/>
-                <w:szCs w:val="17"/>
-              </w:rPr>
-              <w:t xml:space="preserve">1 unidad a S/ 12.35, paga S/ 20.00</w:t>
+                <w:sz w:val="17"/>
+                <w:szCs w:val="17"/>
+              </w:rPr>
+              <w:t>1 unidad a S/ 12.35, paga S/ 20.00</w:t>
             </w:r>
           </w:p>
         </w:tc>
@@ -1535,11 +1512,10 @@
             </w:pPr>
             <w:r>
               <w:rPr>
-                <w:rFonts w:ascii="Times New Roman" w:hAnsi="Times New Roman" w:cs="Times New Roman"/>
-                <w:sz w:val="17"/>
-                <w:szCs w:val="17"/>
-              </w:rPr>
-              <w:t xml:space="preserve">Total = (12.35 + IGV 18 %) redondeado hacia abajo a 10 céntimos = S/ 14.50; vuelto S/ 5.50; stock − 1</w:t>
+                <w:sz w:val="17"/>
+                <w:szCs w:val="17"/>
+              </w:rPr>
+              <w:t>Total = (12.35 + IGV 18 %) redondeado hacia abajo a 10 céntimos = S/ 14.50; vuelto S/ 5.50; stock − 1</w:t>
             </w:r>
           </w:p>
         </w:tc>
@@ -1560,11 +1536,10 @@
             </w:pPr>
             <w:r>
               <w:rPr>
-                <w:rFonts w:ascii="Times New Roman" w:hAnsi="Times New Roman" w:cs="Times New Roman"/>
-                <w:sz w:val="17"/>
-                <w:szCs w:val="17"/>
-              </w:rPr>
-              <w:t xml:space="preserve">Total S/ 14.50 (IGV S/ 2.22, redondeo −S/ 0.07), vuelto S/ 5.50, stock de 10 a 9</w:t>
+                <w:sz w:val="17"/>
+                <w:szCs w:val="17"/>
+              </w:rPr>
+              <w:t>Total S/ 14.50 (IGV S/ 2.22, redondeo −S/ 0.07), vuelto S/ 5.50, stock de 10 a 9</w:t>
             </w:r>
           </w:p>
         </w:tc>
@@ -1586,19 +1561,24 @@
             </w:pPr>
             <w:r>
               <w:rPr>
-                <w:rFonts w:ascii="Times New Roman" w:hAnsi="Times New Roman" w:cs="Times New Roman"/>
                 <w:b/>
                 <w:bCs/>
                 <w:color w:val="1E7B34"/>
                 <w:sz w:val="17"/>
                 <w:szCs w:val="17"/>
               </w:rPr>
-              <w:t xml:space="preserve">Pasó</w:t>
+              <w:t>Pasó</w:t>
             </w:r>
           </w:p>
         </w:tc>
       </w:tr>
       <w:tr>
+        <w:tblPrEx>
+          <w:tblCellMar>
+            <w:top w:w="0" w:type="dxa"/>
+            <w:bottom w:w="0" w:type="dxa"/>
+          </w:tblCellMar>
+        </w:tblPrEx>
         <w:trPr>
           <w:cantSplit/>
         </w:trPr>
@@ -1620,13 +1600,12 @@
             </w:pPr>
             <w:r>
               <w:rPr>
-                <w:rFonts w:ascii="Times New Roman" w:hAnsi="Times New Roman" w:cs="Times New Roman"/>
-                <w:b/>
-                <w:bCs/>
-                <w:sz w:val="17"/>
-                <w:szCs w:val="17"/>
-              </w:rPr>
-              <w:t xml:space="preserve">CP-06</w:t>
+                <w:b/>
+                <w:bCs/>
+                <w:sz w:val="17"/>
+                <w:szCs w:val="17"/>
+              </w:rPr>
+              <w:t>CP-06</w:t>
             </w:r>
           </w:p>
         </w:tc>
@@ -1648,11 +1627,10 @@
             </w:pPr>
             <w:r>
               <w:rPr>
-                <w:rFonts w:ascii="Times New Roman" w:hAnsi="Times New Roman" w:cs="Times New Roman"/>
-                <w:sz w:val="17"/>
-                <w:szCs w:val="17"/>
-              </w:rPr>
-              <w:t xml:space="preserve">Descuento VIP</w:t>
+                <w:sz w:val="17"/>
+                <w:szCs w:val="17"/>
+              </w:rPr>
+              <w:t>Descuento VIP</w:t>
             </w:r>
           </w:p>
         </w:tc>
@@ -1674,11 +1652,10 @@
             </w:pPr>
             <w:r>
               <w:rPr>
-                <w:rFonts w:ascii="Times New Roman" w:hAnsi="Times New Roman" w:cs="Times New Roman"/>
-                <w:sz w:val="17"/>
-                <w:szCs w:val="17"/>
-              </w:rPr>
-              <w:t xml:space="preserve">Cliente que hace su 4.ª compra (3 previas) y cliente que hace su 3.ª (2 previas), producto de S/ 100.00</w:t>
+                <w:sz w:val="17"/>
+                <w:szCs w:val="17"/>
+              </w:rPr>
+              <w:t>Cliente que hace su 4.ª compra (3 previas) y cliente que hace su 3.ª (2 previas), producto de S/ 100.00</w:t>
             </w:r>
           </w:p>
         </w:tc>
@@ -1700,11 +1677,10 @@
             </w:pPr>
             <w:r>
               <w:rPr>
-                <w:rFonts w:ascii="Times New Roman" w:hAnsi="Times New Roman" w:cs="Times New Roman"/>
-                <w:sz w:val="17"/>
-                <w:szCs w:val="17"/>
-              </w:rPr>
-              <w:t xml:space="preserve">Criterio aclarado: 10 % después de 3 compras. 4.ª compra 10 % (S/ 10.00); 3.ª compra 5 % (S/ 5.00)</w:t>
+                <w:sz w:val="17"/>
+                <w:szCs w:val="17"/>
+              </w:rPr>
+              <w:t>Criterio aclarado: 10 % después de 3 compras. 4.ª compra 10 % (S/ 10.00); 3.ª compra 5 % (S/ 5.00)</w:t>
             </w:r>
           </w:p>
         </w:tc>
@@ -1726,11 +1702,10 @@
             </w:pPr>
             <w:r>
               <w:rPr>
-                <w:rFonts w:ascii="Times New Roman" w:hAnsi="Times New Roman" w:cs="Times New Roman"/>
-                <w:sz w:val="17"/>
-                <w:szCs w:val="17"/>
-              </w:rPr>
-              <w:t xml:space="preserve">4.ª compra: 10 % (S/ 10.00); 3.ª compra: 5 % (S/ 5.00)</w:t>
+                <w:sz w:val="17"/>
+                <w:szCs w:val="17"/>
+              </w:rPr>
+              <w:t>4.ª compra: 10 % (S/ 10.00); 3.ª compra: 5 % (S/ 5.00)</w:t>
             </w:r>
           </w:p>
         </w:tc>
@@ -1752,19 +1727,24 @@
             </w:pPr>
             <w:r>
               <w:rPr>
-                <w:rFonts w:ascii="Times New Roman" w:hAnsi="Times New Roman" w:cs="Times New Roman"/>
                 <w:b/>
                 <w:bCs/>
                 <w:color w:val="1E7B34"/>
                 <w:sz w:val="17"/>
                 <w:szCs w:val="17"/>
               </w:rPr>
-              <w:t xml:space="preserve">Pasó</w:t>
+              <w:t>Pasó</w:t>
             </w:r>
           </w:p>
         </w:tc>
       </w:tr>
       <w:tr>
+        <w:tblPrEx>
+          <w:tblCellMar>
+            <w:top w:w="0" w:type="dxa"/>
+            <w:bottom w:w="0" w:type="dxa"/>
+          </w:tblCellMar>
+        </w:tblPrEx>
         <w:trPr>
           <w:cantSplit/>
         </w:trPr>
@@ -1785,13 +1765,12 @@
             </w:pPr>
             <w:r>
               <w:rPr>
-                <w:rFonts w:ascii="Times New Roman" w:hAnsi="Times New Roman" w:cs="Times New Roman"/>
-                <w:b/>
-                <w:bCs/>
-                <w:sz w:val="17"/>
-                <w:szCs w:val="17"/>
-              </w:rPr>
-              <w:t xml:space="preserve">CP-07</w:t>
+                <w:b/>
+                <w:bCs/>
+                <w:sz w:val="17"/>
+                <w:szCs w:val="17"/>
+              </w:rPr>
+              <w:t>CP-07</w:t>
             </w:r>
           </w:p>
         </w:tc>
@@ -1812,11 +1791,10 @@
             </w:pPr>
             <w:r>
               <w:rPr>
-                <w:rFonts w:ascii="Times New Roman" w:hAnsi="Times New Roman" w:cs="Times New Roman"/>
-                <w:sz w:val="17"/>
-                <w:szCs w:val="17"/>
-              </w:rPr>
-              <w:t xml:space="preserve">FEFO (proceso 03)</w:t>
+                <w:sz w:val="17"/>
+                <w:szCs w:val="17"/>
+              </w:rPr>
+              <w:t>FEFO (proceso 03)</w:t>
             </w:r>
           </w:p>
         </w:tc>
@@ -1837,11 +1815,10 @@
             </w:pPr>
             <w:r>
               <w:rPr>
-                <w:rFonts w:ascii="Times New Roman" w:hAnsi="Times New Roman" w:cs="Times New Roman"/>
-                <w:sz w:val="17"/>
-                <w:szCs w:val="17"/>
-              </w:rPr>
-              <w:t xml:space="preserve">Lote que vence en 120 días (10 u.) y lote que vence en 20 días (10 u.); vender 3</w:t>
+                <w:sz w:val="17"/>
+                <w:szCs w:val="17"/>
+              </w:rPr>
+              <w:t>Lote que vence en 120 días (10 u.) y lote que vence en 20 días (10 u.); vender 3</w:t>
             </w:r>
           </w:p>
         </w:tc>
@@ -1862,11 +1839,10 @@
             </w:pPr>
             <w:r>
               <w:rPr>
-                <w:rFonts w:ascii="Times New Roman" w:hAnsi="Times New Roman" w:cs="Times New Roman"/>
-                <w:sz w:val="17"/>
-                <w:szCs w:val="17"/>
-              </w:rPr>
-              <w:t xml:space="preserve">Se descuenta del lote que vence primero; el otro queda intacto</w:t>
+                <w:sz w:val="17"/>
+                <w:szCs w:val="17"/>
+              </w:rPr>
+              <w:t>Se descuenta del lote que vence primero; el otro queda intacto</w:t>
             </w:r>
           </w:p>
         </w:tc>
@@ -1887,11 +1863,10 @@
             </w:pPr>
             <w:r>
               <w:rPr>
-                <w:rFonts w:ascii="Times New Roman" w:hAnsi="Times New Roman" w:cs="Times New Roman"/>
-                <w:sz w:val="17"/>
-                <w:szCs w:val="17"/>
-              </w:rPr>
-              <w:t xml:space="preserve">Lote de 20 días: 10 → 7; lote de 120 días: 10 (intacto). Un solo lote usado; stock = suma de lotes (17)</w:t>
+                <w:sz w:val="17"/>
+                <w:szCs w:val="17"/>
+              </w:rPr>
+              <w:t>Lote de 20 días: 10 → 7; lote de 120 días: 10 (intacto). Un solo lote usado; stock = suma de lotes (17)</w:t>
             </w:r>
           </w:p>
         </w:tc>
@@ -1913,19 +1888,24 @@
             </w:pPr>
             <w:r>
               <w:rPr>
-                <w:rFonts w:ascii="Times New Roman" w:hAnsi="Times New Roman" w:cs="Times New Roman"/>
                 <w:b/>
                 <w:bCs/>
                 <w:color w:val="1E7B34"/>
                 <w:sz w:val="17"/>
                 <w:szCs w:val="17"/>
               </w:rPr>
-              <w:t xml:space="preserve">Pasó</w:t>
+              <w:t>Pasó</w:t>
             </w:r>
           </w:p>
         </w:tc>
       </w:tr>
       <w:tr>
+        <w:tblPrEx>
+          <w:tblCellMar>
+            <w:top w:w="0" w:type="dxa"/>
+            <w:bottom w:w="0" w:type="dxa"/>
+          </w:tblCellMar>
+        </w:tblPrEx>
         <w:trPr>
           <w:cantSplit/>
         </w:trPr>
@@ -1947,13 +1927,12 @@
             </w:pPr>
             <w:r>
               <w:rPr>
-                <w:rFonts w:ascii="Times New Roman" w:hAnsi="Times New Roman" w:cs="Times New Roman"/>
-                <w:b/>
-                <w:bCs/>
-                <w:sz w:val="17"/>
-                <w:szCs w:val="17"/>
-              </w:rPr>
-              <w:t xml:space="preserve">CP-08</w:t>
+                <w:b/>
+                <w:bCs/>
+                <w:sz w:val="17"/>
+                <w:szCs w:val="17"/>
+              </w:rPr>
+              <w:t>CP-08</w:t>
             </w:r>
           </w:p>
         </w:tc>
@@ -1975,11 +1954,10 @@
             </w:pPr>
             <w:r>
               <w:rPr>
-                <w:rFonts w:ascii="Times New Roman" w:hAnsi="Times New Roman" w:cs="Times New Roman"/>
-                <w:sz w:val="17"/>
-                <w:szCs w:val="17"/>
-              </w:rPr>
-              <w:t xml:space="preserve">Stock insuficiente (valor límite)</w:t>
+                <w:sz w:val="17"/>
+                <w:szCs w:val="17"/>
+              </w:rPr>
+              <w:t>Stock insuficiente (valor límite)</w:t>
             </w:r>
           </w:p>
         </w:tc>
@@ -2001,11 +1979,10 @@
             </w:pPr>
             <w:r>
               <w:rPr>
-                <w:rFonts w:ascii="Times New Roman" w:hAnsi="Times New Roman" w:cs="Times New Roman"/>
-                <w:sz w:val="17"/>
-                <w:szCs w:val="17"/>
-              </w:rPr>
-              <w:t xml:space="preserve">Stock 4 (2 lotes de 2): pedir 5 y luego 4</w:t>
+                <w:sz w:val="17"/>
+                <w:szCs w:val="17"/>
+              </w:rPr>
+              <w:t>Stock 4 (2 lotes de 2): pedir 5 y luego 4</w:t>
             </w:r>
           </w:p>
         </w:tc>
@@ -2027,11 +2004,10 @@
             </w:pPr>
             <w:r>
               <w:rPr>
-                <w:rFonts w:ascii="Times New Roman" w:hAnsi="Times New Roman" w:cs="Times New Roman"/>
-                <w:sz w:val="17"/>
-                <w:szCs w:val="17"/>
-              </w:rPr>
-              <w:t xml:space="preserve">Con 5 se rechaza sin registros parciales (rollback); con 4 procede</w:t>
+                <w:sz w:val="17"/>
+                <w:szCs w:val="17"/>
+              </w:rPr>
+              <w:t>Con 5 se rechaza sin registros parciales (rollback); con 4 procede</w:t>
             </w:r>
           </w:p>
         </w:tc>
@@ -2053,11 +2029,10 @@
             </w:pPr>
             <w:r>
               <w:rPr>
-                <w:rFonts w:ascii="Times New Roman" w:hAnsi="Times New Roman" w:cs="Times New Roman"/>
-                <w:sz w:val="17"/>
-                <w:szCs w:val="17"/>
-              </w:rPr>
-              <w:t xml:space="preserve">5: rechazada, sin ningún registro. 4: registrada, stock 0 y ambos lotes en 0</w:t>
+                <w:sz w:val="17"/>
+                <w:szCs w:val="17"/>
+              </w:rPr>
+              <w:t>5: rechazada, sin ningún registro. 4: registrada, stock 0 y ambos lotes en 0</w:t>
             </w:r>
           </w:p>
         </w:tc>
@@ -2079,19 +2054,24 @@
             </w:pPr>
             <w:r>
               <w:rPr>
-                <w:rFonts w:ascii="Times New Roman" w:hAnsi="Times New Roman" w:cs="Times New Roman"/>
                 <w:b/>
                 <w:bCs/>
                 <w:color w:val="1E7B34"/>
                 <w:sz w:val="17"/>
                 <w:szCs w:val="17"/>
               </w:rPr>
-              <w:t xml:space="preserve">Pasó</w:t>
+              <w:t>Pasó</w:t>
             </w:r>
           </w:p>
         </w:tc>
       </w:tr>
       <w:tr>
+        <w:tblPrEx>
+          <w:tblCellMar>
+            <w:top w:w="0" w:type="dxa"/>
+            <w:bottom w:w="0" w:type="dxa"/>
+          </w:tblCellMar>
+        </w:tblPrEx>
         <w:trPr>
           <w:cantSplit/>
         </w:trPr>
@@ -2112,13 +2092,12 @@
             </w:pPr>
             <w:r>
               <w:rPr>
-                <w:rFonts w:ascii="Times New Roman" w:hAnsi="Times New Roman" w:cs="Times New Roman"/>
-                <w:b/>
-                <w:bCs/>
-                <w:sz w:val="17"/>
-                <w:szCs w:val="17"/>
-              </w:rPr>
-              <w:t xml:space="preserve">CP-09</w:t>
+                <w:b/>
+                <w:bCs/>
+                <w:sz w:val="17"/>
+                <w:szCs w:val="17"/>
+              </w:rPr>
+              <w:t>CP-09</w:t>
             </w:r>
           </w:p>
         </w:tc>
@@ -2139,11 +2118,10 @@
             </w:pPr>
             <w:r>
               <w:rPr>
-                <w:rFonts w:ascii="Times New Roman" w:hAnsi="Times New Roman" w:cs="Times New Roman"/>
-                <w:sz w:val="17"/>
-                <w:szCs w:val="17"/>
-              </w:rPr>
-              <w:t xml:space="preserve">Forma de pago (proceso 15)</w:t>
+                <w:sz w:val="17"/>
+                <w:szCs w:val="17"/>
+              </w:rPr>
+              <w:t>Forma de pago (proceso 15)</w:t>
             </w:r>
           </w:p>
         </w:tc>
@@ -2164,11 +2142,10 @@
             </w:pPr>
             <w:r>
               <w:rPr>
-                <w:rFonts w:ascii="Times New Roman" w:hAnsi="Times New Roman" w:cs="Times New Roman"/>
-                <w:sz w:val="17"/>
-                <w:szCs w:val="17"/>
-              </w:rPr>
-              <w:t xml:space="preserve">Tarjeta 4111 1111 1111 1111; forma de pago "Transferencia"; 1 unidad de S/ 10.00 con Yape o Plin</w:t>
+                <w:sz w:val="17"/>
+                <w:szCs w:val="17"/>
+              </w:rPr>
+              <w:t>Tarjeta 4111 1111 1111 1111; forma de pago "Transferencia"; 1 unidad de S/ 10.00 con Yape o Plin</w:t>
             </w:r>
           </w:p>
         </w:tc>
@@ -2189,11 +2166,10 @@
             </w:pPr>
             <w:r>
               <w:rPr>
-                <w:rFonts w:ascii="Times New Roman" w:hAnsi="Times New Roman" w:cs="Times New Roman"/>
-                <w:sz w:val="17"/>
-                <w:szCs w:val="17"/>
-              </w:rPr>
-              <w:t xml:space="preserve">La tarjeta (retirada de esta versión) y cualquier forma que no sea Efectivo o Yape o Plin se rechazan sin registros. Yape o Plin se registra como forma de pago, sin efectivo recibido, con comprobante, y suma en el turno sin cambiar el efectivo en caja</w:t>
+                <w:sz w:val="17"/>
+                <w:szCs w:val="17"/>
+              </w:rPr>
+              <w:t>La tarjeta (retirada de esta versión) y cualquier forma que no sea Efectivo o Yape o Plin se rechazan sin registros. Yape o Plin se registra como forma de pago, sin efectivo recibido, con comprobante, y suma en el turno sin cambiar el efectivo en caja</w:t>
             </w:r>
           </w:p>
         </w:tc>
@@ -2214,11 +2190,10 @@
             </w:pPr>
             <w:r>
               <w:rPr>
-                <w:rFonts w:ascii="Times New Roman" w:hAnsi="Times New Roman" w:cs="Times New Roman"/>
-                <w:sz w:val="17"/>
-                <w:szCs w:val="17"/>
-              </w:rPr>
-              <w:t xml:space="preserve">Tarjeta y "Transferencia" rechazadas sin registros. Venta con Yape o Plin por S/ 11.80, sin efectivo recibido y con comprobante. Turno: Yape o Plin S/ 11.80, efectivo en caja S/ 100.00. No existe la tabla de la pasarela</w:t>
+                <w:sz w:val="17"/>
+                <w:szCs w:val="17"/>
+              </w:rPr>
+              <w:t>Tarjeta y "Transferencia" rechazadas sin registros. Venta con Yape o Plin por S/ 11.80, sin efectivo recibido y con comprobante. Turno: Yape o Plin S/ 11.80, efectivo en caja S/ 100.00. No existe la tabla de la pasarela</w:t>
             </w:r>
           </w:p>
         </w:tc>
@@ -2240,19 +2215,24 @@
             </w:pPr>
             <w:r>
               <w:rPr>
-                <w:rFonts w:ascii="Times New Roman" w:hAnsi="Times New Roman" w:cs="Times New Roman"/>
                 <w:b/>
                 <w:bCs/>
                 <w:color w:val="1E7B34"/>
                 <w:sz w:val="17"/>
                 <w:szCs w:val="17"/>
               </w:rPr>
-              <w:t xml:space="preserve">Pasó</w:t>
+              <w:t>Pasó</w:t>
             </w:r>
           </w:p>
         </w:tc>
       </w:tr>
       <w:tr>
+        <w:tblPrEx>
+          <w:tblCellMar>
+            <w:top w:w="0" w:type="dxa"/>
+            <w:bottom w:w="0" w:type="dxa"/>
+          </w:tblCellMar>
+        </w:tblPrEx>
         <w:trPr>
           <w:cantSplit/>
         </w:trPr>
@@ -2274,13 +2254,12 @@
             </w:pPr>
             <w:r>
               <w:rPr>
-                <w:rFonts w:ascii="Times New Roman" w:hAnsi="Times New Roman" w:cs="Times New Roman"/>
-                <w:b/>
-                <w:bCs/>
-                <w:sz w:val="17"/>
-                <w:szCs w:val="17"/>
-              </w:rPr>
-              <w:t xml:space="preserve">CP-10</w:t>
+                <w:b/>
+                <w:bCs/>
+                <w:sz w:val="17"/>
+                <w:szCs w:val="17"/>
+              </w:rPr>
+              <w:t>CP-10</w:t>
             </w:r>
           </w:p>
         </w:tc>
@@ -2302,11 +2281,10 @@
             </w:pPr>
             <w:r>
               <w:rPr>
-                <w:rFonts w:ascii="Times New Roman" w:hAnsi="Times New Roman" w:cs="Times New Roman"/>
-                <w:sz w:val="17"/>
-                <w:szCs w:val="17"/>
-              </w:rPr>
-              <w:t xml:space="preserve">Comprobante</w:t>
+                <w:sz w:val="17"/>
+                <w:szCs w:val="17"/>
+              </w:rPr>
+              <w:t>Comprobante</w:t>
             </w:r>
           </w:p>
         </w:tc>
@@ -2328,11 +2306,10 @@
             </w:pPr>
             <w:r>
               <w:rPr>
-                <w:rFonts w:ascii="Times New Roman" w:hAnsi="Times New Roman" w:cs="Times New Roman"/>
-                <w:sz w:val="17"/>
-                <w:szCs w:val="17"/>
-              </w:rPr>
-              <w:t xml:space="preserve">Venta a cliente con RUC, con DNI y sin cliente</w:t>
+                <w:sz w:val="17"/>
+                <w:szCs w:val="17"/>
+              </w:rPr>
+              <w:t>Venta a cliente con RUC, con DNI y sin cliente</w:t>
             </w:r>
           </w:p>
         </w:tc>
@@ -2354,11 +2331,10 @@
             </w:pPr>
             <w:r>
               <w:rPr>
-                <w:rFonts w:ascii="Times New Roman" w:hAnsi="Times New Roman" w:cs="Times New Roman"/>
-                <w:sz w:val="17"/>
-                <w:szCs w:val="17"/>
-              </w:rPr>
-              <w:t xml:space="preserve">RUC: factura serie F; DNI o sin documento: boleta serie B; numeración correlativa de 1 en 1</w:t>
+                <w:sz w:val="17"/>
+                <w:szCs w:val="17"/>
+              </w:rPr>
+              <w:t>RUC: factura serie F; DNI o sin documento: boleta serie B; numeración correlativa de 1 en 1</w:t>
             </w:r>
           </w:p>
         </w:tc>
@@ -2380,11 +2356,10 @@
             </w:pPr>
             <w:r>
               <w:rPr>
-                <w:rFonts w:ascii="Times New Roman" w:hAnsi="Times New Roman" w:cs="Times New Roman"/>
-                <w:sz w:val="17"/>
-                <w:szCs w:val="17"/>
-              </w:rPr>
-              <w:t xml:space="preserve">Factura F001-00001149 (última era 1148); boletas B001-00006694 y B001-00006695 (última era 6693); con código de verificación</w:t>
+                <w:sz w:val="17"/>
+                <w:szCs w:val="17"/>
+              </w:rPr>
+              <w:t>Factura F001-00001149 (última era 1148); boletas B001-00006694 y B001-00006695 (última era 6693); con código de verificación</w:t>
             </w:r>
           </w:p>
         </w:tc>
@@ -2406,19 +2381,24 @@
             </w:pPr>
             <w:r>
               <w:rPr>
-                <w:rFonts w:ascii="Times New Roman" w:hAnsi="Times New Roman" w:cs="Times New Roman"/>
                 <w:b/>
                 <w:bCs/>
                 <w:color w:val="1E7B34"/>
                 <w:sz w:val="17"/>
                 <w:szCs w:val="17"/>
               </w:rPr>
-              <w:t xml:space="preserve">Pasó</w:t>
+              <w:t>Pasó</w:t>
             </w:r>
           </w:p>
         </w:tc>
       </w:tr>
       <w:tr>
+        <w:tblPrEx>
+          <w:tblCellMar>
+            <w:top w:w="0" w:type="dxa"/>
+            <w:bottom w:w="0" w:type="dxa"/>
+          </w:tblCellMar>
+        </w:tblPrEx>
         <w:trPr>
           <w:cantSplit/>
         </w:trPr>
@@ -2439,13 +2419,12 @@
             </w:pPr>
             <w:r>
               <w:rPr>
-                <w:rFonts w:ascii="Times New Roman" w:hAnsi="Times New Roman" w:cs="Times New Roman"/>
-                <w:b/>
-                <w:bCs/>
-                <w:sz w:val="17"/>
-                <w:szCs w:val="17"/>
-              </w:rPr>
-              <w:t xml:space="preserve">CP-11</w:t>
+                <w:b/>
+                <w:bCs/>
+                <w:sz w:val="17"/>
+                <w:szCs w:val="17"/>
+              </w:rPr>
+              <w:t>CP-11</w:t>
             </w:r>
           </w:p>
         </w:tc>
@@ -2466,11 +2445,10 @@
             </w:pPr>
             <w:r>
               <w:rPr>
-                <w:rFonts w:ascii="Times New Roman" w:hAnsi="Times New Roman" w:cs="Times New Roman"/>
-                <w:sz w:val="17"/>
-                <w:szCs w:val="17"/>
-              </w:rPr>
-              <w:t xml:space="preserve">Anulación de venta</w:t>
+                <w:sz w:val="17"/>
+                <w:szCs w:val="17"/>
+              </w:rPr>
+              <w:t>Anulación de venta</w:t>
             </w:r>
           </w:p>
         </w:tc>
@@ -2491,11 +2469,10 @@
             </w:pPr>
             <w:r>
               <w:rPr>
-                <w:rFonts w:ascii="Times New Roman" w:hAnsi="Times New Roman" w:cs="Times New Roman"/>
-                <w:sz w:val="17"/>
-                <w:szCs w:val="17"/>
-              </w:rPr>
-              <w:t xml:space="preserve">Como administrador, anular una venta en efectivo (5 u. de 2 lotes) y una con Plin (5 u.)</w:t>
+                <w:sz w:val="17"/>
+                <w:szCs w:val="17"/>
+              </w:rPr>
+              <w:t>Como administrador, anular una venta en efectivo (5 u. de 2 lotes) y una con Plin (5 u.)</w:t>
             </w:r>
           </w:p>
         </w:tc>
@@ -2516,11 +2493,10 @@
             </w:pPr>
             <w:r>
               <w:rPr>
-                <w:rFonts w:ascii="Times New Roman" w:hAnsi="Times New Roman" w:cs="Times New Roman"/>
-                <w:sz w:val="17"/>
-                <w:szCs w:val="17"/>
-              </w:rPr>
-              <w:t xml:space="preserve">Stock vuelve a los mismos lotes; la venta queda anulada y sale del cuadre del turno</w:t>
+                <w:sz w:val="17"/>
+                <w:szCs w:val="17"/>
+              </w:rPr>
+              <w:t>Stock vuelve a los mismos lotes; la venta queda anulada y sale del cuadre del turno</w:t>
             </w:r>
           </w:p>
         </w:tc>
@@ -2541,11 +2517,10 @@
             </w:pPr>
             <w:r>
               <w:rPr>
-                <w:rFonts w:ascii="Times New Roman" w:hAnsi="Times New Roman" w:cs="Times New Roman"/>
-                <w:sz w:val="17"/>
-                <w:szCs w:val="17"/>
-              </w:rPr>
-              <w:t xml:space="preserve">Lotes de vuelta a 3 y 10 u., stock 13, ambas ventas ANULADA, total del turno y Yape o Plin en S/ 0.00, 3 movimientos de anulación (uno por lote)</w:t>
+                <w:sz w:val="17"/>
+                <w:szCs w:val="17"/>
+              </w:rPr>
+              <w:t>Lotes de vuelta a 3 y 10 u., stock 13, ambas ventas ANULADA, total del turno y Yape o Plin en S/ 0.00, 3 movimientos de anulación (uno por lote)</w:t>
             </w:r>
           </w:p>
         </w:tc>
@@ -2567,19 +2542,24 @@
             </w:pPr>
             <w:r>
               <w:rPr>
-                <w:rFonts w:ascii="Times New Roman" w:hAnsi="Times New Roman" w:cs="Times New Roman"/>
                 <w:b/>
                 <w:bCs/>
                 <w:color w:val="1E7B34"/>
                 <w:sz w:val="17"/>
                 <w:szCs w:val="17"/>
               </w:rPr>
-              <w:t xml:space="preserve">Pasó</w:t>
+              <w:t>Pasó</w:t>
             </w:r>
           </w:p>
         </w:tc>
       </w:tr>
       <w:tr>
+        <w:tblPrEx>
+          <w:tblCellMar>
+            <w:top w:w="0" w:type="dxa"/>
+            <w:bottom w:w="0" w:type="dxa"/>
+          </w:tblCellMar>
+        </w:tblPrEx>
         <w:trPr>
           <w:cantSplit/>
         </w:trPr>
@@ -2601,13 +2581,12 @@
             </w:pPr>
             <w:r>
               <w:rPr>
-                <w:rFonts w:ascii="Times New Roman" w:hAnsi="Times New Roman" w:cs="Times New Roman"/>
-                <w:b/>
-                <w:bCs/>
-                <w:sz w:val="17"/>
-                <w:szCs w:val="17"/>
-              </w:rPr>
-              <w:t xml:space="preserve">CP-12</w:t>
+                <w:b/>
+                <w:bCs/>
+                <w:sz w:val="17"/>
+                <w:szCs w:val="17"/>
+              </w:rPr>
+              <w:t>CP-12</w:t>
             </w:r>
           </w:p>
         </w:tc>
@@ -2629,11 +2608,10 @@
             </w:pPr>
             <w:r>
               <w:rPr>
-                <w:rFonts w:ascii="Times New Roman" w:hAnsi="Times New Roman" w:cs="Times New Roman"/>
-                <w:sz w:val="17"/>
-                <w:szCs w:val="17"/>
-              </w:rPr>
-              <w:t xml:space="preserve">Mermas (proceso 13)</w:t>
+                <w:sz w:val="17"/>
+                <w:szCs w:val="17"/>
+              </w:rPr>
+              <w:t>Mermas (proceso 13)</w:t>
             </w:r>
           </w:p>
         </w:tc>
@@ -2655,11 +2633,10 @@
             </w:pPr>
             <w:r>
               <w:rPr>
-                <w:rFonts w:ascii="Times New Roman" w:hAnsi="Times New Roman" w:cs="Times New Roman"/>
-                <w:sz w:val="17"/>
-                <w:szCs w:val="17"/>
-              </w:rPr>
-              <w:t xml:space="preserve">Personal1 registra 2 mermas (3 u. y 2 u.); intenta aprobar una; admin aprueba la primera y rechaza la segunda</w:t>
+                <w:sz w:val="17"/>
+                <w:szCs w:val="17"/>
+              </w:rPr>
+              <w:t>Personal1 registra 2 mermas (3 u. y 2 u.); intenta aprobar una; admin aprueba la primera y rechaza la segunda</w:t>
             </w:r>
           </w:p>
         </w:tc>
@@ -2681,11 +2658,10 @@
             </w:pPr>
             <w:r>
               <w:rPr>
-                <w:rFonts w:ascii="Times New Roman" w:hAnsi="Times New Roman" w:cs="Times New Roman"/>
-                <w:sz w:val="17"/>
-                <w:szCs w:val="17"/>
-              </w:rPr>
-              <w:t xml:space="preserve">Nace pendiente sin descontar stock; al aprobar descuenta y registra al autorizador; al rechazar no descuenta</w:t>
+                <w:sz w:val="17"/>
+                <w:szCs w:val="17"/>
+              </w:rPr>
+              <w:t>Nace pendiente sin descontar stock; al aprobar descuenta y registra al autorizador; al rechazar no descuenta</w:t>
             </w:r>
           </w:p>
         </w:tc>
@@ -2707,11 +2683,10 @@
             </w:pPr>
             <w:r>
               <w:rPr>
-                <w:rFonts w:ascii="Times New Roman" w:hAnsi="Times New Roman" w:cs="Times New Roman"/>
-                <w:sz w:val="17"/>
-                <w:szCs w:val="17"/>
-              </w:rPr>
-              <w:t xml:space="preserve">Nace PENDIENTE con stock y lote intactos (10). El personal no puede aprobarla. Al aprobar: stock y lote 7, con autorizador y fecha. Al rechazar: stock sigue en 7</w:t>
+                <w:sz w:val="17"/>
+                <w:szCs w:val="17"/>
+              </w:rPr>
+              <w:t>Nace PENDIENTE con stock y lote intactos (10). El personal no puede aprobarla. Al aprobar: stock y lote 7, con autorizador y fecha. Al rechazar: stock sigue en 7</w:t>
             </w:r>
           </w:p>
         </w:tc>
@@ -2733,19 +2708,24 @@
             </w:pPr>
             <w:r>
               <w:rPr>
-                <w:rFonts w:ascii="Times New Roman" w:hAnsi="Times New Roman" w:cs="Times New Roman"/>
                 <w:b/>
                 <w:bCs/>
                 <w:color w:val="1E7B34"/>
                 <w:sz w:val="17"/>
                 <w:szCs w:val="17"/>
               </w:rPr>
-              <w:t xml:space="preserve">Pasó</w:t>
+              <w:t>Pasó</w:t>
             </w:r>
           </w:p>
         </w:tc>
       </w:tr>
       <w:tr>
+        <w:tblPrEx>
+          <w:tblCellMar>
+            <w:top w:w="0" w:type="dxa"/>
+            <w:bottom w:w="0" w:type="dxa"/>
+          </w:tblCellMar>
+        </w:tblPrEx>
         <w:trPr>
           <w:cantSplit/>
         </w:trPr>
@@ -2766,13 +2746,12 @@
             </w:pPr>
             <w:r>
               <w:rPr>
-                <w:rFonts w:ascii="Times New Roman" w:hAnsi="Times New Roman" w:cs="Times New Roman"/>
-                <w:b/>
-                <w:bCs/>
-                <w:sz w:val="17"/>
-                <w:szCs w:val="17"/>
-              </w:rPr>
-              <w:t xml:space="preserve">CP-13</w:t>
+                <w:b/>
+                <w:bCs/>
+                <w:sz w:val="17"/>
+                <w:szCs w:val="17"/>
+              </w:rPr>
+              <w:t>CP-13</w:t>
             </w:r>
           </w:p>
         </w:tc>
@@ -2793,11 +2772,10 @@
             </w:pPr>
             <w:r>
               <w:rPr>
-                <w:rFonts w:ascii="Times New Roman" w:hAnsi="Times New Roman" w:cs="Times New Roman"/>
-                <w:sz w:val="17"/>
-                <w:szCs w:val="17"/>
-              </w:rPr>
-              <w:t xml:space="preserve">Alertas y orden de compra (procesos 09-14)</w:t>
+                <w:sz w:val="17"/>
+                <w:szCs w:val="17"/>
+              </w:rPr>
+              <w:t>Alertas y orden de compra (procesos 09-14)</w:t>
             </w:r>
           </w:p>
         </w:tc>
@@ -2818,11 +2796,10 @@
             </w:pPr>
             <w:r>
               <w:rPr>
-                <w:rFonts w:ascii="Times New Roman" w:hAnsi="Times New Roman" w:cs="Times New Roman"/>
-                <w:sz w:val="17"/>
-                <w:szCs w:val="17"/>
-              </w:rPr>
-              <w:t xml:space="preserve">Producto con mínimo 10, máximo 50 y stock 4; Personal1 crea la orden; admin la aprueba</w:t>
+                <w:sz w:val="17"/>
+                <w:szCs w:val="17"/>
+              </w:rPr>
+              <w:t>Producto con mínimo 10, máximo 50 y stock 4; Personal1 crea la orden; admin la aprueba</w:t>
             </w:r>
           </w:p>
         </w:tc>
@@ -2843,11 +2820,10 @@
             </w:pPr>
             <w:r>
               <w:rPr>
-                <w:rFonts w:ascii="Times New Roman" w:hAnsi="Times New Roman" w:cs="Times New Roman"/>
-                <w:sz w:val="17"/>
-                <w:szCs w:val="17"/>
-              </w:rPr>
-              <w:t xml:space="preserve">Aparece la alerta de reposición; la orden se crea y la aprueba el administrador</w:t>
+                <w:sz w:val="17"/>
+                <w:szCs w:val="17"/>
+              </w:rPr>
+              <w:t>Aparece la alerta de reposición; la orden se crea y la aprueba el administrador</w:t>
             </w:r>
           </w:p>
         </w:tc>
@@ -2868,11 +2844,10 @@
             </w:pPr>
             <w:r>
               <w:rPr>
-                <w:rFonts w:ascii="Times New Roman" w:hAnsi="Times New Roman" w:cs="Times New Roman"/>
-                <w:sz w:val="17"/>
-                <w:szCs w:val="17"/>
-              </w:rPr>
-              <w:t xml:space="preserve">Alerta "Stock bajo" con cantidad sugerida. Orden PENDIENTE; el personal no puede aprobarla y el administrador sí (APROBADA). Las unidades pasan a "en pedido"</w:t>
+                <w:sz w:val="17"/>
+                <w:szCs w:val="17"/>
+              </w:rPr>
+              <w:t>Alerta "Stock bajo" con cantidad sugerida. Orden PENDIENTE; el personal no puede aprobarla y el administrador sí (APROBADA). Las unidades pasan a "en pedido"</w:t>
             </w:r>
           </w:p>
         </w:tc>
@@ -2894,19 +2869,24 @@
             </w:pPr>
             <w:r>
               <w:rPr>
-                <w:rFonts w:ascii="Times New Roman" w:hAnsi="Times New Roman" w:cs="Times New Roman"/>
                 <w:b/>
                 <w:bCs/>
                 <w:color w:val="1E7B34"/>
                 <w:sz w:val="17"/>
                 <w:szCs w:val="17"/>
               </w:rPr>
-              <w:t xml:space="preserve">Pasó</w:t>
+              <w:t>Pasó</w:t>
             </w:r>
           </w:p>
         </w:tc>
       </w:tr>
       <w:tr>
+        <w:tblPrEx>
+          <w:tblCellMar>
+            <w:top w:w="0" w:type="dxa"/>
+            <w:bottom w:w="0" w:type="dxa"/>
+          </w:tblCellMar>
+        </w:tblPrEx>
         <w:trPr>
           <w:cantSplit/>
         </w:trPr>
@@ -2928,13 +2908,13 @@
             </w:pPr>
             <w:r>
               <w:rPr>
-                <w:rFonts w:ascii="Times New Roman" w:hAnsi="Times New Roman" w:cs="Times New Roman"/>
-                <w:b/>
-                <w:bCs/>
-                <w:sz w:val="17"/>
-                <w:szCs w:val="17"/>
-              </w:rPr>
-              <w:t xml:space="preserve">CP-14</w:t>
+                <w:b/>
+                <w:bCs/>
+                <w:sz w:val="17"/>
+                <w:szCs w:val="17"/>
+              </w:rPr>
+              <w:lastRenderedPageBreak/>
+              <w:t>CP-14</w:t>
             </w:r>
           </w:p>
         </w:tc>
@@ -2956,11 +2936,10 @@
             </w:pPr>
             <w:r>
               <w:rPr>
-                <w:rFonts w:ascii="Times New Roman" w:hAnsi="Times New Roman" w:cs="Times New Roman"/>
-                <w:sz w:val="17"/>
-                <w:szCs w:val="17"/>
-              </w:rPr>
-              <w:t xml:space="preserve">Cierre de turno (proceso 12)</w:t>
+                <w:sz w:val="17"/>
+                <w:szCs w:val="17"/>
+              </w:rPr>
+              <w:t>Cierre de turno (proceso 12)</w:t>
             </w:r>
           </w:p>
         </w:tc>
@@ -2982,11 +2961,10 @@
             </w:pPr>
             <w:r>
               <w:rPr>
-                <w:rFonts w:ascii="Times New Roman" w:hAnsi="Times New Roman" w:cs="Times New Roman"/>
-                <w:sz w:val="17"/>
-                <w:szCs w:val="17"/>
-              </w:rPr>
-              <w:t xml:space="preserve">Turno 1: S/ 100.00 inicial + S/ 11.80, cuenta S/ 110.00. Turno 2: S/ 50.00 + S/ 11.80, cuenta S/ 62.30. Luego intentar vender</w:t>
+                <w:sz w:val="17"/>
+                <w:szCs w:val="17"/>
+              </w:rPr>
+              <w:t>Turno 1: S/ 100.00 inicial + S/ 11.80, cuenta S/ 110.00. Turno 2: S/ 50.00 + S/ 11.80, cuenta S/ 62.30. Luego intentar vender</w:t>
             </w:r>
           </w:p>
         </w:tc>
@@ -3008,11 +2986,10 @@
             </w:pPr>
             <w:r>
               <w:rPr>
-                <w:rFonts w:ascii="Times New Roman" w:hAnsi="Times New Roman" w:cs="Times New Roman"/>
-                <w:sz w:val="17"/>
-                <w:szCs w:val="17"/>
-              </w:rPr>
-              <w:t xml:space="preserve">Faltante y sobrante por la diferencia exacta; el turno queda cerrado y no admite ventas</w:t>
+                <w:sz w:val="17"/>
+                <w:szCs w:val="17"/>
+              </w:rPr>
+              <w:t>Faltante y sobrante por la diferencia exacta; el turno queda cerrado y no admite ventas</w:t>
             </w:r>
           </w:p>
         </w:tc>
@@ -3034,11 +3011,10 @@
             </w:pPr>
             <w:r>
               <w:rPr>
-                <w:rFonts w:ascii="Times New Roman" w:hAnsi="Times New Roman" w:cs="Times New Roman"/>
-                <w:sz w:val="17"/>
-                <w:szCs w:val="17"/>
-              </w:rPr>
-              <w:t xml:space="preserve">Turno 1: esperado S/ 111.80, faltante −S/ 1.80. Turno 2: esperado S/ 61.80, sobrante +S/ 0.50. Ambos CERRADO; la venta posterior se rechazó sin registros</w:t>
+                <w:sz w:val="17"/>
+                <w:szCs w:val="17"/>
+              </w:rPr>
+              <w:t>Turno 1: esperado S/ 111.80, faltante −S/ 1.80. Turno 2: esperado S/ 61.80, sobrante +S/ 0.50. Ambos CERRADO; la venta posterior se rechazó sin registros</w:t>
             </w:r>
           </w:p>
         </w:tc>
@@ -3060,19 +3036,24 @@
             </w:pPr>
             <w:r>
               <w:rPr>
-                <w:rFonts w:ascii="Times New Roman" w:hAnsi="Times New Roman" w:cs="Times New Roman"/>
                 <w:b/>
                 <w:bCs/>
                 <w:color w:val="1E7B34"/>
                 <w:sz w:val="17"/>
                 <w:szCs w:val="17"/>
               </w:rPr>
-              <w:t xml:space="preserve">Pasó</w:t>
+              <w:t>Pasó</w:t>
             </w:r>
           </w:p>
         </w:tc>
       </w:tr>
       <w:tr>
+        <w:tblPrEx>
+          <w:tblCellMar>
+            <w:top w:w="0" w:type="dxa"/>
+            <w:bottom w:w="0" w:type="dxa"/>
+          </w:tblCellMar>
+        </w:tblPrEx>
         <w:trPr>
           <w:cantSplit/>
         </w:trPr>
@@ -3093,13 +3074,12 @@
             </w:pPr>
             <w:r>
               <w:rPr>
-                <w:rFonts w:ascii="Times New Roman" w:hAnsi="Times New Roman" w:cs="Times New Roman"/>
-                <w:b/>
-                <w:bCs/>
-                <w:sz w:val="17"/>
-                <w:szCs w:val="17"/>
-              </w:rPr>
-              <w:t xml:space="preserve">CP-15</w:t>
+                <w:b/>
+                <w:bCs/>
+                <w:sz w:val="17"/>
+                <w:szCs w:val="17"/>
+              </w:rPr>
+              <w:t>CP-15</w:t>
             </w:r>
           </w:p>
         </w:tc>
@@ -3120,11 +3100,10 @@
             </w:pPr>
             <w:r>
               <w:rPr>
-                <w:rFonts w:ascii="Times New Roman" w:hAnsi="Times New Roman" w:cs="Times New Roman"/>
-                <w:sz w:val="17"/>
-                <w:szCs w:val="17"/>
-              </w:rPr>
-              <w:t xml:space="preserve">Reportes y exportación (proceso 16)</w:t>
+                <w:sz w:val="17"/>
+                <w:szCs w:val="17"/>
+              </w:rPr>
+              <w:t>Reportes y exportación (proceso 16)</w:t>
             </w:r>
           </w:p>
         </w:tc>
@@ -3145,11 +3124,10 @@
             </w:pPr>
             <w:r>
               <w:rPr>
-                <w:rFonts w:ascii="Times New Roman" w:hAnsi="Times New Roman" w:cs="Times New Roman"/>
-                <w:sz w:val="17"/>
-                <w:szCs w:val="17"/>
-              </w:rPr>
-              <w:t xml:space="preserve">Mermas del día: 1 aprobada (4 u. × S/ 7.90), 1 rechazada, 1 pendiente; exportar a PDF y Excel</w:t>
+                <w:sz w:val="17"/>
+                <w:szCs w:val="17"/>
+              </w:rPr>
+              <w:t>Mermas del día: 1 aprobada (4 u. × S/ 7.90), 1 rechazada, 1 pendiente; exportar a PDF y Excel</w:t>
             </w:r>
           </w:p>
         </w:tc>
@@ -3170,11 +3148,10 @@
             </w:pPr>
             <w:r>
               <w:rPr>
-                <w:rFonts w:ascii="Times New Roman" w:hAnsi="Times New Roman" w:cs="Times New Roman"/>
-                <w:sz w:val="17"/>
-                <w:szCs w:val="17"/>
-              </w:rPr>
-              <w:t xml:space="preserve">Se crean ambos archivos, no están vacíos y los totales coinciden con la base</w:t>
+                <w:sz w:val="17"/>
+                <w:szCs w:val="17"/>
+              </w:rPr>
+              <w:t>Se crean ambos archivos, no están vacíos y los totales coinciden con la base</w:t>
             </w:r>
           </w:p>
         </w:tc>
@@ -3195,11 +3172,10 @@
             </w:pPr>
             <w:r>
               <w:rPr>
-                <w:rFonts w:ascii="Times New Roman" w:hAnsi="Times New Roman" w:cs="Times New Roman"/>
-                <w:sz w:val="17"/>
-                <w:szCs w:val="17"/>
-              </w:rPr>
-              <w:t xml:space="preserve">PDF y Excel generados y no vacíos. Valor perdido S/ 31.60, 4 unidades y 3 mermas: iguales en el Excel, en el PDF y en la base. El PDF termina con las líneas de firma</w:t>
+                <w:sz w:val="17"/>
+                <w:szCs w:val="17"/>
+              </w:rPr>
+              <w:t>PDF y Excel generados y no vacíos. Valor perdido S/ 31.60, 4 unidades y 3 mermas: iguales en el Excel, en el PDF y en la base. El PDF termina con las líneas de firma</w:t>
             </w:r>
           </w:p>
         </w:tc>
@@ -3221,35 +3197,25 @@
             </w:pPr>
             <w:r>
               <w:rPr>
-                <w:rFonts w:ascii="Times New Roman" w:hAnsi="Times New Roman" w:cs="Times New Roman"/>
                 <w:b/>
                 <w:bCs/>
                 <w:color w:val="1E7B34"/>
                 <w:sz w:val="17"/>
                 <w:szCs w:val="17"/>
               </w:rPr>
-              <w:t xml:space="preserve">Pasó</w:t>
+              <w:t>Pasó</w:t>
             </w:r>
           </w:p>
         </w:tc>
       </w:tr>
     </w:tbl>
-    <w:p>
-      <w:pPr>
-        <w:spacing w:after="120"/>
-      </w:pPr>
-    </w:p>
+    <w:p/>
     <w:p>
       <w:pPr>
         <w:pStyle w:val="Ttulo2"/>
       </w:pPr>
       <w:r>
-        <w:rPr>
-          <w:rFonts w:ascii="Times New Roman" w:hAnsi="Times New Roman" w:cs="Times New Roman"/>
-          <w:b/>
-          <w:bCs/>
-        </w:rPr>
-        <w:t xml:space="preserve">5. Adaptaciones respecto al diseño original</w:t>
+        <w:t>5. Adaptaciones respecto al diseño original</w:t>
       </w:r>
     </w:p>
     <w:p>
@@ -3264,17 +3230,13 @@
       </w:pPr>
       <w:r>
         <w:rPr>
-          <w:rFonts w:ascii="Times New Roman" w:hAnsi="Times New Roman" w:cs="Times New Roman"/>
           <w:b/>
           <w:bCs/>
         </w:rPr>
         <w:t xml:space="preserve">CP-09: </w:t>
       </w:r>
       <w:r>
-        <w:rPr>
-          <w:rFonts w:ascii="Times New Roman" w:hAnsi="Times New Roman" w:cs="Times New Roman"/>
-        </w:rPr>
-        <w:t xml:space="preserve">el documento indica que el cobro con tarjeta se retiró de esta versión. Por eso la tarjeta 4111 1111 1111 1111 se prueba como una forma de pago que debe rechazarse. Desde la corrida 5 el sistema solo registra la forma de pago (CAM-01): ya no hay pasarela, token ni autorización que probar.</w:t>
+        <w:t>el documento indica que el cobro con tarjeta se retiró de esta versión. Por eso la tarjeta 4111 1111 1111 1111 se prueba como una forma de pago que debe rechazarse. Desde la corrida 5 el sistema solo registra la forma de pago (CAM-01): ya no hay pasarela, token ni autorización que probar.</w:t>
       </w:r>
     </w:p>
     <w:p>
@@ -3289,17 +3251,13 @@
       </w:pPr>
       <w:r>
         <w:rPr>
-          <w:rFonts w:ascii="Times New Roman" w:hAnsi="Times New Roman" w:cs="Times New Roman"/>
           <w:b/>
           <w:bCs/>
         </w:rPr>
         <w:t xml:space="preserve">CP-11: </w:t>
       </w:r>
       <w:r>
-        <w:rPr>
-          <w:rFonts w:ascii="Times New Roman" w:hAnsi="Times New Roman" w:cs="Times New Roman"/>
-        </w:rPr>
-        <w:t xml:space="preserve">la venta «con tarjeta» se hace con Plin. Desde la corrida 5 se verifica que la venta anulada salga del cuadre del turno; el dinero de Yape o Plin lo devuelve el cajero desde el celular del negocio.</w:t>
+        <w:t>la venta «con tarjeta» se hace con Plin. Desde la corrida 5 se verifica que la venta anulada salga del cuadre del turno; el dinero de Yape o Plin lo devuelve el cajero desde el celular del negocio.</w:t>
       </w:r>
     </w:p>
     <w:p>
@@ -3307,12 +3265,7 @@
         <w:pStyle w:val="Ttulo2"/>
       </w:pPr>
       <w:r>
-        <w:rPr>
-          <w:rFonts w:ascii="Times New Roman" w:hAnsi="Times New Roman" w:cs="Times New Roman"/>
-          <w:b/>
-          <w:bCs/>
-        </w:rPr>
-        <w:t xml:space="preserve">6. Historial de corridas y resultados</w:t>
+        <w:t>6. Historial de corridas y resultados</w:t>
       </w:r>
     </w:p>
     <w:tbl>
@@ -3341,9 +3294,15 @@
         <w:gridCol w:w="4721"/>
       </w:tblGrid>
       <w:tr>
+        <w:tblPrEx>
+          <w:tblCellMar>
+            <w:top w:w="0" w:type="dxa"/>
+            <w:bottom w:w="0" w:type="dxa"/>
+          </w:tblCellMar>
+        </w:tblPrEx>
         <w:trPr>
+          <w:cantSplit/>
           <w:tblHeader/>
-          <w:cantSplit/>
         </w:trPr>
         <w:tc>
           <w:tcPr>
@@ -3363,13 +3322,12 @@
             </w:pPr>
             <w:r>
               <w:rPr>
-                <w:rFonts w:ascii="Times New Roman" w:hAnsi="Times New Roman" w:cs="Times New Roman"/>
-                <w:b/>
-                <w:bCs/>
-                <w:sz w:val="20"/>
-                <w:szCs w:val="20"/>
-              </w:rPr>
-              <w:t xml:space="preserve">Corrida</w:t>
+                <w:b/>
+                <w:bCs/>
+                <w:sz w:val="20"/>
+                <w:szCs w:val="20"/>
+              </w:rPr>
+              <w:t>Corrida</w:t>
             </w:r>
           </w:p>
         </w:tc>
@@ -3391,13 +3349,12 @@
             </w:pPr>
             <w:r>
               <w:rPr>
-                <w:rFonts w:ascii="Times New Roman" w:hAnsi="Times New Roman" w:cs="Times New Roman"/>
-                <w:b/>
-                <w:bCs/>
-                <w:sz w:val="20"/>
-                <w:szCs w:val="20"/>
-              </w:rPr>
-              <w:t xml:space="preserve">Aprobados</w:t>
+                <w:b/>
+                <w:bCs/>
+                <w:sz w:val="20"/>
+                <w:szCs w:val="20"/>
+              </w:rPr>
+              <w:t>Aprobados</w:t>
             </w:r>
           </w:p>
         </w:tc>
@@ -3419,13 +3376,12 @@
             </w:pPr>
             <w:r>
               <w:rPr>
-                <w:rFonts w:ascii="Times New Roman" w:hAnsi="Times New Roman" w:cs="Times New Roman"/>
-                <w:b/>
-                <w:bCs/>
-                <w:sz w:val="20"/>
-                <w:szCs w:val="20"/>
-              </w:rPr>
-              <w:t xml:space="preserve">Porcentaje</w:t>
+                <w:b/>
+                <w:bCs/>
+                <w:sz w:val="20"/>
+                <w:szCs w:val="20"/>
+              </w:rPr>
+              <w:t>Porcentaje</w:t>
             </w:r>
           </w:p>
         </w:tc>
@@ -3447,13 +3403,12 @@
             </w:pPr>
             <w:r>
               <w:rPr>
-                <w:rFonts w:ascii="Times New Roman" w:hAnsi="Times New Roman" w:cs="Times New Roman"/>
-                <w:b/>
-                <w:bCs/>
-                <w:sz w:val="20"/>
-                <w:szCs w:val="20"/>
-              </w:rPr>
-              <w:t xml:space="preserve">Fallidos</w:t>
+                <w:b/>
+                <w:bCs/>
+                <w:sz w:val="20"/>
+                <w:szCs w:val="20"/>
+              </w:rPr>
+              <w:t>Fallidos</w:t>
             </w:r>
           </w:p>
         </w:tc>
@@ -3475,18 +3430,23 @@
             </w:pPr>
             <w:r>
               <w:rPr>
-                <w:rFonts w:ascii="Times New Roman" w:hAnsi="Times New Roman" w:cs="Times New Roman"/>
-                <w:b/>
-                <w:bCs/>
-                <w:sz w:val="20"/>
-                <w:szCs w:val="20"/>
-              </w:rPr>
-              <w:t xml:space="preserve">Causa del cambio</w:t>
+                <w:b/>
+                <w:bCs/>
+                <w:sz w:val="20"/>
+                <w:szCs w:val="20"/>
+              </w:rPr>
+              <w:t>Causa del cambio</w:t>
             </w:r>
           </w:p>
         </w:tc>
       </w:tr>
       <w:tr>
+        <w:tblPrEx>
+          <w:tblCellMar>
+            <w:top w:w="0" w:type="dxa"/>
+            <w:bottom w:w="0" w:type="dxa"/>
+          </w:tblCellMar>
+        </w:tblPrEx>
         <w:trPr>
           <w:cantSplit/>
         </w:trPr>
@@ -3507,13 +3467,12 @@
             </w:pPr>
             <w:r>
               <w:rPr>
-                <w:rFonts w:ascii="Times New Roman" w:hAnsi="Times New Roman" w:cs="Times New Roman"/>
-                <w:b/>
-                <w:bCs/>
-                <w:sz w:val="20"/>
-                <w:szCs w:val="20"/>
-              </w:rPr>
-              <w:t xml:space="preserve">Corrida 1</w:t>
+                <w:b/>
+                <w:bCs/>
+                <w:sz w:val="20"/>
+                <w:szCs w:val="20"/>
+              </w:rPr>
+              <w:t>Corrida 1</w:t>
             </w:r>
           </w:p>
         </w:tc>
@@ -3534,11 +3493,10 @@
             </w:pPr>
             <w:r>
               <w:rPr>
-                <w:rFonts w:ascii="Times New Roman" w:hAnsi="Times New Roman" w:cs="Times New Roman"/>
-                <w:sz w:val="20"/>
-                <w:szCs w:val="20"/>
-              </w:rPr>
-              <w:t xml:space="preserve">13/15</w:t>
+                <w:sz w:val="20"/>
+                <w:szCs w:val="20"/>
+              </w:rPr>
+              <w:t>13/15</w:t>
             </w:r>
           </w:p>
         </w:tc>
@@ -3559,11 +3517,10 @@
             </w:pPr>
             <w:r>
               <w:rPr>
-                <w:rFonts w:ascii="Times New Roman" w:hAnsi="Times New Roman" w:cs="Times New Roman"/>
-                <w:sz w:val="20"/>
-                <w:szCs w:val="20"/>
-              </w:rPr>
-              <w:t xml:space="preserve">86,7 %</w:t>
+                <w:sz w:val="20"/>
+                <w:szCs w:val="20"/>
+              </w:rPr>
+              <w:t>86,7 %</w:t>
             </w:r>
           </w:p>
         </w:tc>
@@ -3584,11 +3541,10 @@
             </w:pPr>
             <w:r>
               <w:rPr>
-                <w:rFonts w:ascii="Times New Roman" w:hAnsi="Times New Roman" w:cs="Times New Roman"/>
-                <w:sz w:val="20"/>
-                <w:szCs w:val="20"/>
-              </w:rPr>
-              <w:t xml:space="preserve">CP-02, CP-06</w:t>
+                <w:sz w:val="20"/>
+                <w:szCs w:val="20"/>
+              </w:rPr>
+              <w:t>CP-02, CP-06</w:t>
             </w:r>
           </w:p>
         </w:tc>
@@ -3609,16 +3565,21 @@
             </w:pPr>
             <w:r>
               <w:rPr>
-                <w:rFonts w:ascii="Times New Roman" w:hAnsi="Times New Roman" w:cs="Times New Roman"/>
-                <w:sz w:val="20"/>
-                <w:szCs w:val="20"/>
-              </w:rPr>
-              <w:t xml:space="preserve">Primera ejecución</w:t>
+                <w:sz w:val="20"/>
+                <w:szCs w:val="20"/>
+              </w:rPr>
+              <w:t>Primera ejecución</w:t>
             </w:r>
           </w:p>
         </w:tc>
       </w:tr>
       <w:tr>
+        <w:tblPrEx>
+          <w:tblCellMar>
+            <w:top w:w="0" w:type="dxa"/>
+            <w:bottom w:w="0" w:type="dxa"/>
+          </w:tblCellMar>
+        </w:tblPrEx>
         <w:trPr>
           <w:cantSplit/>
         </w:trPr>
@@ -3640,13 +3601,12 @@
             </w:pPr>
             <w:r>
               <w:rPr>
-                <w:rFonts w:ascii="Times New Roman" w:hAnsi="Times New Roman" w:cs="Times New Roman"/>
-                <w:b/>
-                <w:bCs/>
-                <w:sz w:val="20"/>
-                <w:szCs w:val="20"/>
-              </w:rPr>
-              <w:t xml:space="preserve">Corrida 2</w:t>
+                <w:b/>
+                <w:bCs/>
+                <w:sz w:val="20"/>
+                <w:szCs w:val="20"/>
+              </w:rPr>
+              <w:t>Corrida 2</w:t>
             </w:r>
           </w:p>
         </w:tc>
@@ -3668,11 +3628,10 @@
             </w:pPr>
             <w:r>
               <w:rPr>
-                <w:rFonts w:ascii="Times New Roman" w:hAnsi="Times New Roman" w:cs="Times New Roman"/>
-                <w:sz w:val="20"/>
-                <w:szCs w:val="20"/>
-              </w:rPr>
-              <w:t xml:space="preserve">14/15</w:t>
+                <w:sz w:val="20"/>
+                <w:szCs w:val="20"/>
+              </w:rPr>
+              <w:t>14/15</w:t>
             </w:r>
           </w:p>
         </w:tc>
@@ -3694,11 +3653,10 @@
             </w:pPr>
             <w:r>
               <w:rPr>
-                <w:rFonts w:ascii="Times New Roman" w:hAnsi="Times New Roman" w:cs="Times New Roman"/>
-                <w:sz w:val="20"/>
-                <w:szCs w:val="20"/>
-              </w:rPr>
-              <w:t xml:space="preserve">93,3 %</w:t>
+                <w:sz w:val="20"/>
+                <w:szCs w:val="20"/>
+              </w:rPr>
+              <w:t>93,3 %</w:t>
             </w:r>
           </w:p>
         </w:tc>
@@ -3720,11 +3678,10 @@
             </w:pPr>
             <w:r>
               <w:rPr>
-                <w:rFonts w:ascii="Times New Roman" w:hAnsi="Times New Roman" w:cs="Times New Roman"/>
-                <w:sz w:val="20"/>
-                <w:szCs w:val="20"/>
-              </w:rPr>
-              <w:t xml:space="preserve">CP-06</w:t>
+                <w:sz w:val="20"/>
+                <w:szCs w:val="20"/>
+              </w:rPr>
+              <w:t>CP-06</w:t>
             </w:r>
           </w:p>
         </w:tc>
@@ -3746,16 +3703,21 @@
             </w:pPr>
             <w:r>
               <w:rPr>
-                <w:rFonts w:ascii="Times New Roman" w:hAnsi="Times New Roman" w:cs="Times New Roman"/>
-                <w:sz w:val="20"/>
-                <w:szCs w:val="20"/>
-              </w:rPr>
-              <w:t xml:space="preserve">Se corrigió DEF-01: validación de rol en 5 métodos de 3 controladores. CP-02 pasa. CP-06 queda pendiente de decisión</w:t>
+                <w:sz w:val="20"/>
+                <w:szCs w:val="20"/>
+              </w:rPr>
+              <w:t>Se corrigió DEF-01: validación de rol en 5 métodos de 3 controladores. CP-02 pasa. CP-06 queda pendiente de decisión</w:t>
             </w:r>
           </w:p>
         </w:tc>
       </w:tr>
       <w:tr>
+        <w:tblPrEx>
+          <w:tblCellMar>
+            <w:top w:w="0" w:type="dxa"/>
+            <w:bottom w:w="0" w:type="dxa"/>
+          </w:tblCellMar>
+        </w:tblPrEx>
         <w:trPr>
           <w:cantSplit/>
         </w:trPr>
@@ -3776,13 +3738,12 @@
             </w:pPr>
             <w:r>
               <w:rPr>
-                <w:rFonts w:ascii="Times New Roman" w:hAnsi="Times New Roman" w:cs="Times New Roman"/>
-                <w:b/>
-                <w:bCs/>
-                <w:sz w:val="20"/>
-                <w:szCs w:val="20"/>
-              </w:rPr>
-              <w:t xml:space="preserve">Corrida 3</w:t>
+                <w:b/>
+                <w:bCs/>
+                <w:sz w:val="20"/>
+                <w:szCs w:val="20"/>
+              </w:rPr>
+              <w:t>Corrida 3</w:t>
             </w:r>
           </w:p>
         </w:tc>
@@ -3803,11 +3764,10 @@
             </w:pPr>
             <w:r>
               <w:rPr>
-                <w:rFonts w:ascii="Times New Roman" w:hAnsi="Times New Roman" w:cs="Times New Roman"/>
-                <w:sz w:val="20"/>
-                <w:szCs w:val="20"/>
-              </w:rPr>
-              <w:t xml:space="preserve">15/15</w:t>
+                <w:sz w:val="20"/>
+                <w:szCs w:val="20"/>
+              </w:rPr>
+              <w:t>15/15</w:t>
             </w:r>
           </w:p>
         </w:tc>
@@ -3828,11 +3788,10 @@
             </w:pPr>
             <w:r>
               <w:rPr>
-                <w:rFonts w:ascii="Times New Roman" w:hAnsi="Times New Roman" w:cs="Times New Roman"/>
-                <w:sz w:val="20"/>
-                <w:szCs w:val="20"/>
-              </w:rPr>
-              <w:t xml:space="preserve">100 %</w:t>
+                <w:sz w:val="20"/>
+                <w:szCs w:val="20"/>
+              </w:rPr>
+              <w:t>100 %</w:t>
             </w:r>
           </w:p>
         </w:tc>
@@ -3853,11 +3812,10 @@
             </w:pPr>
             <w:r>
               <w:rPr>
-                <w:rFonts w:ascii="Times New Roman" w:hAnsi="Times New Roman" w:cs="Times New Roman"/>
-                <w:sz w:val="20"/>
-                <w:szCs w:val="20"/>
-              </w:rPr>
-              <w:t xml:space="preserve">Ninguno</w:t>
+                <w:sz w:val="20"/>
+                <w:szCs w:val="20"/>
+              </w:rPr>
+              <w:t>Ninguno</w:t>
             </w:r>
           </w:p>
         </w:tc>
@@ -3878,16 +3836,21 @@
             </w:pPr>
             <w:r>
               <w:rPr>
-                <w:rFonts w:ascii="Times New Roman" w:hAnsi="Times New Roman" w:cs="Times New Roman"/>
-                <w:sz w:val="20"/>
-                <w:szCs w:val="20"/>
-              </w:rPr>
-              <w:t xml:space="preserve">El equipo aclaró el requerimiento VIP (OBS-01) y CP-06 se ajustó al criterio "10 % después de 3 compras". El código no cambió</w:t>
+                <w:sz w:val="20"/>
+                <w:szCs w:val="20"/>
+              </w:rPr>
+              <w:t>El equipo aclaró el requerimiento VIP (OBS-01) y CP-06 se ajustó al criterio "10 % después de 3 compras". El código no cambió</w:t>
             </w:r>
           </w:p>
         </w:tc>
       </w:tr>
       <w:tr>
+        <w:tblPrEx>
+          <w:tblCellMar>
+            <w:top w:w="0" w:type="dxa"/>
+            <w:bottom w:w="0" w:type="dxa"/>
+          </w:tblCellMar>
+        </w:tblPrEx>
         <w:trPr>
           <w:cantSplit/>
         </w:trPr>
@@ -3909,13 +3872,12 @@
             </w:pPr>
             <w:r>
               <w:rPr>
-                <w:rFonts w:ascii="Times New Roman" w:hAnsi="Times New Roman" w:cs="Times New Roman"/>
-                <w:b/>
-                <w:bCs/>
-                <w:sz w:val="20"/>
-                <w:szCs w:val="20"/>
-              </w:rPr>
-              <w:t xml:space="preserve">Corrida 4</w:t>
+                <w:b/>
+                <w:bCs/>
+                <w:sz w:val="20"/>
+                <w:szCs w:val="20"/>
+              </w:rPr>
+              <w:t>Corrida 4</w:t>
             </w:r>
           </w:p>
         </w:tc>
@@ -3937,11 +3899,10 @@
             </w:pPr>
             <w:r>
               <w:rPr>
-                <w:rFonts w:ascii="Times New Roman" w:hAnsi="Times New Roman" w:cs="Times New Roman"/>
-                <w:sz w:val="20"/>
-                <w:szCs w:val="20"/>
-              </w:rPr>
-              <w:t xml:space="preserve">15/15</w:t>
+                <w:sz w:val="20"/>
+                <w:szCs w:val="20"/>
+              </w:rPr>
+              <w:t>15/15</w:t>
             </w:r>
           </w:p>
         </w:tc>
@@ -3963,11 +3924,10 @@
             </w:pPr>
             <w:r>
               <w:rPr>
-                <w:rFonts w:ascii="Times New Roman" w:hAnsi="Times New Roman" w:cs="Times New Roman"/>
-                <w:sz w:val="20"/>
-                <w:szCs w:val="20"/>
-              </w:rPr>
-              <w:t xml:space="preserve">100 %</w:t>
+                <w:sz w:val="20"/>
+                <w:szCs w:val="20"/>
+              </w:rPr>
+              <w:t>100 %</w:t>
             </w:r>
           </w:p>
         </w:tc>
@@ -3989,11 +3949,10 @@
             </w:pPr>
             <w:r>
               <w:rPr>
-                <w:rFonts w:ascii="Times New Roman" w:hAnsi="Times New Roman" w:cs="Times New Roman"/>
-                <w:sz w:val="20"/>
-                <w:szCs w:val="20"/>
-              </w:rPr>
-              <w:t xml:space="preserve">Ninguno</w:t>
+                <w:sz w:val="20"/>
+                <w:szCs w:val="20"/>
+              </w:rPr>
+              <w:t>Ninguno</w:t>
             </w:r>
           </w:p>
         </w:tc>
@@ -4015,168 +3974,513 @@
             </w:pPr>
             <w:r>
               <w:rPr>
-                <w:rFonts w:ascii="Times New Roman" w:hAnsi="Times New Roman" w:cs="Times New Roman"/>
-                <w:sz w:val="20"/>
-                <w:szCs w:val="20"/>
-              </w:rPr>
-              <w:t xml:space="preserve">Regresión tras corregir OBS-02 a OBS-05 (tope del descuento manual, diálogos en español, pausa de respaldo.bat, textos de ayuda y mensaje de registro). Los 15 casos siguen aprobando</w:t>
+                <w:sz w:val="20"/>
+                <w:szCs w:val="20"/>
+              </w:rPr>
+              <w:t>Regresión tras corregir OBS-02 a OBS-05 (tope del descuento manual, diálogos en español, pausa de respaldo.bat, textos de ayuda y mensaje de registro). Los 15 casos siguen aprobando</w:t>
             </w:r>
           </w:p>
         </w:tc>
       </w:tr>
       <w:tr>
+        <w:tblPrEx>
+          <w:tblCellMar>
+            <w:top w:w="0" w:type="dxa"/>
+            <w:bottom w:w="0" w:type="dxa"/>
+          </w:tblCellMar>
+        </w:tblPrEx>
         <w:trPr>
           <w:cantSplit/>
         </w:trPr>
         <w:tc>
           <w:tcPr>
             <w:tcW w:w="1204" w:type="dxa"/>
-            <w:tcMar>
-              <w:top w:w="60" w:type="dxa"/>
-              <w:left w:w="80" w:type="dxa"/>
-              <w:bottom w:w="60" w:type="dxa"/>
-              <w:right w:w="80" w:type="dxa"/>
-            </w:tcMar>
-            <w:vAlign w:val="center"/>
-          </w:tcPr>
-          <w:p>
-            <w:pPr>
-              <w:spacing w:after="0" w:line="240" w:lineRule="auto"/>
-            </w:pPr>
-            <w:r>
-              <w:rPr>
-                <w:rFonts w:ascii="Times New Roman" w:hAnsi="Times New Roman" w:cs="Times New Roman"/>
-                <w:b/>
-                <w:bCs/>
-                <w:sz w:val="20"/>
-                <w:szCs w:val="20"/>
-              </w:rPr>
-              <w:t xml:space="preserve">Corrida 5</w:t>
+            <w:tcBorders>
+              <w:bottom w:val="single" w:sz="4" w:space="0" w:color="808080"/>
+            </w:tcBorders>
+            <w:tcMar>
+              <w:top w:w="60" w:type="dxa"/>
+              <w:left w:w="80" w:type="dxa"/>
+              <w:bottom w:w="60" w:type="dxa"/>
+              <w:right w:w="80" w:type="dxa"/>
+            </w:tcMar>
+            <w:vAlign w:val="center"/>
+          </w:tcPr>
+          <w:p>
+            <w:pPr>
+              <w:spacing w:after="0" w:line="240" w:lineRule="auto"/>
+            </w:pPr>
+            <w:r>
+              <w:rPr>
+                <w:b/>
+                <w:bCs/>
+                <w:sz w:val="20"/>
+                <w:szCs w:val="20"/>
+              </w:rPr>
+              <w:t>Corrida 5</w:t>
             </w:r>
           </w:p>
         </w:tc>
         <w:tc>
           <w:tcPr>
             <w:tcW w:w="1405" w:type="dxa"/>
-            <w:tcMar>
-              <w:top w:w="60" w:type="dxa"/>
-              <w:left w:w="80" w:type="dxa"/>
-              <w:bottom w:w="60" w:type="dxa"/>
-              <w:right w:w="80" w:type="dxa"/>
-            </w:tcMar>
-            <w:vAlign w:val="center"/>
-          </w:tcPr>
-          <w:p>
-            <w:pPr>
-              <w:spacing w:after="0" w:line="240" w:lineRule="auto"/>
-            </w:pPr>
-            <w:r>
-              <w:rPr>
-                <w:rFonts w:ascii="Times New Roman" w:hAnsi="Times New Roman" w:cs="Times New Roman"/>
-                <w:sz w:val="20"/>
-                <w:szCs w:val="20"/>
-              </w:rPr>
-              <w:t xml:space="preserve">15/15</w:t>
+            <w:tcBorders>
+              <w:bottom w:val="single" w:sz="4" w:space="0" w:color="808080"/>
+            </w:tcBorders>
+            <w:tcMar>
+              <w:top w:w="60" w:type="dxa"/>
+              <w:left w:w="80" w:type="dxa"/>
+              <w:bottom w:w="60" w:type="dxa"/>
+              <w:right w:w="80" w:type="dxa"/>
+            </w:tcMar>
+            <w:vAlign w:val="center"/>
+          </w:tcPr>
+          <w:p>
+            <w:pPr>
+              <w:spacing w:after="0" w:line="240" w:lineRule="auto"/>
+            </w:pPr>
+            <w:r>
+              <w:rPr>
+                <w:sz w:val="20"/>
+                <w:szCs w:val="20"/>
+              </w:rPr>
+              <w:t>15/15</w:t>
             </w:r>
           </w:p>
         </w:tc>
         <w:tc>
           <w:tcPr>
             <w:tcW w:w="1305" w:type="dxa"/>
-            <w:tcMar>
-              <w:top w:w="60" w:type="dxa"/>
-              <w:left w:w="80" w:type="dxa"/>
-              <w:bottom w:w="60" w:type="dxa"/>
-              <w:right w:w="80" w:type="dxa"/>
-            </w:tcMar>
-            <w:vAlign w:val="center"/>
-          </w:tcPr>
-          <w:p>
-            <w:pPr>
-              <w:spacing w:after="0" w:line="240" w:lineRule="auto"/>
-            </w:pPr>
-            <w:r>
-              <w:rPr>
-                <w:rFonts w:ascii="Times New Roman" w:hAnsi="Times New Roman" w:cs="Times New Roman"/>
-                <w:sz w:val="20"/>
-                <w:szCs w:val="20"/>
-              </w:rPr>
-              <w:t xml:space="preserve">100 %</w:t>
+            <w:tcBorders>
+              <w:bottom w:val="single" w:sz="4" w:space="0" w:color="808080"/>
+            </w:tcBorders>
+            <w:tcMar>
+              <w:top w:w="60" w:type="dxa"/>
+              <w:left w:w="80" w:type="dxa"/>
+              <w:bottom w:w="60" w:type="dxa"/>
+              <w:right w:w="80" w:type="dxa"/>
+            </w:tcMar>
+            <w:vAlign w:val="center"/>
+          </w:tcPr>
+          <w:p>
+            <w:pPr>
+              <w:spacing w:after="0" w:line="240" w:lineRule="auto"/>
+            </w:pPr>
+            <w:r>
+              <w:rPr>
+                <w:sz w:val="20"/>
+                <w:szCs w:val="20"/>
+              </w:rPr>
+              <w:t>100 %</w:t>
             </w:r>
           </w:p>
         </w:tc>
         <w:tc>
           <w:tcPr>
             <w:tcW w:w="1405" w:type="dxa"/>
-            <w:tcMar>
-              <w:top w:w="60" w:type="dxa"/>
-              <w:left w:w="80" w:type="dxa"/>
-              <w:bottom w:w="60" w:type="dxa"/>
-              <w:right w:w="80" w:type="dxa"/>
-            </w:tcMar>
-            <w:vAlign w:val="center"/>
-          </w:tcPr>
-          <w:p>
-            <w:pPr>
-              <w:spacing w:after="0" w:line="240" w:lineRule="auto"/>
-            </w:pPr>
-            <w:r>
-              <w:rPr>
-                <w:rFonts w:ascii="Times New Roman" w:hAnsi="Times New Roman" w:cs="Times New Roman"/>
-                <w:sz w:val="20"/>
-                <w:szCs w:val="20"/>
-              </w:rPr>
-              <w:t xml:space="preserve">Ninguno</w:t>
+            <w:tcBorders>
+              <w:bottom w:val="single" w:sz="4" w:space="0" w:color="808080"/>
+            </w:tcBorders>
+            <w:tcMar>
+              <w:top w:w="60" w:type="dxa"/>
+              <w:left w:w="80" w:type="dxa"/>
+              <w:bottom w:w="60" w:type="dxa"/>
+              <w:right w:w="80" w:type="dxa"/>
+            </w:tcMar>
+            <w:vAlign w:val="center"/>
+          </w:tcPr>
+          <w:p>
+            <w:pPr>
+              <w:spacing w:after="0" w:line="240" w:lineRule="auto"/>
+            </w:pPr>
+            <w:r>
+              <w:rPr>
+                <w:sz w:val="20"/>
+                <w:szCs w:val="20"/>
+              </w:rPr>
+              <w:t>Ninguno</w:t>
             </w:r>
           </w:p>
         </w:tc>
         <w:tc>
           <w:tcPr>
             <w:tcW w:w="4721" w:type="dxa"/>
-            <w:tcMar>
-              <w:top w:w="60" w:type="dxa"/>
-              <w:left w:w="80" w:type="dxa"/>
-              <w:bottom w:w="60" w:type="dxa"/>
-              <w:right w:w="80" w:type="dxa"/>
-            </w:tcMar>
-            <w:vAlign w:val="center"/>
-          </w:tcPr>
-          <w:p>
-            <w:pPr>
-              <w:spacing w:after="0" w:line="240" w:lineRule="auto"/>
-            </w:pPr>
-            <w:r>
-              <w:rPr>
-                <w:rFonts w:ascii="Times New Roman" w:hAnsi="Times New Roman" w:cs="Times New Roman"/>
-                <w:sz w:val="20"/>
-                <w:szCs w:val="20"/>
-              </w:rPr>
-              <w:t xml:space="preserve">Regresión tras quitar la pasarela de pago simulada (CAM-01): Yape o Plin solo se registra como forma de pago. CP-02 (la sección Pagos pasó a llamarse Negocio), CP-09 y CP-11 se ajustaron al cambio</w:t>
+            <w:tcBorders>
+              <w:bottom w:val="single" w:sz="4" w:space="0" w:color="808080"/>
+            </w:tcBorders>
+            <w:tcMar>
+              <w:top w:w="60" w:type="dxa"/>
+              <w:left w:w="80" w:type="dxa"/>
+              <w:bottom w:w="60" w:type="dxa"/>
+              <w:right w:w="80" w:type="dxa"/>
+            </w:tcMar>
+            <w:vAlign w:val="center"/>
+          </w:tcPr>
+          <w:p>
+            <w:pPr>
+              <w:spacing w:after="0" w:line="240" w:lineRule="auto"/>
+            </w:pPr>
+            <w:r>
+              <w:rPr>
+                <w:sz w:val="20"/>
+                <w:szCs w:val="20"/>
+              </w:rPr>
+              <w:t>Regresión tras quitar la pasarela de pago simulada (CAM-01): Yape o Plin solo se registra como forma de pago. CP-02 (la sección Pagos pasó a llamarse Negocio), CP-09 y CP-11 se ajustaron al cambio</w:t>
+            </w:r>
+          </w:p>
+        </w:tc>
+      </w:tr>
+      <w:tr>
+        <w:tblPrEx>
+          <w:tblCellMar>
+            <w:top w:w="0" w:type="dxa"/>
+            <w:bottom w:w="0" w:type="dxa"/>
+          </w:tblCellMar>
+        </w:tblPrEx>
+        <w:trPr>
+          <w:cantSplit/>
+        </w:trPr>
+        <w:tc>
+          <w:tcPr>
+            <w:tcW w:w="1204" w:type="dxa"/>
+            <w:tcBorders>
+              <w:bottom w:val="single" w:sz="4" w:space="0" w:color="808080"/>
+            </w:tcBorders>
+            <w:shd w:val="clear" w:color="auto" w:fill="F2F2F2"/>
+            <w:tcMar>
+              <w:top w:w="60" w:type="dxa"/>
+              <w:left w:w="80" w:type="dxa"/>
+              <w:bottom w:w="60" w:type="dxa"/>
+              <w:right w:w="80" w:type="dxa"/>
+            </w:tcMar>
+            <w:vAlign w:val="center"/>
+          </w:tcPr>
+          <w:p>
+            <w:pPr>
+              <w:spacing w:after="0" w:line="240" w:lineRule="auto"/>
+              <w:rPr>
+                <w:b/>
+                <w:bCs/>
+                <w:sz w:val="20"/>
+                <w:szCs w:val="20"/>
+              </w:rPr>
+            </w:pPr>
+            <w:r>
+              <w:rPr>
+                <w:b/>
+                <w:bCs/>
+                <w:sz w:val="20"/>
+                <w:szCs w:val="20"/>
+              </w:rPr>
+              <w:t>Corrida 6</w:t>
+            </w:r>
+          </w:p>
+        </w:tc>
+        <w:tc>
+          <w:tcPr>
+            <w:tcW w:w="1405" w:type="dxa"/>
+            <w:tcBorders>
+              <w:bottom w:val="single" w:sz="4" w:space="0" w:color="808080"/>
+            </w:tcBorders>
+            <w:shd w:val="clear" w:color="auto" w:fill="F2F2F2"/>
+            <w:tcMar>
+              <w:top w:w="60" w:type="dxa"/>
+              <w:left w:w="80" w:type="dxa"/>
+              <w:bottom w:w="60" w:type="dxa"/>
+              <w:right w:w="80" w:type="dxa"/>
+            </w:tcMar>
+            <w:vAlign w:val="center"/>
+          </w:tcPr>
+          <w:p>
+            <w:pPr>
+              <w:spacing w:after="0" w:line="240" w:lineRule="auto"/>
+              <w:rPr>
+                <w:sz w:val="20"/>
+                <w:szCs w:val="20"/>
+              </w:rPr>
+            </w:pPr>
+            <w:r>
+              <w:rPr>
+                <w:sz w:val="20"/>
+                <w:szCs w:val="20"/>
+              </w:rPr>
+              <w:t>14/15</w:t>
+            </w:r>
+          </w:p>
+        </w:tc>
+        <w:tc>
+          <w:tcPr>
+            <w:tcW w:w="1305" w:type="dxa"/>
+            <w:tcBorders>
+              <w:bottom w:val="single" w:sz="4" w:space="0" w:color="808080"/>
+            </w:tcBorders>
+            <w:shd w:val="clear" w:color="auto" w:fill="F2F2F2"/>
+            <w:tcMar>
+              <w:top w:w="60" w:type="dxa"/>
+              <w:left w:w="80" w:type="dxa"/>
+              <w:bottom w:w="60" w:type="dxa"/>
+              <w:right w:w="80" w:type="dxa"/>
+            </w:tcMar>
+            <w:vAlign w:val="center"/>
+          </w:tcPr>
+          <w:p>
+            <w:pPr>
+              <w:spacing w:after="0" w:line="240" w:lineRule="auto"/>
+              <w:rPr>
+                <w:sz w:val="20"/>
+                <w:szCs w:val="20"/>
+              </w:rPr>
+            </w:pPr>
+            <w:r>
+              <w:rPr>
+                <w:sz w:val="20"/>
+                <w:szCs w:val="20"/>
+              </w:rPr>
+              <w:t>93,3 %</w:t>
+            </w:r>
+          </w:p>
+        </w:tc>
+        <w:tc>
+          <w:tcPr>
+            <w:tcW w:w="1405" w:type="dxa"/>
+            <w:tcBorders>
+              <w:bottom w:val="single" w:sz="4" w:space="0" w:color="808080"/>
+            </w:tcBorders>
+            <w:shd w:val="clear" w:color="auto" w:fill="F2F2F2"/>
+            <w:tcMar>
+              <w:top w:w="60" w:type="dxa"/>
+              <w:left w:w="80" w:type="dxa"/>
+              <w:bottom w:w="60" w:type="dxa"/>
+              <w:right w:w="80" w:type="dxa"/>
+            </w:tcMar>
+            <w:vAlign w:val="center"/>
+          </w:tcPr>
+          <w:p>
+            <w:pPr>
+              <w:spacing w:after="0" w:line="240" w:lineRule="auto"/>
+              <w:rPr>
+                <w:sz w:val="20"/>
+                <w:szCs w:val="20"/>
+              </w:rPr>
+            </w:pPr>
+            <w:r>
+              <w:rPr>
+                <w:sz w:val="20"/>
+                <w:szCs w:val="20"/>
+              </w:rPr>
+              <w:t>CP-15 (entorno)</w:t>
+            </w:r>
+          </w:p>
+        </w:tc>
+        <w:tc>
+          <w:tcPr>
+            <w:tcW w:w="4721" w:type="dxa"/>
+            <w:tcBorders>
+              <w:bottom w:val="single" w:sz="4" w:space="0" w:color="808080"/>
+            </w:tcBorders>
+            <w:shd w:val="clear" w:color="auto" w:fill="F2F2F2"/>
+            <w:tcMar>
+              <w:top w:w="60" w:type="dxa"/>
+              <w:left w:w="80" w:type="dxa"/>
+              <w:bottom w:w="60" w:type="dxa"/>
+              <w:right w:w="80" w:type="dxa"/>
+            </w:tcMar>
+            <w:vAlign w:val="center"/>
+          </w:tcPr>
+          <w:p>
+            <w:pPr>
+              <w:spacing w:after="0" w:line="240" w:lineRule="auto"/>
+              <w:rPr>
+                <w:sz w:val="20"/>
+                <w:szCs w:val="20"/>
+              </w:rPr>
+            </w:pPr>
+            <w:r>
+              <w:rPr>
+                <w:sz w:val="20"/>
+                <w:szCs w:val="20"/>
+              </w:rPr>
+              <w:t>Regresión tras cifrar las contraseñas (OBS-06). Las verificaciones de los 15 casos pasaron, pero CP-15 se marcó como fallido porque otro proceso de Windows tenía abierto el PDF temporal cuando JUnit lo borraba. Es un fallo del entorno; se repitió la corrida</w:t>
+            </w:r>
+          </w:p>
+        </w:tc>
+      </w:tr>
+      <w:tr>
+        <w:tblPrEx>
+          <w:tblCellMar>
+            <w:top w:w="0" w:type="dxa"/>
+            <w:bottom w:w="0" w:type="dxa"/>
+          </w:tblCellMar>
+        </w:tblPrEx>
+        <w:trPr>
+          <w:cantSplit/>
+        </w:trPr>
+        <w:tc>
+          <w:tcPr>
+            <w:tcW w:w="1204" w:type="dxa"/>
+            <w:shd w:val="clear" w:color="auto" w:fill="auto"/>
+            <w:tcMar>
+              <w:top w:w="60" w:type="dxa"/>
+              <w:left w:w="80" w:type="dxa"/>
+              <w:bottom w:w="60" w:type="dxa"/>
+              <w:right w:w="80" w:type="dxa"/>
+            </w:tcMar>
+            <w:vAlign w:val="center"/>
+          </w:tcPr>
+          <w:p>
+            <w:pPr>
+              <w:spacing w:after="0" w:line="240" w:lineRule="auto"/>
+              <w:rPr>
+                <w:b/>
+                <w:bCs/>
+                <w:sz w:val="20"/>
+                <w:szCs w:val="20"/>
+              </w:rPr>
+            </w:pPr>
+            <w:r>
+              <w:rPr>
+                <w:b/>
+                <w:bCs/>
+                <w:sz w:val="20"/>
+                <w:szCs w:val="20"/>
+              </w:rPr>
+              <w:t>Corrida 7</w:t>
+            </w:r>
+          </w:p>
+        </w:tc>
+        <w:tc>
+          <w:tcPr>
+            <w:tcW w:w="1405" w:type="dxa"/>
+            <w:shd w:val="clear" w:color="auto" w:fill="auto"/>
+            <w:tcMar>
+              <w:top w:w="60" w:type="dxa"/>
+              <w:left w:w="80" w:type="dxa"/>
+              <w:bottom w:w="60" w:type="dxa"/>
+              <w:right w:w="80" w:type="dxa"/>
+            </w:tcMar>
+            <w:vAlign w:val="center"/>
+          </w:tcPr>
+          <w:p>
+            <w:pPr>
+              <w:spacing w:after="0" w:line="240" w:lineRule="auto"/>
+              <w:rPr>
+                <w:sz w:val="20"/>
+                <w:szCs w:val="20"/>
+              </w:rPr>
+            </w:pPr>
+            <w:r>
+              <w:rPr>
+                <w:sz w:val="20"/>
+                <w:szCs w:val="20"/>
+              </w:rPr>
+              <w:t>15/15</w:t>
+            </w:r>
+          </w:p>
+        </w:tc>
+        <w:tc>
+          <w:tcPr>
+            <w:tcW w:w="1305" w:type="dxa"/>
+            <w:shd w:val="clear" w:color="auto" w:fill="auto"/>
+            <w:tcMar>
+              <w:top w:w="60" w:type="dxa"/>
+              <w:left w:w="80" w:type="dxa"/>
+              <w:bottom w:w="60" w:type="dxa"/>
+              <w:right w:w="80" w:type="dxa"/>
+            </w:tcMar>
+            <w:vAlign w:val="center"/>
+          </w:tcPr>
+          <w:p>
+            <w:pPr>
+              <w:spacing w:after="0" w:line="240" w:lineRule="auto"/>
+              <w:rPr>
+                <w:sz w:val="20"/>
+                <w:szCs w:val="20"/>
+              </w:rPr>
+            </w:pPr>
+            <w:r>
+              <w:rPr>
+                <w:sz w:val="20"/>
+                <w:szCs w:val="20"/>
+              </w:rPr>
+              <w:t>100 %</w:t>
+            </w:r>
+          </w:p>
+        </w:tc>
+        <w:tc>
+          <w:tcPr>
+            <w:tcW w:w="1405" w:type="dxa"/>
+            <w:shd w:val="clear" w:color="auto" w:fill="auto"/>
+            <w:tcMar>
+              <w:top w:w="60" w:type="dxa"/>
+              <w:left w:w="80" w:type="dxa"/>
+              <w:bottom w:w="60" w:type="dxa"/>
+              <w:right w:w="80" w:type="dxa"/>
+            </w:tcMar>
+            <w:vAlign w:val="center"/>
+          </w:tcPr>
+          <w:p>
+            <w:pPr>
+              <w:spacing w:after="0" w:line="240" w:lineRule="auto"/>
+              <w:rPr>
+                <w:sz w:val="20"/>
+                <w:szCs w:val="20"/>
+              </w:rPr>
+            </w:pPr>
+            <w:r>
+              <w:rPr>
+                <w:sz w:val="20"/>
+                <w:szCs w:val="20"/>
+              </w:rPr>
+              <w:t>Ninguno</w:t>
+            </w:r>
+          </w:p>
+        </w:tc>
+        <w:tc>
+          <w:tcPr>
+            <w:tcW w:w="4721" w:type="dxa"/>
+            <w:shd w:val="clear" w:color="auto" w:fill="auto"/>
+            <w:tcMar>
+              <w:top w:w="60" w:type="dxa"/>
+              <w:left w:w="80" w:type="dxa"/>
+              <w:bottom w:w="60" w:type="dxa"/>
+              <w:right w:w="80" w:type="dxa"/>
+            </w:tcMar>
+            <w:vAlign w:val="center"/>
+          </w:tcPr>
+          <w:p>
+            <w:pPr>
+              <w:spacing w:after="0" w:line="240" w:lineRule="auto"/>
+              <w:rPr>
+                <w:sz w:val="20"/>
+                <w:szCs w:val="20"/>
+              </w:rPr>
+            </w:pPr>
+            <w:r>
+              <w:rPr>
+                <w:sz w:val="20"/>
+                <w:szCs w:val="20"/>
+              </w:rPr>
+              <w:t>Repetición de la corrida 6 sin cambios en el código ni en las pruebas</w:t>
             </w:r>
           </w:p>
         </w:tc>
       </w:tr>
     </w:tbl>
+    <w:p/>
     <w:p>
       <w:pPr>
-        <w:spacing w:after="120"/>
-      </w:pPr>
-    </w:p>
-    <w:p>
-      <w:pPr>
-        <w:spacing w:after="120"/>
         <w:jc w:val="both"/>
       </w:pPr>
       <w:r>
-        <w:rPr>
-          <w:rFonts w:ascii="Times New Roman" w:hAnsi="Times New Roman" w:cs="Times New Roman"/>
-        </w:rPr>
-        <w:t xml:space="preserve">Estado por corrida de los casos que cambiaron (los otros 13 casos pasaron en las cinco corridas):</w:t>
+        <w:t>Estado por corrida de los casos que cambiaron (los otros 12 casos pasaron en las siete corridas</w:t>
+      </w:r>
+      <w:r>
+        <w:t>):</w:t>
       </w:r>
     </w:p>
     <w:tbl>
       <w:tblPr>
-        <w:tblW w:w="10040" w:type="dxa"/>
+        <w:tblW w:w="10039" w:type="dxa"/>
         <w:tblBorders>
           <w:top w:val="single" w:sz="4" w:space="0" w:color="808080"/>
           <w:left w:val="single" w:sz="4" w:space="0" w:color="808080"/>
@@ -4193,21 +4497,29 @@
         <w:tblLook w:val="04A0" w:firstRow="1" w:lastRow="0" w:firstColumn="1" w:lastColumn="0" w:noHBand="0" w:noVBand="1"/>
       </w:tblPr>
       <w:tblGrid>
-        <w:gridCol w:w="3012"/>
-        <w:gridCol w:w="1405"/>
-        <w:gridCol w:w="1405"/>
-        <w:gridCol w:w="1405"/>
-        <w:gridCol w:w="1405"/>
-        <w:gridCol w:w="1408"/>
+        <w:gridCol w:w="2332"/>
+        <w:gridCol w:w="1101"/>
+        <w:gridCol w:w="1101"/>
+        <w:gridCol w:w="1101"/>
+        <w:gridCol w:w="1101"/>
+        <w:gridCol w:w="1101"/>
+        <w:gridCol w:w="1101"/>
+        <w:gridCol w:w="1101"/>
       </w:tblGrid>
       <w:tr>
+        <w:tblPrEx>
+          <w:tblCellMar>
+            <w:top w:w="0" w:type="dxa"/>
+            <w:bottom w:w="0" w:type="dxa"/>
+          </w:tblCellMar>
+        </w:tblPrEx>
         <w:trPr>
+          <w:cantSplit/>
           <w:tblHeader/>
-          <w:cantSplit/>
         </w:trPr>
         <w:tc>
           <w:tcPr>
-            <w:tcW w:w="3012" w:type="dxa"/>
+            <w:tcW w:w="2332" w:type="dxa"/>
             <w:shd w:val="clear" w:color="auto" w:fill="D9D9D9"/>
             <w:tcMar>
               <w:top w:w="60" w:type="dxa"/>
@@ -4223,19 +4535,18 @@
             </w:pPr>
             <w:r>
               <w:rPr>
-                <w:rFonts w:ascii="Times New Roman" w:hAnsi="Times New Roman" w:cs="Times New Roman"/>
-                <w:b/>
-                <w:bCs/>
-                <w:sz w:val="17"/>
-                <w:szCs w:val="17"/>
-              </w:rPr>
-              <w:t xml:space="preserve">Caso</w:t>
-            </w:r>
-          </w:p>
-        </w:tc>
-        <w:tc>
-          <w:tcPr>
-            <w:tcW w:w="1405" w:type="dxa"/>
+                <w:b/>
+                <w:bCs/>
+                <w:sz w:val="17"/>
+                <w:szCs w:val="17"/>
+              </w:rPr>
+              <w:t>Caso</w:t>
+            </w:r>
+          </w:p>
+        </w:tc>
+        <w:tc>
+          <w:tcPr>
+            <w:tcW w:w="1101" w:type="dxa"/>
             <w:shd w:val="clear" w:color="auto" w:fill="D9D9D9"/>
             <w:tcMar>
               <w:top w:w="60" w:type="dxa"/>
@@ -4251,19 +4562,18 @@
             </w:pPr>
             <w:r>
               <w:rPr>
-                <w:rFonts w:ascii="Times New Roman" w:hAnsi="Times New Roman" w:cs="Times New Roman"/>
-                <w:b/>
-                <w:bCs/>
-                <w:sz w:val="17"/>
-                <w:szCs w:val="17"/>
-              </w:rPr>
-              <w:t xml:space="preserve">Corrida 1</w:t>
-            </w:r>
-          </w:p>
-        </w:tc>
-        <w:tc>
-          <w:tcPr>
-            <w:tcW w:w="1405" w:type="dxa"/>
+                <w:b/>
+                <w:bCs/>
+                <w:sz w:val="17"/>
+                <w:szCs w:val="17"/>
+              </w:rPr>
+              <w:t>Corrida 1</w:t>
+            </w:r>
+          </w:p>
+        </w:tc>
+        <w:tc>
+          <w:tcPr>
+            <w:tcW w:w="1101" w:type="dxa"/>
             <w:shd w:val="clear" w:color="auto" w:fill="D9D9D9"/>
             <w:tcMar>
               <w:top w:w="60" w:type="dxa"/>
@@ -4279,19 +4589,18 @@
             </w:pPr>
             <w:r>
               <w:rPr>
-                <w:rFonts w:ascii="Times New Roman" w:hAnsi="Times New Roman" w:cs="Times New Roman"/>
-                <w:b/>
-                <w:bCs/>
-                <w:sz w:val="17"/>
-                <w:szCs w:val="17"/>
-              </w:rPr>
-              <w:t xml:space="preserve">Corrida 2</w:t>
-            </w:r>
-          </w:p>
-        </w:tc>
-        <w:tc>
-          <w:tcPr>
-            <w:tcW w:w="1405" w:type="dxa"/>
+                <w:b/>
+                <w:bCs/>
+                <w:sz w:val="17"/>
+                <w:szCs w:val="17"/>
+              </w:rPr>
+              <w:t>Corrida 2</w:t>
+            </w:r>
+          </w:p>
+        </w:tc>
+        <w:tc>
+          <w:tcPr>
+            <w:tcW w:w="1101" w:type="dxa"/>
             <w:shd w:val="clear" w:color="auto" w:fill="D9D9D9"/>
             <w:tcMar>
               <w:top w:w="60" w:type="dxa"/>
@@ -4307,19 +4616,18 @@
             </w:pPr>
             <w:r>
               <w:rPr>
-                <w:rFonts w:ascii="Times New Roman" w:hAnsi="Times New Roman" w:cs="Times New Roman"/>
-                <w:b/>
-                <w:bCs/>
-                <w:sz w:val="17"/>
-                <w:szCs w:val="17"/>
-              </w:rPr>
-              <w:t xml:space="preserve">Corrida 3</w:t>
-            </w:r>
-          </w:p>
-        </w:tc>
-        <w:tc>
-          <w:tcPr>
-            <w:tcW w:w="1405" w:type="dxa"/>
+                <w:b/>
+                <w:bCs/>
+                <w:sz w:val="17"/>
+                <w:szCs w:val="17"/>
+              </w:rPr>
+              <w:t>Corrida 3</w:t>
+            </w:r>
+          </w:p>
+        </w:tc>
+        <w:tc>
+          <w:tcPr>
+            <w:tcW w:w="1101" w:type="dxa"/>
             <w:shd w:val="clear" w:color="auto" w:fill="D9D9D9"/>
             <w:tcMar>
               <w:top w:w="60" w:type="dxa"/>
@@ -4335,19 +4643,18 @@
             </w:pPr>
             <w:r>
               <w:rPr>
-                <w:rFonts w:ascii="Times New Roman" w:hAnsi="Times New Roman" w:cs="Times New Roman"/>
-                <w:b/>
-                <w:bCs/>
-                <w:sz w:val="17"/>
-                <w:szCs w:val="17"/>
-              </w:rPr>
-              <w:t xml:space="preserve">Corrida 4</w:t>
-            </w:r>
-          </w:p>
-        </w:tc>
-        <w:tc>
-          <w:tcPr>
-            <w:tcW w:w="1408" w:type="dxa"/>
+                <w:b/>
+                <w:bCs/>
+                <w:sz w:val="17"/>
+                <w:szCs w:val="17"/>
+              </w:rPr>
+              <w:t>Corrida 4</w:t>
+            </w:r>
+          </w:p>
+        </w:tc>
+        <w:tc>
+          <w:tcPr>
+            <w:tcW w:w="1101" w:type="dxa"/>
             <w:shd w:val="clear" w:color="auto" w:fill="D9D9D9"/>
             <w:tcMar>
               <w:top w:w="60" w:type="dxa"/>
@@ -4363,51 +4670,127 @@
             </w:pPr>
             <w:r>
               <w:rPr>
-                <w:rFonts w:ascii="Times New Roman" w:hAnsi="Times New Roman" w:cs="Times New Roman"/>
-                <w:b/>
-                <w:bCs/>
-                <w:sz w:val="17"/>
-                <w:szCs w:val="17"/>
-              </w:rPr>
-              <w:t xml:space="preserve">Corrida 5</w:t>
+                <w:b/>
+                <w:bCs/>
+                <w:sz w:val="17"/>
+                <w:szCs w:val="17"/>
+              </w:rPr>
+              <w:t>Corrida 5</w:t>
+            </w:r>
+          </w:p>
+        </w:tc>
+        <w:tc>
+          <w:tcPr>
+            <w:tcW w:w="1101" w:type="dxa"/>
+            <w:tcBorders>
+              <w:bottom w:val="single" w:sz="4" w:space="0" w:color="808080"/>
+            </w:tcBorders>
+            <w:shd w:val="clear" w:color="auto" w:fill="D9D9D9"/>
+            <w:tcMar>
+              <w:top w:w="60" w:type="dxa"/>
+              <w:left w:w="80" w:type="dxa"/>
+              <w:bottom w:w="60" w:type="dxa"/>
+              <w:right w:w="80" w:type="dxa"/>
+            </w:tcMar>
+            <w:vAlign w:val="center"/>
+          </w:tcPr>
+          <w:p>
+            <w:pPr>
+              <w:spacing w:after="0" w:line="240" w:lineRule="auto"/>
+              <w:rPr>
+                <w:b/>
+                <w:bCs/>
+                <w:sz w:val="17"/>
+                <w:szCs w:val="17"/>
+              </w:rPr>
+            </w:pPr>
+            <w:r>
+              <w:rPr>
+                <w:b/>
+                <w:bCs/>
+                <w:sz w:val="17"/>
+                <w:szCs w:val="17"/>
+              </w:rPr>
+              <w:t>Corrida 6</w:t>
+            </w:r>
+          </w:p>
+        </w:tc>
+        <w:tc>
+          <w:tcPr>
+            <w:tcW w:w="1101" w:type="dxa"/>
+            <w:tcBorders>
+              <w:bottom w:val="single" w:sz="4" w:space="0" w:color="808080"/>
+            </w:tcBorders>
+            <w:shd w:val="clear" w:color="auto" w:fill="D9D9D9"/>
+            <w:tcMar>
+              <w:top w:w="60" w:type="dxa"/>
+              <w:left w:w="80" w:type="dxa"/>
+              <w:bottom w:w="60" w:type="dxa"/>
+              <w:right w:w="80" w:type="dxa"/>
+            </w:tcMar>
+            <w:vAlign w:val="center"/>
+          </w:tcPr>
+          <w:p>
+            <w:pPr>
+              <w:spacing w:after="0" w:line="240" w:lineRule="auto"/>
+              <w:rPr>
+                <w:b/>
+                <w:bCs/>
+                <w:sz w:val="17"/>
+                <w:szCs w:val="17"/>
+              </w:rPr>
+            </w:pPr>
+            <w:r>
+              <w:rPr>
+                <w:b/>
+                <w:bCs/>
+                <w:sz w:val="17"/>
+                <w:szCs w:val="17"/>
+              </w:rPr>
+              <w:t>Corrida 7</w:t>
             </w:r>
           </w:p>
         </w:tc>
       </w:tr>
       <w:tr>
+        <w:tblPrEx>
+          <w:tblCellMar>
+            <w:top w:w="0" w:type="dxa"/>
+            <w:bottom w:w="0" w:type="dxa"/>
+          </w:tblCellMar>
+        </w:tblPrEx>
         <w:trPr>
           <w:cantSplit/>
         </w:trPr>
         <w:tc>
           <w:tcPr>
-            <w:tcW w:w="3012" w:type="dxa"/>
-            <w:tcMar>
-              <w:top w:w="60" w:type="dxa"/>
-              <w:left w:w="80" w:type="dxa"/>
-              <w:bottom w:w="60" w:type="dxa"/>
-              <w:right w:w="80" w:type="dxa"/>
-            </w:tcMar>
-            <w:vAlign w:val="center"/>
-          </w:tcPr>
-          <w:p>
-            <w:pPr>
-              <w:spacing w:after="0" w:line="240" w:lineRule="auto"/>
-            </w:pPr>
-            <w:r>
-              <w:rPr>
-                <w:rFonts w:ascii="Times New Roman" w:hAnsi="Times New Roman" w:cs="Times New Roman"/>
-                <w:b/>
-                <w:bCs/>
-                <w:sz w:val="17"/>
-                <w:szCs w:val="17"/>
-              </w:rPr>
-              <w:t xml:space="preserve">CP-02 Restricción por rol</w:t>
-            </w:r>
-          </w:p>
-        </w:tc>
-        <w:tc>
-          <w:tcPr>
-            <w:tcW w:w="1405" w:type="dxa"/>
+            <w:tcW w:w="2332" w:type="dxa"/>
+            <w:tcMar>
+              <w:top w:w="60" w:type="dxa"/>
+              <w:left w:w="80" w:type="dxa"/>
+              <w:bottom w:w="60" w:type="dxa"/>
+              <w:right w:w="80" w:type="dxa"/>
+            </w:tcMar>
+            <w:vAlign w:val="center"/>
+          </w:tcPr>
+          <w:p>
+            <w:pPr>
+              <w:spacing w:after="0" w:line="240" w:lineRule="auto"/>
+            </w:pPr>
+            <w:r>
+              <w:rPr>
+                <w:b/>
+                <w:bCs/>
+                <w:sz w:val="17"/>
+                <w:szCs w:val="17"/>
+              </w:rPr>
+              <w:t>CP-02 Restricción por rol</w:t>
+            </w:r>
+          </w:p>
+        </w:tc>
+        <w:tc>
+          <w:tcPr>
+            <w:tcW w:w="1101" w:type="dxa"/>
             <w:shd w:val="clear" w:color="auto" w:fill="FBE4E4"/>
             <w:tcMar>
               <w:top w:w="60" w:type="dxa"/>
@@ -4423,20 +4806,19 @@
             </w:pPr>
             <w:r>
               <w:rPr>
-                <w:rFonts w:ascii="Times New Roman" w:hAnsi="Times New Roman" w:cs="Times New Roman"/>
                 <w:b/>
                 <w:bCs/>
                 <w:color w:val="C00000"/>
                 <w:sz w:val="17"/>
                 <w:szCs w:val="17"/>
               </w:rPr>
-              <w:t xml:space="preserve">Falló</w:t>
-            </w:r>
-          </w:p>
-        </w:tc>
-        <w:tc>
-          <w:tcPr>
-            <w:tcW w:w="1405" w:type="dxa"/>
+              <w:t>Falló</w:t>
+            </w:r>
+          </w:p>
+        </w:tc>
+        <w:tc>
+          <w:tcPr>
+            <w:tcW w:w="1101" w:type="dxa"/>
             <w:shd w:val="clear" w:color="auto" w:fill="E2F0D9"/>
             <w:tcMar>
               <w:top w:w="60" w:type="dxa"/>
@@ -4452,20 +4834,19 @@
             </w:pPr>
             <w:r>
               <w:rPr>
-                <w:rFonts w:ascii="Times New Roman" w:hAnsi="Times New Roman" w:cs="Times New Roman"/>
                 <w:b/>
                 <w:bCs/>
                 <w:color w:val="1E7B34"/>
                 <w:sz w:val="17"/>
                 <w:szCs w:val="17"/>
               </w:rPr>
-              <w:t xml:space="preserve">Pasó</w:t>
-            </w:r>
-          </w:p>
-        </w:tc>
-        <w:tc>
-          <w:tcPr>
-            <w:tcW w:w="1405" w:type="dxa"/>
+              <w:t>Pasó</w:t>
+            </w:r>
+          </w:p>
+        </w:tc>
+        <w:tc>
+          <w:tcPr>
+            <w:tcW w:w="1101" w:type="dxa"/>
             <w:shd w:val="clear" w:color="auto" w:fill="E2F0D9"/>
             <w:tcMar>
               <w:top w:w="60" w:type="dxa"/>
@@ -4481,20 +4862,19 @@
             </w:pPr>
             <w:r>
               <w:rPr>
-                <w:rFonts w:ascii="Times New Roman" w:hAnsi="Times New Roman" w:cs="Times New Roman"/>
                 <w:b/>
                 <w:bCs/>
                 <w:color w:val="1E7B34"/>
                 <w:sz w:val="17"/>
                 <w:szCs w:val="17"/>
               </w:rPr>
-              <w:t xml:space="preserve">Pasó</w:t>
-            </w:r>
-          </w:p>
-        </w:tc>
-        <w:tc>
-          <w:tcPr>
-            <w:tcW w:w="1405" w:type="dxa"/>
+              <w:t>Pasó</w:t>
+            </w:r>
+          </w:p>
+        </w:tc>
+        <w:tc>
+          <w:tcPr>
+            <w:tcW w:w="1101" w:type="dxa"/>
             <w:shd w:val="clear" w:color="auto" w:fill="E2F0D9"/>
             <w:tcMar>
               <w:top w:w="60" w:type="dxa"/>
@@ -4510,20 +4890,19 @@
             </w:pPr>
             <w:r>
               <w:rPr>
-                <w:rFonts w:ascii="Times New Roman" w:hAnsi="Times New Roman" w:cs="Times New Roman"/>
                 <w:b/>
                 <w:bCs/>
                 <w:color w:val="1E7B34"/>
                 <w:sz w:val="17"/>
                 <w:szCs w:val="17"/>
               </w:rPr>
-              <w:t xml:space="preserve">Pasó</w:t>
-            </w:r>
-          </w:p>
-        </w:tc>
-        <w:tc>
-          <w:tcPr>
-            <w:tcW w:w="1408" w:type="dxa"/>
+              <w:t>Pasó</w:t>
+            </w:r>
+          </w:p>
+        </w:tc>
+        <w:tc>
+          <w:tcPr>
+            <w:tcW w:w="1101" w:type="dxa"/>
             <w:shd w:val="clear" w:color="auto" w:fill="E2F0D9"/>
             <w:tcMar>
               <w:top w:w="60" w:type="dxa"/>
@@ -4539,25 +4918,109 @@
             </w:pPr>
             <w:r>
               <w:rPr>
-                <w:rFonts w:ascii="Times New Roman" w:hAnsi="Times New Roman" w:cs="Times New Roman"/>
                 <w:b/>
                 <w:bCs/>
                 <w:color w:val="1E7B34"/>
                 <w:sz w:val="17"/>
                 <w:szCs w:val="17"/>
               </w:rPr>
-              <w:t xml:space="preserve">Pasó</w:t>
+              <w:t>Pasó</w:t>
+            </w:r>
+          </w:p>
+        </w:tc>
+        <w:tc>
+          <w:tcPr>
+            <w:tcW w:w="1101" w:type="dxa"/>
+            <w:tcBorders>
+              <w:bottom w:val="single" w:sz="4" w:space="0" w:color="808080"/>
+            </w:tcBorders>
+            <w:shd w:val="clear" w:color="auto" w:fill="E2F0D9"/>
+            <w:tcMar>
+              <w:top w:w="60" w:type="dxa"/>
+              <w:left w:w="80" w:type="dxa"/>
+              <w:bottom w:w="60" w:type="dxa"/>
+              <w:right w:w="80" w:type="dxa"/>
+            </w:tcMar>
+            <w:vAlign w:val="center"/>
+          </w:tcPr>
+          <w:p>
+            <w:pPr>
+              <w:spacing w:after="0" w:line="240" w:lineRule="auto"/>
+              <w:rPr>
+                <w:b/>
+                <w:bCs/>
+                <w:color w:val="1E7B34"/>
+                <w:sz w:val="17"/>
+                <w:szCs w:val="17"/>
+              </w:rPr>
+            </w:pPr>
+            <w:r>
+              <w:rPr>
+                <w:b/>
+                <w:bCs/>
+                <w:color w:val="1E7B34"/>
+                <w:sz w:val="17"/>
+                <w:szCs w:val="17"/>
+              </w:rPr>
+              <w:t>Pasó</w:t>
+            </w:r>
+          </w:p>
+        </w:tc>
+        <w:tc>
+          <w:tcPr>
+            <w:tcW w:w="1101" w:type="dxa"/>
+            <w:tcBorders>
+              <w:bottom w:val="single" w:sz="4" w:space="0" w:color="808080"/>
+            </w:tcBorders>
+            <w:shd w:val="clear" w:color="auto" w:fill="E2F0D9"/>
+            <w:tcMar>
+              <w:top w:w="60" w:type="dxa"/>
+              <w:left w:w="80" w:type="dxa"/>
+              <w:bottom w:w="60" w:type="dxa"/>
+              <w:right w:w="80" w:type="dxa"/>
+            </w:tcMar>
+            <w:vAlign w:val="center"/>
+          </w:tcPr>
+          <w:p>
+            <w:pPr>
+              <w:spacing w:after="0" w:line="240" w:lineRule="auto"/>
+              <w:rPr>
+                <w:b/>
+                <w:bCs/>
+                <w:color w:val="1E7B34"/>
+                <w:sz w:val="17"/>
+                <w:szCs w:val="17"/>
+              </w:rPr>
+            </w:pPr>
+            <w:r>
+              <w:rPr>
+                <w:b/>
+                <w:bCs/>
+                <w:color w:val="1E7B34"/>
+                <w:sz w:val="17"/>
+                <w:szCs w:val="17"/>
+              </w:rPr>
+              <w:t>Pasó</w:t>
             </w:r>
           </w:p>
         </w:tc>
       </w:tr>
       <w:tr>
+        <w:tblPrEx>
+          <w:tblCellMar>
+            <w:top w:w="0" w:type="dxa"/>
+            <w:bottom w:w="0" w:type="dxa"/>
+          </w:tblCellMar>
+        </w:tblPrEx>
         <w:trPr>
           <w:cantSplit/>
         </w:trPr>
         <w:tc>
           <w:tcPr>
-            <w:tcW w:w="3012" w:type="dxa"/>
+            <w:tcW w:w="2332" w:type="dxa"/>
+            <w:tcBorders>
+              <w:bottom w:val="single" w:sz="4" w:space="0" w:color="808080"/>
+            </w:tcBorders>
             <w:shd w:val="clear" w:color="auto" w:fill="F2F2F2"/>
             <w:tcMar>
               <w:top w:w="60" w:type="dxa"/>
@@ -4573,19 +5036,21 @@
             </w:pPr>
             <w:r>
               <w:rPr>
-                <w:rFonts w:ascii="Times New Roman" w:hAnsi="Times New Roman" w:cs="Times New Roman"/>
-                <w:b/>
-                <w:bCs/>
-                <w:sz w:val="17"/>
-                <w:szCs w:val="17"/>
-              </w:rPr>
-              <w:t xml:space="preserve">CP-06 Descuento VIP</w:t>
-            </w:r>
-          </w:p>
-        </w:tc>
-        <w:tc>
-          <w:tcPr>
-            <w:tcW w:w="1405" w:type="dxa"/>
+                <w:b/>
+                <w:bCs/>
+                <w:sz w:val="17"/>
+                <w:szCs w:val="17"/>
+              </w:rPr>
+              <w:t>CP-06 Descuento VIP</w:t>
+            </w:r>
+          </w:p>
+        </w:tc>
+        <w:tc>
+          <w:tcPr>
+            <w:tcW w:w="1101" w:type="dxa"/>
+            <w:tcBorders>
+              <w:bottom w:val="single" w:sz="4" w:space="0" w:color="808080"/>
+            </w:tcBorders>
             <w:shd w:val="clear" w:color="auto" w:fill="FBE4E4"/>
             <w:tcMar>
               <w:top w:w="60" w:type="dxa"/>
@@ -4601,20 +5066,22 @@
             </w:pPr>
             <w:r>
               <w:rPr>
-                <w:rFonts w:ascii="Times New Roman" w:hAnsi="Times New Roman" w:cs="Times New Roman"/>
                 <w:b/>
                 <w:bCs/>
                 <w:color w:val="C00000"/>
                 <w:sz w:val="17"/>
                 <w:szCs w:val="17"/>
               </w:rPr>
-              <w:t xml:space="preserve">Falló</w:t>
-            </w:r>
-          </w:p>
-        </w:tc>
-        <w:tc>
-          <w:tcPr>
-            <w:tcW w:w="1405" w:type="dxa"/>
+              <w:t>Falló</w:t>
+            </w:r>
+          </w:p>
+        </w:tc>
+        <w:tc>
+          <w:tcPr>
+            <w:tcW w:w="1101" w:type="dxa"/>
+            <w:tcBorders>
+              <w:bottom w:val="single" w:sz="4" w:space="0" w:color="808080"/>
+            </w:tcBorders>
             <w:shd w:val="clear" w:color="auto" w:fill="FBE4E4"/>
             <w:tcMar>
               <w:top w:w="60" w:type="dxa"/>
@@ -4630,20 +5097,22 @@
             </w:pPr>
             <w:r>
               <w:rPr>
-                <w:rFonts w:ascii="Times New Roman" w:hAnsi="Times New Roman" w:cs="Times New Roman"/>
                 <w:b/>
                 <w:bCs/>
                 <w:color w:val="C00000"/>
                 <w:sz w:val="17"/>
                 <w:szCs w:val="17"/>
               </w:rPr>
-              <w:t xml:space="preserve">Falló</w:t>
-            </w:r>
-          </w:p>
-        </w:tc>
-        <w:tc>
-          <w:tcPr>
-            <w:tcW w:w="1405" w:type="dxa"/>
+              <w:t>Falló</w:t>
+            </w:r>
+          </w:p>
+        </w:tc>
+        <w:tc>
+          <w:tcPr>
+            <w:tcW w:w="1101" w:type="dxa"/>
+            <w:tcBorders>
+              <w:bottom w:val="single" w:sz="4" w:space="0" w:color="808080"/>
+            </w:tcBorders>
             <w:shd w:val="clear" w:color="auto" w:fill="E2F0D9"/>
             <w:tcMar>
               <w:top w:w="60" w:type="dxa"/>
@@ -4659,20 +5128,22 @@
             </w:pPr>
             <w:r>
               <w:rPr>
-                <w:rFonts w:ascii="Times New Roman" w:hAnsi="Times New Roman" w:cs="Times New Roman"/>
                 <w:b/>
                 <w:bCs/>
                 <w:color w:val="1E7B34"/>
                 <w:sz w:val="17"/>
                 <w:szCs w:val="17"/>
               </w:rPr>
-              <w:t xml:space="preserve">Pasó</w:t>
-            </w:r>
-          </w:p>
-        </w:tc>
-        <w:tc>
-          <w:tcPr>
-            <w:tcW w:w="1405" w:type="dxa"/>
+              <w:t>Pasó</w:t>
+            </w:r>
+          </w:p>
+        </w:tc>
+        <w:tc>
+          <w:tcPr>
+            <w:tcW w:w="1101" w:type="dxa"/>
+            <w:tcBorders>
+              <w:bottom w:val="single" w:sz="4" w:space="0" w:color="808080"/>
+            </w:tcBorders>
             <w:shd w:val="clear" w:color="auto" w:fill="E2F0D9"/>
             <w:tcMar>
               <w:top w:w="60" w:type="dxa"/>
@@ -4688,20 +5159,22 @@
             </w:pPr>
             <w:r>
               <w:rPr>
-                <w:rFonts w:ascii="Times New Roman" w:hAnsi="Times New Roman" w:cs="Times New Roman"/>
                 <w:b/>
                 <w:bCs/>
                 <w:color w:val="1E7B34"/>
                 <w:sz w:val="17"/>
                 <w:szCs w:val="17"/>
               </w:rPr>
-              <w:t xml:space="preserve">Pasó</w:t>
-            </w:r>
-          </w:p>
-        </w:tc>
-        <w:tc>
-          <w:tcPr>
-            <w:tcW w:w="1408" w:type="dxa"/>
+              <w:t>Pasó</w:t>
+            </w:r>
+          </w:p>
+        </w:tc>
+        <w:tc>
+          <w:tcPr>
+            <w:tcW w:w="1101" w:type="dxa"/>
+            <w:tcBorders>
+              <w:bottom w:val="single" w:sz="4" w:space="0" w:color="808080"/>
+            </w:tcBorders>
             <w:shd w:val="clear" w:color="auto" w:fill="E2F0D9"/>
             <w:tcMar>
               <w:top w:w="60" w:type="dxa"/>
@@ -4717,102 +5190,459 @@
             </w:pPr>
             <w:r>
               <w:rPr>
-                <w:rFonts w:ascii="Times New Roman" w:hAnsi="Times New Roman" w:cs="Times New Roman"/>
                 <w:b/>
                 <w:bCs/>
                 <w:color w:val="1E7B34"/>
                 <w:sz w:val="17"/>
                 <w:szCs w:val="17"/>
               </w:rPr>
-              <w:t xml:space="preserve">Pasó</w:t>
+              <w:t>Pasó</w:t>
+            </w:r>
+          </w:p>
+        </w:tc>
+        <w:tc>
+          <w:tcPr>
+            <w:tcW w:w="1101" w:type="dxa"/>
+            <w:tcBorders>
+              <w:bottom w:val="single" w:sz="4" w:space="0" w:color="808080"/>
+            </w:tcBorders>
+            <w:shd w:val="clear" w:color="auto" w:fill="E2F0D9"/>
+            <w:tcMar>
+              <w:top w:w="60" w:type="dxa"/>
+              <w:left w:w="80" w:type="dxa"/>
+              <w:bottom w:w="60" w:type="dxa"/>
+              <w:right w:w="80" w:type="dxa"/>
+            </w:tcMar>
+            <w:vAlign w:val="center"/>
+          </w:tcPr>
+          <w:p>
+            <w:pPr>
+              <w:spacing w:after="0" w:line="240" w:lineRule="auto"/>
+              <w:rPr>
+                <w:b/>
+                <w:bCs/>
+                <w:color w:val="1E7B34"/>
+                <w:sz w:val="17"/>
+                <w:szCs w:val="17"/>
+              </w:rPr>
+            </w:pPr>
+            <w:r>
+              <w:rPr>
+                <w:b/>
+                <w:bCs/>
+                <w:color w:val="1E7B34"/>
+                <w:sz w:val="17"/>
+                <w:szCs w:val="17"/>
+              </w:rPr>
+              <w:t>Pasó</w:t>
+            </w:r>
+          </w:p>
+        </w:tc>
+        <w:tc>
+          <w:tcPr>
+            <w:tcW w:w="1101" w:type="dxa"/>
+            <w:tcBorders>
+              <w:bottom w:val="single" w:sz="4" w:space="0" w:color="808080"/>
+            </w:tcBorders>
+            <w:shd w:val="clear" w:color="auto" w:fill="E2F0D9"/>
+            <w:tcMar>
+              <w:top w:w="60" w:type="dxa"/>
+              <w:left w:w="80" w:type="dxa"/>
+              <w:bottom w:w="60" w:type="dxa"/>
+              <w:right w:w="80" w:type="dxa"/>
+            </w:tcMar>
+            <w:vAlign w:val="center"/>
+          </w:tcPr>
+          <w:p>
+            <w:pPr>
+              <w:spacing w:after="0" w:line="240" w:lineRule="auto"/>
+              <w:rPr>
+                <w:b/>
+                <w:bCs/>
+                <w:color w:val="1E7B34"/>
+                <w:sz w:val="17"/>
+                <w:szCs w:val="17"/>
+              </w:rPr>
+            </w:pPr>
+            <w:r>
+              <w:rPr>
+                <w:b/>
+                <w:bCs/>
+                <w:color w:val="1E7B34"/>
+                <w:sz w:val="17"/>
+                <w:szCs w:val="17"/>
+              </w:rPr>
+              <w:t>Pasó</w:t>
+            </w:r>
+          </w:p>
+        </w:tc>
+      </w:tr>
+      <w:tr>
+        <w:tblPrEx>
+          <w:tblCellMar>
+            <w:top w:w="0" w:type="dxa"/>
+            <w:bottom w:w="0" w:type="dxa"/>
+          </w:tblCellMar>
+        </w:tblPrEx>
+        <w:trPr>
+          <w:cantSplit/>
+        </w:trPr>
+        <w:tc>
+          <w:tcPr>
+            <w:tcW w:w="2332" w:type="dxa"/>
+            <w:shd w:val="clear" w:color="auto" w:fill="auto"/>
+            <w:tcMar>
+              <w:top w:w="60" w:type="dxa"/>
+              <w:left w:w="80" w:type="dxa"/>
+              <w:bottom w:w="60" w:type="dxa"/>
+              <w:right w:w="80" w:type="dxa"/>
+            </w:tcMar>
+            <w:vAlign w:val="center"/>
+          </w:tcPr>
+          <w:p>
+            <w:pPr>
+              <w:spacing w:after="0" w:line="240" w:lineRule="auto"/>
+              <w:rPr>
+                <w:b/>
+                <w:bCs/>
+                <w:sz w:val="17"/>
+                <w:szCs w:val="17"/>
+              </w:rPr>
+            </w:pPr>
+            <w:r>
+              <w:rPr>
+                <w:b/>
+                <w:bCs/>
+                <w:sz w:val="17"/>
+                <w:szCs w:val="17"/>
+              </w:rPr>
+              <w:t>CP-15 Reporte de mermas</w:t>
+            </w:r>
+          </w:p>
+        </w:tc>
+        <w:tc>
+          <w:tcPr>
+            <w:tcW w:w="1101" w:type="dxa"/>
+            <w:shd w:val="clear" w:color="auto" w:fill="E2F0D9"/>
+            <w:tcMar>
+              <w:top w:w="60" w:type="dxa"/>
+              <w:left w:w="80" w:type="dxa"/>
+              <w:bottom w:w="60" w:type="dxa"/>
+              <w:right w:w="80" w:type="dxa"/>
+            </w:tcMar>
+            <w:vAlign w:val="center"/>
+          </w:tcPr>
+          <w:p>
+            <w:pPr>
+              <w:spacing w:after="0" w:line="240" w:lineRule="auto"/>
+              <w:rPr>
+                <w:b/>
+                <w:bCs/>
+                <w:color w:val="1E7B34"/>
+                <w:sz w:val="17"/>
+                <w:szCs w:val="17"/>
+              </w:rPr>
+            </w:pPr>
+            <w:r>
+              <w:rPr>
+                <w:b/>
+                <w:bCs/>
+                <w:color w:val="1E7B34"/>
+                <w:sz w:val="17"/>
+                <w:szCs w:val="17"/>
+              </w:rPr>
+              <w:t>Pasó</w:t>
+            </w:r>
+          </w:p>
+        </w:tc>
+        <w:tc>
+          <w:tcPr>
+            <w:tcW w:w="1101" w:type="dxa"/>
+            <w:shd w:val="clear" w:color="auto" w:fill="E2F0D9"/>
+            <w:tcMar>
+              <w:top w:w="60" w:type="dxa"/>
+              <w:left w:w="80" w:type="dxa"/>
+              <w:bottom w:w="60" w:type="dxa"/>
+              <w:right w:w="80" w:type="dxa"/>
+            </w:tcMar>
+            <w:vAlign w:val="center"/>
+          </w:tcPr>
+          <w:p>
+            <w:pPr>
+              <w:spacing w:after="0" w:line="240" w:lineRule="auto"/>
+              <w:rPr>
+                <w:b/>
+                <w:bCs/>
+                <w:color w:val="1E7B34"/>
+                <w:sz w:val="17"/>
+                <w:szCs w:val="17"/>
+              </w:rPr>
+            </w:pPr>
+            <w:r>
+              <w:rPr>
+                <w:b/>
+                <w:bCs/>
+                <w:color w:val="1E7B34"/>
+                <w:sz w:val="17"/>
+                <w:szCs w:val="17"/>
+              </w:rPr>
+              <w:t>Pasó</w:t>
+            </w:r>
+          </w:p>
+        </w:tc>
+        <w:tc>
+          <w:tcPr>
+            <w:tcW w:w="1101" w:type="dxa"/>
+            <w:shd w:val="clear" w:color="auto" w:fill="E2F0D9"/>
+            <w:tcMar>
+              <w:top w:w="60" w:type="dxa"/>
+              <w:left w:w="80" w:type="dxa"/>
+              <w:bottom w:w="60" w:type="dxa"/>
+              <w:right w:w="80" w:type="dxa"/>
+            </w:tcMar>
+            <w:vAlign w:val="center"/>
+          </w:tcPr>
+          <w:p>
+            <w:pPr>
+              <w:spacing w:after="0" w:line="240" w:lineRule="auto"/>
+              <w:rPr>
+                <w:b/>
+                <w:bCs/>
+                <w:color w:val="1E7B34"/>
+                <w:sz w:val="17"/>
+                <w:szCs w:val="17"/>
+              </w:rPr>
+            </w:pPr>
+            <w:r>
+              <w:rPr>
+                <w:b/>
+                <w:bCs/>
+                <w:color w:val="1E7B34"/>
+                <w:sz w:val="17"/>
+                <w:szCs w:val="17"/>
+              </w:rPr>
+              <w:t>Pasó</w:t>
+            </w:r>
+          </w:p>
+        </w:tc>
+        <w:tc>
+          <w:tcPr>
+            <w:tcW w:w="1101" w:type="dxa"/>
+            <w:shd w:val="clear" w:color="auto" w:fill="E2F0D9"/>
+            <w:tcMar>
+              <w:top w:w="60" w:type="dxa"/>
+              <w:left w:w="80" w:type="dxa"/>
+              <w:bottom w:w="60" w:type="dxa"/>
+              <w:right w:w="80" w:type="dxa"/>
+            </w:tcMar>
+            <w:vAlign w:val="center"/>
+          </w:tcPr>
+          <w:p>
+            <w:pPr>
+              <w:spacing w:after="0" w:line="240" w:lineRule="auto"/>
+              <w:rPr>
+                <w:b/>
+                <w:bCs/>
+                <w:color w:val="1E7B34"/>
+                <w:sz w:val="17"/>
+                <w:szCs w:val="17"/>
+              </w:rPr>
+            </w:pPr>
+            <w:r>
+              <w:rPr>
+                <w:b/>
+                <w:bCs/>
+                <w:color w:val="1E7B34"/>
+                <w:sz w:val="17"/>
+                <w:szCs w:val="17"/>
+              </w:rPr>
+              <w:t>Pasó</w:t>
+            </w:r>
+          </w:p>
+        </w:tc>
+        <w:tc>
+          <w:tcPr>
+            <w:tcW w:w="1101" w:type="dxa"/>
+            <w:shd w:val="clear" w:color="auto" w:fill="E2F0D9"/>
+            <w:tcMar>
+              <w:top w:w="60" w:type="dxa"/>
+              <w:left w:w="80" w:type="dxa"/>
+              <w:bottom w:w="60" w:type="dxa"/>
+              <w:right w:w="80" w:type="dxa"/>
+            </w:tcMar>
+            <w:vAlign w:val="center"/>
+          </w:tcPr>
+          <w:p>
+            <w:pPr>
+              <w:spacing w:after="0" w:line="240" w:lineRule="auto"/>
+              <w:rPr>
+                <w:b/>
+                <w:bCs/>
+                <w:color w:val="1E7B34"/>
+                <w:sz w:val="17"/>
+                <w:szCs w:val="17"/>
+              </w:rPr>
+            </w:pPr>
+            <w:r>
+              <w:rPr>
+                <w:b/>
+                <w:bCs/>
+                <w:color w:val="1E7B34"/>
+                <w:sz w:val="17"/>
+                <w:szCs w:val="17"/>
+              </w:rPr>
+              <w:t>Pasó</w:t>
+            </w:r>
+          </w:p>
+        </w:tc>
+        <w:tc>
+          <w:tcPr>
+            <w:tcW w:w="1101" w:type="dxa"/>
+            <w:shd w:val="clear" w:color="auto" w:fill="FBE4E4"/>
+            <w:tcMar>
+              <w:top w:w="60" w:type="dxa"/>
+              <w:left w:w="80" w:type="dxa"/>
+              <w:bottom w:w="60" w:type="dxa"/>
+              <w:right w:w="80" w:type="dxa"/>
+            </w:tcMar>
+            <w:vAlign w:val="center"/>
+          </w:tcPr>
+          <w:p>
+            <w:pPr>
+              <w:spacing w:after="0" w:line="240" w:lineRule="auto"/>
+              <w:rPr>
+                <w:b/>
+                <w:bCs/>
+                <w:color w:val="C00000"/>
+                <w:sz w:val="17"/>
+                <w:szCs w:val="17"/>
+              </w:rPr>
+            </w:pPr>
+            <w:r>
+              <w:rPr>
+                <w:b/>
+                <w:bCs/>
+                <w:color w:val="C00000"/>
+                <w:sz w:val="17"/>
+                <w:szCs w:val="17"/>
+              </w:rPr>
+              <w:t>Falló (entorno)</w:t>
+            </w:r>
+          </w:p>
+        </w:tc>
+        <w:tc>
+          <w:tcPr>
+            <w:tcW w:w="1101" w:type="dxa"/>
+            <w:shd w:val="clear" w:color="auto" w:fill="E2F0D9"/>
+            <w:tcMar>
+              <w:top w:w="60" w:type="dxa"/>
+              <w:left w:w="80" w:type="dxa"/>
+              <w:bottom w:w="60" w:type="dxa"/>
+              <w:right w:w="80" w:type="dxa"/>
+            </w:tcMar>
+            <w:vAlign w:val="center"/>
+          </w:tcPr>
+          <w:p>
+            <w:pPr>
+              <w:spacing w:after="0" w:line="240" w:lineRule="auto"/>
+              <w:rPr>
+                <w:b/>
+                <w:bCs/>
+                <w:color w:val="1E7B34"/>
+                <w:sz w:val="17"/>
+                <w:szCs w:val="17"/>
+              </w:rPr>
+            </w:pPr>
+            <w:r>
+              <w:rPr>
+                <w:b/>
+                <w:bCs/>
+                <w:color w:val="1E7B34"/>
+                <w:sz w:val="17"/>
+                <w:szCs w:val="17"/>
+              </w:rPr>
+              <w:t>Pasó</w:t>
             </w:r>
           </w:p>
         </w:tc>
       </w:tr>
     </w:tbl>
+    <w:p/>
     <w:p>
       <w:pPr>
-        <w:spacing w:after="120"/>
-      </w:pPr>
-    </w:p>
-    <w:p>
-      <w:pPr>
-        <w:spacing w:after="120"/>
         <w:jc w:val="both"/>
       </w:pPr>
       <w:r>
         <w:rPr>
-          <w:rFonts w:ascii="Times New Roman" w:hAnsi="Times New Roman" w:cs="Times New Roman"/>
           <w:b/>
           <w:bCs/>
         </w:rPr>
         <w:t xml:space="preserve">Resultado final: </w:t>
       </w:r>
       <w:r>
-        <w:rPr>
-          <w:rFonts w:ascii="Times New Roman" w:hAnsi="Times New Roman" w:cs="Times New Roman"/>
-        </w:rPr>
-        <w:t xml:space="preserve">15 de 15 casos aprobados (100 %) en las corridas 3, 4 y 5. Cada corrida dura unos 15 segundos y se puede repetir.</w:t>
+        <w:t>15 de 15 casos aprobados (100 %) en las corridas 3, 4, 5 y 7 (la corrida 6 dio 14/15 por un fallo del entorno en CP-15, ajeno al sistema).</w:t>
+      </w:r>
+      <w:r>
+        <w:t xml:space="preserve"> Cada corrida dura unos 15 segundos y se puede repetir.</w:t>
       </w:r>
     </w:p>
     <w:p>
       <w:pPr>
-        <w:spacing w:after="120"/>
         <w:jc w:val="both"/>
       </w:pPr>
       <w:r>
         <w:rPr>
-          <w:rFonts w:ascii="Times New Roman" w:hAnsi="Times New Roman" w:cs="Times New Roman"/>
           <w:b/>
           <w:bCs/>
         </w:rPr>
         <w:t xml:space="preserve">Verificaciones adicionales (corrida 2): </w:t>
       </w:r>
       <w:r>
-        <w:rPr>
-          <w:rFonts w:ascii="Times New Roman" w:hAnsi="Times New Roman" w:cs="Times New Roman"/>
-        </w:rPr>
-        <w:t xml:space="preserve">los cinco métodos protegidos rechazan al personal y siguen funcionando para el administrador; la aplicación compila; el login y la venta en efectivo funcionan con Personal1 y admin; la base seipo_db quedó intacta (7 841 ventas, 3 usuarios).</w:t>
+        <w:t>los cinco métodos protegidos rechazan al personal y siguen funcionando para el administrador; la aplicación compila; el login y la venta en efectivo funcionan con Personal1 y admin; la base seipo_db quedó intacta (7 841 ventas, 3 usuarios).</w:t>
       </w:r>
     </w:p>
     <w:p>
       <w:pPr>
-        <w:spacing w:after="120"/>
         <w:jc w:val="both"/>
       </w:pPr>
       <w:r>
         <w:rPr>
-          <w:rFonts w:ascii="Times New Roman" w:hAnsi="Times New Roman" w:cs="Times New Roman"/>
           <w:b/>
           <w:bCs/>
         </w:rPr>
         <w:t xml:space="preserve">Verificaciones adicionales (corrida 4): </w:t>
       </w:r>
       <w:r>
-        <w:rPr>
-          <w:rFonts w:ascii="Times New Roman" w:hAnsi="Times New Roman" w:cs="Times New Roman"/>
-        </w:rPr>
-        <w:t xml:space="preserve">el personal puede aplicar hasta 10 % de descuento manual (10,5 % se rechaza) y el VIP de 15 % de un cliente Platino se respeta; el administrador aplicó 30 %. Los diálogos muestran Aceptar, Cancelar, Sí, No y Guardar. respaldo.bat pausa al terminar y no pausa con /sinpausa, y conserva sus códigos de salida (0 y 1).</w:t>
+        <w:t>el personal puede aplicar hasta 10 % de descuento manual (10,5 % se rechaza) y el VIP de 15 % de un cliente Platino se respeta; el administrador aplicó 30 %. Los diálogos muestran Aceptar, Cancelar, Sí, No y Guardar. respaldo.bat pausa al terminar y no pausa con /sinpausa, y conserva sus códigos de salida (0 y 1).</w:t>
       </w:r>
     </w:p>
     <w:p>
       <w:pPr>
-        <w:spacing w:after="120"/>
         <w:jc w:val="both"/>
       </w:pPr>
       <w:r>
         <w:rPr>
-          <w:rFonts w:ascii="Times New Roman" w:hAnsi="Times New Roman" w:cs="Times New Roman"/>
           <w:b/>
           <w:bCs/>
         </w:rPr>
         <w:t xml:space="preserve">Verificaciones adicionales (corrida 5): </w:t>
       </w:r>
       <w:r>
+        <w:t>la aplicación compila sin la pasarela de pago simulada. Al iniciar, el sistema borra la tabla de transacciones de la pasarela y su configuración en las bases creadas con versiones anteriores, y la copia de la base de datos ya no las incluye.</w:t>
+      </w:r>
+    </w:p>
+    <w:p>
+      <w:pPr>
+        <w:jc w:val="both"/>
+      </w:pPr>
+      <w:r>
         <w:rPr>
-          <w:rFonts w:ascii="Times New Roman" w:hAnsi="Times New Roman" w:cs="Times New Roman"/>
+          <w:b/>
         </w:rPr>
-        <w:t xml:space="preserve">la aplicación compila sin la pasarela de pago simulada. Al iniciar, el sistema borra la tabla de transacciones de la pasarela y su configuración en las bases creadas con versiones anteriores, y la copia de la base de datos ya no las incluye.</w:t>
+        <w:t xml:space="preserve">Verificaciones adicionales (corridas 6 y 7): </w:t>
+      </w:r>
+      <w:r>
+        <w:t>las contraseñas se guardan cifradas con PBKDF2 y una sal por usuario. Con claves en texto plano de una versión anterior, la primera conexión las cifra y los usuarios entran con su clave de siempre; el usuario nuevo y la clave restablecida se guardan cifrados, y en una instalación nueva el administrador inicial se crea cifrado. En la corrida 6, CP-15 pasó todas sus verificaciones, pero JUnit no pudo borrar su carpeta temporal porque otro proceso de Windows tenía abierto el PDF; la corrida 7, sin cambios, dio 15/15.</w:t>
       </w:r>
     </w:p>
     <w:p>
@@ -4820,12 +5650,7 @@
         <w:pStyle w:val="Ttulo2"/>
       </w:pPr>
       <w:r>
-        <w:rPr>
-          <w:rFonts w:ascii="Times New Roman" w:hAnsi="Times New Roman" w:cs="Times New Roman"/>
-          <w:b/>
-          <w:bCs/>
-        </w:rPr>
-        <w:t xml:space="preserve">7. Defectos y observaciones</w:t>
+        <w:t>7. Defectos y observaciones</w:t>
       </w:r>
     </w:p>
     <w:tbl>
@@ -4854,9 +5679,15 @@
         <w:gridCol w:w="1809"/>
       </w:tblGrid>
       <w:tr>
+        <w:tblPrEx>
+          <w:tblCellMar>
+            <w:top w:w="0" w:type="dxa"/>
+            <w:bottom w:w="0" w:type="dxa"/>
+          </w:tblCellMar>
+        </w:tblPrEx>
         <w:trPr>
+          <w:cantSplit/>
           <w:tblHeader/>
-          <w:cantSplit/>
         </w:trPr>
         <w:tc>
           <w:tcPr>
@@ -4876,13 +5707,12 @@
             </w:pPr>
             <w:r>
               <w:rPr>
-                <w:rFonts w:ascii="Times New Roman" w:hAnsi="Times New Roman" w:cs="Times New Roman"/>
-                <w:b/>
-                <w:bCs/>
-                <w:sz w:val="20"/>
-                <w:szCs w:val="20"/>
-              </w:rPr>
-              <w:t xml:space="preserve">ID</w:t>
+                <w:b/>
+                <w:bCs/>
+                <w:sz w:val="20"/>
+                <w:szCs w:val="20"/>
+              </w:rPr>
+              <w:t>ID</w:t>
             </w:r>
           </w:p>
         </w:tc>
@@ -4904,13 +5734,12 @@
             </w:pPr>
             <w:r>
               <w:rPr>
-                <w:rFonts w:ascii="Times New Roman" w:hAnsi="Times New Roman" w:cs="Times New Roman"/>
-                <w:b/>
-                <w:bCs/>
-                <w:sz w:val="20"/>
-                <w:szCs w:val="20"/>
-              </w:rPr>
-              <w:t xml:space="preserve">Caso</w:t>
+                <w:b/>
+                <w:bCs/>
+                <w:sz w:val="20"/>
+                <w:szCs w:val="20"/>
+              </w:rPr>
+              <w:t>Caso</w:t>
             </w:r>
           </w:p>
         </w:tc>
@@ -4932,13 +5761,12 @@
             </w:pPr>
             <w:r>
               <w:rPr>
-                <w:rFonts w:ascii="Times New Roman" w:hAnsi="Times New Roman" w:cs="Times New Roman"/>
-                <w:b/>
-                <w:bCs/>
-                <w:sz w:val="20"/>
-                <w:szCs w:val="20"/>
-              </w:rPr>
-              <w:t xml:space="preserve">Descripción</w:t>
+                <w:b/>
+                <w:bCs/>
+                <w:sz w:val="20"/>
+                <w:szCs w:val="20"/>
+              </w:rPr>
+              <w:t>Descripción</w:t>
             </w:r>
           </w:p>
         </w:tc>
@@ -4960,13 +5788,12 @@
             </w:pPr>
             <w:r>
               <w:rPr>
-                <w:rFonts w:ascii="Times New Roman" w:hAnsi="Times New Roman" w:cs="Times New Roman"/>
-                <w:b/>
-                <w:bCs/>
-                <w:sz w:val="20"/>
-                <w:szCs w:val="20"/>
-              </w:rPr>
-              <w:t xml:space="preserve">Severidad</w:t>
+                <w:b/>
+                <w:bCs/>
+                <w:sz w:val="20"/>
+                <w:szCs w:val="20"/>
+              </w:rPr>
+              <w:t>Severidad</w:t>
             </w:r>
           </w:p>
         </w:tc>
@@ -4988,18 +5815,23 @@
             </w:pPr>
             <w:r>
               <w:rPr>
-                <w:rFonts w:ascii="Times New Roman" w:hAnsi="Times New Roman" w:cs="Times New Roman"/>
-                <w:b/>
-                <w:bCs/>
-                <w:sz w:val="20"/>
-                <w:szCs w:val="20"/>
-              </w:rPr>
-              <w:t xml:space="preserve">Estado</w:t>
+                <w:b/>
+                <w:bCs/>
+                <w:sz w:val="20"/>
+                <w:szCs w:val="20"/>
+              </w:rPr>
+              <w:t>Estado</w:t>
             </w:r>
           </w:p>
         </w:tc>
       </w:tr>
       <w:tr>
+        <w:tblPrEx>
+          <w:tblCellMar>
+            <w:top w:w="0" w:type="dxa"/>
+            <w:bottom w:w="0" w:type="dxa"/>
+          </w:tblCellMar>
+        </w:tblPrEx>
         <w:trPr>
           <w:cantSplit/>
         </w:trPr>
@@ -5020,13 +5852,12 @@
             </w:pPr>
             <w:r>
               <w:rPr>
-                <w:rFonts w:ascii="Times New Roman" w:hAnsi="Times New Roman" w:cs="Times New Roman"/>
-                <w:b/>
-                <w:bCs/>
-                <w:sz w:val="20"/>
-                <w:szCs w:val="20"/>
-              </w:rPr>
-              <w:t xml:space="preserve">DEF-01</w:t>
+                <w:b/>
+                <w:bCs/>
+                <w:sz w:val="20"/>
+                <w:szCs w:val="20"/>
+              </w:rPr>
+              <w:t>DEF-01</w:t>
             </w:r>
           </w:p>
         </w:tc>
@@ -5047,11 +5878,10 @@
             </w:pPr>
             <w:r>
               <w:rPr>
-                <w:rFonts w:ascii="Times New Roman" w:hAnsi="Times New Roman" w:cs="Times New Roman"/>
-                <w:sz w:val="20"/>
-                <w:szCs w:val="20"/>
-              </w:rPr>
-              <w:t xml:space="preserve">CP-02</w:t>
+                <w:sz w:val="20"/>
+                <w:szCs w:val="20"/>
+              </w:rPr>
+              <w:t>CP-02</w:t>
             </w:r>
           </w:p>
         </w:tc>
@@ -5072,11 +5902,10 @@
             </w:pPr>
             <w:r>
               <w:rPr>
-                <w:rFonts w:ascii="Times New Roman" w:hAnsi="Times New Roman" w:cs="Times New Roman"/>
-                <w:sz w:val="20"/>
-                <w:szCs w:val="20"/>
-              </w:rPr>
-              <w:t xml:space="preserve">La restricción por rol existía solo en la interfaz; el personal podía crear una cuenta de administrador. Se corrigió en la corrida 2 validando el rol en ControladorUsuarios.registrarUsuario, actualizarUsuario y cambiarPassword, ControladorReportes.obtenerReporte y ControladorPasarela.listarTransacciones (10 líneas en 3 controladores)</w:t>
+                <w:sz w:val="20"/>
+                <w:szCs w:val="20"/>
+              </w:rPr>
+              <w:t>La restricción por rol existía solo en la interfaz; el personal podía crear una cuenta de administrador. Se corrigió en la corrida 2 validando el rol en ControladorUsuarios.registrarUsuario, actualizarUsuario y cambiarPassword, ControladorReportes.obtenerReporte y ControladorPasarela.listarTransacciones (10 líneas en 3 controladores)</w:t>
             </w:r>
           </w:p>
         </w:tc>
@@ -5097,11 +5926,10 @@
             </w:pPr>
             <w:r>
               <w:rPr>
-                <w:rFonts w:ascii="Times New Roman" w:hAnsi="Times New Roman" w:cs="Times New Roman"/>
-                <w:sz w:val="20"/>
-                <w:szCs w:val="20"/>
-              </w:rPr>
-              <w:t xml:space="preserve">Alta</w:t>
+                <w:sz w:val="20"/>
+                <w:szCs w:val="20"/>
+              </w:rPr>
+              <w:t>Alta</w:t>
             </w:r>
           </w:p>
         </w:tc>
@@ -5122,16 +5950,21 @@
             </w:pPr>
             <w:r>
               <w:rPr>
-                <w:rFonts w:ascii="Times New Roman" w:hAnsi="Times New Roman" w:cs="Times New Roman"/>
-                <w:sz w:val="20"/>
-                <w:szCs w:val="20"/>
-              </w:rPr>
-              <w:t xml:space="preserve">Corregido y verificado</w:t>
+                <w:sz w:val="20"/>
+                <w:szCs w:val="20"/>
+              </w:rPr>
+              <w:t>Corregido y verificado</w:t>
             </w:r>
           </w:p>
         </w:tc>
       </w:tr>
       <w:tr>
+        <w:tblPrEx>
+          <w:tblCellMar>
+            <w:top w:w="0" w:type="dxa"/>
+            <w:bottom w:w="0" w:type="dxa"/>
+          </w:tblCellMar>
+        </w:tblPrEx>
         <w:trPr>
           <w:cantSplit/>
         </w:trPr>
@@ -5153,13 +5986,12 @@
             </w:pPr>
             <w:r>
               <w:rPr>
-                <w:rFonts w:ascii="Times New Roman" w:hAnsi="Times New Roman" w:cs="Times New Roman"/>
-                <w:b/>
-                <w:bCs/>
-                <w:sz w:val="20"/>
-                <w:szCs w:val="20"/>
-              </w:rPr>
-              <w:t xml:space="preserve">OBS-01</w:t>
+                <w:b/>
+                <w:bCs/>
+                <w:sz w:val="20"/>
+                <w:szCs w:val="20"/>
+              </w:rPr>
+              <w:t>OBS-01</w:t>
             </w:r>
           </w:p>
         </w:tc>
@@ -5181,11 +6013,10 @@
             </w:pPr>
             <w:r>
               <w:rPr>
-                <w:rFonts w:ascii="Times New Roman" w:hAnsi="Times New Roman" w:cs="Times New Roman"/>
-                <w:sz w:val="20"/>
-                <w:szCs w:val="20"/>
-              </w:rPr>
-              <w:t xml:space="preserve">CP-06</w:t>
+                <w:sz w:val="20"/>
+                <w:szCs w:val="20"/>
+              </w:rPr>
+              <w:t>CP-06</w:t>
             </w:r>
           </w:p>
         </w:tc>
@@ -5207,11 +6038,10 @@
             </w:pPr>
             <w:r>
               <w:rPr>
-                <w:rFonts w:ascii="Times New Roman" w:hAnsi="Times New Roman" w:cs="Times New Roman"/>
-                <w:sz w:val="20"/>
-                <w:szCs w:val="20"/>
-              </w:rPr>
-              <w:t xml:space="preserve">Ambigüedad del requerimiento: "10 % desde la tercera compra" se podía leer como la 3.ª compra, mientras el sistema lo da desde la 4.ª. Se resolvió aclarando el documento ("10 % después de 3 compras, a partir de la 4.ª compra"); el código no cambió</w:t>
+                <w:sz w:val="20"/>
+                <w:szCs w:val="20"/>
+              </w:rPr>
+              <w:t>Ambigüedad del requerimiento: "10 % desde la tercera compra" se podía leer como la 3.ª compra, mientras el sistema lo da desde la 4.ª. Se resolvió aclarando el documento ("10 % después de 3 compras, a partir de la 4.ª compra"); el código no cambió</w:t>
             </w:r>
           </w:p>
         </w:tc>
@@ -5233,11 +6063,10 @@
             </w:pPr>
             <w:r>
               <w:rPr>
-                <w:rFonts w:ascii="Times New Roman" w:hAnsi="Times New Roman" w:cs="Times New Roman"/>
-                <w:sz w:val="20"/>
-                <w:szCs w:val="20"/>
-              </w:rPr>
-              <w:t xml:space="preserve">Media</w:t>
+                <w:sz w:val="20"/>
+                <w:szCs w:val="20"/>
+              </w:rPr>
+              <w:t>Media</w:t>
             </w:r>
           </w:p>
         </w:tc>
@@ -5259,16 +6088,21 @@
             </w:pPr>
             <w:r>
               <w:rPr>
-                <w:rFonts w:ascii="Times New Roman" w:hAnsi="Times New Roman" w:cs="Times New Roman"/>
-                <w:sz w:val="20"/>
-                <w:szCs w:val="20"/>
-              </w:rPr>
-              <w:t xml:space="preserve">Resuelto (aclaración del requerimiento)</w:t>
+                <w:sz w:val="20"/>
+                <w:szCs w:val="20"/>
+              </w:rPr>
+              <w:t>Resuelto (aclaración del requerimiento)</w:t>
             </w:r>
           </w:p>
         </w:tc>
       </w:tr>
       <w:tr>
+        <w:tblPrEx>
+          <w:tblCellMar>
+            <w:top w:w="0" w:type="dxa"/>
+            <w:bottom w:w="0" w:type="dxa"/>
+          </w:tblCellMar>
+        </w:tblPrEx>
         <w:trPr>
           <w:cantSplit/>
         </w:trPr>
@@ -5289,13 +6123,12 @@
             </w:pPr>
             <w:r>
               <w:rPr>
-                <w:rFonts w:ascii="Times New Roman" w:hAnsi="Times New Roman" w:cs="Times New Roman"/>
-                <w:b/>
-                <w:bCs/>
-                <w:sz w:val="20"/>
-                <w:szCs w:val="20"/>
-              </w:rPr>
-              <w:t xml:space="preserve">OBS-02</w:t>
+                <w:b/>
+                <w:bCs/>
+                <w:sz w:val="20"/>
+                <w:szCs w:val="20"/>
+              </w:rPr>
+              <w:t>OBS-02</w:t>
             </w:r>
           </w:p>
         </w:tc>
@@ -5316,11 +6149,10 @@
             </w:pPr>
             <w:r>
               <w:rPr>
-                <w:rFonts w:ascii="Times New Roman" w:hAnsi="Times New Roman" w:cs="Times New Roman"/>
-                <w:sz w:val="20"/>
-                <w:szCs w:val="20"/>
-              </w:rPr>
-              <w:t xml:space="preserve">—</w:t>
+                <w:sz w:val="20"/>
+                <w:szCs w:val="20"/>
+              </w:rPr>
+              <w:t>—</w:t>
             </w:r>
           </w:p>
         </w:tc>
@@ -5341,11 +6173,10 @@
             </w:pPr>
             <w:r>
               <w:rPr>
-                <w:rFonts w:ascii="Times New Roman" w:hAnsi="Times New Roman" w:cs="Times New Roman"/>
-                <w:sz w:val="20"/>
-                <w:szCs w:val="20"/>
-              </w:rPr>
-              <w:t xml:space="preserve">Descuento manual (F6) sin tope para el personal. Ahora el personal puede aplicar como máximo 10 %; se valida en la pantalla y en el controlador, y el VIP automático no cambia</w:t>
+                <w:sz w:val="20"/>
+                <w:szCs w:val="20"/>
+              </w:rPr>
+              <w:t>Descuento manual (F6) sin tope para el personal. Ahora el personal puede aplicar como máximo 10 %; se valida en la pantalla y en el controlador, y el VIP automático no cambia</w:t>
             </w:r>
           </w:p>
         </w:tc>
@@ -5366,11 +6197,10 @@
             </w:pPr>
             <w:r>
               <w:rPr>
-                <w:rFonts w:ascii="Times New Roman" w:hAnsi="Times New Roman" w:cs="Times New Roman"/>
-                <w:sz w:val="20"/>
-                <w:szCs w:val="20"/>
-              </w:rPr>
-              <w:t xml:space="preserve">Media</w:t>
+                <w:sz w:val="20"/>
+                <w:szCs w:val="20"/>
+              </w:rPr>
+              <w:t>Media</w:t>
             </w:r>
           </w:p>
         </w:tc>
@@ -5391,16 +6221,21 @@
             </w:pPr>
             <w:r>
               <w:rPr>
-                <w:rFonts w:ascii="Times New Roman" w:hAnsi="Times New Roman" w:cs="Times New Roman"/>
-                <w:sz w:val="20"/>
-                <w:szCs w:val="20"/>
-              </w:rPr>
-              <w:t xml:space="preserve">Corregido y verificado (corrida 4)</w:t>
+                <w:sz w:val="20"/>
+                <w:szCs w:val="20"/>
+              </w:rPr>
+              <w:t>Corregido y verificado (corrida 4)</w:t>
             </w:r>
           </w:p>
         </w:tc>
       </w:tr>
       <w:tr>
+        <w:tblPrEx>
+          <w:tblCellMar>
+            <w:top w:w="0" w:type="dxa"/>
+            <w:bottom w:w="0" w:type="dxa"/>
+          </w:tblCellMar>
+        </w:tblPrEx>
         <w:trPr>
           <w:cantSplit/>
         </w:trPr>
@@ -5422,13 +6257,12 @@
             </w:pPr>
             <w:r>
               <w:rPr>
-                <w:rFonts w:ascii="Times New Roman" w:hAnsi="Times New Roman" w:cs="Times New Roman"/>
-                <w:b/>
-                <w:bCs/>
-                <w:sz w:val="20"/>
-                <w:szCs w:val="20"/>
-              </w:rPr>
-              <w:t xml:space="preserve">OBS-03</w:t>
+                <w:b/>
+                <w:bCs/>
+                <w:sz w:val="20"/>
+                <w:szCs w:val="20"/>
+              </w:rPr>
+              <w:t>OBS-03</w:t>
             </w:r>
           </w:p>
         </w:tc>
@@ -5450,11 +6284,10 @@
             </w:pPr>
             <w:r>
               <w:rPr>
-                <w:rFonts w:ascii="Times New Roman" w:hAnsi="Times New Roman" w:cs="Times New Roman"/>
-                <w:sz w:val="20"/>
-                <w:szCs w:val="20"/>
-              </w:rPr>
-              <w:t xml:space="preserve">—</w:t>
+                <w:sz w:val="20"/>
+                <w:szCs w:val="20"/>
+              </w:rPr>
+              <w:t>—</w:t>
             </w:r>
           </w:p>
         </w:tc>
@@ -5476,11 +6309,10 @@
             </w:pPr>
             <w:r>
               <w:rPr>
-                <w:rFonts w:ascii="Times New Roman" w:hAnsi="Times New Roman" w:cs="Times New Roman"/>
-                <w:sz w:val="20"/>
-                <w:szCs w:val="20"/>
-              </w:rPr>
-              <w:t xml:space="preserve">Botones de los diálogos en inglés (OK, Cancel, Yes, No, Save). Ahora aparecen en español mediante UIManager</w:t>
+                <w:sz w:val="20"/>
+                <w:szCs w:val="20"/>
+              </w:rPr>
+              <w:t>Botones de los diálogos en inglés (OK, Cancel, Yes, No, Save). Ahora aparecen en español mediante UIManager</w:t>
             </w:r>
           </w:p>
         </w:tc>
@@ -5502,11 +6334,10 @@
             </w:pPr>
             <w:r>
               <w:rPr>
-                <w:rFonts w:ascii="Times New Roman" w:hAnsi="Times New Roman" w:cs="Times New Roman"/>
-                <w:sz w:val="20"/>
-                <w:szCs w:val="20"/>
-              </w:rPr>
-              <w:t xml:space="preserve">Baja</w:t>
+                <w:sz w:val="20"/>
+                <w:szCs w:val="20"/>
+              </w:rPr>
+              <w:t>Baja</w:t>
             </w:r>
           </w:p>
         </w:tc>
@@ -5528,16 +6359,21 @@
             </w:pPr>
             <w:r>
               <w:rPr>
-                <w:rFonts w:ascii="Times New Roman" w:hAnsi="Times New Roman" w:cs="Times New Roman"/>
-                <w:sz w:val="20"/>
-                <w:szCs w:val="20"/>
-              </w:rPr>
-              <w:t xml:space="preserve">Corregido y verificado (corrida 4)</w:t>
+                <w:sz w:val="20"/>
+                <w:szCs w:val="20"/>
+              </w:rPr>
+              <w:t>Corregido y verificado (corrida 4)</w:t>
             </w:r>
           </w:p>
         </w:tc>
       </w:tr>
       <w:tr>
+        <w:tblPrEx>
+          <w:tblCellMar>
+            <w:top w:w="0" w:type="dxa"/>
+            <w:bottom w:w="0" w:type="dxa"/>
+          </w:tblCellMar>
+        </w:tblPrEx>
         <w:trPr>
           <w:cantSplit/>
         </w:trPr>
@@ -5558,13 +6394,12 @@
             </w:pPr>
             <w:r>
               <w:rPr>
-                <w:rFonts w:ascii="Times New Roman" w:hAnsi="Times New Roman" w:cs="Times New Roman"/>
-                <w:b/>
-                <w:bCs/>
-                <w:sz w:val="20"/>
-                <w:szCs w:val="20"/>
-              </w:rPr>
-              <w:t xml:space="preserve">OBS-04</w:t>
+                <w:b/>
+                <w:bCs/>
+                <w:sz w:val="20"/>
+                <w:szCs w:val="20"/>
+              </w:rPr>
+              <w:t>OBS-04</w:t>
             </w:r>
           </w:p>
         </w:tc>
@@ -5585,11 +6420,10 @@
             </w:pPr>
             <w:r>
               <w:rPr>
-                <w:rFonts w:ascii="Times New Roman" w:hAnsi="Times New Roman" w:cs="Times New Roman"/>
-                <w:sz w:val="20"/>
-                <w:szCs w:val="20"/>
-              </w:rPr>
-              <w:t xml:space="preserve">—</w:t>
+                <w:sz w:val="20"/>
+                <w:szCs w:val="20"/>
+              </w:rPr>
+              <w:t>—</w:t>
             </w:r>
           </w:p>
         </w:tc>
@@ -5610,11 +6444,10 @@
             </w:pPr>
             <w:r>
               <w:rPr>
-                <w:rFonts w:ascii="Times New Roman" w:hAnsi="Times New Roman" w:cs="Times New Roman"/>
-                <w:sz w:val="20"/>
-                <w:szCs w:val="20"/>
-              </w:rPr>
-              <w:t xml:space="preserve">respaldo.bat se cerraba sin mostrar el resultado. Ahora pausa al final; el Programador de tareas lo ejecuta con /sinpausa</w:t>
+                <w:sz w:val="20"/>
+                <w:szCs w:val="20"/>
+              </w:rPr>
+              <w:t>respaldo.bat se cerraba sin mostrar el resultado. Ahora pausa al final; el Programador de tareas lo ejecuta con /sinpausa</w:t>
             </w:r>
           </w:p>
         </w:tc>
@@ -5635,11 +6468,10 @@
             </w:pPr>
             <w:r>
               <w:rPr>
-                <w:rFonts w:ascii="Times New Roman" w:hAnsi="Times New Roman" w:cs="Times New Roman"/>
-                <w:sz w:val="20"/>
-                <w:szCs w:val="20"/>
-              </w:rPr>
-              <w:t xml:space="preserve">Baja</w:t>
+                <w:sz w:val="20"/>
+                <w:szCs w:val="20"/>
+              </w:rPr>
+              <w:t>Baja</w:t>
             </w:r>
           </w:p>
         </w:tc>
@@ -5660,16 +6492,21 @@
             </w:pPr>
             <w:r>
               <w:rPr>
-                <w:rFonts w:ascii="Times New Roman" w:hAnsi="Times New Roman" w:cs="Times New Roman"/>
-                <w:sz w:val="20"/>
-                <w:szCs w:val="20"/>
-              </w:rPr>
-              <w:t xml:space="preserve">Corregido y verificado (corrida 4)</w:t>
+                <w:sz w:val="20"/>
+                <w:szCs w:val="20"/>
+              </w:rPr>
+              <w:t>Corregido y verificado (corrida 4)</w:t>
             </w:r>
           </w:p>
         </w:tc>
       </w:tr>
       <w:tr>
+        <w:tblPrEx>
+          <w:tblCellMar>
+            <w:top w:w="0" w:type="dxa"/>
+            <w:bottom w:w="0" w:type="dxa"/>
+          </w:tblCellMar>
+        </w:tblPrEx>
         <w:trPr>
           <w:cantSplit/>
         </w:trPr>
@@ -5691,13 +6528,12 @@
             </w:pPr>
             <w:r>
               <w:rPr>
-                <w:rFonts w:ascii="Times New Roman" w:hAnsi="Times New Roman" w:cs="Times New Roman"/>
-                <w:b/>
-                <w:bCs/>
-                <w:sz w:val="20"/>
-                <w:szCs w:val="20"/>
-              </w:rPr>
-              <w:t xml:space="preserve">OBS-05</w:t>
+                <w:b/>
+                <w:bCs/>
+                <w:sz w:val="20"/>
+                <w:szCs w:val="20"/>
+              </w:rPr>
+              <w:t>OBS-05</w:t>
             </w:r>
           </w:p>
         </w:tc>
@@ -5719,11 +6555,10 @@
             </w:pPr>
             <w:r>
               <w:rPr>
-                <w:rFonts w:ascii="Times New Roman" w:hAnsi="Times New Roman" w:cs="Times New Roman"/>
-                <w:sz w:val="20"/>
-                <w:szCs w:val="20"/>
-              </w:rPr>
-              <w:t xml:space="preserve">—</w:t>
+                <w:sz w:val="20"/>
+                <w:szCs w:val="20"/>
+              </w:rPr>
+              <w:t>—</w:t>
             </w:r>
           </w:p>
         </w:tc>
@@ -5745,11 +6580,10 @@
             </w:pPr>
             <w:r>
               <w:rPr>
-                <w:rFonts w:ascii="Times New Roman" w:hAnsi="Times New Roman" w:cs="Times New Roman"/>
-                <w:sz w:val="20"/>
-                <w:szCs w:val="20"/>
-              </w:rPr>
-              <w:t xml:space="preserve">Textos inexactos: a la ayuda de Usuarios le faltaban Caja y Pagos, y el mensaje de registro de clientes mencionaba una "categoría inicial"</w:t>
+                <w:sz w:val="20"/>
+                <w:szCs w:val="20"/>
+              </w:rPr>
+              <w:t>Textos inexactos: a la ayuda de Usuarios le faltaban Caja y Pagos, y el mensaje de registro de clientes mencionaba una "categoría inicial"</w:t>
             </w:r>
           </w:p>
         </w:tc>
@@ -5771,11 +6605,10 @@
             </w:pPr>
             <w:r>
               <w:rPr>
-                <w:rFonts w:ascii="Times New Roman" w:hAnsi="Times New Roman" w:cs="Times New Roman"/>
-                <w:sz w:val="20"/>
-                <w:szCs w:val="20"/>
-              </w:rPr>
-              <w:t xml:space="preserve">Baja</w:t>
+                <w:sz w:val="20"/>
+                <w:szCs w:val="20"/>
+              </w:rPr>
+              <w:t>Baja</w:t>
             </w:r>
           </w:p>
         </w:tc>
@@ -5797,163 +6630,333 @@
             </w:pPr>
             <w:r>
               <w:rPr>
-                <w:rFonts w:ascii="Times New Roman" w:hAnsi="Times New Roman" w:cs="Times New Roman"/>
-                <w:sz w:val="20"/>
-                <w:szCs w:val="20"/>
-              </w:rPr>
-              <w:t xml:space="preserve">Corregido y verificado (corrida 4)</w:t>
+                <w:sz w:val="20"/>
+                <w:szCs w:val="20"/>
+              </w:rPr>
+              <w:t>Corregido y verificado (corrida 4)</w:t>
             </w:r>
           </w:p>
         </w:tc>
       </w:tr>
       <w:tr>
+        <w:tblPrEx>
+          <w:tblCellMar>
+            <w:top w:w="0" w:type="dxa"/>
+            <w:bottom w:w="0" w:type="dxa"/>
+          </w:tblCellMar>
+        </w:tblPrEx>
         <w:trPr>
           <w:cantSplit/>
         </w:trPr>
         <w:tc>
           <w:tcPr>
             <w:tcW w:w="1104" w:type="dxa"/>
-            <w:tcMar>
-              <w:top w:w="60" w:type="dxa"/>
-              <w:left w:w="80" w:type="dxa"/>
-              <w:bottom w:w="60" w:type="dxa"/>
-              <w:right w:w="80" w:type="dxa"/>
-            </w:tcMar>
-            <w:vAlign w:val="center"/>
-          </w:tcPr>
-          <w:p>
-            <w:pPr>
-              <w:spacing w:after="0" w:line="240" w:lineRule="auto"/>
-            </w:pPr>
-            <w:r>
-              <w:rPr>
-                <w:rFonts w:ascii="Times New Roman" w:hAnsi="Times New Roman" w:cs="Times New Roman"/>
-                <w:b/>
-                <w:bCs/>
-                <w:sz w:val="20"/>
-                <w:szCs w:val="20"/>
-              </w:rPr>
-              <w:t xml:space="preserve">CAM-01</w:t>
+            <w:tcBorders>
+              <w:bottom w:val="single" w:sz="4" w:space="0" w:color="808080"/>
+            </w:tcBorders>
+            <w:tcMar>
+              <w:top w:w="60" w:type="dxa"/>
+              <w:left w:w="80" w:type="dxa"/>
+              <w:bottom w:w="60" w:type="dxa"/>
+              <w:right w:w="80" w:type="dxa"/>
+            </w:tcMar>
+            <w:vAlign w:val="center"/>
+          </w:tcPr>
+          <w:p>
+            <w:pPr>
+              <w:spacing w:after="0" w:line="240" w:lineRule="auto"/>
+            </w:pPr>
+            <w:r>
+              <w:rPr>
+                <w:b/>
+                <w:bCs/>
+                <w:sz w:val="20"/>
+                <w:szCs w:val="20"/>
+              </w:rPr>
+              <w:t>CAM-01</w:t>
             </w:r>
           </w:p>
         </w:tc>
         <w:tc>
           <w:tcPr>
             <w:tcW w:w="903" w:type="dxa"/>
-            <w:tcMar>
-              <w:top w:w="60" w:type="dxa"/>
-              <w:left w:w="80" w:type="dxa"/>
-              <w:bottom w:w="60" w:type="dxa"/>
-              <w:right w:w="80" w:type="dxa"/>
-            </w:tcMar>
-            <w:vAlign w:val="center"/>
-          </w:tcPr>
-          <w:p>
-            <w:pPr>
-              <w:spacing w:after="0" w:line="240" w:lineRule="auto"/>
-            </w:pPr>
-            <w:r>
-              <w:rPr>
-                <w:rFonts w:ascii="Times New Roman" w:hAnsi="Times New Roman" w:cs="Times New Roman"/>
-                <w:sz w:val="20"/>
-                <w:szCs w:val="20"/>
-              </w:rPr>
-              <w:t xml:space="preserve">CP-02, CP-09, CP-11</w:t>
+            <w:tcBorders>
+              <w:bottom w:val="single" w:sz="4" w:space="0" w:color="808080"/>
+            </w:tcBorders>
+            <w:tcMar>
+              <w:top w:w="60" w:type="dxa"/>
+              <w:left w:w="80" w:type="dxa"/>
+              <w:bottom w:w="60" w:type="dxa"/>
+              <w:right w:w="80" w:type="dxa"/>
+            </w:tcMar>
+            <w:vAlign w:val="center"/>
+          </w:tcPr>
+          <w:p>
+            <w:pPr>
+              <w:spacing w:after="0" w:line="240" w:lineRule="auto"/>
+            </w:pPr>
+            <w:r>
+              <w:rPr>
+                <w:sz w:val="20"/>
+                <w:szCs w:val="20"/>
+              </w:rPr>
+              <w:t>CP-02, CP-09, CP-11</w:t>
             </w:r>
           </w:p>
         </w:tc>
         <w:tc>
           <w:tcPr>
             <w:tcW w:w="4919" w:type="dxa"/>
-            <w:tcMar>
-              <w:top w:w="60" w:type="dxa"/>
-              <w:left w:w="80" w:type="dxa"/>
-              <w:bottom w:w="60" w:type="dxa"/>
-              <w:right w:w="80" w:type="dxa"/>
-            </w:tcMar>
-            <w:vAlign w:val="center"/>
-          </w:tcPr>
-          <w:p>
-            <w:pPr>
-              <w:spacing w:after="0" w:line="240" w:lineRule="auto"/>
-            </w:pPr>
-            <w:r>
-              <w:rPr>
-                <w:rFonts w:ascii="Times New Roman" w:hAnsi="Times New Roman" w:cs="Times New Roman"/>
-                <w:sz w:val="20"/>
-                <w:szCs w:val="20"/>
-              </w:rPr>
-              <w:t xml:space="preserve">Cambio de alcance, no defecto: el equipo decidió quitar la pasarela de pago simulada, porque el sistema solo registra la forma de pago. El cajero confirma el pago con Yape o Plin en el celular del negocio; la sección Pagos pasó a ser Negocio (solo los datos del comprobante)</w:t>
+            <w:tcBorders>
+              <w:bottom w:val="single" w:sz="4" w:space="0" w:color="808080"/>
+            </w:tcBorders>
+            <w:tcMar>
+              <w:top w:w="60" w:type="dxa"/>
+              <w:left w:w="80" w:type="dxa"/>
+              <w:bottom w:w="60" w:type="dxa"/>
+              <w:right w:w="80" w:type="dxa"/>
+            </w:tcMar>
+            <w:vAlign w:val="center"/>
+          </w:tcPr>
+          <w:p>
+            <w:pPr>
+              <w:spacing w:after="0" w:line="240" w:lineRule="auto"/>
+            </w:pPr>
+            <w:r>
+              <w:rPr>
+                <w:sz w:val="20"/>
+                <w:szCs w:val="20"/>
+              </w:rPr>
+              <w:t>Cambio de alcance, no defecto: el equipo decidió quitar la pasarela de pago simulada, porque el sistema solo registra la forma de pago. El cajero confirma el pago con Yape o Plin en el celular del negocio; la sección Pagos pasó a ser Negocio (solo los datos del comprobante)</w:t>
             </w:r>
           </w:p>
         </w:tc>
         <w:tc>
           <w:tcPr>
             <w:tcW w:w="1305" w:type="dxa"/>
-            <w:tcMar>
-              <w:top w:w="60" w:type="dxa"/>
-              <w:left w:w="80" w:type="dxa"/>
-              <w:bottom w:w="60" w:type="dxa"/>
-              <w:right w:w="80" w:type="dxa"/>
-            </w:tcMar>
-            <w:vAlign w:val="center"/>
-          </w:tcPr>
-          <w:p>
-            <w:pPr>
-              <w:spacing w:after="0" w:line="240" w:lineRule="auto"/>
-            </w:pPr>
-            <w:r>
-              <w:rPr>
-                <w:rFonts w:ascii="Times New Roman" w:hAnsi="Times New Roman" w:cs="Times New Roman"/>
-                <w:sz w:val="20"/>
-                <w:szCs w:val="20"/>
-              </w:rPr>
-              <w:t xml:space="preserve">—</w:t>
+            <w:tcBorders>
+              <w:bottom w:val="single" w:sz="4" w:space="0" w:color="808080"/>
+            </w:tcBorders>
+            <w:tcMar>
+              <w:top w:w="60" w:type="dxa"/>
+              <w:left w:w="80" w:type="dxa"/>
+              <w:bottom w:w="60" w:type="dxa"/>
+              <w:right w:w="80" w:type="dxa"/>
+            </w:tcMar>
+            <w:vAlign w:val="center"/>
+          </w:tcPr>
+          <w:p>
+            <w:pPr>
+              <w:spacing w:after="0" w:line="240" w:lineRule="auto"/>
+            </w:pPr>
+            <w:r>
+              <w:rPr>
+                <w:sz w:val="20"/>
+                <w:szCs w:val="20"/>
+              </w:rPr>
+              <w:t>—</w:t>
             </w:r>
           </w:p>
         </w:tc>
         <w:tc>
           <w:tcPr>
             <w:tcW w:w="1809" w:type="dxa"/>
-            <w:tcMar>
-              <w:top w:w="60" w:type="dxa"/>
-              <w:left w:w="80" w:type="dxa"/>
-              <w:bottom w:w="60" w:type="dxa"/>
-              <w:right w:w="80" w:type="dxa"/>
-            </w:tcMar>
-            <w:vAlign w:val="center"/>
-          </w:tcPr>
-          <w:p>
-            <w:pPr>
-              <w:spacing w:after="0" w:line="240" w:lineRule="auto"/>
-            </w:pPr>
-            <w:r>
-              <w:rPr>
-                <w:rFonts w:ascii="Times New Roman" w:hAnsi="Times New Roman" w:cs="Times New Roman"/>
-                <w:sz w:val="20"/>
-                <w:szCs w:val="20"/>
-              </w:rPr>
-              <w:t xml:space="preserve">Aplicado y verificado (corrida 5)</w:t>
+            <w:tcBorders>
+              <w:bottom w:val="single" w:sz="4" w:space="0" w:color="808080"/>
+            </w:tcBorders>
+            <w:tcMar>
+              <w:top w:w="60" w:type="dxa"/>
+              <w:left w:w="80" w:type="dxa"/>
+              <w:bottom w:w="60" w:type="dxa"/>
+              <w:right w:w="80" w:type="dxa"/>
+            </w:tcMar>
+            <w:vAlign w:val="center"/>
+          </w:tcPr>
+          <w:p>
+            <w:pPr>
+              <w:spacing w:after="0" w:line="240" w:lineRule="auto"/>
+            </w:pPr>
+            <w:r>
+              <w:rPr>
+                <w:sz w:val="20"/>
+                <w:szCs w:val="20"/>
+              </w:rPr>
+              <w:t>Aplicado y verificado (corrida 5)</w:t>
+            </w:r>
+          </w:p>
+        </w:tc>
+      </w:tr>
+      <w:tr>
+        <w:tblPrEx>
+          <w:tblCellMar>
+            <w:top w:w="0" w:type="dxa"/>
+            <w:bottom w:w="0" w:type="dxa"/>
+          </w:tblCellMar>
+        </w:tblPrEx>
+        <w:trPr>
+          <w:cantSplit/>
+        </w:trPr>
+        <w:tc>
+          <w:tcPr>
+            <w:tcW w:w="1104" w:type="dxa"/>
+            <w:shd w:val="clear" w:color="auto" w:fill="F2F2F2"/>
+            <w:tcMar>
+              <w:top w:w="60" w:type="dxa"/>
+              <w:left w:w="80" w:type="dxa"/>
+              <w:bottom w:w="60" w:type="dxa"/>
+              <w:right w:w="80" w:type="dxa"/>
+            </w:tcMar>
+            <w:vAlign w:val="center"/>
+          </w:tcPr>
+          <w:p>
+            <w:pPr>
+              <w:spacing w:after="0" w:line="240" w:lineRule="auto"/>
+              <w:rPr>
+                <w:b/>
+                <w:bCs/>
+                <w:sz w:val="20"/>
+                <w:szCs w:val="20"/>
+              </w:rPr>
+            </w:pPr>
+            <w:r>
+              <w:rPr>
+                <w:b/>
+                <w:bCs/>
+                <w:sz w:val="20"/>
+                <w:szCs w:val="20"/>
+              </w:rPr>
+              <w:t>OBS-06</w:t>
+            </w:r>
+          </w:p>
+        </w:tc>
+        <w:tc>
+          <w:tcPr>
+            <w:tcW w:w="903" w:type="dxa"/>
+            <w:shd w:val="clear" w:color="auto" w:fill="F2F2F2"/>
+            <w:tcMar>
+              <w:top w:w="60" w:type="dxa"/>
+              <w:left w:w="80" w:type="dxa"/>
+              <w:bottom w:w="60" w:type="dxa"/>
+              <w:right w:w="80" w:type="dxa"/>
+            </w:tcMar>
+            <w:vAlign w:val="center"/>
+          </w:tcPr>
+          <w:p>
+            <w:pPr>
+              <w:spacing w:after="0" w:line="240" w:lineRule="auto"/>
+              <w:rPr>
+                <w:sz w:val="20"/>
+                <w:szCs w:val="20"/>
+              </w:rPr>
+            </w:pPr>
+            <w:r>
+              <w:rPr>
+                <w:sz w:val="20"/>
+                <w:szCs w:val="20"/>
+              </w:rPr>
+              <w:t>CP-01</w:t>
+            </w:r>
+          </w:p>
+        </w:tc>
+        <w:tc>
+          <w:tcPr>
+            <w:tcW w:w="4919" w:type="dxa"/>
+            <w:shd w:val="clear" w:color="auto" w:fill="F2F2F2"/>
+            <w:tcMar>
+              <w:top w:w="60" w:type="dxa"/>
+              <w:left w:w="80" w:type="dxa"/>
+              <w:bottom w:w="60" w:type="dxa"/>
+              <w:right w:w="80" w:type="dxa"/>
+            </w:tcMar>
+            <w:vAlign w:val="center"/>
+          </w:tcPr>
+          <w:p>
+            <w:pPr>
+              <w:spacing w:after="0" w:line="240" w:lineRule="auto"/>
+              <w:rPr>
+                <w:sz w:val="20"/>
+                <w:szCs w:val="20"/>
+              </w:rPr>
+            </w:pPr>
+            <w:r>
+              <w:rPr>
+                <w:sz w:val="20"/>
+                <w:szCs w:val="20"/>
+              </w:rPr>
+              <w:t>Las contraseñas se guardaban en texto plano y quedaban visibles en la base, en los respaldos y en la copia de la base de datos. Ahora se guardan con PBKDF2-HMAC-SHA512 y una sal aleatoria; las claves antiguas se cifran solas y siguen funcionando</w:t>
+            </w:r>
+          </w:p>
+        </w:tc>
+        <w:tc>
+          <w:tcPr>
+            <w:tcW w:w="1305" w:type="dxa"/>
+            <w:shd w:val="clear" w:color="auto" w:fill="F2F2F2"/>
+            <w:tcMar>
+              <w:top w:w="60" w:type="dxa"/>
+              <w:left w:w="80" w:type="dxa"/>
+              <w:bottom w:w="60" w:type="dxa"/>
+              <w:right w:w="80" w:type="dxa"/>
+            </w:tcMar>
+            <w:vAlign w:val="center"/>
+          </w:tcPr>
+          <w:p>
+            <w:pPr>
+              <w:spacing w:after="0" w:line="240" w:lineRule="auto"/>
+              <w:rPr>
+                <w:sz w:val="20"/>
+                <w:szCs w:val="20"/>
+              </w:rPr>
+            </w:pPr>
+            <w:r>
+              <w:rPr>
+                <w:sz w:val="20"/>
+                <w:szCs w:val="20"/>
+              </w:rPr>
+              <w:t>Media</w:t>
+            </w:r>
+          </w:p>
+        </w:tc>
+        <w:tc>
+          <w:tcPr>
+            <w:tcW w:w="1809" w:type="dxa"/>
+            <w:shd w:val="clear" w:color="auto" w:fill="F2F2F2"/>
+            <w:tcMar>
+              <w:top w:w="60" w:type="dxa"/>
+              <w:left w:w="80" w:type="dxa"/>
+              <w:bottom w:w="60" w:type="dxa"/>
+              <w:right w:w="80" w:type="dxa"/>
+            </w:tcMar>
+            <w:vAlign w:val="center"/>
+          </w:tcPr>
+          <w:p>
+            <w:pPr>
+              <w:spacing w:after="0" w:line="240" w:lineRule="auto"/>
+              <w:rPr>
+                <w:sz w:val="20"/>
+                <w:szCs w:val="20"/>
+              </w:rPr>
+            </w:pPr>
+            <w:r>
+              <w:rPr>
+                <w:sz w:val="20"/>
+                <w:szCs w:val="20"/>
+              </w:rPr>
+              <w:t>Corregido y verificado (corridas 6 y 7)</w:t>
             </w:r>
           </w:p>
         </w:tc>
       </w:tr>
     </w:tbl>
+    <w:p/>
     <w:p>
       <w:pPr>
-        <w:spacing w:after="120"/>
-      </w:pPr>
-    </w:p>
-    <w:p>
-      <w:pPr>
-        <w:spacing w:after="120"/>
         <w:jc w:val="both"/>
       </w:pPr>
       <w:r>
-        <w:rPr>
-          <w:rFonts w:ascii="Times New Roman" w:hAnsi="Times New Roman" w:cs="Times New Roman"/>
-        </w:rPr>
-        <w:t xml:space="preserve">OBS-02 a OBS-05 se encontraron al revisar el código para escribir los manuales de usuario, no con los casos automatizados. CAM-01 no es un defecto, sino un cambio de alcance decidido por el equipo: el sistema solo registra la forma de pago. Limitaciones conocidas que se dejan documentadas:</w:t>
+        <w:t>OBS-02 a OBS-05 se encontraron al revisar el código para escribir los manuales de usuario, no con los casos automatizados. CAM-01 no es un defecto, sino un cambio de alcance decidido por el equipo: el sistema solo registra la forma de pago. OBS-06 atiende la recomendación de guardar las contraseñas con hash. Limitaciones</w:t>
+      </w:r>
+      <w:r>
+        <w:t xml:space="preserve"> conocidas que se dejan documentadas:</w:t>
       </w:r>
     </w:p>
     <w:p>
@@ -5967,10 +6970,7 @@
         <w:jc w:val="both"/>
       </w:pPr>
       <w:r>
-        <w:rPr>
-          <w:rFonts w:ascii="Times New Roman" w:hAnsi="Times New Roman" w:cs="Times New Roman"/>
-        </w:rPr>
-        <w:t xml:space="preserve">El personal puede crear productos y proveedores, aunque solo el administrador puede editarlos.</w:t>
+        <w:t>El personal puede crear productos y proveedores, aunque solo el administrador puede editarlos.</w:t>
       </w:r>
     </w:p>
     <w:p>
@@ -5984,10 +6984,7 @@
         <w:jc w:val="both"/>
       </w:pPr>
       <w:r>
-        <w:rPr>
-          <w:rFonts w:ascii="Times New Roman" w:hAnsi="Times New Roman" w:cs="Times New Roman"/>
-        </w:rPr>
-        <w:t xml:space="preserve">El personal puede exportar el reporte de mermas en PDF o Excel.</w:t>
+        <w:t>El personal puede exportar el reporte de mermas en PDF o Excel.</w:t>
       </w:r>
     </w:p>
     <w:p>
@@ -6001,10 +6998,7 @@
         <w:jc w:val="both"/>
       </w:pPr>
       <w:r>
-        <w:rPr>
-          <w:rFonts w:ascii="Times New Roman" w:hAnsi="Times New Roman" w:cs="Times New Roman"/>
-        </w:rPr>
-        <w:t xml:space="preserve">No existe recuperación de contraseña; solo un administrador restablece claves. Se recomienda mantener al menos dos administradores activos.</w:t>
+        <w:t>No existe recuperación de contraseña; solo un administrador restablece claves. Se recomienda mantener al menos dos administradores activos.</w:t>
       </w:r>
     </w:p>
     <w:p>
@@ -6012,12 +7006,7 @@
         <w:pStyle w:val="Ttulo2"/>
       </w:pPr>
       <w:r>
-        <w:rPr>
-          <w:rFonts w:ascii="Times New Roman" w:hAnsi="Times New Roman" w:cs="Times New Roman"/>
-          <w:b/>
-          <w:bCs/>
-        </w:rPr>
-        <w:t xml:space="preserve">8. Conclusiones y recomendaciones</w:t>
+        <w:t>8. Conclusiones y recomendaciones</w:t>
       </w:r>
     </w:p>
     <w:p>
@@ -6031,10 +7020,7 @@
         <w:jc w:val="both"/>
       </w:pPr>
       <w:r>
-        <w:rPr>
-          <w:rFonts w:ascii="Times New Roman" w:hAnsi="Times New Roman" w:cs="Times New Roman"/>
-        </w:rPr>
-        <w:t xml:space="preserve">Los procesos centrales cumplen las reglas de negocio del documento: los 15 casos aprueban en las corridas 3, 4 y 5.</w:t>
+        <w:t>Los procesos centrales cumplen las reglas de negocio del documento: los 15 casos aprueban en las corridas 3, 4, 5 y 7.</w:t>
       </w:r>
     </w:p>
     <w:p>
@@ -6048,10 +7034,7 @@
         <w:jc w:val="both"/>
       </w:pPr>
       <w:r>
-        <w:rPr>
-          <w:rFonts w:ascii="Times New Roman" w:hAnsi="Times New Roman" w:cs="Times New Roman"/>
-        </w:rPr>
-        <w:t xml:space="preserve">Todas las operaciones rechazadas (sin turno, stock insuficiente, forma de pago no admitida, turno cerrado y tarjeta) se revierten sin dejar registros parciales.</w:t>
+        <w:t>Todas las operaciones rechazadas (sin turno, stock insuficiente, forma de pago no admitida, turno cerrado y tarjeta) se revierten sin dejar registros parciales.</w:t>
       </w:r>
     </w:p>
     <w:p>
@@ -6065,10 +7048,7 @@
         <w:jc w:val="both"/>
       </w:pPr>
       <w:r>
-        <w:rPr>
-          <w:rFonts w:ascii="Times New Roman" w:hAnsi="Times New Roman" w:cs="Times New Roman"/>
-        </w:rPr>
-        <w:t xml:space="preserve">Las pruebas encontraron un defecto de seguridad (DEF-01), que se corrigió validando el rol en los controladores, y un requerimiento ambiguo (OBS-01), que se aclaró en el documento sin cambiar el código.</w:t>
+        <w:t>Las pruebas encontraron un defecto de seguridad (DEF-01), que se corrigió validando el rol en los controladores, y un requerimiento ambiguo (OBS-01), que se aclaró en el documento sin cambiar el código.</w:t>
       </w:r>
     </w:p>
     <w:p>
@@ -6082,10 +7062,7 @@
         <w:jc w:val="both"/>
       </w:pPr>
       <w:r>
-        <w:rPr>
-          <w:rFonts w:ascii="Times New Roman" w:hAnsi="Times New Roman" w:cs="Times New Roman"/>
-        </w:rPr>
-        <w:t xml:space="preserve">La revisión para los manuales encontró cuatro observaciones menores (OBS-02 a OBS-05), que se corrigieron; la corrida 4 confirmó que los 15 casos siguen aprobando.</w:t>
+        <w:t>La revisión para los manuales encontró cuatro observaciones menores (OBS-02 a OBS-05), que se corrigieron; la corrida 4 confirmó que los 15 casos siguen aprobando.</w:t>
       </w:r>
     </w:p>
     <w:p>
@@ -6099,10 +7076,7 @@
         <w:jc w:val="both"/>
       </w:pPr>
       <w:r>
-        <w:rPr>
-          <w:rFonts w:ascii="Times New Roman" w:hAnsi="Times New Roman" w:cs="Times New Roman"/>
-        </w:rPr>
-        <w:t xml:space="preserve">El equipo quitó la pasarela de pago simulada (CAM-01), porque el sistema solo registra la forma de pago; la corrida 5 confirmó que los 15 casos siguen aprobando.</w:t>
+        <w:t>El equipo quitó la pasarela de pago simulada (CAM-01), porque el sistema solo registra la forma de pago; la corrida 5 confirmó que los 15 casos siguen aprobando.</w:t>
       </w:r>
     </w:p>
     <w:p>
@@ -6116,23 +7090,63 @@
         <w:jc w:val="both"/>
       </w:pPr>
       <w:r>
-        <w:rPr>
-          <w:rFonts w:ascii="Times New Roman" w:hAnsi="Times New Roman" w:cs="Times New Roman"/>
-        </w:rPr>
-        <w:t xml:space="preserve">Se recomienda validar el rol en todo controlador nuevo de uso administrativo, guardar las contraseñas con hash y ejecutar las pruebas antes de cada entrega.</w:t>
+        <w:t>Las contraseñas se guardan cifradas con PBKDF2 y una sal por usuario (OBS-06); la corrida 7 confirmó que los 15 casos siguen aprobando.</w:t>
+      </w:r>
+    </w:p>
+    <w:p>
+      <w:pPr>
+        <w:pStyle w:val="Prrafodelista"/>
+        <w:numPr>
+          <w:ilvl w:val="0"/>
+          <w:numId w:val="1"/>
+        </w:numPr>
+        <w:spacing w:after="60"/>
+        <w:jc w:val="both"/>
+      </w:pPr>
+      <w:r>
+        <w:t>Se recomienda validar el rol en todo controlador nuevo de uso administrativo y ejecutar</w:t>
+      </w:r>
+      <w:r>
+        <w:t xml:space="preserve"> las pruebas antes de cada entrega.</w:t>
       </w:r>
     </w:p>
     <w:sectPr>
-      <w:footerReference w:type="default" r:id="rId3"/>
+      <w:footerReference w:type="default" r:id="rId7"/>
       <w:pgSz w:w="12240" w:h="15840"/>
       <w:pgMar w:top="1000" w:right="1100" w:bottom="1000" w:left="1100" w:header="708" w:footer="708" w:gutter="0"/>
+      <w:cols w:space="720"/>
     </w:sectPr>
   </w:body>
 </w:document>
 </file>
 
+<file path=word/endnotes.xml><?xml version="1.0" encoding="utf-8"?>
+<w:endnotes xmlns:wpc="http://schemas.microsoft.com/office/word/2010/wordprocessingCanvas" xmlns:cx="http://schemas.microsoft.com/office/drawing/2014/chartex" xmlns:cx1="http://schemas.microsoft.com/office/drawing/2015/9/8/chartex" xmlns:cx2="http://schemas.microsoft.com/office/drawing/2015/10/21/chartex" xmlns:cx3="http://schemas.microsoft.com/office/drawing/2016/5/9/chartex" xmlns:cx4="http://schemas.microsoft.com/office/drawing/2016/5/10/chartex" xmlns:cx5="http://schemas.microsoft.com/office/drawing/2016/5/11/chartex" xmlns:cx6="http://schemas.microsoft.com/office/drawing/2016/5/12/chartex" xmlns:cx7="http://schemas.microsoft.com/office/drawing/2016/5/13/chartex" xmlns:cx8="http://schemas.microsoft.com/office/drawing/2016/5/14/chartex" xmlns:mc="http://schemas.openxmlformats.org/markup-compatibility/2006" xmlns:aink="http://schemas.microsoft.com/office/drawing/2016/ink" xmlns:am3d="http://schemas.microsoft.com/office/drawing/2017/model3d" xmlns:o="urn:schemas-microsoft-com:office:office" xmlns:oel="http://schemas.microsoft.com/office/2019/extlst" xmlns:r="http://schemas.openxmlformats.org/officeDocument/2006/relationships" xmlns:m="http://schemas.openxmlformats.org/officeDocument/2006/math" xmlns:v="urn:schemas-microsoft-com:vml" xmlns:wp14="http://schemas.microsoft.com/office/word/2010/wordprocessingDrawing" xmlns:wp="http://schemas.openxmlformats.org/drawingml/2006/wordprocessingDrawing" xmlns:w10="urn:schemas-microsoft-com:office:word" xmlns:w="http://schemas.openxmlformats.org/wordprocessingml/2006/main" xmlns:w14="http://schemas.microsoft.com/office/word/2010/wordml" xmlns:w15="http://schemas.microsoft.com/office/word/2012/wordml" xmlns:w16cex="http://schemas.microsoft.com/office/word/2018/wordml/cex" xmlns:w16cid="http://schemas.microsoft.com/office/word/2016/wordml/cid" xmlns:w16="http://schemas.microsoft.com/office/word/2018/wordml" xmlns:w16sdtdh="http://schemas.microsoft.com/office/word/2020/wordml/sdtdatahash" xmlns:w16se="http://schemas.microsoft.com/office/word/2015/wordml/symex" xmlns:wpg="http://schemas.microsoft.com/office/word/2010/wordprocessingGroup" xmlns:wpi="http://schemas.microsoft.com/office/word/2010/wordprocessingInk" xmlns:wne="http://schemas.microsoft.com/office/word/2006/wordml" xmlns:wps="http://schemas.microsoft.com/office/word/2010/wordprocessingShape" mc:Ignorable="w14 w15 w16se w16cid w16 w16cex w16sdtdh wp14">
+  <w:endnote w:type="separator" w:id="-1">
+    <w:p>
+      <w:pPr>
+        <w:spacing w:after="0" w:line="240" w:lineRule="auto"/>
+      </w:pPr>
+      <w:r>
+        <w:separator/>
+      </w:r>
+    </w:p>
+  </w:endnote>
+  <w:endnote w:type="continuationSeparator" w:id="0">
+    <w:p>
+      <w:pPr>
+        <w:spacing w:after="0" w:line="240" w:lineRule="auto"/>
+      </w:pPr>
+      <w:r>
+        <w:continuationSeparator/>
+      </w:r>
+    </w:p>
+  </w:endnote>
+</w:endnotes>
+</file>
+
 <file path=word/footer1.xml><?xml version="1.0" encoding="utf-8"?>
-<w:ftr xmlns:w="http://schemas.openxmlformats.org/wordprocessingml/2006/main">
+<w:ftr xmlns:wpc="http://schemas.microsoft.com/office/word/2010/wordprocessingCanvas" xmlns:cx="http://schemas.microsoft.com/office/drawing/2014/chartex" xmlns:cx1="http://schemas.microsoft.com/office/drawing/2015/9/8/chartex" xmlns:cx2="http://schemas.microsoft.com/office/drawing/2015/10/21/chartex" xmlns:cx3="http://schemas.microsoft.com/office/drawing/2016/5/9/chartex" xmlns:cx4="http://schemas.microsoft.com/office/drawing/2016/5/10/chartex" xmlns:cx5="http://schemas.microsoft.com/office/drawing/2016/5/11/chartex" xmlns:cx6="http://schemas.microsoft.com/office/drawing/2016/5/12/chartex" xmlns:cx7="http://schemas.microsoft.com/office/drawing/2016/5/13/chartex" xmlns:cx8="http://schemas.microsoft.com/office/drawing/2016/5/14/chartex" xmlns:mc="http://schemas.openxmlformats.org/markup-compatibility/2006" xmlns:aink="http://schemas.microsoft.com/office/drawing/2016/ink" xmlns:am3d="http://schemas.microsoft.com/office/drawing/2017/model3d" xmlns:o="urn:schemas-microsoft-com:office:office" xmlns:oel="http://schemas.microsoft.com/office/2019/extlst" xmlns:r="http://schemas.openxmlformats.org/officeDocument/2006/relationships" xmlns:m="http://schemas.openxmlformats.org/officeDocument/2006/math" xmlns:v="urn:schemas-microsoft-com:vml" xmlns:wp14="http://schemas.microsoft.com/office/word/2010/wordprocessingDrawing" xmlns:wp="http://schemas.openxmlformats.org/drawingml/2006/wordprocessingDrawing" xmlns:w10="urn:schemas-microsoft-com:office:word" xmlns:w="http://schemas.openxmlformats.org/wordprocessingml/2006/main" xmlns:w14="http://schemas.microsoft.com/office/word/2010/wordml" xmlns:w15="http://schemas.microsoft.com/office/word/2012/wordml" xmlns:w16cex="http://schemas.microsoft.com/office/word/2018/wordml/cex" xmlns:w16cid="http://schemas.microsoft.com/office/word/2016/wordml/cid" xmlns:w16="http://schemas.microsoft.com/office/word/2018/wordml" xmlns:w16sdtdh="http://schemas.microsoft.com/office/word/2020/wordml/sdtdatahash" xmlns:w16se="http://schemas.microsoft.com/office/word/2015/wordml/symex" xmlns:wpg="http://schemas.microsoft.com/office/word/2010/wordprocessingGroup" xmlns:wpi="http://schemas.microsoft.com/office/word/2010/wordprocessingInk" xmlns:wne="http://schemas.microsoft.com/office/word/2006/wordml" xmlns:wps="http://schemas.microsoft.com/office/word/2010/wordprocessingShape" mc:Ignorable="w14 w15 w16se w16cid w16 w16cex w16sdtdh wp14">
   <w:p>
     <w:pPr>
       <w:pStyle w:val="Piedepgina"/>
@@ -6172,11 +7186,38 @@
 </w:ftr>
 </file>
 
+<file path=word/footnotes.xml><?xml version="1.0" encoding="utf-8"?>
+<w:footnotes xmlns:wpc="http://schemas.microsoft.com/office/word/2010/wordprocessingCanvas" xmlns:cx="http://schemas.microsoft.com/office/drawing/2014/chartex" xmlns:cx1="http://schemas.microsoft.com/office/drawing/2015/9/8/chartex" xmlns:cx2="http://schemas.microsoft.com/office/drawing/2015/10/21/chartex" xmlns:cx3="http://schemas.microsoft.com/office/drawing/2016/5/9/chartex" xmlns:cx4="http://schemas.microsoft.com/office/drawing/2016/5/10/chartex" xmlns:cx5="http://schemas.microsoft.com/office/drawing/2016/5/11/chartex" xmlns:cx6="http://schemas.microsoft.com/office/drawing/2016/5/12/chartex" xmlns:cx7="http://schemas.microsoft.com/office/drawing/2016/5/13/chartex" xmlns:cx8="http://schemas.microsoft.com/office/drawing/2016/5/14/chartex" xmlns:mc="http://schemas.openxmlformats.org/markup-compatibility/2006" xmlns:aink="http://schemas.microsoft.com/office/drawing/2016/ink" xmlns:am3d="http://schemas.microsoft.com/office/drawing/2017/model3d" xmlns:o="urn:schemas-microsoft-com:office:office" xmlns:oel="http://schemas.microsoft.com/office/2019/extlst" xmlns:r="http://schemas.openxmlformats.org/officeDocument/2006/relationships" xmlns:m="http://schemas.openxmlformats.org/officeDocument/2006/math" xmlns:v="urn:schemas-microsoft-com:vml" xmlns:wp14="http://schemas.microsoft.com/office/word/2010/wordprocessingDrawing" xmlns:wp="http://schemas.openxmlformats.org/drawingml/2006/wordprocessingDrawing" xmlns:w10="urn:schemas-microsoft-com:office:word" xmlns:w="http://schemas.openxmlformats.org/wordprocessingml/2006/main" xmlns:w14="http://schemas.microsoft.com/office/word/2010/wordml" xmlns:w15="http://schemas.microsoft.com/office/word/2012/wordml" xmlns:w16cex="http://schemas.microsoft.com/office/word/2018/wordml/cex" xmlns:w16cid="http://schemas.microsoft.com/office/word/2016/wordml/cid" xmlns:w16="http://schemas.microsoft.com/office/word/2018/wordml" xmlns:w16sdtdh="http://schemas.microsoft.com/office/word/2020/wordml/sdtdatahash" xmlns:w16se="http://schemas.microsoft.com/office/word/2015/wordml/symex" xmlns:wpg="http://schemas.microsoft.com/office/word/2010/wordprocessingGroup" xmlns:wpi="http://schemas.microsoft.com/office/word/2010/wordprocessingInk" xmlns:wne="http://schemas.microsoft.com/office/word/2006/wordml" xmlns:wps="http://schemas.microsoft.com/office/word/2010/wordprocessingShape" mc:Ignorable="w14 w15 w16se w16cid w16 w16cex w16sdtdh wp14">
+  <w:footnote w:type="separator" w:id="-1">
+    <w:p>
+      <w:pPr>
+        <w:spacing w:after="0" w:line="240" w:lineRule="auto"/>
+      </w:pPr>
+      <w:r>
+        <w:separator/>
+      </w:r>
+    </w:p>
+  </w:footnote>
+  <w:footnote w:type="continuationSeparator" w:id="0">
+    <w:p>
+      <w:pPr>
+        <w:spacing w:after="0" w:line="240" w:lineRule="auto"/>
+      </w:pPr>
+      <w:r>
+        <w:continuationSeparator/>
+      </w:r>
+    </w:p>
+  </w:footnote>
+</w:footnotes>
+</file>
+
 <file path=word/numbering.xml><?xml version="1.0" encoding="utf-8"?>
-<w:numbering xmlns:w="http://schemas.openxmlformats.org/wordprocessingml/2006/main">
-  <w:abstractNum w:abstractNumId="0">
+<w:numbering xmlns:wpc="http://schemas.microsoft.com/office/word/2010/wordprocessingCanvas" xmlns:cx="http://schemas.microsoft.com/office/drawing/2014/chartex" xmlns:cx1="http://schemas.microsoft.com/office/drawing/2015/9/8/chartex" xmlns:cx2="http://schemas.microsoft.com/office/drawing/2015/10/21/chartex" xmlns:cx3="http://schemas.microsoft.com/office/drawing/2016/5/9/chartex" xmlns:cx4="http://schemas.microsoft.com/office/drawing/2016/5/10/chartex" xmlns:cx5="http://schemas.microsoft.com/office/drawing/2016/5/11/chartex" xmlns:cx6="http://schemas.microsoft.com/office/drawing/2016/5/12/chartex" xmlns:cx7="http://schemas.microsoft.com/office/drawing/2016/5/13/chartex" xmlns:cx8="http://schemas.microsoft.com/office/drawing/2016/5/14/chartex" xmlns:mc="http://schemas.openxmlformats.org/markup-compatibility/2006" xmlns:aink="http://schemas.microsoft.com/office/drawing/2016/ink" xmlns:am3d="http://schemas.microsoft.com/office/drawing/2017/model3d" xmlns:o="urn:schemas-microsoft-com:office:office" xmlns:oel="http://schemas.microsoft.com/office/2019/extlst" xmlns:r="http://schemas.openxmlformats.org/officeDocument/2006/relationships" xmlns:m="http://schemas.openxmlformats.org/officeDocument/2006/math" xmlns:v="urn:schemas-microsoft-com:vml" xmlns:wp14="http://schemas.microsoft.com/office/word/2010/wordprocessingDrawing" xmlns:wp="http://schemas.openxmlformats.org/drawingml/2006/wordprocessingDrawing" xmlns:w10="urn:schemas-microsoft-com:office:word" xmlns:w="http://schemas.openxmlformats.org/wordprocessingml/2006/main" xmlns:w14="http://schemas.microsoft.com/office/word/2010/wordml" xmlns:w15="http://schemas.microsoft.com/office/word/2012/wordml" xmlns:w16cex="http://schemas.microsoft.com/office/word/2018/wordml/cex" xmlns:w16cid="http://schemas.microsoft.com/office/word/2016/wordml/cid" xmlns:w16="http://schemas.microsoft.com/office/word/2018/wordml" xmlns:w16sdtdh="http://schemas.microsoft.com/office/word/2020/wordml/sdtdatahash" xmlns:w16se="http://schemas.microsoft.com/office/word/2015/wordml/symex" xmlns:wpg="http://schemas.microsoft.com/office/word/2010/wordprocessingGroup" xmlns:wpi="http://schemas.microsoft.com/office/word/2010/wordprocessingInk" xmlns:wne="http://schemas.microsoft.com/office/word/2006/wordml" xmlns:wps="http://schemas.microsoft.com/office/word/2010/wordprocessingShape" mc:Ignorable="w14 w15 w16se w16cid w16 w16cex w16sdtdh wp14">
+  <w:abstractNum w:abstractNumId="0" w15:restartNumberingAfterBreak="0">
+    <w:nsid w:val="702E61A3"/>
     <w:multiLevelType w:val="hybridMultilevel"/>
-    <w:lvl w:ilvl="0">
+    <w:tmpl w:val="FFB6864A"/>
+    <w:lvl w:ilvl="0" w:tplc="4EA236B8">
       <w:start w:val="1"/>
       <w:numFmt w:val="bullet"/>
       <w:lvlText w:val="•"/>
@@ -6188,22 +7229,62 @@
         <w:rFonts w:ascii="Times New Roman" w:hAnsi="Times New Roman" w:hint="default"/>
       </w:rPr>
     </w:lvl>
+    <w:lvl w:ilvl="1" w:tplc="97CA8A90">
+      <w:numFmt w:val="decimal"/>
+      <w:lvlText w:val=""/>
+      <w:lvlJc w:val="left"/>
+    </w:lvl>
+    <w:lvl w:ilvl="2" w:tplc="2760F7E2">
+      <w:numFmt w:val="decimal"/>
+      <w:lvlText w:val=""/>
+      <w:lvlJc w:val="left"/>
+    </w:lvl>
+    <w:lvl w:ilvl="3" w:tplc="376C7D86">
+      <w:numFmt w:val="decimal"/>
+      <w:lvlText w:val=""/>
+      <w:lvlJc w:val="left"/>
+    </w:lvl>
+    <w:lvl w:ilvl="4" w:tplc="FB0A79A8">
+      <w:numFmt w:val="decimal"/>
+      <w:lvlText w:val=""/>
+      <w:lvlJc w:val="left"/>
+    </w:lvl>
+    <w:lvl w:ilvl="5" w:tplc="BE80D50C">
+      <w:numFmt w:val="decimal"/>
+      <w:lvlText w:val=""/>
+      <w:lvlJc w:val="left"/>
+    </w:lvl>
+    <w:lvl w:ilvl="6" w:tplc="B04CEF36">
+      <w:numFmt w:val="decimal"/>
+      <w:lvlText w:val=""/>
+      <w:lvlJc w:val="left"/>
+    </w:lvl>
+    <w:lvl w:ilvl="7" w:tplc="8D50B244">
+      <w:numFmt w:val="decimal"/>
+      <w:lvlText w:val=""/>
+      <w:lvlJc w:val="left"/>
+    </w:lvl>
+    <w:lvl w:ilvl="8" w:tplc="469AE1FA">
+      <w:numFmt w:val="decimal"/>
+      <w:lvlText w:val=""/>
+      <w:lvlJc w:val="left"/>
+    </w:lvl>
   </w:abstractNum>
-  <w:num w:numId="1">
+  <w:num w:numId="1" w16cid:durableId="1084258151">
     <w:abstractNumId w:val="0"/>
   </w:num>
 </w:numbering>
 </file>
 
 <file path=word/styles.xml><?xml version="1.0" encoding="utf-8"?>
-<w:styles xmlns:w="http://schemas.openxmlformats.org/wordprocessingml/2006/main">
+<w:styles xmlns:mc="http://schemas.openxmlformats.org/markup-compatibility/2006" xmlns:r="http://schemas.openxmlformats.org/officeDocument/2006/relationships" xmlns:w="http://schemas.openxmlformats.org/wordprocessingml/2006/main" xmlns:w14="http://schemas.microsoft.com/office/word/2010/wordml" xmlns:w15="http://schemas.microsoft.com/office/word/2012/wordml" xmlns:w16cex="http://schemas.microsoft.com/office/word/2018/wordml/cex" xmlns:w16cid="http://schemas.microsoft.com/office/word/2016/wordml/cid" xmlns:w16="http://schemas.microsoft.com/office/word/2018/wordml" xmlns:w16sdtdh="http://schemas.microsoft.com/office/word/2020/wordml/sdtdatahash" xmlns:w16se="http://schemas.microsoft.com/office/word/2015/wordml/symex" mc:Ignorable="w14 w15 w16se w16cid w16 w16cex w16sdtdh">
   <w:docDefaults>
     <w:rPrDefault>
       <w:rPr>
-        <w:rFonts w:ascii="Times New Roman" w:hAnsi="Times New Roman" w:cs="Times New Roman" w:eastAsia="Times New Roman"/>
+        <w:rFonts w:ascii="Times New Roman" w:eastAsia="Times New Roman" w:hAnsi="Times New Roman" w:cs="Times New Roman"/>
         <w:sz w:val="22"/>
         <w:szCs w:val="22"/>
-        <w:lang w:val="es-PE"/>
+        <w:lang w:val="es-PE" w:eastAsia="es-PE" w:bidi="ar-SA"/>
       </w:rPr>
     </w:rPrDefault>
     <w:pPrDefault>
@@ -6212,6 +7293,384 @@
       </w:pPr>
     </w:pPrDefault>
   </w:docDefaults>
+  <w:latentStyles w:defLockedState="0" w:defUIPriority="99" w:defSemiHidden="0" w:defUnhideWhenUsed="0" w:defQFormat="0" w:count="376">
+    <w:lsdException w:name="Normal" w:uiPriority="0" w:qFormat="1"/>
+    <w:lsdException w:name="heading 1" w:uiPriority="9" w:qFormat="1"/>
+    <w:lsdException w:name="heading 2" w:semiHidden="1" w:uiPriority="9" w:unhideWhenUsed="1" w:qFormat="1"/>
+    <w:lsdException w:name="heading 3" w:semiHidden="1" w:uiPriority="9" w:unhideWhenUsed="1" w:qFormat="1"/>
+    <w:lsdException w:name="heading 4" w:semiHidden="1" w:uiPriority="9" w:unhideWhenUsed="1" w:qFormat="1"/>
+    <w:lsdException w:name="heading 5" w:semiHidden="1" w:uiPriority="9" w:unhideWhenUsed="1" w:qFormat="1"/>
+    <w:lsdException w:name="heading 6" w:semiHidden="1" w:uiPriority="9" w:unhideWhenUsed="1" w:qFormat="1"/>
+    <w:lsdException w:name="heading 7" w:semiHidden="1" w:uiPriority="9" w:unhideWhenUsed="1" w:qFormat="1"/>
+    <w:lsdException w:name="heading 8" w:semiHidden="1" w:uiPriority="9" w:unhideWhenUsed="1" w:qFormat="1"/>
+    <w:lsdException w:name="heading 9" w:semiHidden="1" w:uiPriority="9" w:unhideWhenUsed="1" w:qFormat="1"/>
+    <w:lsdException w:name="index 1" w:semiHidden="1" w:unhideWhenUsed="1"/>
+    <w:lsdException w:name="index 2" w:semiHidden="1" w:unhideWhenUsed="1"/>
+    <w:lsdException w:name="index 3" w:semiHidden="1" w:unhideWhenUsed="1"/>
+    <w:lsdException w:name="index 4" w:semiHidden="1" w:unhideWhenUsed="1"/>
+    <w:lsdException w:name="index 5" w:semiHidden="1" w:unhideWhenUsed="1"/>
+    <w:lsdException w:name="index 6" w:semiHidden="1" w:unhideWhenUsed="1"/>
+    <w:lsdException w:name="index 7" w:semiHidden="1" w:unhideWhenUsed="1"/>
+    <w:lsdException w:name="index 8" w:semiHidden="1" w:unhideWhenUsed="1"/>
+    <w:lsdException w:name="index 9" w:semiHidden="1" w:unhideWhenUsed="1"/>
+    <w:lsdException w:name="toc 1" w:semiHidden="1" w:uiPriority="39" w:unhideWhenUsed="1"/>
+    <w:lsdException w:name="toc 2" w:semiHidden="1" w:uiPriority="39" w:unhideWhenUsed="1"/>
+    <w:lsdException w:name="toc 3" w:semiHidden="1" w:uiPriority="39" w:unhideWhenUsed="1"/>
+    <w:lsdException w:name="toc 4" w:semiHidden="1" w:uiPriority="39" w:unhideWhenUsed="1"/>
+    <w:lsdException w:name="toc 5" w:semiHidden="1" w:uiPriority="39" w:unhideWhenUsed="1"/>
+    <w:lsdException w:name="toc 6" w:semiHidden="1" w:uiPriority="39" w:unhideWhenUsed="1"/>
+    <w:lsdException w:name="toc 7" w:semiHidden="1" w:uiPriority="39" w:unhideWhenUsed="1"/>
+    <w:lsdException w:name="toc 8" w:semiHidden="1" w:uiPriority="39" w:unhideWhenUsed="1"/>
+    <w:lsdException w:name="toc 9" w:semiHidden="1" w:uiPriority="39" w:unhideWhenUsed="1"/>
+    <w:lsdException w:name="Normal Indent" w:semiHidden="1" w:unhideWhenUsed="1"/>
+    <w:lsdException w:name="footnote text" w:semiHidden="1" w:unhideWhenUsed="1"/>
+    <w:lsdException w:name="annotation text" w:semiHidden="1" w:unhideWhenUsed="1"/>
+    <w:lsdException w:name="header" w:semiHidden="1" w:unhideWhenUsed="1"/>
+    <w:lsdException w:name="footer" w:semiHidden="1" w:unhideWhenUsed="1"/>
+    <w:lsdException w:name="index heading" w:semiHidden="1" w:unhideWhenUsed="1"/>
+    <w:lsdException w:name="caption" w:semiHidden="1" w:uiPriority="35" w:unhideWhenUsed="1" w:qFormat="1"/>
+    <w:lsdException w:name="table of figures" w:semiHidden="1" w:unhideWhenUsed="1"/>
+    <w:lsdException w:name="envelope address" w:semiHidden="1" w:unhideWhenUsed="1"/>
+    <w:lsdException w:name="envelope return" w:semiHidden="1" w:unhideWhenUsed="1"/>
+    <w:lsdException w:name="footnote reference" w:semiHidden="1" w:unhideWhenUsed="1"/>
+    <w:lsdException w:name="annotation reference" w:semiHidden="1" w:unhideWhenUsed="1"/>
+    <w:lsdException w:name="line number" w:semiHidden="1" w:unhideWhenUsed="1"/>
+    <w:lsdException w:name="page number" w:semiHidden="1" w:unhideWhenUsed="1"/>
+    <w:lsdException w:name="endnote reference" w:semiHidden="1" w:unhideWhenUsed="1"/>
+    <w:lsdException w:name="endnote text" w:semiHidden="1" w:unhideWhenUsed="1"/>
+    <w:lsdException w:name="table of authorities" w:semiHidden="1" w:unhideWhenUsed="1"/>
+    <w:lsdException w:name="macro" w:semiHidden="1" w:unhideWhenUsed="1"/>
+    <w:lsdException w:name="toa heading" w:semiHidden="1" w:unhideWhenUsed="1"/>
+    <w:lsdException w:name="List" w:semiHidden="1" w:unhideWhenUsed="1"/>
+    <w:lsdException w:name="List Bullet" w:semiHidden="1" w:unhideWhenUsed="1"/>
+    <w:lsdException w:name="List Number" w:semiHidden="1" w:unhideWhenUsed="1"/>
+    <w:lsdException w:name="List 2" w:semiHidden="1" w:unhideWhenUsed="1"/>
+    <w:lsdException w:name="List 3" w:semiHidden="1" w:unhideWhenUsed="1"/>
+    <w:lsdException w:name="List 4" w:semiHidden="1" w:unhideWhenUsed="1"/>
+    <w:lsdException w:name="List 5" w:semiHidden="1" w:unhideWhenUsed="1"/>
+    <w:lsdException w:name="List Bullet 2" w:semiHidden="1" w:unhideWhenUsed="1"/>
+    <w:lsdException w:name="List Bullet 3" w:semiHidden="1" w:unhideWhenUsed="1"/>
+    <w:lsdException w:name="List Bullet 4" w:semiHidden="1" w:unhideWhenUsed="1"/>
+    <w:lsdException w:name="List Bullet 5" w:semiHidden="1" w:unhideWhenUsed="1"/>
+    <w:lsdException w:name="List Number 2" w:semiHidden="1" w:unhideWhenUsed="1"/>
+    <w:lsdException w:name="List Number 3" w:semiHidden="1" w:unhideWhenUsed="1"/>
+    <w:lsdException w:name="List Number 4" w:semiHidden="1" w:unhideWhenUsed="1"/>
+    <w:lsdException w:name="List Number 5" w:semiHidden="1" w:unhideWhenUsed="1"/>
+    <w:lsdException w:name="Title" w:uiPriority="10" w:qFormat="1"/>
+    <w:lsdException w:name="Closing" w:semiHidden="1" w:unhideWhenUsed="1"/>
+    <w:lsdException w:name="Signature" w:semiHidden="1" w:unhideWhenUsed="1"/>
+    <w:lsdException w:name="Default Paragraph Font" w:semiHidden="1" w:uiPriority="1" w:unhideWhenUsed="1"/>
+    <w:lsdException w:name="Body Text" w:semiHidden="1" w:unhideWhenUsed="1"/>
+    <w:lsdException w:name="Body Text Indent" w:semiHidden="1" w:unhideWhenUsed="1"/>
+    <w:lsdException w:name="List Continue" w:semiHidden="1" w:unhideWhenUsed="1"/>
+    <w:lsdException w:name="List Continue 2" w:semiHidden="1" w:unhideWhenUsed="1"/>
+    <w:lsdException w:name="List Continue 3" w:semiHidden="1" w:unhideWhenUsed="1"/>
+    <w:lsdException w:name="List Continue 4" w:semiHidden="1" w:unhideWhenUsed="1"/>
+    <w:lsdException w:name="List Continue 5" w:semiHidden="1" w:unhideWhenUsed="1"/>
+    <w:lsdException w:name="Message Header" w:semiHidden="1" w:unhideWhenUsed="1"/>
+    <w:lsdException w:name="Subtitle" w:uiPriority="11" w:qFormat="1"/>
+    <w:lsdException w:name="Salutation" w:semiHidden="1" w:unhideWhenUsed="1"/>
+    <w:lsdException w:name="Date" w:semiHidden="1" w:unhideWhenUsed="1"/>
+    <w:lsdException w:name="Body Text First Indent" w:semiHidden="1" w:unhideWhenUsed="1"/>
+    <w:lsdException w:name="Body Text First Indent 2" w:semiHidden="1" w:unhideWhenUsed="1"/>
+    <w:lsdException w:name="Note Heading" w:semiHidden="1" w:unhideWhenUsed="1"/>
+    <w:lsdException w:name="Body Text 2" w:semiHidden="1" w:unhideWhenUsed="1"/>
+    <w:lsdException w:name="Body Text 3" w:semiHidden="1" w:unhideWhenUsed="1"/>
+    <w:lsdException w:name="Body Text Indent 2" w:semiHidden="1" w:unhideWhenUsed="1"/>
+    <w:lsdException w:name="Body Text Indent 3" w:semiHidden="1" w:unhideWhenUsed="1"/>
+    <w:lsdException w:name="Block Text" w:semiHidden="1" w:unhideWhenUsed="1"/>
+    <w:lsdException w:name="Hyperlink" w:semiHidden="1" w:unhideWhenUsed="1"/>
+    <w:lsdException w:name="FollowedHyperlink" w:semiHidden="1" w:unhideWhenUsed="1"/>
+    <w:lsdException w:name="Strong" w:uiPriority="22" w:qFormat="1"/>
+    <w:lsdException w:name="Emphasis" w:uiPriority="20" w:qFormat="1"/>
+    <w:lsdException w:name="Document Map" w:semiHidden="1" w:unhideWhenUsed="1"/>
+    <w:lsdException w:name="Plain Text" w:semiHidden="1" w:unhideWhenUsed="1"/>
+    <w:lsdException w:name="E-mail Signature" w:semiHidden="1" w:unhideWhenUsed="1"/>
+    <w:lsdException w:name="HTML Top of Form" w:semiHidden="1" w:unhideWhenUsed="1"/>
+    <w:lsdException w:name="HTML Bottom of Form" w:semiHidden="1" w:unhideWhenUsed="1"/>
+    <w:lsdException w:name="Normal (Web)" w:semiHidden="1" w:unhideWhenUsed="1"/>
+    <w:lsdException w:name="HTML Acronym" w:semiHidden="1" w:unhideWhenUsed="1"/>
+    <w:lsdException w:name="HTML Address" w:semiHidden="1" w:unhideWhenUsed="1"/>
+    <w:lsdException w:name="HTML Cite" w:semiHidden="1" w:unhideWhenUsed="1"/>
+    <w:lsdException w:name="HTML Code" w:semiHidden="1" w:unhideWhenUsed="1"/>
+    <w:lsdException w:name="HTML Definition" w:semiHidden="1" w:unhideWhenUsed="1"/>
+    <w:lsdException w:name="HTML Keyboard" w:semiHidden="1" w:unhideWhenUsed="1"/>
+    <w:lsdException w:name="HTML Preformatted" w:semiHidden="1" w:unhideWhenUsed="1"/>
+    <w:lsdException w:name="HTML Sample" w:semiHidden="1" w:unhideWhenUsed="1"/>
+    <w:lsdException w:name="HTML Typewriter" w:semiHidden="1" w:unhideWhenUsed="1"/>
+    <w:lsdException w:name="HTML Variable" w:semiHidden="1" w:unhideWhenUsed="1"/>
+    <w:lsdException w:name="Normal Table" w:semiHidden="1" w:unhideWhenUsed="1"/>
+    <w:lsdException w:name="annotation subject" w:semiHidden="1" w:unhideWhenUsed="1"/>
+    <w:lsdException w:name="No List" w:semiHidden="1" w:unhideWhenUsed="1"/>
+    <w:lsdException w:name="Outline List 1" w:semiHidden="1" w:unhideWhenUsed="1"/>
+    <w:lsdException w:name="Outline List 2" w:semiHidden="1" w:unhideWhenUsed="1"/>
+    <w:lsdException w:name="Outline List 3" w:semiHidden="1" w:unhideWhenUsed="1"/>
+    <w:lsdException w:name="Table Simple 1" w:semiHidden="1" w:unhideWhenUsed="1"/>
+    <w:lsdException w:name="Table Simple 2" w:semiHidden="1" w:unhideWhenUsed="1"/>
+    <w:lsdException w:name="Table Simple 3" w:semiHidden="1" w:unhideWhenUsed="1"/>
+    <w:lsdException w:name="Table Classic 1" w:semiHidden="1" w:unhideWhenUsed="1"/>
+    <w:lsdException w:name="Table Classic 2" w:semiHidden="1" w:unhideWhenUsed="1"/>
+    <w:lsdException w:name="Table Classic 3" w:semiHidden="1" w:unhideWhenUsed="1"/>
+    <w:lsdException w:name="Table Classic 4" w:semiHidden="1" w:unhideWhenUsed="1"/>
+    <w:lsdException w:name="Table Colorful 1" w:semiHidden="1" w:unhideWhenUsed="1"/>
+    <w:lsdException w:name="Table Colorful 2" w:semiHidden="1" w:unhideWhenUsed="1"/>
+    <w:lsdException w:name="Table Colorful 3" w:semiHidden="1" w:unhideWhenUsed="1"/>
+    <w:lsdException w:name="Table Columns 1" w:semiHidden="1" w:unhideWhenUsed="1"/>
+    <w:lsdException w:name="Table Columns 2" w:semiHidden="1" w:unhideWhenUsed="1"/>
+    <w:lsdException w:name="Table Columns 3" w:semiHidden="1" w:unhideWhenUsed="1"/>
+    <w:lsdException w:name="Table Columns 4" w:semiHidden="1" w:unhideWhenUsed="1"/>
+    <w:lsdException w:name="Table Columns 5" w:semiHidden="1" w:unhideWhenUsed="1"/>
+    <w:lsdException w:name="Table Grid 1" w:semiHidden="1" w:unhideWhenUsed="1"/>
+    <w:lsdException w:name="Table Grid 2" w:semiHidden="1" w:unhideWhenUsed="1"/>
+    <w:lsdException w:name="Table Grid 3" w:semiHidden="1" w:unhideWhenUsed="1"/>
+    <w:lsdException w:name="Table Grid 4" w:semiHidden="1" w:unhideWhenUsed="1"/>
+    <w:lsdException w:name="Table Grid 5" w:semiHidden="1" w:unhideWhenUsed="1"/>
+    <w:lsdException w:name="Table Grid 6" w:semiHidden="1" w:unhideWhenUsed="1"/>
+    <w:lsdException w:name="Table Grid 7" w:semiHidden="1" w:unhideWhenUsed="1"/>
+    <w:lsdException w:name="Table Grid 8" w:semiHidden="1" w:unhideWhenUsed="1"/>
+    <w:lsdException w:name="Table List 1" w:semiHidden="1" w:unhideWhenUsed="1"/>
+    <w:lsdException w:name="Table List 2" w:semiHidden="1" w:unhideWhenUsed="1"/>
+    <w:lsdException w:name="Table List 3" w:semiHidden="1" w:unhideWhenUsed="1"/>
+    <w:lsdException w:name="Table List 4" w:semiHidden="1" w:unhideWhenUsed="1"/>
+    <w:lsdException w:name="Table List 5" w:semiHidden="1" w:unhideWhenUsed="1"/>
+    <w:lsdException w:name="Table List 6" w:semiHidden="1" w:unhideWhenUsed="1"/>
+    <w:lsdException w:name="Table List 7" w:semiHidden="1" w:unhideWhenUsed="1"/>
+    <w:lsdException w:name="Table List 8" w:semiHidden="1" w:unhideWhenUsed="1"/>
+    <w:lsdException w:name="Table 3D effects 1" w:semiHidden="1" w:unhideWhenUsed="1"/>
+    <w:lsdException w:name="Table 3D effects 2" w:semiHidden="1" w:unhideWhenUsed="1"/>
+    <w:lsdException w:name="Table 3D effects 3" w:semiHidden="1" w:unhideWhenUsed="1"/>
+    <w:lsdException w:name="Table Contemporary" w:semiHidden="1" w:unhideWhenUsed="1"/>
+    <w:lsdException w:name="Table Elegant" w:semiHidden="1" w:unhideWhenUsed="1"/>
+    <w:lsdException w:name="Table Professional" w:semiHidden="1" w:unhideWhenUsed="1"/>
+    <w:lsdException w:name="Table Subtle 1" w:semiHidden="1" w:unhideWhenUsed="1"/>
+    <w:lsdException w:name="Table Subtle 2" w:semiHidden="1" w:unhideWhenUsed="1"/>
+    <w:lsdException w:name="Table Web 1" w:semiHidden="1" w:unhideWhenUsed="1"/>
+    <w:lsdException w:name="Table Web 2" w:semiHidden="1" w:unhideWhenUsed="1"/>
+    <w:lsdException w:name="Table Web 3" w:semiHidden="1" w:unhideWhenUsed="1"/>
+    <w:lsdException w:name="Balloon Text" w:semiHidden="1" w:unhideWhenUsed="1"/>
+    <w:lsdException w:name="Table Grid" w:uiPriority="39"/>
+    <w:lsdException w:name="Table Theme" w:semiHidden="1" w:unhideWhenUsed="1"/>
+    <w:lsdException w:name="Placeholder Text" w:semiHidden="1"/>
+    <w:lsdException w:name="No Spacing" w:uiPriority="1" w:qFormat="1"/>
+    <w:lsdException w:name="Light Shading" w:uiPriority="60"/>
+    <w:lsdException w:name="Light List" w:uiPriority="61"/>
+    <w:lsdException w:name="Light Grid" w:uiPriority="62"/>
+    <w:lsdException w:name="Medium Shading 1" w:uiPriority="63"/>
+    <w:lsdException w:name="Medium Shading 2" w:uiPriority="64"/>
+    <w:lsdException w:name="Medium List 1" w:uiPriority="65"/>
+    <w:lsdException w:name="Medium List 2" w:uiPriority="66"/>
+    <w:lsdException w:name="Medium Grid 1" w:uiPriority="67"/>
+    <w:lsdException w:name="Medium Grid 2" w:uiPriority="68"/>
+    <w:lsdException w:name="Medium Grid 3" w:uiPriority="69"/>
+    <w:lsdException w:name="Dark List" w:uiPriority="70"/>
+    <w:lsdException w:name="Colorful Shading" w:uiPriority="71"/>
+    <w:lsdException w:name="Colorful List" w:uiPriority="72"/>
+    <w:lsdException w:name="Colorful Grid" w:uiPriority="73"/>
+    <w:lsdException w:name="Light Shading Accent 1" w:uiPriority="60"/>
+    <w:lsdException w:name="Light List Accent 1" w:uiPriority="61"/>
+    <w:lsdException w:name="Light Grid Accent 1" w:uiPriority="62"/>
+    <w:lsdException w:name="Medium Shading 1 Accent 1" w:uiPriority="63"/>
+    <w:lsdException w:name="Medium Shading 2 Accent 1" w:uiPriority="64"/>
+    <w:lsdException w:name="Medium List 1 Accent 1" w:uiPriority="65"/>
+    <w:lsdException w:name="Revision" w:semiHidden="1"/>
+    <w:lsdException w:name="List Paragraph" w:uiPriority="34" w:qFormat="1"/>
+    <w:lsdException w:name="Quote" w:uiPriority="29" w:qFormat="1"/>
+    <w:lsdException w:name="Intense Quote" w:uiPriority="30" w:qFormat="1"/>
+    <w:lsdException w:name="Medium List 2 Accent 1" w:uiPriority="66"/>
+    <w:lsdException w:name="Medium Grid 1 Accent 1" w:uiPriority="67"/>
+    <w:lsdException w:name="Medium Grid 2 Accent 1" w:uiPriority="68"/>
+    <w:lsdException w:name="Medium Grid 3 Accent 1" w:uiPriority="69"/>
+    <w:lsdException w:name="Dark List Accent 1" w:uiPriority="70"/>
+    <w:lsdException w:name="Colorful Shading Accent 1" w:uiPriority="71"/>
+    <w:lsdException w:name="Colorful List Accent 1" w:uiPriority="72"/>
+    <w:lsdException w:name="Colorful Grid Accent 1" w:uiPriority="73"/>
+    <w:lsdException w:name="Light Shading Accent 2" w:uiPriority="60"/>
+    <w:lsdException w:name="Light List Accent 2" w:uiPriority="61"/>
+    <w:lsdException w:name="Light Grid Accent 2" w:uiPriority="62"/>
+    <w:lsdException w:name="Medium Shading 1 Accent 2" w:uiPriority="63"/>
+    <w:lsdException w:name="Medium Shading 2 Accent 2" w:uiPriority="64"/>
+    <w:lsdException w:name="Medium List 1 Accent 2" w:uiPriority="65"/>
+    <w:lsdException w:name="Medium List 2 Accent 2" w:uiPriority="66"/>
+    <w:lsdException w:name="Medium Grid 1 Accent 2" w:uiPriority="67"/>
+    <w:lsdException w:name="Medium Grid 2 Accent 2" w:uiPriority="68"/>
+    <w:lsdException w:name="Medium Grid 3 Accent 2" w:uiPriority="69"/>
+    <w:lsdException w:name="Dark List Accent 2" w:uiPriority="70"/>
+    <w:lsdException w:name="Colorful Shading Accent 2" w:uiPriority="71"/>
+    <w:lsdException w:name="Colorful List Accent 2" w:uiPriority="72"/>
+    <w:lsdException w:name="Colorful Grid Accent 2" w:uiPriority="73"/>
+    <w:lsdException w:name="Light Shading Accent 3" w:uiPriority="60"/>
+    <w:lsdException w:name="Light List Accent 3" w:uiPriority="61"/>
+    <w:lsdException w:name="Light Grid Accent 3" w:uiPriority="62"/>
+    <w:lsdException w:name="Medium Shading 1 Accent 3" w:uiPriority="63"/>
+    <w:lsdException w:name="Medium Shading 2 Accent 3" w:uiPriority="64"/>
+    <w:lsdException w:name="Medium List 1 Accent 3" w:uiPriority="65"/>
+    <w:lsdException w:name="Medium List 2 Accent 3" w:uiPriority="66"/>
+    <w:lsdException w:name="Medium Grid 1 Accent 3" w:uiPriority="67"/>
+    <w:lsdException w:name="Medium Grid 2 Accent 3" w:uiPriority="68"/>
+    <w:lsdException w:name="Medium Grid 3 Accent 3" w:uiPriority="69"/>
+    <w:lsdException w:name="Dark List Accent 3" w:uiPriority="70"/>
+    <w:lsdException w:name="Colorful Shading Accent 3" w:uiPriority="71"/>
+    <w:lsdException w:name="Colorful List Accent 3" w:uiPriority="72"/>
+    <w:lsdException w:name="Colorful Grid Accent 3" w:uiPriority="73"/>
+    <w:lsdException w:name="Light Shading Accent 4" w:uiPriority="60"/>
+    <w:lsdException w:name="Light List Accent 4" w:uiPriority="61"/>
+    <w:lsdException w:name="Light Grid Accent 4" w:uiPriority="62"/>
+    <w:lsdException w:name="Medium Shading 1 Accent 4" w:uiPriority="63"/>
+    <w:lsdException w:name="Medium Shading 2 Accent 4" w:uiPriority="64"/>
+    <w:lsdException w:name="Medium List 1 Accent 4" w:uiPriority="65"/>
+    <w:lsdException w:name="Medium List 2 Accent 4" w:uiPriority="66"/>
+    <w:lsdException w:name="Medium Grid 1 Accent 4" w:uiPriority="67"/>
+    <w:lsdException w:name="Medium Grid 2 Accent 4" w:uiPriority="68"/>
+    <w:lsdException w:name="Medium Grid 3 Accent 4" w:uiPriority="69"/>
+    <w:lsdException w:name="Dark List Accent 4" w:uiPriority="70"/>
+    <w:lsdException w:name="Colorful Shading Accent 4" w:uiPriority="71"/>
+    <w:lsdException w:name="Colorful List Accent 4" w:uiPriority="72"/>
+    <w:lsdException w:name="Colorful Grid Accent 4" w:uiPriority="73"/>
+    <w:lsdException w:name="Light Shading Accent 5" w:uiPriority="60"/>
+    <w:lsdException w:name="Light List Accent 5" w:uiPriority="61"/>
+    <w:lsdException w:name="Light Grid Accent 5" w:uiPriority="62"/>
+    <w:lsdException w:name="Medium Shading 1 Accent 5" w:uiPriority="63"/>
+    <w:lsdException w:name="Medium Shading 2 Accent 5" w:uiPriority="64"/>
+    <w:lsdException w:name="Medium List 1 Accent 5" w:uiPriority="65"/>
+    <w:lsdException w:name="Medium List 2 Accent 5" w:uiPriority="66"/>
+    <w:lsdException w:name="Medium Grid 1 Accent 5" w:uiPriority="67"/>
+    <w:lsdException w:name="Medium Grid 2 Accent 5" w:uiPriority="68"/>
+    <w:lsdException w:name="Medium Grid 3 Accent 5" w:uiPriority="69"/>
+    <w:lsdException w:name="Dark List Accent 5" w:uiPriority="70"/>
+    <w:lsdException w:name="Colorful Shading Accent 5" w:uiPriority="71"/>
+    <w:lsdException w:name="Colorful List Accent 5" w:uiPriority="72"/>
+    <w:lsdException w:name="Colorful Grid Accent 5" w:uiPriority="73"/>
+    <w:lsdException w:name="Light Shading Accent 6" w:uiPriority="60"/>
+    <w:lsdException w:name="Light List Accent 6" w:uiPriority="61"/>
+    <w:lsdException w:name="Light Grid Accent 6" w:uiPriority="62"/>
+    <w:lsdException w:name="Medium Shading 1 Accent 6" w:uiPriority="63"/>
+    <w:lsdException w:name="Medium Shading 2 Accent 6" w:uiPriority="64"/>
+    <w:lsdException w:name="Medium List 1 Accent 6" w:uiPriority="65"/>
+    <w:lsdException w:name="Medium List 2 Accent 6" w:uiPriority="66"/>
+    <w:lsdException w:name="Medium Grid 1 Accent 6" w:uiPriority="67"/>
+    <w:lsdException w:name="Medium Grid 2 Accent 6" w:uiPriority="68"/>
+    <w:lsdException w:name="Medium Grid 3 Accent 6" w:uiPriority="69"/>
+    <w:lsdException w:name="Dark List Accent 6" w:uiPriority="70"/>
+    <w:lsdException w:name="Colorful Shading Accent 6" w:uiPriority="71"/>
+    <w:lsdException w:name="Colorful List Accent 6" w:uiPriority="72"/>
+    <w:lsdException w:name="Colorful Grid Accent 6" w:uiPriority="73"/>
+    <w:lsdException w:name="Subtle Emphasis" w:uiPriority="19" w:qFormat="1"/>
+    <w:lsdException w:name="Intense Emphasis" w:uiPriority="21" w:qFormat="1"/>
+    <w:lsdException w:name="Subtle Reference" w:uiPriority="31" w:qFormat="1"/>
+    <w:lsdException w:name="Intense Reference" w:uiPriority="32" w:qFormat="1"/>
+    <w:lsdException w:name="Book Title" w:uiPriority="33" w:qFormat="1"/>
+    <w:lsdException w:name="Bibliography" w:semiHidden="1" w:uiPriority="37" w:unhideWhenUsed="1"/>
+    <w:lsdException w:name="TOC Heading" w:semiHidden="1" w:uiPriority="39" w:unhideWhenUsed="1" w:qFormat="1"/>
+    <w:lsdException w:name="Plain Table 1" w:uiPriority="41"/>
+    <w:lsdException w:name="Plain Table 2" w:uiPriority="42"/>
+    <w:lsdException w:name="Plain Table 3" w:uiPriority="43"/>
+    <w:lsdException w:name="Plain Table 4" w:uiPriority="44"/>
+    <w:lsdException w:name="Plain Table 5" w:uiPriority="45"/>
+    <w:lsdException w:name="Grid Table Light" w:uiPriority="40"/>
+    <w:lsdException w:name="Grid Table 1 Light" w:uiPriority="46"/>
+    <w:lsdException w:name="Grid Table 2" w:uiPriority="47"/>
+    <w:lsdException w:name="Grid Table 3" w:uiPriority="48"/>
+    <w:lsdException w:name="Grid Table 4" w:uiPriority="49"/>
+    <w:lsdException w:name="Grid Table 5 Dark" w:uiPriority="50"/>
+    <w:lsdException w:name="Grid Table 6 Colorful" w:uiPriority="51"/>
+    <w:lsdException w:name="Grid Table 7 Colorful" w:uiPriority="52"/>
+    <w:lsdException w:name="Grid Table 1 Light Accent 1" w:uiPriority="46"/>
+    <w:lsdException w:name="Grid Table 2 Accent 1" w:uiPriority="47"/>
+    <w:lsdException w:name="Grid Table 3 Accent 1" w:uiPriority="48"/>
+    <w:lsdException w:name="Grid Table 4 Accent 1" w:uiPriority="49"/>
+    <w:lsdException w:name="Grid Table 5 Dark Accent 1" w:uiPriority="50"/>
+    <w:lsdException w:name="Grid Table 6 Colorful Accent 1" w:uiPriority="51"/>
+    <w:lsdException w:name="Grid Table 7 Colorful Accent 1" w:uiPriority="52"/>
+    <w:lsdException w:name="Grid Table 1 Light Accent 2" w:uiPriority="46"/>
+    <w:lsdException w:name="Grid Table 2 Accent 2" w:uiPriority="47"/>
+    <w:lsdException w:name="Grid Table 3 Accent 2" w:uiPriority="48"/>
+    <w:lsdException w:name="Grid Table 4 Accent 2" w:uiPriority="49"/>
+    <w:lsdException w:name="Grid Table 5 Dark Accent 2" w:uiPriority="50"/>
+    <w:lsdException w:name="Grid Table 6 Colorful Accent 2" w:uiPriority="51"/>
+    <w:lsdException w:name="Grid Table 7 Colorful Accent 2" w:uiPriority="52"/>
+    <w:lsdException w:name="Grid Table 1 Light Accent 3" w:uiPriority="46"/>
+    <w:lsdException w:name="Grid Table 2 Accent 3" w:uiPriority="47"/>
+    <w:lsdException w:name="Grid Table 3 Accent 3" w:uiPriority="48"/>
+    <w:lsdException w:name="Grid Table 4 Accent 3" w:uiPriority="49"/>
+    <w:lsdException w:name="Grid Table 5 Dark Accent 3" w:uiPriority="50"/>
+    <w:lsdException w:name="Grid Table 6 Colorful Accent 3" w:uiPriority="51"/>
+    <w:lsdException w:name="Grid Table 7 Colorful Accent 3" w:uiPriority="52"/>
+    <w:lsdException w:name="Grid Table 1 Light Accent 4" w:uiPriority="46"/>
+    <w:lsdException w:name="Grid Table 2 Accent 4" w:uiPriority="47"/>
+    <w:lsdException w:name="Grid Table 3 Accent 4" w:uiPriority="48"/>
+    <w:lsdException w:name="Grid Table 4 Accent 4" w:uiPriority="49"/>
+    <w:lsdException w:name="Grid Table 5 Dark Accent 4" w:uiPriority="50"/>
+    <w:lsdException w:name="Grid Table 6 Colorful Accent 4" w:uiPriority="51"/>
+    <w:lsdException w:name="Grid Table 7 Colorful Accent 4" w:uiPriority="52"/>
+    <w:lsdException w:name="Grid Table 1 Light Accent 5" w:uiPriority="46"/>
+    <w:lsdException w:name="Grid Table 2 Accent 5" w:uiPriority="47"/>
+    <w:lsdException w:name="Grid Table 3 Accent 5" w:uiPriority="48"/>
+    <w:lsdException w:name="Grid Table 4 Accent 5" w:uiPriority="49"/>
+    <w:lsdException w:name="Grid Table 5 Dark Accent 5" w:uiPriority="50"/>
+    <w:lsdException w:name="Grid Table 6 Colorful Accent 5" w:uiPriority="51"/>
+    <w:lsdException w:name="Grid Table 7 Colorful Accent 5" w:uiPriority="52"/>
+    <w:lsdException w:name="Grid Table 1 Light Accent 6" w:uiPriority="46"/>
+    <w:lsdException w:name="Grid Table 2 Accent 6" w:uiPriority="47"/>
+    <w:lsdException w:name="Grid Table 3 Accent 6" w:uiPriority="48"/>
+    <w:lsdException w:name="Grid Table 4 Accent 6" w:uiPriority="49"/>
+    <w:lsdException w:name="Grid Table 5 Dark Accent 6" w:uiPriority="50"/>
+    <w:lsdException w:name="Grid Table 6 Colorful Accent 6" w:uiPriority="51"/>
+    <w:lsdException w:name="Grid Table 7 Colorful Accent 6" w:uiPriority="52"/>
+    <w:lsdException w:name="List Table 1 Light" w:uiPriority="46"/>
+    <w:lsdException w:name="List Table 2" w:uiPriority="47"/>
+    <w:lsdException w:name="List Table 3" w:uiPriority="48"/>
+    <w:lsdException w:name="List Table 4" w:uiPriority="49"/>
+    <w:lsdException w:name="List Table 5 Dark" w:uiPriority="50"/>
+    <w:lsdException w:name="List Table 6 Colorful" w:uiPriority="51"/>
+    <w:lsdException w:name="List Table 7 Colorful" w:uiPriority="52"/>
+    <w:lsdException w:name="List Table 1 Light Accent 1" w:uiPriority="46"/>
+    <w:lsdException w:name="List Table 2 Accent 1" w:uiPriority="47"/>
+    <w:lsdException w:name="List Table 3 Accent 1" w:uiPriority="48"/>
+    <w:lsdException w:name="List Table 4 Accent 1" w:uiPriority="49"/>
+    <w:lsdException w:name="List Table 5 Dark Accent 1" w:uiPriority="50"/>
+    <w:lsdException w:name="List Table 6 Colorful Accent 1" w:uiPriority="51"/>
+    <w:lsdException w:name="List Table 7 Colorful Accent 1" w:uiPriority="52"/>
+    <w:lsdException w:name="List Table 1 Light Accent 2" w:uiPriority="46"/>
+    <w:lsdException w:name="List Table 2 Accent 2" w:uiPriority="47"/>
+    <w:lsdException w:name="List Table 3 Accent 2" w:uiPriority="48"/>
+    <w:lsdException w:name="List Table 4 Accent 2" w:uiPriority="49"/>
+    <w:lsdException w:name="List Table 5 Dark Accent 2" w:uiPriority="50"/>
+    <w:lsdException w:name="List Table 6 Colorful Accent 2" w:uiPriority="51"/>
+    <w:lsdException w:name="List Table 7 Colorful Accent 2" w:uiPriority="52"/>
+    <w:lsdException w:name="List Table 1 Light Accent 3" w:uiPriority="46"/>
+    <w:lsdException w:name="List Table 2 Accent 3" w:uiPriority="47"/>
+    <w:lsdException w:name="List Table 3 Accent 3" w:uiPriority="48"/>
+    <w:lsdException w:name="List Table 4 Accent 3" w:uiPriority="49"/>
+    <w:lsdException w:name="List Table 5 Dark Accent 3" w:uiPriority="50"/>
+    <w:lsdException w:name="List Table 6 Colorful Accent 3" w:uiPriority="51"/>
+    <w:lsdException w:name="List Table 7 Colorful Accent 3" w:uiPriority="52"/>
+    <w:lsdException w:name="List Table 1 Light Accent 4" w:uiPriority="46"/>
+    <w:lsdException w:name="List Table 2 Accent 4" w:uiPriority="47"/>
+    <w:lsdException w:name="List Table 3 Accent 4" w:uiPriority="48"/>
+    <w:lsdException w:name="List Table 4 Accent 4" w:uiPriority="49"/>
+    <w:lsdException w:name="List Table 5 Dark Accent 4" w:uiPriority="50"/>
+    <w:lsdException w:name="List Table 6 Colorful Accent 4" w:uiPriority="51"/>
+    <w:lsdException w:name="List Table 7 Colorful Accent 4" w:uiPriority="52"/>
+    <w:lsdException w:name="List Table 1 Light Accent 5" w:uiPriority="46"/>
+    <w:lsdException w:name="List Table 2 Accent 5" w:uiPriority="47"/>
+    <w:lsdException w:name="List Table 3 Accent 5" w:uiPriority="48"/>
+    <w:lsdException w:name="List Table 4 Accent 5" w:uiPriority="49"/>
+    <w:lsdException w:name="List Table 5 Dark Accent 5" w:uiPriority="50"/>
+    <w:lsdException w:name="List Table 6 Colorful Accent 5" w:uiPriority="51"/>
+    <w:lsdException w:name="List Table 7 Colorful Accent 5" w:uiPriority="52"/>
+    <w:lsdException w:name="List Table 1 Light Accent 6" w:uiPriority="46"/>
+    <w:lsdException w:name="List Table 2 Accent 6" w:uiPriority="47"/>
+    <w:lsdException w:name="List Table 3 Accent 6" w:uiPriority="48"/>
+    <w:lsdException w:name="List Table 4 Accent 6" w:uiPriority="49"/>
+    <w:lsdException w:name="List Table 5 Dark Accent 6" w:uiPriority="50"/>
+    <w:lsdException w:name="List Table 6 Colorful Accent 6" w:uiPriority="51"/>
+    <w:lsdException w:name="List Table 7 Colorful Accent 6" w:uiPriority="52"/>
+    <w:lsdException w:name="Mention" w:semiHidden="1" w:unhideWhenUsed="1"/>
+    <w:lsdException w:name="Smart Hyperlink" w:semiHidden="1" w:unhideWhenUsed="1"/>
+    <w:lsdException w:name="Hashtag" w:semiHidden="1" w:unhideWhenUsed="1"/>
+    <w:lsdException w:name="Unresolved Mention" w:semiHidden="1" w:unhideWhenUsed="1"/>
+    <w:lsdException w:name="Smart Link" w:semiHidden="1" w:unhideWhenUsed="1"/>
+  </w:latentStyles>
   <w:style w:type="paragraph" w:default="1" w:styleId="Normal">
     <w:name w:val="Normal"/>
     <w:qFormat/>
@@ -6220,10 +7679,11 @@
     <w:name w:val="heading 1"/>
     <w:basedOn w:val="Normal"/>
     <w:next w:val="Normal"/>
+    <w:uiPriority w:val="9"/>
     <w:qFormat/>
     <w:pPr>
       <w:keepNext/>
-      <w:spacing w:before="120" w:after="120"/>
+      <w:spacing w:before="120"/>
       <w:outlineLvl w:val="0"/>
     </w:pPr>
     <w:rPr>
@@ -6237,13 +7697,15 @@
     <w:name w:val="heading 2"/>
     <w:basedOn w:val="Normal"/>
     <w:next w:val="Normal"/>
+    <w:uiPriority w:val="9"/>
+    <w:unhideWhenUsed/>
     <w:qFormat/>
     <w:pPr>
       <w:keepNext/>
-      <w:spacing w:before="280" w:after="100"/>
       <w:pBdr>
         <w:bottom w:val="single" w:sz="4" w:space="2" w:color="A6A6A6"/>
       </w:pBdr>
+      <w:spacing w:before="280" w:after="100"/>
       <w:outlineLvl w:val="1"/>
     </w:pPr>
     <w:rPr>
@@ -6252,6 +7714,33 @@
       <w:sz w:val="28"/>
       <w:szCs w:val="28"/>
     </w:rPr>
+  </w:style>
+  <w:style w:type="character" w:default="1" w:styleId="Fuentedeprrafopredeter">
+    <w:name w:val="Default Paragraph Font"/>
+    <w:uiPriority w:val="1"/>
+    <w:semiHidden/>
+    <w:unhideWhenUsed/>
+  </w:style>
+  <w:style w:type="table" w:default="1" w:styleId="Tablanormal">
+    <w:name w:val="Normal Table"/>
+    <w:uiPriority w:val="99"/>
+    <w:semiHidden/>
+    <w:unhideWhenUsed/>
+    <w:tblPr>
+      <w:tblInd w:w="0" w:type="dxa"/>
+      <w:tblCellMar>
+        <w:top w:w="0" w:type="dxa"/>
+        <w:left w:w="108" w:type="dxa"/>
+        <w:bottom w:w="0" w:type="dxa"/>
+        <w:right w:w="108" w:type="dxa"/>
+      </w:tblCellMar>
+    </w:tblPr>
+  </w:style>
+  <w:style w:type="numbering" w:default="1" w:styleId="Sinlista">
+    <w:name w:val="No List"/>
+    <w:uiPriority w:val="99"/>
+    <w:semiHidden/>
+    <w:unhideWhenUsed/>
   </w:style>
   <w:style w:type="paragraph" w:styleId="Prrafodelista">
     <w:name w:val="List Paragraph"/>
@@ -6266,4 +7755,299 @@
     <w:basedOn w:val="Normal"/>
   </w:style>
 </w:styles>
+</file>
+
+<file path=word/theme/theme1.xml><?xml version="1.0" encoding="utf-8"?>
+<a:theme xmlns:a="http://schemas.openxmlformats.org/drawingml/2006/main" name="Tema de Office">
+  <a:themeElements>
+    <a:clrScheme name="Office">
+      <a:dk1>
+        <a:sysClr val="windowText" lastClr="000000"/>
+      </a:dk1>
+      <a:lt1>
+        <a:sysClr val="window" lastClr="FFFFFF"/>
+      </a:lt1>
+      <a:dk2>
+        <a:srgbClr val="0E2841"/>
+      </a:dk2>
+      <a:lt2>
+        <a:srgbClr val="E8E8E8"/>
+      </a:lt2>
+      <a:accent1>
+        <a:srgbClr val="156082"/>
+      </a:accent1>
+      <a:accent2>
+        <a:srgbClr val="E97132"/>
+      </a:accent2>
+      <a:accent3>
+        <a:srgbClr val="196B24"/>
+      </a:accent3>
+      <a:accent4>
+        <a:srgbClr val="0F9ED5"/>
+      </a:accent4>
+      <a:accent5>
+        <a:srgbClr val="A02B93"/>
+      </a:accent5>
+      <a:accent6>
+        <a:srgbClr val="4EA72E"/>
+      </a:accent6>
+      <a:hlink>
+        <a:srgbClr val="467886"/>
+      </a:hlink>
+      <a:folHlink>
+        <a:srgbClr val="96607D"/>
+      </a:folHlink>
+    </a:clrScheme>
+    <a:fontScheme name="Office">
+      <a:majorFont>
+        <a:latin typeface="Aptos Display" panose="02110004020202020204"/>
+        <a:ea typeface=""/>
+        <a:cs typeface=""/>
+        <a:font script="Jpan" typeface="游ゴシック Light"/>
+        <a:font script="Hang" typeface="맑은 고딕"/>
+        <a:font script="Hans" typeface="等线 Light"/>
+        <a:font script="Hant" typeface="新細明體"/>
+        <a:font script="Arab" typeface="Times New Roman"/>
+        <a:font script="Hebr" typeface="Times New Roman"/>
+        <a:font script="Thai" typeface="Angsana New"/>
+        <a:font script="Ethi" typeface="Nyala"/>
+        <a:font script="Beng" typeface="Vrinda"/>
+        <a:font script="Gujr" typeface="Shruti"/>
+        <a:font script="Khmr" typeface="MoolBoran"/>
+        <a:font script="Knda" typeface="Tunga"/>
+        <a:font script="Guru" typeface="Raavi"/>
+        <a:font script="Cans" typeface="Euphemia"/>
+        <a:font script="Cher" typeface="Plantagenet Cherokee"/>
+        <a:font script="Yiii" typeface="Microsoft Yi Baiti"/>
+        <a:font script="Tibt" typeface="Microsoft Himalaya"/>
+        <a:font script="Thaa" typeface="MV Boli"/>
+        <a:font script="Deva" typeface="Mangal"/>
+        <a:font script="Telu" typeface="Gautami"/>
+        <a:font script="Taml" typeface="Latha"/>
+        <a:font script="Syrc" typeface="Estrangelo Edessa"/>
+        <a:font script="Orya" typeface="Kalinga"/>
+        <a:font script="Mlym" typeface="Kartika"/>
+        <a:font script="Laoo" typeface="DokChampa"/>
+        <a:font script="Sinh" typeface="Iskoola Pota"/>
+        <a:font script="Mong" typeface="Mongolian Baiti"/>
+        <a:font script="Viet" typeface="Times New Roman"/>
+        <a:font script="Uigh" typeface="Microsoft Uighur"/>
+        <a:font script="Geor" typeface="Sylfaen"/>
+        <a:font script="Armn" typeface="Arial"/>
+        <a:font script="Bugi" typeface="Leelawadee UI"/>
+        <a:font script="Bopo" typeface="Microsoft JhengHei"/>
+        <a:font script="Java" typeface="Javanese Text"/>
+        <a:font script="Lisu" typeface="Segoe UI"/>
+        <a:font script="Mymr" typeface="Myanmar Text"/>
+        <a:font script="Nkoo" typeface="Ebrima"/>
+        <a:font script="Olck" typeface="Nirmala UI"/>
+        <a:font script="Osma" typeface="Ebrima"/>
+        <a:font script="Phag" typeface="Phagspa"/>
+        <a:font script="Syrn" typeface="Estrangelo Edessa"/>
+        <a:font script="Syrj" typeface="Estrangelo Edessa"/>
+        <a:font script="Syre" typeface="Estrangelo Edessa"/>
+        <a:font script="Sora" typeface="Nirmala UI"/>
+        <a:font script="Tale" typeface="Microsoft Tai Le"/>
+        <a:font script="Talu" typeface="Microsoft New Tai Lue"/>
+        <a:font script="Tfng" typeface="Ebrima"/>
+      </a:majorFont>
+      <a:minorFont>
+        <a:latin typeface="Aptos" panose="02110004020202020204"/>
+        <a:ea typeface=""/>
+        <a:cs typeface=""/>
+        <a:font script="Jpan" typeface="游明朝"/>
+        <a:font script="Hang" typeface="맑은 고딕"/>
+        <a:font script="Hans" typeface="等线"/>
+        <a:font script="Hant" typeface="新細明體"/>
+        <a:font script="Arab" typeface="Arial"/>
+        <a:font script="Hebr" typeface="Arial"/>
+        <a:font script="Thai" typeface="Cordia New"/>
+        <a:font script="Ethi" typeface="Nyala"/>
+        <a:font script="Beng" typeface="Vrinda"/>
+        <a:font script="Gujr" typeface="Shruti"/>
+        <a:font script="Khmr" typeface="DaunPenh"/>
+        <a:font script="Knda" typeface="Tunga"/>
+        <a:font script="Guru" typeface="Raavi"/>
+        <a:font script="Cans" typeface="Euphemia"/>
+        <a:font script="Cher" typeface="Plantagenet Cherokee"/>
+        <a:font script="Yiii" typeface="Microsoft Yi Baiti"/>
+        <a:font script="Tibt" typeface="Microsoft Himalaya"/>
+        <a:font script="Thaa" typeface="MV Boli"/>
+        <a:font script="Deva" typeface="Mangal"/>
+        <a:font script="Telu" typeface="Gautami"/>
+        <a:font script="Taml" typeface="Latha"/>
+        <a:font script="Syrc" typeface="Estrangelo Edessa"/>
+        <a:font script="Orya" typeface="Kalinga"/>
+        <a:font script="Mlym" typeface="Kartika"/>
+        <a:font script="Laoo" typeface="DokChampa"/>
+        <a:font script="Sinh" typeface="Iskoola Pota"/>
+        <a:font script="Mong" typeface="Mongolian Baiti"/>
+        <a:font script="Viet" typeface="Arial"/>
+        <a:font script="Uigh" typeface="Microsoft Uighur"/>
+        <a:font script="Geor" typeface="Sylfaen"/>
+        <a:font script="Armn" typeface="Arial"/>
+        <a:font script="Bugi" typeface="Leelawadee UI"/>
+        <a:font script="Bopo" typeface="Microsoft JhengHei"/>
+        <a:font script="Java" typeface="Javanese Text"/>
+        <a:font script="Lisu" typeface="Segoe UI"/>
+        <a:font script="Mymr" typeface="Myanmar Text"/>
+        <a:font script="Nkoo" typeface="Ebrima"/>
+        <a:font script="Olck" typeface="Nirmala UI"/>
+        <a:font script="Osma" typeface="Ebrima"/>
+        <a:font script="Phag" typeface="Phagspa"/>
+        <a:font script="Syrn" typeface="Estrangelo Edessa"/>
+        <a:font script="Syrj" typeface="Estrangelo Edessa"/>
+        <a:font script="Syre" typeface="Estrangelo Edessa"/>
+        <a:font script="Sora" typeface="Nirmala UI"/>
+        <a:font script="Tale" typeface="Microsoft Tai Le"/>
+        <a:font script="Talu" typeface="Microsoft New Tai Lue"/>
+        <a:font script="Tfng" typeface="Ebrima"/>
+      </a:minorFont>
+    </a:fontScheme>
+    <a:fmtScheme name="Office">
+      <a:fillStyleLst>
+        <a:solidFill>
+          <a:schemeClr val="phClr"/>
+        </a:solidFill>
+        <a:gradFill rotWithShape="1">
+          <a:gsLst>
+            <a:gs pos="0">
+              <a:schemeClr val="phClr">
+                <a:lumMod val="110000"/>
+                <a:satMod val="105000"/>
+                <a:tint val="67000"/>
+              </a:schemeClr>
+            </a:gs>
+            <a:gs pos="50000">
+              <a:schemeClr val="phClr">
+                <a:lumMod val="105000"/>
+                <a:satMod val="103000"/>
+                <a:tint val="73000"/>
+              </a:schemeClr>
+            </a:gs>
+            <a:gs pos="100000">
+              <a:schemeClr val="phClr">
+                <a:lumMod val="105000"/>
+                <a:satMod val="109000"/>
+                <a:tint val="81000"/>
+              </a:schemeClr>
+            </a:gs>
+          </a:gsLst>
+          <a:lin ang="5400000" scaled="0"/>
+        </a:gradFill>
+        <a:gradFill rotWithShape="1">
+          <a:gsLst>
+            <a:gs pos="0">
+              <a:schemeClr val="phClr">
+                <a:satMod val="103000"/>
+                <a:lumMod val="102000"/>
+                <a:tint val="94000"/>
+              </a:schemeClr>
+            </a:gs>
+            <a:gs pos="50000">
+              <a:schemeClr val="phClr">
+                <a:satMod val="110000"/>
+                <a:lumMod val="100000"/>
+                <a:shade val="100000"/>
+              </a:schemeClr>
+            </a:gs>
+            <a:gs pos="100000">
+              <a:schemeClr val="phClr">
+                <a:lumMod val="99000"/>
+                <a:satMod val="120000"/>
+                <a:shade val="78000"/>
+              </a:schemeClr>
+            </a:gs>
+          </a:gsLst>
+          <a:lin ang="5400000" scaled="0"/>
+        </a:gradFill>
+      </a:fillStyleLst>
+      <a:lnStyleLst>
+        <a:ln w="6350" cap="flat" cmpd="sng" algn="ctr">
+          <a:solidFill>
+            <a:schemeClr val="phClr"/>
+          </a:solidFill>
+          <a:prstDash val="solid"/>
+          <a:miter lim="800000"/>
+        </a:ln>
+        <a:ln w="12700" cap="flat" cmpd="sng" algn="ctr">
+          <a:solidFill>
+            <a:schemeClr val="phClr"/>
+          </a:solidFill>
+          <a:prstDash val="solid"/>
+          <a:miter lim="800000"/>
+        </a:ln>
+        <a:ln w="19050" cap="flat" cmpd="sng" algn="ctr">
+          <a:solidFill>
+            <a:schemeClr val="phClr"/>
+          </a:solidFill>
+          <a:prstDash val="solid"/>
+          <a:miter lim="800000"/>
+        </a:ln>
+      </a:lnStyleLst>
+      <a:effectStyleLst>
+        <a:effectStyle>
+          <a:effectLst/>
+        </a:effectStyle>
+        <a:effectStyle>
+          <a:effectLst/>
+        </a:effectStyle>
+        <a:effectStyle>
+          <a:effectLst>
+            <a:outerShdw blurRad="57150" dist="19050" dir="5400000" algn="ctr" rotWithShape="0">
+              <a:srgbClr val="000000">
+                <a:alpha val="63000"/>
+              </a:srgbClr>
+            </a:outerShdw>
+          </a:effectLst>
+        </a:effectStyle>
+      </a:effectStyleLst>
+      <a:bgFillStyleLst>
+        <a:solidFill>
+          <a:schemeClr val="phClr"/>
+        </a:solidFill>
+        <a:solidFill>
+          <a:schemeClr val="phClr">
+            <a:tint val="95000"/>
+            <a:satMod val="170000"/>
+          </a:schemeClr>
+        </a:solidFill>
+        <a:gradFill rotWithShape="1">
+          <a:gsLst>
+            <a:gs pos="0">
+              <a:schemeClr val="phClr">
+                <a:tint val="93000"/>
+                <a:satMod val="150000"/>
+                <a:shade val="98000"/>
+                <a:lumMod val="102000"/>
+              </a:schemeClr>
+            </a:gs>
+            <a:gs pos="50000">
+              <a:schemeClr val="phClr">
+                <a:tint val="98000"/>
+                <a:satMod val="130000"/>
+                <a:shade val="90000"/>
+                <a:lumMod val="103000"/>
+              </a:schemeClr>
+            </a:gs>
+            <a:gs pos="100000">
+              <a:schemeClr val="phClr">
+                <a:shade val="63000"/>
+                <a:satMod val="120000"/>
+              </a:schemeClr>
+            </a:gs>
+          </a:gsLst>
+          <a:lin ang="5400000" scaled="0"/>
+        </a:gradFill>
+      </a:bgFillStyleLst>
+    </a:fmtScheme>
+  </a:themeElements>
+  <a:objectDefaults/>
+  <a:extraClrSchemeLst/>
+  <a:extLst>
+    <a:ext uri="{05A4C25C-085E-4340-85A3-A5531E510DB2}">
+      <thm15:themeFamily xmlns:thm15="http://schemas.microsoft.com/office/thememl/2012/main" name="Office Theme" id="{2E142A2C-CD16-42D6-873A-C26D2A0506FA}" vid="{1BDDFF52-6CD6-40A5-AB3C-68EB2F1E4D0A}"/>
+    </a:ext>
+  </a:extLst>
+</a:theme>
 </file>
--- a/docs/pruebas/Capitulo_Pruebas.docx
+++ b/docs/pruebas/Capitulo_Pruebas.docx
@@ -19,7 +19,13 @@
         <w:rPr>
           <w:color w:val="595959"/>
         </w:rPr>
-        <w:t>Seipo — Sistema de venta e inventario. Pruebas automatizadas de caja negra ejecutadas el 19/10/2026 (corridas 1 a 5) y el 29/10/2026 (corridas 6 y 7).</w:t>
+        <w:t xml:space="preserve">Seipo — Sistema de venta e inventario. Pruebas automatizadas de caja negra ejecutadas el 19/10/2026 (corridas 1 a 5) y el 29/10/2026 </w:t>
+      </w:r>
+      <w:r>
+        <w:rPr>
+          <w:color w:val="595959"/>
+        </w:rPr>
+        <w:t>(corridas 6 a 8).</w:t>
       </w:r>
     </w:p>
     <w:p>
@@ -161,12 +167,6 @@
         <w:gridCol w:w="7028"/>
       </w:tblGrid>
       <w:tr>
-        <w:tblPrEx>
-          <w:tblCellMar>
-            <w:top w:w="0" w:type="dxa"/>
-            <w:bottom w:w="0" w:type="dxa"/>
-          </w:tblCellMar>
-        </w:tblPrEx>
         <w:trPr>
           <w:cantSplit/>
           <w:tblHeader/>
@@ -227,12 +227,6 @@
         </w:tc>
       </w:tr>
       <w:tr>
-        <w:tblPrEx>
-          <w:tblCellMar>
-            <w:top w:w="0" w:type="dxa"/>
-            <w:bottom w:w="0" w:type="dxa"/>
-          </w:tblCellMar>
-        </w:tblPrEx>
         <w:trPr>
           <w:cantSplit/>
         </w:trPr>
@@ -288,12 +282,6 @@
         </w:tc>
       </w:tr>
       <w:tr>
-        <w:tblPrEx>
-          <w:tblCellMar>
-            <w:top w:w="0" w:type="dxa"/>
-            <w:bottom w:w="0" w:type="dxa"/>
-          </w:tblCellMar>
-        </w:tblPrEx>
         <w:trPr>
           <w:cantSplit/>
         </w:trPr>
@@ -351,12 +339,6 @@
         </w:tc>
       </w:tr>
       <w:tr>
-        <w:tblPrEx>
-          <w:tblCellMar>
-            <w:top w:w="0" w:type="dxa"/>
-            <w:bottom w:w="0" w:type="dxa"/>
-          </w:tblCellMar>
-        </w:tblPrEx>
         <w:trPr>
           <w:cantSplit/>
         </w:trPr>
@@ -412,12 +394,6 @@
         </w:tc>
       </w:tr>
       <w:tr>
-        <w:tblPrEx>
-          <w:tblCellMar>
-            <w:top w:w="0" w:type="dxa"/>
-            <w:bottom w:w="0" w:type="dxa"/>
-          </w:tblCellMar>
-        </w:tblPrEx>
         <w:trPr>
           <w:cantSplit/>
         </w:trPr>
@@ -475,12 +451,6 @@
         </w:tc>
       </w:tr>
       <w:tr>
-        <w:tblPrEx>
-          <w:tblCellMar>
-            <w:top w:w="0" w:type="dxa"/>
-            <w:bottom w:w="0" w:type="dxa"/>
-          </w:tblCellMar>
-        </w:tblPrEx>
         <w:trPr>
           <w:cantSplit/>
         </w:trPr>
@@ -550,7 +520,10 @@
         <w:jc w:val="both"/>
       </w:pPr>
       <w:r>
-        <w:t>Resultado final de cada caso (corrida 7)</w:t>
+        <w:t xml:space="preserve">Resultado final de cada caso </w:t>
+      </w:r>
+      <w:r>
+        <w:t>(corrida 8)</w:t>
       </w:r>
       <w:r>
         <w:t>.</w:t>
@@ -583,12 +556,6 @@
         <w:gridCol w:w="905"/>
       </w:tblGrid>
       <w:tr>
-        <w:tblPrEx>
-          <w:tblCellMar>
-            <w:top w:w="0" w:type="dxa"/>
-            <w:bottom w:w="0" w:type="dxa"/>
-          </w:tblCellMar>
-        </w:tblPrEx>
         <w:trPr>
           <w:cantSplit/>
           <w:tblHeader/>
@@ -757,12 +724,6 @@
         </w:tc>
       </w:tr>
       <w:tr>
-        <w:tblPrEx>
-          <w:tblCellMar>
-            <w:top w:w="0" w:type="dxa"/>
-            <w:bottom w:w="0" w:type="dxa"/>
-          </w:tblCellMar>
-        </w:tblPrEx>
         <w:trPr>
           <w:cantSplit/>
         </w:trPr>
@@ -918,12 +879,6 @@
         </w:tc>
       </w:tr>
       <w:tr>
-        <w:tblPrEx>
-          <w:tblCellMar>
-            <w:top w:w="0" w:type="dxa"/>
-            <w:bottom w:w="0" w:type="dxa"/>
-          </w:tblCellMar>
-        </w:tblPrEx>
         <w:trPr>
           <w:cantSplit/>
         </w:trPr>
@@ -1085,12 +1040,6 @@
         </w:tc>
       </w:tr>
       <w:tr>
-        <w:tblPrEx>
-          <w:tblCellMar>
-            <w:top w:w="0" w:type="dxa"/>
-            <w:bottom w:w="0" w:type="dxa"/>
-          </w:tblCellMar>
-        </w:tblPrEx>
         <w:trPr>
           <w:cantSplit/>
         </w:trPr>
@@ -1246,12 +1195,6 @@
         </w:tc>
       </w:tr>
       <w:tr>
-        <w:tblPrEx>
-          <w:tblCellMar>
-            <w:top w:w="0" w:type="dxa"/>
-            <w:bottom w:w="0" w:type="dxa"/>
-          </w:tblCellMar>
-        </w:tblPrEx>
         <w:trPr>
           <w:cantSplit/>
         </w:trPr>
@@ -1412,12 +1355,6 @@
         </w:tc>
       </w:tr>
       <w:tr>
-        <w:tblPrEx>
-          <w:tblCellMar>
-            <w:top w:w="0" w:type="dxa"/>
-            <w:bottom w:w="0" w:type="dxa"/>
-          </w:tblCellMar>
-        </w:tblPrEx>
         <w:trPr>
           <w:cantSplit/>
         </w:trPr>
@@ -1573,12 +1510,6 @@
         </w:tc>
       </w:tr>
       <w:tr>
-        <w:tblPrEx>
-          <w:tblCellMar>
-            <w:top w:w="0" w:type="dxa"/>
-            <w:bottom w:w="0" w:type="dxa"/>
-          </w:tblCellMar>
-        </w:tblPrEx>
         <w:trPr>
           <w:cantSplit/>
         </w:trPr>
@@ -1739,12 +1670,6 @@
         </w:tc>
       </w:tr>
       <w:tr>
-        <w:tblPrEx>
-          <w:tblCellMar>
-            <w:top w:w="0" w:type="dxa"/>
-            <w:bottom w:w="0" w:type="dxa"/>
-          </w:tblCellMar>
-        </w:tblPrEx>
         <w:trPr>
           <w:cantSplit/>
         </w:trPr>
@@ -1900,12 +1825,6 @@
         </w:tc>
       </w:tr>
       <w:tr>
-        <w:tblPrEx>
-          <w:tblCellMar>
-            <w:top w:w="0" w:type="dxa"/>
-            <w:bottom w:w="0" w:type="dxa"/>
-          </w:tblCellMar>
-        </w:tblPrEx>
         <w:trPr>
           <w:cantSplit/>
         </w:trPr>
@@ -2066,12 +1985,6 @@
         </w:tc>
       </w:tr>
       <w:tr>
-        <w:tblPrEx>
-          <w:tblCellMar>
-            <w:top w:w="0" w:type="dxa"/>
-            <w:bottom w:w="0" w:type="dxa"/>
-          </w:tblCellMar>
-        </w:tblPrEx>
         <w:trPr>
           <w:cantSplit/>
         </w:trPr>
@@ -2227,12 +2140,6 @@
         </w:tc>
       </w:tr>
       <w:tr>
-        <w:tblPrEx>
-          <w:tblCellMar>
-            <w:top w:w="0" w:type="dxa"/>
-            <w:bottom w:w="0" w:type="dxa"/>
-          </w:tblCellMar>
-        </w:tblPrEx>
         <w:trPr>
           <w:cantSplit/>
         </w:trPr>
@@ -2393,12 +2300,6 @@
         </w:tc>
       </w:tr>
       <w:tr>
-        <w:tblPrEx>
-          <w:tblCellMar>
-            <w:top w:w="0" w:type="dxa"/>
-            <w:bottom w:w="0" w:type="dxa"/>
-          </w:tblCellMar>
-        </w:tblPrEx>
         <w:trPr>
           <w:cantSplit/>
         </w:trPr>
@@ -2554,12 +2455,6 @@
         </w:tc>
       </w:tr>
       <w:tr>
-        <w:tblPrEx>
-          <w:tblCellMar>
-            <w:top w:w="0" w:type="dxa"/>
-            <w:bottom w:w="0" w:type="dxa"/>
-          </w:tblCellMar>
-        </w:tblPrEx>
         <w:trPr>
           <w:cantSplit/>
         </w:trPr>
@@ -2720,12 +2615,6 @@
         </w:tc>
       </w:tr>
       <w:tr>
-        <w:tblPrEx>
-          <w:tblCellMar>
-            <w:top w:w="0" w:type="dxa"/>
-            <w:bottom w:w="0" w:type="dxa"/>
-          </w:tblCellMar>
-        </w:tblPrEx>
         <w:trPr>
           <w:cantSplit/>
         </w:trPr>
@@ -2881,12 +2770,6 @@
         </w:tc>
       </w:tr>
       <w:tr>
-        <w:tblPrEx>
-          <w:tblCellMar>
-            <w:top w:w="0" w:type="dxa"/>
-            <w:bottom w:w="0" w:type="dxa"/>
-          </w:tblCellMar>
-        </w:tblPrEx>
         <w:trPr>
           <w:cantSplit/>
         </w:trPr>
@@ -3048,12 +2931,6 @@
         </w:tc>
       </w:tr>
       <w:tr>
-        <w:tblPrEx>
-          <w:tblCellMar>
-            <w:top w:w="0" w:type="dxa"/>
-            <w:bottom w:w="0" w:type="dxa"/>
-          </w:tblCellMar>
-        </w:tblPrEx>
         <w:trPr>
           <w:cantSplit/>
         </w:trPr>
@@ -3294,12 +3171,6 @@
         <w:gridCol w:w="4721"/>
       </w:tblGrid>
       <w:tr>
-        <w:tblPrEx>
-          <w:tblCellMar>
-            <w:top w:w="0" w:type="dxa"/>
-            <w:bottom w:w="0" w:type="dxa"/>
-          </w:tblCellMar>
-        </w:tblPrEx>
         <w:trPr>
           <w:cantSplit/>
           <w:tblHeader/>
@@ -3441,12 +3312,6 @@
         </w:tc>
       </w:tr>
       <w:tr>
-        <w:tblPrEx>
-          <w:tblCellMar>
-            <w:top w:w="0" w:type="dxa"/>
-            <w:bottom w:w="0" w:type="dxa"/>
-          </w:tblCellMar>
-        </w:tblPrEx>
         <w:trPr>
           <w:cantSplit/>
         </w:trPr>
@@ -3574,12 +3439,6 @@
         </w:tc>
       </w:tr>
       <w:tr>
-        <w:tblPrEx>
-          <w:tblCellMar>
-            <w:top w:w="0" w:type="dxa"/>
-            <w:bottom w:w="0" w:type="dxa"/>
-          </w:tblCellMar>
-        </w:tblPrEx>
         <w:trPr>
           <w:cantSplit/>
         </w:trPr>
@@ -3712,12 +3571,6 @@
         </w:tc>
       </w:tr>
       <w:tr>
-        <w:tblPrEx>
-          <w:tblCellMar>
-            <w:top w:w="0" w:type="dxa"/>
-            <w:bottom w:w="0" w:type="dxa"/>
-          </w:tblCellMar>
-        </w:tblPrEx>
         <w:trPr>
           <w:cantSplit/>
         </w:trPr>
@@ -3845,12 +3698,6 @@
         </w:tc>
       </w:tr>
       <w:tr>
-        <w:tblPrEx>
-          <w:tblCellMar>
-            <w:top w:w="0" w:type="dxa"/>
-            <w:bottom w:w="0" w:type="dxa"/>
-          </w:tblCellMar>
-        </w:tblPrEx>
         <w:trPr>
           <w:cantSplit/>
         </w:trPr>
@@ -3983,12 +3830,6 @@
         </w:tc>
       </w:tr>
       <w:tr>
-        <w:tblPrEx>
-          <w:tblCellMar>
-            <w:top w:w="0" w:type="dxa"/>
-            <w:bottom w:w="0" w:type="dxa"/>
-          </w:tblCellMar>
-        </w:tblPrEx>
         <w:trPr>
           <w:cantSplit/>
         </w:trPr>
@@ -4131,12 +3972,6 @@
         </w:tc>
       </w:tr>
       <w:tr>
-        <w:tblPrEx>
-          <w:tblCellMar>
-            <w:top w:w="0" w:type="dxa"/>
-            <w:bottom w:w="0" w:type="dxa"/>
-          </w:tblCellMar>
-        </w:tblPrEx>
         <w:trPr>
           <w:cantSplit/>
         </w:trPr>
@@ -4306,18 +4141,15 @@
         </w:tc>
       </w:tr>
       <w:tr>
-        <w:tblPrEx>
-          <w:tblCellMar>
-            <w:top w:w="0" w:type="dxa"/>
-            <w:bottom w:w="0" w:type="dxa"/>
-          </w:tblCellMar>
-        </w:tblPrEx>
         <w:trPr>
           <w:cantSplit/>
         </w:trPr>
         <w:tc>
           <w:tcPr>
             <w:tcW w:w="1204" w:type="dxa"/>
+            <w:tcBorders>
+              <w:bottom w:val="single" w:sz="4" w:space="0" w:color="808080"/>
+            </w:tcBorders>
             <w:shd w:val="clear" w:color="auto" w:fill="auto"/>
             <w:tcMar>
               <w:top w:w="60" w:type="dxa"/>
@@ -4351,6 +4183,9 @@
         <w:tc>
           <w:tcPr>
             <w:tcW w:w="1405" w:type="dxa"/>
+            <w:tcBorders>
+              <w:bottom w:val="single" w:sz="4" w:space="0" w:color="808080"/>
+            </w:tcBorders>
             <w:shd w:val="clear" w:color="auto" w:fill="auto"/>
             <w:tcMar>
               <w:top w:w="60" w:type="dxa"/>
@@ -4380,6 +4215,9 @@
         <w:tc>
           <w:tcPr>
             <w:tcW w:w="1305" w:type="dxa"/>
+            <w:tcBorders>
+              <w:bottom w:val="single" w:sz="4" w:space="0" w:color="808080"/>
+            </w:tcBorders>
             <w:shd w:val="clear" w:color="auto" w:fill="auto"/>
             <w:tcMar>
               <w:top w:w="60" w:type="dxa"/>
@@ -4409,6 +4247,9 @@
         <w:tc>
           <w:tcPr>
             <w:tcW w:w="1405" w:type="dxa"/>
+            <w:tcBorders>
+              <w:bottom w:val="single" w:sz="4" w:space="0" w:color="808080"/>
+            </w:tcBorders>
             <w:shd w:val="clear" w:color="auto" w:fill="auto"/>
             <w:tcMar>
               <w:top w:w="60" w:type="dxa"/>
@@ -4438,6 +4279,9 @@
         <w:tc>
           <w:tcPr>
             <w:tcW w:w="4721" w:type="dxa"/>
+            <w:tcBorders>
+              <w:bottom w:val="single" w:sz="4" w:space="0" w:color="808080"/>
+            </w:tcBorders>
             <w:shd w:val="clear" w:color="auto" w:fill="auto"/>
             <w:tcMar>
               <w:top w:w="60" w:type="dxa"/>
@@ -4461,6 +4305,160 @@
                 <w:szCs w:val="20"/>
               </w:rPr>
               <w:t>Repetición de la corrida 6 sin cambios en el código ni en las pruebas</w:t>
+            </w:r>
+          </w:p>
+        </w:tc>
+      </w:tr>
+      <w:tr>
+        <w:trPr>
+          <w:cantSplit/>
+        </w:trPr>
+        <w:tc>
+          <w:tcPr>
+            <w:tcW w:w="1204" w:type="dxa"/>
+            <w:shd w:val="clear" w:color="auto" w:fill="F2F2F2"/>
+            <w:tcMar>
+              <w:top w:w="60" w:type="dxa"/>
+              <w:left w:w="80" w:type="dxa"/>
+              <w:bottom w:w="60" w:type="dxa"/>
+              <w:right w:w="80" w:type="dxa"/>
+            </w:tcMar>
+            <w:vAlign w:val="center"/>
+          </w:tcPr>
+          <w:p>
+            <w:pPr>
+              <w:spacing w:after="0" w:line="240" w:lineRule="auto"/>
+              <w:rPr>
+                <w:b/>
+                <w:bCs/>
+                <w:sz w:val="20"/>
+                <w:szCs w:val="20"/>
+              </w:rPr>
+            </w:pPr>
+            <w:r>
+              <w:rPr>
+                <w:b/>
+                <w:bCs/>
+                <w:sz w:val="20"/>
+                <w:szCs w:val="20"/>
+              </w:rPr>
+              <w:t>Corrida 8</w:t>
+            </w:r>
+          </w:p>
+        </w:tc>
+        <w:tc>
+          <w:tcPr>
+            <w:tcW w:w="1405" w:type="dxa"/>
+            <w:shd w:val="clear" w:color="auto" w:fill="F2F2F2"/>
+            <w:tcMar>
+              <w:top w:w="60" w:type="dxa"/>
+              <w:left w:w="80" w:type="dxa"/>
+              <w:bottom w:w="60" w:type="dxa"/>
+              <w:right w:w="80" w:type="dxa"/>
+            </w:tcMar>
+            <w:vAlign w:val="center"/>
+          </w:tcPr>
+          <w:p>
+            <w:pPr>
+              <w:spacing w:after="0" w:line="240" w:lineRule="auto"/>
+              <w:rPr>
+                <w:sz w:val="20"/>
+                <w:szCs w:val="20"/>
+              </w:rPr>
+            </w:pPr>
+            <w:r>
+              <w:rPr>
+                <w:sz w:val="20"/>
+                <w:szCs w:val="20"/>
+              </w:rPr>
+              <w:t>15/15</w:t>
+            </w:r>
+          </w:p>
+        </w:tc>
+        <w:tc>
+          <w:tcPr>
+            <w:tcW w:w="1305" w:type="dxa"/>
+            <w:shd w:val="clear" w:color="auto" w:fill="F2F2F2"/>
+            <w:tcMar>
+              <w:top w:w="60" w:type="dxa"/>
+              <w:left w:w="80" w:type="dxa"/>
+              <w:bottom w:w="60" w:type="dxa"/>
+              <w:right w:w="80" w:type="dxa"/>
+            </w:tcMar>
+            <w:vAlign w:val="center"/>
+          </w:tcPr>
+          <w:p>
+            <w:pPr>
+              <w:spacing w:after="0" w:line="240" w:lineRule="auto"/>
+              <w:rPr>
+                <w:sz w:val="20"/>
+                <w:szCs w:val="20"/>
+              </w:rPr>
+            </w:pPr>
+            <w:r>
+              <w:rPr>
+                <w:sz w:val="20"/>
+                <w:szCs w:val="20"/>
+              </w:rPr>
+              <w:t>100 %</w:t>
+            </w:r>
+          </w:p>
+        </w:tc>
+        <w:tc>
+          <w:tcPr>
+            <w:tcW w:w="1405" w:type="dxa"/>
+            <w:shd w:val="clear" w:color="auto" w:fill="F2F2F2"/>
+            <w:tcMar>
+              <w:top w:w="60" w:type="dxa"/>
+              <w:left w:w="80" w:type="dxa"/>
+              <w:bottom w:w="60" w:type="dxa"/>
+              <w:right w:w="80" w:type="dxa"/>
+            </w:tcMar>
+            <w:vAlign w:val="center"/>
+          </w:tcPr>
+          <w:p>
+            <w:pPr>
+              <w:spacing w:after="0" w:line="240" w:lineRule="auto"/>
+              <w:rPr>
+                <w:sz w:val="20"/>
+                <w:szCs w:val="20"/>
+              </w:rPr>
+            </w:pPr>
+            <w:r>
+              <w:rPr>
+                <w:sz w:val="20"/>
+                <w:szCs w:val="20"/>
+              </w:rPr>
+              <w:t>Ninguno</w:t>
+            </w:r>
+          </w:p>
+        </w:tc>
+        <w:tc>
+          <w:tcPr>
+            <w:tcW w:w="4721" w:type="dxa"/>
+            <w:shd w:val="clear" w:color="auto" w:fill="F2F2F2"/>
+            <w:tcMar>
+              <w:top w:w="60" w:type="dxa"/>
+              <w:left w:w="80" w:type="dxa"/>
+              <w:bottom w:w="60" w:type="dxa"/>
+              <w:right w:w="80" w:type="dxa"/>
+            </w:tcMar>
+            <w:vAlign w:val="center"/>
+          </w:tcPr>
+          <w:p>
+            <w:pPr>
+              <w:spacing w:after="0" w:line="240" w:lineRule="auto"/>
+              <w:rPr>
+                <w:sz w:val="20"/>
+                <w:szCs w:val="20"/>
+              </w:rPr>
+            </w:pPr>
+            <w:r>
+              <w:rPr>
+                <w:sz w:val="20"/>
+                <w:szCs w:val="20"/>
+              </w:rPr>
+              <w:t>Regresión tras el cambio visual (tema claro con acento naranja, menú con iconos, tarjetas e insignias de estado). Solo cambió la capa de vista; ningún caso cambió</w:t>
             </w:r>
           </w:p>
         </w:tc>
@@ -4472,7 +4470,10 @@
         <w:jc w:val="both"/>
       </w:pPr>
       <w:r>
-        <w:t>Estado por corrida de los casos que cambiaron (los otros 12 casos pasaron en las siete corridas</w:t>
+        <w:t xml:space="preserve">Estado por corrida de los casos que cambiaron (los otros 12 casos </w:t>
+      </w:r>
+      <w:r>
+        <w:t>pasaron en las ocho corridas</w:t>
       </w:r>
       <w:r>
         <w:t>):</w:t>
@@ -4480,7 +4481,7 @@
     </w:p>
     <w:tbl>
       <w:tblPr>
-        <w:tblW w:w="10039" w:type="dxa"/>
+        <w:tblW w:w="10040" w:type="dxa"/>
         <w:tblBorders>
           <w:top w:val="single" w:sz="4" w:space="0" w:color="808080"/>
           <w:left w:val="single" w:sz="4" w:space="0" w:color="808080"/>
@@ -4497,29 +4498,24 @@
         <w:tblLook w:val="04A0" w:firstRow="1" w:lastRow="0" w:firstColumn="1" w:lastColumn="0" w:noHBand="0" w:noVBand="1"/>
       </w:tblPr>
       <w:tblGrid>
-        <w:gridCol w:w="2332"/>
-        <w:gridCol w:w="1101"/>
-        <w:gridCol w:w="1101"/>
-        <w:gridCol w:w="1101"/>
-        <w:gridCol w:w="1101"/>
-        <w:gridCol w:w="1101"/>
-        <w:gridCol w:w="1101"/>
-        <w:gridCol w:w="1101"/>
+        <w:gridCol w:w="2080"/>
+        <w:gridCol w:w="995"/>
+        <w:gridCol w:w="995"/>
+        <w:gridCol w:w="995"/>
+        <w:gridCol w:w="995"/>
+        <w:gridCol w:w="995"/>
+        <w:gridCol w:w="995"/>
+        <w:gridCol w:w="995"/>
+        <w:gridCol w:w="995"/>
       </w:tblGrid>
       <w:tr>
-        <w:tblPrEx>
-          <w:tblCellMar>
-            <w:top w:w="0" w:type="dxa"/>
-            <w:bottom w:w="0" w:type="dxa"/>
-          </w:tblCellMar>
-        </w:tblPrEx>
         <w:trPr>
           <w:cantSplit/>
           <w:tblHeader/>
         </w:trPr>
         <w:tc>
           <w:tcPr>
-            <w:tcW w:w="2332" w:type="dxa"/>
+            <w:tcW w:w="2080" w:type="dxa"/>
             <w:shd w:val="clear" w:color="auto" w:fill="D9D9D9"/>
             <w:tcMar>
               <w:top w:w="60" w:type="dxa"/>
@@ -4546,7 +4542,7 @@
         </w:tc>
         <w:tc>
           <w:tcPr>
-            <w:tcW w:w="1101" w:type="dxa"/>
+            <w:tcW w:w="995" w:type="dxa"/>
             <w:shd w:val="clear" w:color="auto" w:fill="D9D9D9"/>
             <w:tcMar>
               <w:top w:w="60" w:type="dxa"/>
@@ -4573,7 +4569,7 @@
         </w:tc>
         <w:tc>
           <w:tcPr>
-            <w:tcW w:w="1101" w:type="dxa"/>
+            <w:tcW w:w="995" w:type="dxa"/>
             <w:shd w:val="clear" w:color="auto" w:fill="D9D9D9"/>
             <w:tcMar>
               <w:top w:w="60" w:type="dxa"/>
@@ -4600,7 +4596,7 @@
         </w:tc>
         <w:tc>
           <w:tcPr>
-            <w:tcW w:w="1101" w:type="dxa"/>
+            <w:tcW w:w="995" w:type="dxa"/>
             <w:shd w:val="clear" w:color="auto" w:fill="D9D9D9"/>
             <w:tcMar>
               <w:top w:w="60" w:type="dxa"/>
@@ -4627,7 +4623,7 @@
         </w:tc>
         <w:tc>
           <w:tcPr>
-            <w:tcW w:w="1101" w:type="dxa"/>
+            <w:tcW w:w="995" w:type="dxa"/>
             <w:shd w:val="clear" w:color="auto" w:fill="D9D9D9"/>
             <w:tcMar>
               <w:top w:w="60" w:type="dxa"/>
@@ -4654,7 +4650,7 @@
         </w:tc>
         <w:tc>
           <w:tcPr>
-            <w:tcW w:w="1101" w:type="dxa"/>
+            <w:tcW w:w="995" w:type="dxa"/>
             <w:shd w:val="clear" w:color="auto" w:fill="D9D9D9"/>
             <w:tcMar>
               <w:top w:w="60" w:type="dxa"/>
@@ -4681,7 +4677,7 @@
         </w:tc>
         <w:tc>
           <w:tcPr>
-            <w:tcW w:w="1101" w:type="dxa"/>
+            <w:tcW w:w="995" w:type="dxa"/>
             <w:tcBorders>
               <w:bottom w:val="single" w:sz="4" w:space="0" w:color="808080"/>
             </w:tcBorders>
@@ -4717,7 +4713,7 @@
         </w:tc>
         <w:tc>
           <w:tcPr>
-            <w:tcW w:w="1101" w:type="dxa"/>
+            <w:tcW w:w="995" w:type="dxa"/>
             <w:tcBorders>
               <w:bottom w:val="single" w:sz="4" w:space="0" w:color="808080"/>
             </w:tcBorders>
@@ -4751,20 +4747,50 @@
             </w:r>
           </w:p>
         </w:tc>
+        <w:tc>
+          <w:tcPr>
+            <w:tcW w:w="995" w:type="dxa"/>
+            <w:tcBorders>
+              <w:bottom w:val="single" w:sz="4" w:space="0" w:color="808080"/>
+            </w:tcBorders>
+            <w:shd w:val="clear" w:color="auto" w:fill="D9D9D9"/>
+            <w:tcMar>
+              <w:top w:w="60" w:type="dxa"/>
+              <w:left w:w="80" w:type="dxa"/>
+              <w:bottom w:w="60" w:type="dxa"/>
+              <w:right w:w="80" w:type="dxa"/>
+            </w:tcMar>
+            <w:vAlign w:val="center"/>
+          </w:tcPr>
+          <w:p>
+            <w:pPr>
+              <w:spacing w:after="0" w:line="240" w:lineRule="auto"/>
+              <w:rPr>
+                <w:b/>
+                <w:bCs/>
+                <w:sz w:val="17"/>
+                <w:szCs w:val="17"/>
+              </w:rPr>
+            </w:pPr>
+            <w:r>
+              <w:rPr>
+                <w:b/>
+                <w:bCs/>
+                <w:sz w:val="17"/>
+                <w:szCs w:val="17"/>
+              </w:rPr>
+              <w:t>Corrida 8</w:t>
+            </w:r>
+          </w:p>
+        </w:tc>
       </w:tr>
       <w:tr>
-        <w:tblPrEx>
-          <w:tblCellMar>
-            <w:top w:w="0" w:type="dxa"/>
-            <w:bottom w:w="0" w:type="dxa"/>
-          </w:tblCellMar>
-        </w:tblPrEx>
         <w:trPr>
           <w:cantSplit/>
         </w:trPr>
         <w:tc>
           <w:tcPr>
-            <w:tcW w:w="2332" w:type="dxa"/>
+            <w:tcW w:w="2080" w:type="dxa"/>
             <w:tcMar>
               <w:top w:w="60" w:type="dxa"/>
               <w:left w:w="80" w:type="dxa"/>
@@ -4790,7 +4816,7 @@
         </w:tc>
         <w:tc>
           <w:tcPr>
-            <w:tcW w:w="1101" w:type="dxa"/>
+            <w:tcW w:w="995" w:type="dxa"/>
             <w:shd w:val="clear" w:color="auto" w:fill="FBE4E4"/>
             <w:tcMar>
               <w:top w:w="60" w:type="dxa"/>
@@ -4818,7 +4844,7 @@
         </w:tc>
         <w:tc>
           <w:tcPr>
-            <w:tcW w:w="1101" w:type="dxa"/>
+            <w:tcW w:w="995" w:type="dxa"/>
             <w:shd w:val="clear" w:color="auto" w:fill="E2F0D9"/>
             <w:tcMar>
               <w:top w:w="60" w:type="dxa"/>
@@ -4846,7 +4872,7 @@
         </w:tc>
         <w:tc>
           <w:tcPr>
-            <w:tcW w:w="1101" w:type="dxa"/>
+            <w:tcW w:w="995" w:type="dxa"/>
             <w:shd w:val="clear" w:color="auto" w:fill="E2F0D9"/>
             <w:tcMar>
               <w:top w:w="60" w:type="dxa"/>
@@ -4874,7 +4900,7 @@
         </w:tc>
         <w:tc>
           <w:tcPr>
-            <w:tcW w:w="1101" w:type="dxa"/>
+            <w:tcW w:w="995" w:type="dxa"/>
             <w:shd w:val="clear" w:color="auto" w:fill="E2F0D9"/>
             <w:tcMar>
               <w:top w:w="60" w:type="dxa"/>
@@ -4902,7 +4928,7 @@
         </w:tc>
         <w:tc>
           <w:tcPr>
-            <w:tcW w:w="1101" w:type="dxa"/>
+            <w:tcW w:w="995" w:type="dxa"/>
             <w:shd w:val="clear" w:color="auto" w:fill="E2F0D9"/>
             <w:tcMar>
               <w:top w:w="60" w:type="dxa"/>
@@ -4930,7 +4956,7 @@
         </w:tc>
         <w:tc>
           <w:tcPr>
-            <w:tcW w:w="1101" w:type="dxa"/>
+            <w:tcW w:w="995" w:type="dxa"/>
             <w:tcBorders>
               <w:bottom w:val="single" w:sz="4" w:space="0" w:color="808080"/>
             </w:tcBorders>
@@ -4968,7 +4994,7 @@
         </w:tc>
         <w:tc>
           <w:tcPr>
-            <w:tcW w:w="1101" w:type="dxa"/>
+            <w:tcW w:w="995" w:type="dxa"/>
             <w:tcBorders>
               <w:bottom w:val="single" w:sz="4" w:space="0" w:color="808080"/>
             </w:tcBorders>
@@ -5004,20 +5030,52 @@
             </w:r>
           </w:p>
         </w:tc>
+        <w:tc>
+          <w:tcPr>
+            <w:tcW w:w="995" w:type="dxa"/>
+            <w:tcBorders>
+              <w:bottom w:val="single" w:sz="4" w:space="0" w:color="808080"/>
+            </w:tcBorders>
+            <w:shd w:val="clear" w:color="auto" w:fill="E2F0D9"/>
+            <w:tcMar>
+              <w:top w:w="60" w:type="dxa"/>
+              <w:left w:w="80" w:type="dxa"/>
+              <w:bottom w:w="60" w:type="dxa"/>
+              <w:right w:w="80" w:type="dxa"/>
+            </w:tcMar>
+            <w:vAlign w:val="center"/>
+          </w:tcPr>
+          <w:p>
+            <w:pPr>
+              <w:spacing w:after="0" w:line="240" w:lineRule="auto"/>
+              <w:rPr>
+                <w:b/>
+                <w:bCs/>
+                <w:color w:val="1E7B34"/>
+                <w:sz w:val="17"/>
+                <w:szCs w:val="17"/>
+              </w:rPr>
+            </w:pPr>
+            <w:r>
+              <w:rPr>
+                <w:b/>
+                <w:bCs/>
+                <w:color w:val="1E7B34"/>
+                <w:sz w:val="17"/>
+                <w:szCs w:val="17"/>
+              </w:rPr>
+              <w:t>Pasó</w:t>
+            </w:r>
+          </w:p>
+        </w:tc>
       </w:tr>
       <w:tr>
-        <w:tblPrEx>
-          <w:tblCellMar>
-            <w:top w:w="0" w:type="dxa"/>
-            <w:bottom w:w="0" w:type="dxa"/>
-          </w:tblCellMar>
-        </w:tblPrEx>
         <w:trPr>
           <w:cantSplit/>
         </w:trPr>
         <w:tc>
           <w:tcPr>
-            <w:tcW w:w="2332" w:type="dxa"/>
+            <w:tcW w:w="2080" w:type="dxa"/>
             <w:tcBorders>
               <w:bottom w:val="single" w:sz="4" w:space="0" w:color="808080"/>
             </w:tcBorders>
@@ -5047,7 +5105,7 @@
         </w:tc>
         <w:tc>
           <w:tcPr>
-            <w:tcW w:w="1101" w:type="dxa"/>
+            <w:tcW w:w="995" w:type="dxa"/>
             <w:tcBorders>
               <w:bottom w:val="single" w:sz="4" w:space="0" w:color="808080"/>
             </w:tcBorders>
@@ -5078,7 +5136,7 @@
         </w:tc>
         <w:tc>
           <w:tcPr>
-            <w:tcW w:w="1101" w:type="dxa"/>
+            <w:tcW w:w="995" w:type="dxa"/>
             <w:tcBorders>
               <w:bottom w:val="single" w:sz="4" w:space="0" w:color="808080"/>
             </w:tcBorders>
@@ -5109,7 +5167,7 @@
         </w:tc>
         <w:tc>
           <w:tcPr>
-            <w:tcW w:w="1101" w:type="dxa"/>
+            <w:tcW w:w="995" w:type="dxa"/>
             <w:tcBorders>
               <w:bottom w:val="single" w:sz="4" w:space="0" w:color="808080"/>
             </w:tcBorders>
@@ -5140,7 +5198,7 @@
         </w:tc>
         <w:tc>
           <w:tcPr>
-            <w:tcW w:w="1101" w:type="dxa"/>
+            <w:tcW w:w="995" w:type="dxa"/>
             <w:tcBorders>
               <w:bottom w:val="single" w:sz="4" w:space="0" w:color="808080"/>
             </w:tcBorders>
@@ -5171,7 +5229,7 @@
         </w:tc>
         <w:tc>
           <w:tcPr>
-            <w:tcW w:w="1101" w:type="dxa"/>
+            <w:tcW w:w="995" w:type="dxa"/>
             <w:tcBorders>
               <w:bottom w:val="single" w:sz="4" w:space="0" w:color="808080"/>
             </w:tcBorders>
@@ -5202,7 +5260,7 @@
         </w:tc>
         <w:tc>
           <w:tcPr>
-            <w:tcW w:w="1101" w:type="dxa"/>
+            <w:tcW w:w="995" w:type="dxa"/>
             <w:tcBorders>
               <w:bottom w:val="single" w:sz="4" w:space="0" w:color="808080"/>
             </w:tcBorders>
@@ -5240,7 +5298,7 @@
         </w:tc>
         <w:tc>
           <w:tcPr>
-            <w:tcW w:w="1101" w:type="dxa"/>
+            <w:tcW w:w="995" w:type="dxa"/>
             <w:tcBorders>
               <w:bottom w:val="single" w:sz="4" w:space="0" w:color="808080"/>
             </w:tcBorders>
@@ -5276,20 +5334,52 @@
             </w:r>
           </w:p>
         </w:tc>
+        <w:tc>
+          <w:tcPr>
+            <w:tcW w:w="995" w:type="dxa"/>
+            <w:tcBorders>
+              <w:bottom w:val="single" w:sz="4" w:space="0" w:color="808080"/>
+            </w:tcBorders>
+            <w:shd w:val="clear" w:color="auto" w:fill="E2F0D9"/>
+            <w:tcMar>
+              <w:top w:w="60" w:type="dxa"/>
+              <w:left w:w="80" w:type="dxa"/>
+              <w:bottom w:w="60" w:type="dxa"/>
+              <w:right w:w="80" w:type="dxa"/>
+            </w:tcMar>
+            <w:vAlign w:val="center"/>
+          </w:tcPr>
+          <w:p>
+            <w:pPr>
+              <w:spacing w:after="0" w:line="240" w:lineRule="auto"/>
+              <w:rPr>
+                <w:b/>
+                <w:bCs/>
+                <w:color w:val="1E7B34"/>
+                <w:sz w:val="17"/>
+                <w:szCs w:val="17"/>
+              </w:rPr>
+            </w:pPr>
+            <w:r>
+              <w:rPr>
+                <w:b/>
+                <w:bCs/>
+                <w:color w:val="1E7B34"/>
+                <w:sz w:val="17"/>
+                <w:szCs w:val="17"/>
+              </w:rPr>
+              <w:t>Pasó</w:t>
+            </w:r>
+          </w:p>
+        </w:tc>
       </w:tr>
       <w:tr>
-        <w:tblPrEx>
-          <w:tblCellMar>
-            <w:top w:w="0" w:type="dxa"/>
-            <w:bottom w:w="0" w:type="dxa"/>
-          </w:tblCellMar>
-        </w:tblPrEx>
         <w:trPr>
           <w:cantSplit/>
         </w:trPr>
         <w:tc>
           <w:tcPr>
-            <w:tcW w:w="2332" w:type="dxa"/>
+            <w:tcW w:w="2080" w:type="dxa"/>
             <w:shd w:val="clear" w:color="auto" w:fill="auto"/>
             <w:tcMar>
               <w:top w:w="60" w:type="dxa"/>
@@ -5322,7 +5412,7 @@
         </w:tc>
         <w:tc>
           <w:tcPr>
-            <w:tcW w:w="1101" w:type="dxa"/>
+            <w:tcW w:w="995" w:type="dxa"/>
             <w:shd w:val="clear" w:color="auto" w:fill="E2F0D9"/>
             <w:tcMar>
               <w:top w:w="60" w:type="dxa"/>
@@ -5357,7 +5447,7 @@
         </w:tc>
         <w:tc>
           <w:tcPr>
-            <w:tcW w:w="1101" w:type="dxa"/>
+            <w:tcW w:w="995" w:type="dxa"/>
             <w:shd w:val="clear" w:color="auto" w:fill="E2F0D9"/>
             <w:tcMar>
               <w:top w:w="60" w:type="dxa"/>
@@ -5392,7 +5482,7 @@
         </w:tc>
         <w:tc>
           <w:tcPr>
-            <w:tcW w:w="1101" w:type="dxa"/>
+            <w:tcW w:w="995" w:type="dxa"/>
             <w:shd w:val="clear" w:color="auto" w:fill="E2F0D9"/>
             <w:tcMar>
               <w:top w:w="60" w:type="dxa"/>
@@ -5427,7 +5517,7 @@
         </w:tc>
         <w:tc>
           <w:tcPr>
-            <w:tcW w:w="1101" w:type="dxa"/>
+            <w:tcW w:w="995" w:type="dxa"/>
             <w:shd w:val="clear" w:color="auto" w:fill="E2F0D9"/>
             <w:tcMar>
               <w:top w:w="60" w:type="dxa"/>
@@ -5462,7 +5552,7 @@
         </w:tc>
         <w:tc>
           <w:tcPr>
-            <w:tcW w:w="1101" w:type="dxa"/>
+            <w:tcW w:w="995" w:type="dxa"/>
             <w:shd w:val="clear" w:color="auto" w:fill="E2F0D9"/>
             <w:tcMar>
               <w:top w:w="60" w:type="dxa"/>
@@ -5497,7 +5587,7 @@
         </w:tc>
         <w:tc>
           <w:tcPr>
-            <w:tcW w:w="1101" w:type="dxa"/>
+            <w:tcW w:w="995" w:type="dxa"/>
             <w:shd w:val="clear" w:color="auto" w:fill="FBE4E4"/>
             <w:tcMar>
               <w:top w:w="60" w:type="dxa"/>
@@ -5532,7 +5622,42 @@
         </w:tc>
         <w:tc>
           <w:tcPr>
-            <w:tcW w:w="1101" w:type="dxa"/>
+            <w:tcW w:w="995" w:type="dxa"/>
+            <w:shd w:val="clear" w:color="auto" w:fill="E2F0D9"/>
+            <w:tcMar>
+              <w:top w:w="60" w:type="dxa"/>
+              <w:left w:w="80" w:type="dxa"/>
+              <w:bottom w:w="60" w:type="dxa"/>
+              <w:right w:w="80" w:type="dxa"/>
+            </w:tcMar>
+            <w:vAlign w:val="center"/>
+          </w:tcPr>
+          <w:p>
+            <w:pPr>
+              <w:spacing w:after="0" w:line="240" w:lineRule="auto"/>
+              <w:rPr>
+                <w:b/>
+                <w:bCs/>
+                <w:color w:val="1E7B34"/>
+                <w:sz w:val="17"/>
+                <w:szCs w:val="17"/>
+              </w:rPr>
+            </w:pPr>
+            <w:r>
+              <w:rPr>
+                <w:b/>
+                <w:bCs/>
+                <w:color w:val="1E7B34"/>
+                <w:sz w:val="17"/>
+                <w:szCs w:val="17"/>
+              </w:rPr>
+              <w:t>Pasó</w:t>
+            </w:r>
+          </w:p>
+        </w:tc>
+        <w:tc>
+          <w:tcPr>
+            <w:tcW w:w="995" w:type="dxa"/>
             <w:shd w:val="clear" w:color="auto" w:fill="E2F0D9"/>
             <w:tcMar>
               <w:top w:w="60" w:type="dxa"/>
@@ -5580,10 +5705,13 @@
         <w:t xml:space="preserve">Resultado final: </w:t>
       </w:r>
       <w:r>
-        <w:t>15 de 15 casos aprobados (100 %) en las corridas 3, 4, 5 y 7 (la corrida 6 dio 14/15 por un fallo del entorno en CP-15, ajeno al sistema).</w:t>
+        <w:t xml:space="preserve">15 de 15 casos aprobados (100 %) </w:t>
       </w:r>
       <w:r>
-        <w:t xml:space="preserve"> Cada corrida dura unos 15 segundos y se puede repetir.</w:t>
+        <w:t>en las corridas 3, 4, 5, 7 y 8 (</w:t>
+      </w:r>
+      <w:r>
+        <w:t>la corrida 6 dio 14/15 por un fallo del entorno en CP-15, ajeno al sistema). Cada corrida dura unos 15 segundos y se puede repetir.</w:t>
       </w:r>
     </w:p>
     <w:p>
@@ -5647,6 +5775,20 @@
     </w:p>
     <w:p>
       <w:pPr>
+        <w:jc w:val="both"/>
+      </w:pPr>
+      <w:r>
+        <w:rPr>
+          <w:b/>
+        </w:rPr>
+        <w:t xml:space="preserve">Verificaciones adicionales (corrida 8): </w:t>
+      </w:r>
+      <w:r>
+        <w:t>solo cambió la capa de vista, con un tema claro. Se abrieron todas las pantallas como administrador y como personal de tienda para revisar el contraste y los textos, y el personal sigue viendo solo sus 7 módulos. Los estados se muestran como insignias, y el faltante o sobrante de caja y la variación de los reportes llevan siempre la palabra y el signo, así que no dependen del color.</w:t>
+      </w:r>
+    </w:p>
+    <w:p>
+      <w:pPr>
         <w:pStyle w:val="Ttulo2"/>
       </w:pPr>
       <w:r>
@@ -5679,12 +5821,6 @@
         <w:gridCol w:w="1809"/>
       </w:tblGrid>
       <w:tr>
-        <w:tblPrEx>
-          <w:tblCellMar>
-            <w:top w:w="0" w:type="dxa"/>
-            <w:bottom w:w="0" w:type="dxa"/>
-          </w:tblCellMar>
-        </w:tblPrEx>
         <w:trPr>
           <w:cantSplit/>
           <w:tblHeader/>
@@ -5826,12 +5962,6 @@
         </w:tc>
       </w:tr>
       <w:tr>
-        <w:tblPrEx>
-          <w:tblCellMar>
-            <w:top w:w="0" w:type="dxa"/>
-            <w:bottom w:w="0" w:type="dxa"/>
-          </w:tblCellMar>
-        </w:tblPrEx>
         <w:trPr>
           <w:cantSplit/>
         </w:trPr>
@@ -5959,12 +6089,6 @@
         </w:tc>
       </w:tr>
       <w:tr>
-        <w:tblPrEx>
-          <w:tblCellMar>
-            <w:top w:w="0" w:type="dxa"/>
-            <w:bottom w:w="0" w:type="dxa"/>
-          </w:tblCellMar>
-        </w:tblPrEx>
         <w:trPr>
           <w:cantSplit/>
         </w:trPr>
@@ -6097,12 +6221,6 @@
         </w:tc>
       </w:tr>
       <w:tr>
-        <w:tblPrEx>
-          <w:tblCellMar>
-            <w:top w:w="0" w:type="dxa"/>
-            <w:bottom w:w="0" w:type="dxa"/>
-          </w:tblCellMar>
-        </w:tblPrEx>
         <w:trPr>
           <w:cantSplit/>
         </w:trPr>
@@ -6230,12 +6348,6 @@
         </w:tc>
       </w:tr>
       <w:tr>
-        <w:tblPrEx>
-          <w:tblCellMar>
-            <w:top w:w="0" w:type="dxa"/>
-            <w:bottom w:w="0" w:type="dxa"/>
-          </w:tblCellMar>
-        </w:tblPrEx>
         <w:trPr>
           <w:cantSplit/>
         </w:trPr>
@@ -6368,12 +6480,6 @@
         </w:tc>
       </w:tr>
       <w:tr>
-        <w:tblPrEx>
-          <w:tblCellMar>
-            <w:top w:w="0" w:type="dxa"/>
-            <w:bottom w:w="0" w:type="dxa"/>
-          </w:tblCellMar>
-        </w:tblPrEx>
         <w:trPr>
           <w:cantSplit/>
         </w:trPr>
@@ -6501,12 +6607,6 @@
         </w:tc>
       </w:tr>
       <w:tr>
-        <w:tblPrEx>
-          <w:tblCellMar>
-            <w:top w:w="0" w:type="dxa"/>
-            <w:bottom w:w="0" w:type="dxa"/>
-          </w:tblCellMar>
-        </w:tblPrEx>
         <w:trPr>
           <w:cantSplit/>
         </w:trPr>
@@ -6639,12 +6739,6 @@
         </w:tc>
       </w:tr>
       <w:tr>
-        <w:tblPrEx>
-          <w:tblCellMar>
-            <w:top w:w="0" w:type="dxa"/>
-            <w:bottom w:w="0" w:type="dxa"/>
-          </w:tblCellMar>
-        </w:tblPrEx>
         <w:trPr>
           <w:cantSplit/>
         </w:trPr>
@@ -6787,12 +6881,6 @@
         </w:tc>
       </w:tr>
       <w:tr>
-        <w:tblPrEx>
-          <w:tblCellMar>
-            <w:top w:w="0" w:type="dxa"/>
-            <w:bottom w:w="0" w:type="dxa"/>
-          </w:tblCellMar>
-        </w:tblPrEx>
         <w:trPr>
           <w:cantSplit/>
         </w:trPr>
@@ -6953,10 +7041,7 @@
         <w:jc w:val="both"/>
       </w:pPr>
       <w:r>
-        <w:t>OBS-02 a OBS-05 se encontraron al revisar el código para escribir los manuales de usuario, no con los casos automatizados. CAM-01 no es un defecto, sino un cambio de alcance decidido por el equipo: el sistema solo registra la forma de pago. OBS-06 atiende la recomendación de guardar las contraseñas con hash. Limitaciones</w:t>
-      </w:r>
-      <w:r>
-        <w:t xml:space="preserve"> conocidas que se dejan documentadas:</w:t>
+        <w:t>OBS-02 a OBS-05 se encontraron al revisar el código para escribir los manuales de usuario, no con los casos automatizados. CAM-01 no es un defecto, sino un cambio de alcance decidido por el equipo: el sistema solo registra la forma de pago. OBS-06 atiende la recomendación de guardar las contraseñas con hash. Limitaciones conocidas que se dejan documentadas:</w:t>
       </w:r>
     </w:p>
     <w:p>
@@ -7020,7 +7105,10 @@
         <w:jc w:val="both"/>
       </w:pPr>
       <w:r>
-        <w:t>Los procesos centrales cumplen las reglas de negocio del documento: los 15 casos aprueban en las corridas 3, 4, 5 y 7.</w:t>
+        <w:t xml:space="preserve">Los procesos centrales cumplen las reglas de negocio del documento: los 15 casos aprueban </w:t>
+      </w:r>
+      <w:r>
+        <w:t>en las corridas 3, 4, 5, 7 y 8.</w:t>
       </w:r>
     </w:p>
     <w:p>
@@ -7104,10 +7192,21 @@
         <w:jc w:val="both"/>
       </w:pPr>
       <w:r>
-        <w:t>Se recomienda validar el rol en todo controlador nuevo de uso administrativo y ejecutar</w:t>
+        <w:t>El rediseño visual con tema claro solo cambió la capa de vista; la corrida 8 confirmó que los 15 casos siguen aprobando.</w:t>
       </w:r>
+    </w:p>
+    <w:p>
+      <w:pPr>
+        <w:pStyle w:val="Prrafodelista"/>
+        <w:numPr>
+          <w:ilvl w:val="0"/>
+          <w:numId w:val="1"/>
+        </w:numPr>
+        <w:spacing w:after="60"/>
+        <w:jc w:val="both"/>
+      </w:pPr>
       <w:r>
-        <w:t xml:space="preserve"> las pruebas antes de cada entrega.</w:t>
+        <w:t>Se recomienda validar el rol en todo controlador nuevo de uso administrativo y ejecutar las pruebas antes de cada entrega.</w:t>
       </w:r>
     </w:p>
     <w:sectPr>

--- a/docs/pruebas/Capitulo_Pruebas.docx
+++ b/docs/pruebas/Capitulo_Pruebas.docx
@@ -19,13 +19,13 @@
         <w:rPr>
           <w:color w:val="595959"/>
         </w:rPr>
-        <w:t xml:space="preserve">Seipo — Sistema de venta e inventario. Pruebas automatizadas de caja negra ejecutadas el 19/10/2026 (corridas 1 a 5) y el 29/10/2026 </w:t>
+        <w:t>Seipo — Sistema de venta e inventario. Pruebas automatizadas de caja negra ejecutadas el 19/10/2026 (corridas 1 a 5)</w:t>
       </w:r>
       <w:r>
         <w:rPr>
           <w:color w:val="595959"/>
         </w:rPr>
-        <w:t>(corridas 6 a 8).</w:t>
+        <w:t>, el 29/10/2026 (corridas 6 a 8) y el 30/10/2026 (corrida 9).</w:t>
       </w:r>
     </w:p>
     <w:p>
@@ -41,7 +41,13 @@
         <w:jc w:val="both"/>
       </w:pPr>
       <w:r>
-        <w:t>Verificar con pruebas automatizadas que Seipo cumple las reglas de negocio descritas en este documento en sus procesos principales: acceso y roles, turno de caja, venta con IGV y redondeo, descuento VIP, FEFO, forma de pago, comprobantes, anulación, mermas, compras, cierre de caja y reportes. Se ejecutaron 15 casos de prueba (CP-01 a CP-15) sobre la lógica de negocio y la base de datos. La interfaz gráfica solo se usó para comprobar qué módulos ve cada rol.</w:t>
+        <w:t xml:space="preserve">Verificar con pruebas automatizadas que Seipo cumple las reglas de negocio descritas en este documento en sus procesos principales: acceso y roles, turno de caja, </w:t>
+      </w:r>
+      <w:r>
+        <w:t>venta con IGV,</w:t>
+      </w:r>
+      <w:r>
+        <w:t xml:space="preserve"> descuento VIP, FEFO, forma de pago, comprobantes, anulación, mermas, compras, cierre de caja y reportes. Se ejecutaron 15 casos de prueba (CP-01 a CP-15) sobre la lógica de negocio y la base de datos. La interfaz gráfica solo se usó para comprobar qué módulos ve cada rol.</w:t>
       </w:r>
     </w:p>
     <w:p>
@@ -112,7 +118,10 @@
         <w:t xml:space="preserve">Valores límite: </w:t>
       </w:r>
       <w:r>
-        <w:t>stock exacto y stock + 1, umbral de compras del descuento VIP y una compra por debajo, efectivo contado por debajo y por encima del esperado, producto en el mínimo de stock y un precio que activa el redondeo a 10 céntimos.</w:t>
+        <w:t xml:space="preserve">stock exacto y stock + 1, umbral de compras del descuento VIP y una compra por debajo, efectivo contado por debajo y por encima del esperado, producto en el mínimo de stock y </w:t>
+      </w:r>
+      <w:r>
+        <w:t>un precio con céntimos sueltos para comprobar que el total no se redondea a 10 céntimos.</w:t>
       </w:r>
     </w:p>
     <w:p>
@@ -523,7 +532,7 @@
         <w:t xml:space="preserve">Resultado final de cada caso </w:t>
       </w:r>
       <w:r>
-        <w:t>(corrida 8)</w:t>
+        <w:t>(corrida 9)</w:t>
       </w:r>
       <w:r>
         <w:t>.</w:t>
@@ -1452,7 +1461,21 @@
                 <w:sz w:val="17"/>
                 <w:szCs w:val="17"/>
               </w:rPr>
-              <w:t>Total = (12.35 + IGV 18 %) redondeado hacia abajo a 10 céntimos = S/ 14.50; vuelto S/ 5.50; stock − 1</w:t>
+              <w:t xml:space="preserve">Total = </w:t>
+            </w:r>
+            <w:r>
+              <w:rPr>
+                <w:sz w:val="17"/>
+                <w:szCs w:val="17"/>
+              </w:rPr>
+              <w:t>12.35 + IGV 18 % (2.22) = S/ 14.57, sin redondeo a 10 céntimos; vuelto S/ 5.43</w:t>
+            </w:r>
+            <w:r>
+              <w:rPr>
+                <w:sz w:val="17"/>
+                <w:szCs w:val="17"/>
+              </w:rPr>
+              <w:t>; stock − 1</w:t>
             </w:r>
           </w:p>
         </w:tc>
@@ -1476,7 +1499,14 @@
                 <w:sz w:val="17"/>
                 <w:szCs w:val="17"/>
               </w:rPr>
-              <w:t>Total S/ 14.50 (IGV S/ 2.22, redondeo −S/ 0.07), vuelto S/ 5.50, stock de 10 a 9</w:t>
+              <w:t>Total S/ 14.57 (IGV S/ 2.22, redondeo S/ 0.00), vuelto S/ 5.43</w:t>
+            </w:r>
+            <w:r>
+              <w:rPr>
+                <w:sz w:val="17"/>
+                <w:szCs w:val="17"/>
+              </w:rPr>
+              <w:t>, stock de 10 a 9</w:t>
             </w:r>
           </w:p>
         </w:tc>
@@ -4316,6 +4346,9 @@
         <w:tc>
           <w:tcPr>
             <w:tcW w:w="1204" w:type="dxa"/>
+            <w:tcBorders>
+              <w:bottom w:val="single" w:sz="4" w:space="0" w:color="808080"/>
+            </w:tcBorders>
             <w:shd w:val="clear" w:color="auto" w:fill="F2F2F2"/>
             <w:tcMar>
               <w:top w:w="60" w:type="dxa"/>
@@ -4343,6 +4376,172 @@
                 <w:szCs w:val="20"/>
               </w:rPr>
               <w:t>Corrida 8</w:t>
+            </w:r>
+          </w:p>
+        </w:tc>
+        <w:tc>
+          <w:tcPr>
+            <w:tcW w:w="1405" w:type="dxa"/>
+            <w:tcBorders>
+              <w:bottom w:val="single" w:sz="4" w:space="0" w:color="808080"/>
+            </w:tcBorders>
+            <w:shd w:val="clear" w:color="auto" w:fill="F2F2F2"/>
+            <w:tcMar>
+              <w:top w:w="60" w:type="dxa"/>
+              <w:left w:w="80" w:type="dxa"/>
+              <w:bottom w:w="60" w:type="dxa"/>
+              <w:right w:w="80" w:type="dxa"/>
+            </w:tcMar>
+            <w:vAlign w:val="center"/>
+          </w:tcPr>
+          <w:p>
+            <w:pPr>
+              <w:spacing w:after="0" w:line="240" w:lineRule="auto"/>
+              <w:rPr>
+                <w:sz w:val="20"/>
+                <w:szCs w:val="20"/>
+              </w:rPr>
+            </w:pPr>
+            <w:r>
+              <w:rPr>
+                <w:sz w:val="20"/>
+                <w:szCs w:val="20"/>
+              </w:rPr>
+              <w:t>15/15</w:t>
+            </w:r>
+          </w:p>
+        </w:tc>
+        <w:tc>
+          <w:tcPr>
+            <w:tcW w:w="1305" w:type="dxa"/>
+            <w:tcBorders>
+              <w:bottom w:val="single" w:sz="4" w:space="0" w:color="808080"/>
+            </w:tcBorders>
+            <w:shd w:val="clear" w:color="auto" w:fill="F2F2F2"/>
+            <w:tcMar>
+              <w:top w:w="60" w:type="dxa"/>
+              <w:left w:w="80" w:type="dxa"/>
+              <w:bottom w:w="60" w:type="dxa"/>
+              <w:right w:w="80" w:type="dxa"/>
+            </w:tcMar>
+            <w:vAlign w:val="center"/>
+          </w:tcPr>
+          <w:p>
+            <w:pPr>
+              <w:spacing w:after="0" w:line="240" w:lineRule="auto"/>
+              <w:rPr>
+                <w:sz w:val="20"/>
+                <w:szCs w:val="20"/>
+              </w:rPr>
+            </w:pPr>
+            <w:r>
+              <w:rPr>
+                <w:sz w:val="20"/>
+                <w:szCs w:val="20"/>
+              </w:rPr>
+              <w:t>100 %</w:t>
+            </w:r>
+          </w:p>
+        </w:tc>
+        <w:tc>
+          <w:tcPr>
+            <w:tcW w:w="1405" w:type="dxa"/>
+            <w:tcBorders>
+              <w:bottom w:val="single" w:sz="4" w:space="0" w:color="808080"/>
+            </w:tcBorders>
+            <w:shd w:val="clear" w:color="auto" w:fill="F2F2F2"/>
+            <w:tcMar>
+              <w:top w:w="60" w:type="dxa"/>
+              <w:left w:w="80" w:type="dxa"/>
+              <w:bottom w:w="60" w:type="dxa"/>
+              <w:right w:w="80" w:type="dxa"/>
+            </w:tcMar>
+            <w:vAlign w:val="center"/>
+          </w:tcPr>
+          <w:p>
+            <w:pPr>
+              <w:spacing w:after="0" w:line="240" w:lineRule="auto"/>
+              <w:rPr>
+                <w:sz w:val="20"/>
+                <w:szCs w:val="20"/>
+              </w:rPr>
+            </w:pPr>
+            <w:r>
+              <w:rPr>
+                <w:sz w:val="20"/>
+                <w:szCs w:val="20"/>
+              </w:rPr>
+              <w:t>Ninguno</w:t>
+            </w:r>
+          </w:p>
+        </w:tc>
+        <w:tc>
+          <w:tcPr>
+            <w:tcW w:w="4721" w:type="dxa"/>
+            <w:tcBorders>
+              <w:bottom w:val="single" w:sz="4" w:space="0" w:color="808080"/>
+            </w:tcBorders>
+            <w:shd w:val="clear" w:color="auto" w:fill="F2F2F2"/>
+            <w:tcMar>
+              <w:top w:w="60" w:type="dxa"/>
+              <w:left w:w="80" w:type="dxa"/>
+              <w:bottom w:w="60" w:type="dxa"/>
+              <w:right w:w="80" w:type="dxa"/>
+            </w:tcMar>
+            <w:vAlign w:val="center"/>
+          </w:tcPr>
+          <w:p>
+            <w:pPr>
+              <w:spacing w:after="0" w:line="240" w:lineRule="auto"/>
+              <w:rPr>
+                <w:sz w:val="20"/>
+                <w:szCs w:val="20"/>
+              </w:rPr>
+            </w:pPr>
+            <w:r>
+              <w:rPr>
+                <w:sz w:val="20"/>
+                <w:szCs w:val="20"/>
+              </w:rPr>
+              <w:t>Regresión tras el cambio visual (tema claro con acento naranja, menú con iconos, tarjetas e insignias de estado). Solo cambió la capa de vista; ningún caso cambió</w:t>
+            </w:r>
+          </w:p>
+        </w:tc>
+      </w:tr>
+      <w:tr>
+        <w:trPr>
+          <w:cantSplit/>
+        </w:trPr>
+        <w:tc>
+          <w:tcPr>
+            <w:tcW w:w="1204" w:type="dxa"/>
+            <w:shd w:val="clear" w:color="auto" w:fill="F2F2F2"/>
+            <w:tcMar>
+              <w:top w:w="60" w:type="dxa"/>
+              <w:left w:w="80" w:type="dxa"/>
+              <w:bottom w:w="60" w:type="dxa"/>
+              <w:right w:w="80" w:type="dxa"/>
+            </w:tcMar>
+            <w:vAlign w:val="center"/>
+          </w:tcPr>
+          <w:p>
+            <w:pPr>
+              <w:spacing w:after="0" w:line="240" w:lineRule="auto"/>
+              <w:rPr>
+                <w:b/>
+                <w:bCs/>
+                <w:sz w:val="20"/>
+                <w:szCs w:val="20"/>
+              </w:rPr>
+            </w:pPr>
+            <w:r>
+              <w:rPr>
+                <w:b/>
+                <w:bCs/>
+                <w:sz w:val="20"/>
+                <w:szCs w:val="20"/>
+              </w:rPr>
+              <w:t>Corrida 9</w:t>
             </w:r>
           </w:p>
         </w:tc>
@@ -4458,7 +4657,7 @@
                 <w:sz w:val="20"/>
                 <w:szCs w:val="20"/>
               </w:rPr>
-              <w:t>Regresión tras el cambio visual (tema claro con acento naranja, menú con iconos, tarjetas e insignias de estado). Solo cambió la capa de vista; ningún caso cambió</w:t>
+              <w:t>Regresión tras quitar el redondeo del IGV: el total es base más IGV con 2 decimales, sin redondeo a 10 céntimos. CP-05 se ajustó al nuevo resultado (total S/ 14.57, vuelto S/ 5.43); CP-09, CP-10, CP-11 y CP-14 siguen pasando con totales exactos</w:t>
             </w:r>
           </w:p>
         </w:tc>
@@ -4473,7 +4672,7 @@
         <w:t xml:space="preserve">Estado por corrida de los casos que cambiaron (los otros 12 casos </w:t>
       </w:r>
       <w:r>
-        <w:t>pasaron en las ocho corridas</w:t>
+        <w:t>pasaron en las nueve corridas</w:t>
       </w:r>
       <w:r>
         <w:t>):</w:t>
@@ -4481,7 +4680,7 @@
     </w:p>
     <w:tbl>
       <w:tblPr>
-        <w:tblW w:w="10040" w:type="dxa"/>
+        <w:tblW w:w="10036" w:type="dxa"/>
         <w:tblBorders>
           <w:top w:val="single" w:sz="4" w:space="0" w:color="808080"/>
           <w:left w:val="single" w:sz="4" w:space="0" w:color="808080"/>
@@ -4499,14 +4698,15 @@
       </w:tblPr>
       <w:tblGrid>
         <w:gridCol w:w="2080"/>
-        <w:gridCol w:w="995"/>
-        <w:gridCol w:w="995"/>
-        <w:gridCol w:w="995"/>
-        <w:gridCol w:w="995"/>
-        <w:gridCol w:w="995"/>
-        <w:gridCol w:w="995"/>
-        <w:gridCol w:w="995"/>
-        <w:gridCol w:w="995"/>
+        <w:gridCol w:w="884"/>
+        <w:gridCol w:w="884"/>
+        <w:gridCol w:w="884"/>
+        <w:gridCol w:w="884"/>
+        <w:gridCol w:w="884"/>
+        <w:gridCol w:w="884"/>
+        <w:gridCol w:w="884"/>
+        <w:gridCol w:w="884"/>
+        <w:gridCol w:w="884"/>
       </w:tblGrid>
       <w:tr>
         <w:trPr>
@@ -4542,7 +4742,7 @@
         </w:tc>
         <w:tc>
           <w:tcPr>
-            <w:tcW w:w="995" w:type="dxa"/>
+            <w:tcW w:w="884" w:type="dxa"/>
             <w:shd w:val="clear" w:color="auto" w:fill="D9D9D9"/>
             <w:tcMar>
               <w:top w:w="60" w:type="dxa"/>
@@ -4569,7 +4769,7 @@
         </w:tc>
         <w:tc>
           <w:tcPr>
-            <w:tcW w:w="995" w:type="dxa"/>
+            <w:tcW w:w="884" w:type="dxa"/>
             <w:shd w:val="clear" w:color="auto" w:fill="D9D9D9"/>
             <w:tcMar>
               <w:top w:w="60" w:type="dxa"/>
@@ -4596,7 +4796,7 @@
         </w:tc>
         <w:tc>
           <w:tcPr>
-            <w:tcW w:w="995" w:type="dxa"/>
+            <w:tcW w:w="884" w:type="dxa"/>
             <w:shd w:val="clear" w:color="auto" w:fill="D9D9D9"/>
             <w:tcMar>
               <w:top w:w="60" w:type="dxa"/>
@@ -4623,7 +4823,7 @@
         </w:tc>
         <w:tc>
           <w:tcPr>
-            <w:tcW w:w="995" w:type="dxa"/>
+            <w:tcW w:w="884" w:type="dxa"/>
             <w:shd w:val="clear" w:color="auto" w:fill="D9D9D9"/>
             <w:tcMar>
               <w:top w:w="60" w:type="dxa"/>
@@ -4650,7 +4850,7 @@
         </w:tc>
         <w:tc>
           <w:tcPr>
-            <w:tcW w:w="995" w:type="dxa"/>
+            <w:tcW w:w="884" w:type="dxa"/>
             <w:shd w:val="clear" w:color="auto" w:fill="D9D9D9"/>
             <w:tcMar>
               <w:top w:w="60" w:type="dxa"/>
@@ -4677,7 +4877,7 @@
         </w:tc>
         <w:tc>
           <w:tcPr>
-            <w:tcW w:w="995" w:type="dxa"/>
+            <w:tcW w:w="884" w:type="dxa"/>
             <w:tcBorders>
               <w:bottom w:val="single" w:sz="4" w:space="0" w:color="808080"/>
             </w:tcBorders>
@@ -4713,7 +4913,7 @@
         </w:tc>
         <w:tc>
           <w:tcPr>
-            <w:tcW w:w="995" w:type="dxa"/>
+            <w:tcW w:w="884" w:type="dxa"/>
             <w:tcBorders>
               <w:bottom w:val="single" w:sz="4" w:space="0" w:color="808080"/>
             </w:tcBorders>
@@ -4749,7 +4949,7 @@
         </w:tc>
         <w:tc>
           <w:tcPr>
-            <w:tcW w:w="995" w:type="dxa"/>
+            <w:tcW w:w="884" w:type="dxa"/>
             <w:tcBorders>
               <w:bottom w:val="single" w:sz="4" w:space="0" w:color="808080"/>
             </w:tcBorders>
@@ -4780,6 +4980,42 @@
                 <w:szCs w:val="17"/>
               </w:rPr>
               <w:t>Corrida 8</w:t>
+            </w:r>
+          </w:p>
+        </w:tc>
+        <w:tc>
+          <w:tcPr>
+            <w:tcW w:w="884" w:type="dxa"/>
+            <w:tcBorders>
+              <w:bottom w:val="single" w:sz="4" w:space="0" w:color="808080"/>
+            </w:tcBorders>
+            <w:shd w:val="clear" w:color="auto" w:fill="D9D9D9"/>
+            <w:tcMar>
+              <w:top w:w="60" w:type="dxa"/>
+              <w:left w:w="80" w:type="dxa"/>
+              <w:bottom w:w="60" w:type="dxa"/>
+              <w:right w:w="80" w:type="dxa"/>
+            </w:tcMar>
+            <w:vAlign w:val="center"/>
+          </w:tcPr>
+          <w:p>
+            <w:pPr>
+              <w:spacing w:after="0" w:line="240" w:lineRule="auto"/>
+              <w:rPr>
+                <w:b/>
+                <w:bCs/>
+                <w:sz w:val="17"/>
+                <w:szCs w:val="17"/>
+              </w:rPr>
+            </w:pPr>
+            <w:r>
+              <w:rPr>
+                <w:b/>
+                <w:bCs/>
+                <w:sz w:val="17"/>
+                <w:szCs w:val="17"/>
+              </w:rPr>
+              <w:t>Corrida 9</w:t>
             </w:r>
           </w:p>
         </w:tc>
@@ -4816,7 +5052,7 @@
         </w:tc>
         <w:tc>
           <w:tcPr>
-            <w:tcW w:w="995" w:type="dxa"/>
+            <w:tcW w:w="884" w:type="dxa"/>
             <w:shd w:val="clear" w:color="auto" w:fill="FBE4E4"/>
             <w:tcMar>
               <w:top w:w="60" w:type="dxa"/>
@@ -4844,7 +5080,7 @@
         </w:tc>
         <w:tc>
           <w:tcPr>
-            <w:tcW w:w="995" w:type="dxa"/>
+            <w:tcW w:w="884" w:type="dxa"/>
             <w:shd w:val="clear" w:color="auto" w:fill="E2F0D9"/>
             <w:tcMar>
               <w:top w:w="60" w:type="dxa"/>
@@ -4872,7 +5108,7 @@
         </w:tc>
         <w:tc>
           <w:tcPr>
-            <w:tcW w:w="995" w:type="dxa"/>
+            <w:tcW w:w="884" w:type="dxa"/>
             <w:shd w:val="clear" w:color="auto" w:fill="E2F0D9"/>
             <w:tcMar>
               <w:top w:w="60" w:type="dxa"/>
@@ -4900,7 +5136,7 @@
         </w:tc>
         <w:tc>
           <w:tcPr>
-            <w:tcW w:w="995" w:type="dxa"/>
+            <w:tcW w:w="884" w:type="dxa"/>
             <w:shd w:val="clear" w:color="auto" w:fill="E2F0D9"/>
             <w:tcMar>
               <w:top w:w="60" w:type="dxa"/>
@@ -4928,7 +5164,7 @@
         </w:tc>
         <w:tc>
           <w:tcPr>
-            <w:tcW w:w="995" w:type="dxa"/>
+            <w:tcW w:w="884" w:type="dxa"/>
             <w:shd w:val="clear" w:color="auto" w:fill="E2F0D9"/>
             <w:tcMar>
               <w:top w:w="60" w:type="dxa"/>
@@ -4956,7 +5192,7 @@
         </w:tc>
         <w:tc>
           <w:tcPr>
-            <w:tcW w:w="995" w:type="dxa"/>
+            <w:tcW w:w="884" w:type="dxa"/>
             <w:tcBorders>
               <w:bottom w:val="single" w:sz="4" w:space="0" w:color="808080"/>
             </w:tcBorders>
@@ -4994,7 +5230,7 @@
         </w:tc>
         <w:tc>
           <w:tcPr>
-            <w:tcW w:w="995" w:type="dxa"/>
+            <w:tcW w:w="884" w:type="dxa"/>
             <w:tcBorders>
               <w:bottom w:val="single" w:sz="4" w:space="0" w:color="808080"/>
             </w:tcBorders>
@@ -5032,7 +5268,45 @@
         </w:tc>
         <w:tc>
           <w:tcPr>
-            <w:tcW w:w="995" w:type="dxa"/>
+            <w:tcW w:w="884" w:type="dxa"/>
+            <w:tcBorders>
+              <w:bottom w:val="single" w:sz="4" w:space="0" w:color="808080"/>
+            </w:tcBorders>
+            <w:shd w:val="clear" w:color="auto" w:fill="E2F0D9"/>
+            <w:tcMar>
+              <w:top w:w="60" w:type="dxa"/>
+              <w:left w:w="80" w:type="dxa"/>
+              <w:bottom w:w="60" w:type="dxa"/>
+              <w:right w:w="80" w:type="dxa"/>
+            </w:tcMar>
+            <w:vAlign w:val="center"/>
+          </w:tcPr>
+          <w:p>
+            <w:pPr>
+              <w:spacing w:after="0" w:line="240" w:lineRule="auto"/>
+              <w:rPr>
+                <w:b/>
+                <w:bCs/>
+                <w:color w:val="1E7B34"/>
+                <w:sz w:val="17"/>
+                <w:szCs w:val="17"/>
+              </w:rPr>
+            </w:pPr>
+            <w:r>
+              <w:rPr>
+                <w:b/>
+                <w:bCs/>
+                <w:color w:val="1E7B34"/>
+                <w:sz w:val="17"/>
+                <w:szCs w:val="17"/>
+              </w:rPr>
+              <w:t>Pasó</w:t>
+            </w:r>
+          </w:p>
+        </w:tc>
+        <w:tc>
+          <w:tcPr>
+            <w:tcW w:w="884" w:type="dxa"/>
             <w:tcBorders>
               <w:bottom w:val="single" w:sz="4" w:space="0" w:color="808080"/>
             </w:tcBorders>
@@ -5105,7 +5379,7 @@
         </w:tc>
         <w:tc>
           <w:tcPr>
-            <w:tcW w:w="995" w:type="dxa"/>
+            <w:tcW w:w="884" w:type="dxa"/>
             <w:tcBorders>
               <w:bottom w:val="single" w:sz="4" w:space="0" w:color="808080"/>
             </w:tcBorders>
@@ -5136,7 +5410,7 @@
         </w:tc>
         <w:tc>
           <w:tcPr>
-            <w:tcW w:w="995" w:type="dxa"/>
+            <w:tcW w:w="884" w:type="dxa"/>
             <w:tcBorders>
               <w:bottom w:val="single" w:sz="4" w:space="0" w:color="808080"/>
             </w:tcBorders>
@@ -5167,7 +5441,7 @@
         </w:tc>
         <w:tc>
           <w:tcPr>
-            <w:tcW w:w="995" w:type="dxa"/>
+            <w:tcW w:w="884" w:type="dxa"/>
             <w:tcBorders>
               <w:bottom w:val="single" w:sz="4" w:space="0" w:color="808080"/>
             </w:tcBorders>
@@ -5198,7 +5472,7 @@
         </w:tc>
         <w:tc>
           <w:tcPr>
-            <w:tcW w:w="995" w:type="dxa"/>
+            <w:tcW w:w="884" w:type="dxa"/>
             <w:tcBorders>
               <w:bottom w:val="single" w:sz="4" w:space="0" w:color="808080"/>
             </w:tcBorders>
@@ -5229,7 +5503,7 @@
         </w:tc>
         <w:tc>
           <w:tcPr>
-            <w:tcW w:w="995" w:type="dxa"/>
+            <w:tcW w:w="884" w:type="dxa"/>
             <w:tcBorders>
               <w:bottom w:val="single" w:sz="4" w:space="0" w:color="808080"/>
             </w:tcBorders>
@@ -5260,7 +5534,7 @@
         </w:tc>
         <w:tc>
           <w:tcPr>
-            <w:tcW w:w="995" w:type="dxa"/>
+            <w:tcW w:w="884" w:type="dxa"/>
             <w:tcBorders>
               <w:bottom w:val="single" w:sz="4" w:space="0" w:color="808080"/>
             </w:tcBorders>
@@ -5298,7 +5572,7 @@
         </w:tc>
         <w:tc>
           <w:tcPr>
-            <w:tcW w:w="995" w:type="dxa"/>
+            <w:tcW w:w="884" w:type="dxa"/>
             <w:tcBorders>
               <w:bottom w:val="single" w:sz="4" w:space="0" w:color="808080"/>
             </w:tcBorders>
@@ -5336,7 +5610,45 @@
         </w:tc>
         <w:tc>
           <w:tcPr>
-            <w:tcW w:w="995" w:type="dxa"/>
+            <w:tcW w:w="884" w:type="dxa"/>
+            <w:tcBorders>
+              <w:bottom w:val="single" w:sz="4" w:space="0" w:color="808080"/>
+            </w:tcBorders>
+            <w:shd w:val="clear" w:color="auto" w:fill="E2F0D9"/>
+            <w:tcMar>
+              <w:top w:w="60" w:type="dxa"/>
+              <w:left w:w="80" w:type="dxa"/>
+              <w:bottom w:w="60" w:type="dxa"/>
+              <w:right w:w="80" w:type="dxa"/>
+            </w:tcMar>
+            <w:vAlign w:val="center"/>
+          </w:tcPr>
+          <w:p>
+            <w:pPr>
+              <w:spacing w:after="0" w:line="240" w:lineRule="auto"/>
+              <w:rPr>
+                <w:b/>
+                <w:bCs/>
+                <w:color w:val="1E7B34"/>
+                <w:sz w:val="17"/>
+                <w:szCs w:val="17"/>
+              </w:rPr>
+            </w:pPr>
+            <w:r>
+              <w:rPr>
+                <w:b/>
+                <w:bCs/>
+                <w:color w:val="1E7B34"/>
+                <w:sz w:val="17"/>
+                <w:szCs w:val="17"/>
+              </w:rPr>
+              <w:t>Pasó</w:t>
+            </w:r>
+          </w:p>
+        </w:tc>
+        <w:tc>
+          <w:tcPr>
+            <w:tcW w:w="884" w:type="dxa"/>
             <w:tcBorders>
               <w:bottom w:val="single" w:sz="4" w:space="0" w:color="808080"/>
             </w:tcBorders>
@@ -5412,7 +5724,7 @@
         </w:tc>
         <w:tc>
           <w:tcPr>
-            <w:tcW w:w="995" w:type="dxa"/>
+            <w:tcW w:w="884" w:type="dxa"/>
             <w:shd w:val="clear" w:color="auto" w:fill="E2F0D9"/>
             <w:tcMar>
               <w:top w:w="60" w:type="dxa"/>
@@ -5447,7 +5759,7 @@
         </w:tc>
         <w:tc>
           <w:tcPr>
-            <w:tcW w:w="995" w:type="dxa"/>
+            <w:tcW w:w="884" w:type="dxa"/>
             <w:shd w:val="clear" w:color="auto" w:fill="E2F0D9"/>
             <w:tcMar>
               <w:top w:w="60" w:type="dxa"/>
@@ -5482,7 +5794,7 @@
         </w:tc>
         <w:tc>
           <w:tcPr>
-            <w:tcW w:w="995" w:type="dxa"/>
+            <w:tcW w:w="884" w:type="dxa"/>
             <w:shd w:val="clear" w:color="auto" w:fill="E2F0D9"/>
             <w:tcMar>
               <w:top w:w="60" w:type="dxa"/>
@@ -5517,7 +5829,7 @@
         </w:tc>
         <w:tc>
           <w:tcPr>
-            <w:tcW w:w="995" w:type="dxa"/>
+            <w:tcW w:w="884" w:type="dxa"/>
             <w:shd w:val="clear" w:color="auto" w:fill="E2F0D9"/>
             <w:tcMar>
               <w:top w:w="60" w:type="dxa"/>
@@ -5552,7 +5864,7 @@
         </w:tc>
         <w:tc>
           <w:tcPr>
-            <w:tcW w:w="995" w:type="dxa"/>
+            <w:tcW w:w="884" w:type="dxa"/>
             <w:shd w:val="clear" w:color="auto" w:fill="E2F0D9"/>
             <w:tcMar>
               <w:top w:w="60" w:type="dxa"/>
@@ -5587,7 +5899,7 @@
         </w:tc>
         <w:tc>
           <w:tcPr>
-            <w:tcW w:w="995" w:type="dxa"/>
+            <w:tcW w:w="884" w:type="dxa"/>
             <w:shd w:val="clear" w:color="auto" w:fill="FBE4E4"/>
             <w:tcMar>
               <w:top w:w="60" w:type="dxa"/>
@@ -5622,7 +5934,7 @@
         </w:tc>
         <w:tc>
           <w:tcPr>
-            <w:tcW w:w="995" w:type="dxa"/>
+            <w:tcW w:w="884" w:type="dxa"/>
             <w:shd w:val="clear" w:color="auto" w:fill="E2F0D9"/>
             <w:tcMar>
               <w:top w:w="60" w:type="dxa"/>
@@ -5657,7 +5969,42 @@
         </w:tc>
         <w:tc>
           <w:tcPr>
-            <w:tcW w:w="995" w:type="dxa"/>
+            <w:tcW w:w="884" w:type="dxa"/>
+            <w:shd w:val="clear" w:color="auto" w:fill="E2F0D9"/>
+            <w:tcMar>
+              <w:top w:w="60" w:type="dxa"/>
+              <w:left w:w="80" w:type="dxa"/>
+              <w:bottom w:w="60" w:type="dxa"/>
+              <w:right w:w="80" w:type="dxa"/>
+            </w:tcMar>
+            <w:vAlign w:val="center"/>
+          </w:tcPr>
+          <w:p>
+            <w:pPr>
+              <w:spacing w:after="0" w:line="240" w:lineRule="auto"/>
+              <w:rPr>
+                <w:b/>
+                <w:bCs/>
+                <w:color w:val="1E7B34"/>
+                <w:sz w:val="17"/>
+                <w:szCs w:val="17"/>
+              </w:rPr>
+            </w:pPr>
+            <w:r>
+              <w:rPr>
+                <w:b/>
+                <w:bCs/>
+                <w:color w:val="1E7B34"/>
+                <w:sz w:val="17"/>
+                <w:szCs w:val="17"/>
+              </w:rPr>
+              <w:t>Pasó</w:t>
+            </w:r>
+          </w:p>
+        </w:tc>
+        <w:tc>
+          <w:tcPr>
+            <w:tcW w:w="884" w:type="dxa"/>
             <w:shd w:val="clear" w:color="auto" w:fill="E2F0D9"/>
             <w:tcMar>
               <w:top w:w="60" w:type="dxa"/>
@@ -5708,7 +6055,7 @@
         <w:t xml:space="preserve">15 de 15 casos aprobados (100 %) </w:t>
       </w:r>
       <w:r>
-        <w:t>en las corridas 3, 4, 5, 7 y 8 (</w:t>
+        <w:t>en las corridas 3, 4, 5, 7, 8 y 9 (</w:t>
       </w:r>
       <w:r>
         <w:t>la corrida 6 dio 14/15 por un fallo del entorno en CP-15, ajeno al sistema). Cada corrida dura unos 15 segundos y se puede repetir.</w:t>
@@ -5789,6 +6136,20 @@
     </w:p>
     <w:p>
       <w:pPr>
+        <w:jc w:val="both"/>
+      </w:pPr>
+      <w:r>
+        <w:rPr>
+          <w:b/>
+        </w:rPr>
+        <w:t xml:space="preserve">Verificaciones adicionales (corrida 9): </w:t>
+      </w:r>
+      <w:r>
+        <w:t>el total de la venta es base más IGV con 2 decimales, sin redondeo a 10 céntimos; el IGV se calcula una sola vez sobre la base, mitad hacia arriba (S/ 12.35 da IGV 2.22 y total 14.57; S/ 2.75 da IGV 0.50 y total 3.25). El efectivo recibido, el inicial y el contado aceptan céntimos y el vuelto es exacto. Las ventas registradas antes del cambio no se recalculan y conservan su redondeo en el comprobante; en las nuevas la línea Redondeo no aparece.</w:t>
+      </w:r>
+    </w:p>
+    <w:p>
+      <w:pPr>
         <w:pStyle w:val="Ttulo2"/>
       </w:pPr>
       <w:r>
@@ -7108,7 +7469,7 @@
         <w:t xml:space="preserve">Los procesos centrales cumplen las reglas de negocio del documento: los 15 casos aprueban </w:t>
       </w:r>
       <w:r>
-        <w:t>en las corridas 3, 4, 5, 7 y 8.</w:t>
+        <w:t>en las corridas 3, 4, 5, 7, 8 y 9.</w:t>
       </w:r>
     </w:p>
     <w:p>
@@ -7193,6 +7554,20 @@
       </w:pPr>
       <w:r>
         <w:t>El rediseño visual con tema claro solo cambió la capa de vista; la corrida 8 confirmó que los 15 casos siguen aprobando.</w:t>
+      </w:r>
+    </w:p>
+    <w:p>
+      <w:pPr>
+        <w:pStyle w:val="Prrafodelista"/>
+        <w:numPr>
+          <w:ilvl w:val="0"/>
+          <w:numId w:val="1"/>
+        </w:numPr>
+        <w:spacing w:after="60"/>
+        <w:jc w:val="both"/>
+      </w:pPr>
+      <w:r>
+        <w:t>El total de la venta ya no se redondea a 10 céntimos: es base más IGV con 2 decimales, para que el negocio declare exactamente el IGV cobrado; la corrida 9 confirmó que los 15 casos siguen aprobando.</w:t>
       </w:r>
     </w:p>
     <w:p>

--- a/docs/pruebas/Capitulo_Pruebas.docx
+++ b/docs/pruebas/Capitulo_Pruebas.docx
@@ -25,7 +25,13 @@
         <w:rPr>
           <w:color w:val="595959"/>
         </w:rPr>
-        <w:t>, el 29/10/2026 (corridas 6 a 8) y el 30/10/2026 (corrida 9).</w:t>
+        <w:t xml:space="preserve">, el 29/10/2026 (corridas 6 a 8) </w:t>
+      </w:r>
+      <w:r>
+        <w:rPr>
+          <w:color w:val="595959"/>
+        </w:rPr>
+        <w:t>y el 30/10/2026 (corridas 9 y 10).</w:t>
       </w:r>
     </w:p>
     <w:p>
@@ -47,7 +53,19 @@
         <w:t>venta con IGV,</w:t>
       </w:r>
       <w:r>
-        <w:t xml:space="preserve"> descuento VIP, FEFO, forma de pago, comprobantes, anulación, mermas, compras, cierre de caja y reportes. Se ejecutaron 15 casos de prueba (CP-01 a CP-15) sobre la lógica de negocio y la base de datos. La interfaz gráfica solo se usó para comprobar qué módulos ve cada rol.</w:t>
+        <w:t xml:space="preserve"> descuento VIP, FEFO, forma de pago, </w:t>
+      </w:r>
+      <w:r>
+        <w:t>comprobantes, anulación (por el administrador y por el personal en su propio turno, con registro del motivo), mermas</w:t>
+      </w:r>
+      <w:r>
+        <w:t xml:space="preserve">, compras, cierre de caja y reportes. </w:t>
+      </w:r>
+      <w:r>
+        <w:t>Se ejecutaron 19 casos de prueba (CP-01 a CP-19)</w:t>
+      </w:r>
+      <w:r>
+        <w:t xml:space="preserve"> sobre la lógica de negocio y la base de datos. La interfaz gráfica solo se usó para comprobar qué módulos ve cada rol.</w:t>
       </w:r>
     </w:p>
     <w:p>
@@ -97,7 +115,10 @@
         <w:t xml:space="preserve">Partición en clases de equivalencia: </w:t>
       </w:r>
       <w:r>
-        <w:t>se probaron clases válidas e inválidas (credenciales correctas y erradas, venta con y sin turno, forma de pago admitida y no admitida, cliente con RUC, con DNI y sin documento, merma aprobada y rechazada, administrador y personal).</w:t>
+        <w:t xml:space="preserve">se probaron clases válidas e inválidas (credenciales correctas y erradas, venta con y sin turno, forma de pago admitida y no admitida, cliente con RUC, con DNI y sin documento, merma aprobada y rechazada, </w:t>
+      </w:r>
+      <w:r>
+        <w:t>administrador y personal, venta propia y de otro usuario, turno abierto y cerrado, motivo de la lista y fuera de ella).</w:t>
       </w:r>
     </w:p>
     <w:p>
@@ -121,7 +142,10 @@
         <w:t xml:space="preserve">stock exacto y stock + 1, umbral de compras del descuento VIP y una compra por debajo, efectivo contado por debajo y por encima del esperado, producto en el mínimo de stock y </w:t>
       </w:r>
       <w:r>
-        <w:t>un precio con céntimos sueltos para comprobar que el total no se redondea a 10 céntimos.</w:t>
+        <w:t xml:space="preserve">un precio con céntimos sueltos para comprobar que el total </w:t>
+      </w:r>
+      <w:r>
+        <w:t>no se redondea a 10 céntimos, y un detalle de 4 y de 5 caracteres con el motivo «Otro».</w:t>
       </w:r>
     </w:p>
     <w:p>
@@ -342,7 +366,21 @@
                 <w:sz w:val="20"/>
                 <w:szCs w:val="20"/>
               </w:rPr>
-              <w:t>JUnit 5.12.2 (Jupiter); 15 casos en SEIPO/test/seipo/pruebas/</w:t>
+              <w:t xml:space="preserve">JUnit 5.12.2 (Jupiter); </w:t>
+            </w:r>
+            <w:r>
+              <w:rPr>
+                <w:sz w:val="20"/>
+                <w:szCs w:val="20"/>
+              </w:rPr>
+              <w:t>19 casos</w:t>
+            </w:r>
+            <w:r>
+              <w:rPr>
+                <w:sz w:val="20"/>
+                <w:szCs w:val="20"/>
+              </w:rPr>
+              <w:t xml:space="preserve"> en SEIPO/test/seipo/pruebas/</w:t>
             </w:r>
           </w:p>
         </w:tc>
@@ -454,7 +492,7 @@
                 <w:sz w:val="20"/>
                 <w:szCs w:val="20"/>
               </w:rPr>
-              <w:t>admin / 123 (administrador) y Personal1 / 890 (personal de tienda)</w:t>
+              <w:t>admin / 123 (administrador), Personal1 / 890 y personal2 / 456 (personal de tienda)</w:t>
             </w:r>
           </w:p>
         </w:tc>
@@ -532,7 +570,7 @@
         <w:t xml:space="preserve">Resultado final de cada caso </w:t>
       </w:r>
       <w:r>
-        <w:t>(corrida 9)</w:t>
+        <w:t>(corrida 10)</w:t>
       </w:r>
       <w:r>
         <w:t>.</w:t>
@@ -572,6 +610,9 @@
         <w:tc>
           <w:tcPr>
             <w:tcW w:w="702" w:type="dxa"/>
+            <w:tcBorders>
+              <w:bottom w:val="single" w:sz="4" w:space="0" w:color="808080"/>
+            </w:tcBorders>
             <w:shd w:val="clear" w:color="auto" w:fill="D9D9D9"/>
             <w:tcMar>
               <w:top w:w="60" w:type="dxa"/>
@@ -592,6 +633,7 @@
                 <w:sz w:val="17"/>
                 <w:szCs w:val="17"/>
               </w:rPr>
+              <w:lastRenderedPageBreak/>
               <w:t>ID</w:t>
             </w:r>
           </w:p>
@@ -599,6 +641,9 @@
         <w:tc>
           <w:tcPr>
             <w:tcW w:w="1305" w:type="dxa"/>
+            <w:tcBorders>
+              <w:bottom w:val="single" w:sz="4" w:space="0" w:color="808080"/>
+            </w:tcBorders>
             <w:shd w:val="clear" w:color="auto" w:fill="D9D9D9"/>
             <w:tcMar>
               <w:top w:w="60" w:type="dxa"/>
@@ -626,6 +671,9 @@
         <w:tc>
           <w:tcPr>
             <w:tcW w:w="2008" w:type="dxa"/>
+            <w:tcBorders>
+              <w:bottom w:val="single" w:sz="4" w:space="0" w:color="808080"/>
+            </w:tcBorders>
             <w:shd w:val="clear" w:color="auto" w:fill="D9D9D9"/>
             <w:tcMar>
               <w:top w:w="60" w:type="dxa"/>
@@ -653,6 +701,9 @@
         <w:tc>
           <w:tcPr>
             <w:tcW w:w="2309" w:type="dxa"/>
+            <w:tcBorders>
+              <w:bottom w:val="single" w:sz="4" w:space="0" w:color="808080"/>
+            </w:tcBorders>
             <w:shd w:val="clear" w:color="auto" w:fill="D9D9D9"/>
             <w:tcMar>
               <w:top w:w="60" w:type="dxa"/>
@@ -680,6 +731,9 @@
         <w:tc>
           <w:tcPr>
             <w:tcW w:w="2811" w:type="dxa"/>
+            <w:tcBorders>
+              <w:bottom w:val="single" w:sz="4" w:space="0" w:color="808080"/>
+            </w:tcBorders>
             <w:shd w:val="clear" w:color="auto" w:fill="D9D9D9"/>
             <w:tcMar>
               <w:top w:w="60" w:type="dxa"/>
@@ -739,6 +793,10 @@
         <w:tc>
           <w:tcPr>
             <w:tcW w:w="702" w:type="dxa"/>
+            <w:tcBorders>
+              <w:bottom w:val="single" w:sz="4" w:space="0" w:color="808080"/>
+            </w:tcBorders>
+            <w:shd w:val="clear" w:color="auto" w:fill="auto"/>
             <w:tcMar>
               <w:top w:w="60" w:type="dxa"/>
               <w:left w:w="80" w:type="dxa"/>
@@ -765,6 +823,10 @@
         <w:tc>
           <w:tcPr>
             <w:tcW w:w="1305" w:type="dxa"/>
+            <w:tcBorders>
+              <w:bottom w:val="single" w:sz="4" w:space="0" w:color="808080"/>
+            </w:tcBorders>
+            <w:shd w:val="clear" w:color="auto" w:fill="auto"/>
             <w:tcMar>
               <w:top w:w="60" w:type="dxa"/>
               <w:left w:w="80" w:type="dxa"/>
@@ -789,6 +851,10 @@
         <w:tc>
           <w:tcPr>
             <w:tcW w:w="2008" w:type="dxa"/>
+            <w:tcBorders>
+              <w:bottom w:val="single" w:sz="4" w:space="0" w:color="808080"/>
+            </w:tcBorders>
+            <w:shd w:val="clear" w:color="auto" w:fill="auto"/>
             <w:tcMar>
               <w:top w:w="60" w:type="dxa"/>
               <w:left w:w="80" w:type="dxa"/>
@@ -813,6 +879,10 @@
         <w:tc>
           <w:tcPr>
             <w:tcW w:w="2309" w:type="dxa"/>
+            <w:tcBorders>
+              <w:bottom w:val="single" w:sz="4" w:space="0" w:color="808080"/>
+            </w:tcBorders>
+            <w:shd w:val="clear" w:color="auto" w:fill="auto"/>
             <w:tcMar>
               <w:top w:w="60" w:type="dxa"/>
               <w:left w:w="80" w:type="dxa"/>
@@ -837,6 +907,10 @@
         <w:tc>
           <w:tcPr>
             <w:tcW w:w="2811" w:type="dxa"/>
+            <w:tcBorders>
+              <w:bottom w:val="single" w:sz="4" w:space="0" w:color="808080"/>
+            </w:tcBorders>
+            <w:shd w:val="clear" w:color="auto" w:fill="auto"/>
             <w:tcMar>
               <w:top w:w="60" w:type="dxa"/>
               <w:left w:w="80" w:type="dxa"/>
@@ -894,6 +968,9 @@
         <w:tc>
           <w:tcPr>
             <w:tcW w:w="702" w:type="dxa"/>
+            <w:tcBorders>
+              <w:bottom w:val="single" w:sz="4" w:space="0" w:color="808080"/>
+            </w:tcBorders>
             <w:shd w:val="clear" w:color="auto" w:fill="F2F2F2"/>
             <w:tcMar>
               <w:top w:w="60" w:type="dxa"/>
@@ -914,7 +991,6 @@
                 <w:sz w:val="17"/>
                 <w:szCs w:val="17"/>
               </w:rPr>
-              <w:lastRenderedPageBreak/>
               <w:t>CP-02</w:t>
             </w:r>
           </w:p>
@@ -922,6 +998,9 @@
         <w:tc>
           <w:tcPr>
             <w:tcW w:w="1305" w:type="dxa"/>
+            <w:tcBorders>
+              <w:bottom w:val="single" w:sz="4" w:space="0" w:color="808080"/>
+            </w:tcBorders>
             <w:shd w:val="clear" w:color="auto" w:fill="F2F2F2"/>
             <w:tcMar>
               <w:top w:w="60" w:type="dxa"/>
@@ -947,6 +1026,9 @@
         <w:tc>
           <w:tcPr>
             <w:tcW w:w="2008" w:type="dxa"/>
+            <w:tcBorders>
+              <w:bottom w:val="single" w:sz="4" w:space="0" w:color="808080"/>
+            </w:tcBorders>
             <w:shd w:val="clear" w:color="auto" w:fill="F2F2F2"/>
             <w:tcMar>
               <w:top w:w="60" w:type="dxa"/>
@@ -972,6 +1054,9 @@
         <w:tc>
           <w:tcPr>
             <w:tcW w:w="2309" w:type="dxa"/>
+            <w:tcBorders>
+              <w:bottom w:val="single" w:sz="4" w:space="0" w:color="808080"/>
+            </w:tcBorders>
             <w:shd w:val="clear" w:color="auto" w:fill="F2F2F2"/>
             <w:tcMar>
               <w:top w:w="60" w:type="dxa"/>
@@ -997,6 +1082,9 @@
         <w:tc>
           <w:tcPr>
             <w:tcW w:w="2811" w:type="dxa"/>
+            <w:tcBorders>
+              <w:bottom w:val="single" w:sz="4" w:space="0" w:color="808080"/>
+            </w:tcBorders>
             <w:shd w:val="clear" w:color="auto" w:fill="F2F2F2"/>
             <w:tcMar>
               <w:top w:w="60" w:type="dxa"/>
@@ -1055,6 +1143,10 @@
         <w:tc>
           <w:tcPr>
             <w:tcW w:w="702" w:type="dxa"/>
+            <w:tcBorders>
+              <w:bottom w:val="single" w:sz="4" w:space="0" w:color="808080"/>
+            </w:tcBorders>
+            <w:shd w:val="clear" w:color="auto" w:fill="auto"/>
             <w:tcMar>
               <w:top w:w="60" w:type="dxa"/>
               <w:left w:w="80" w:type="dxa"/>
@@ -1081,6 +1173,10 @@
         <w:tc>
           <w:tcPr>
             <w:tcW w:w="1305" w:type="dxa"/>
+            <w:tcBorders>
+              <w:bottom w:val="single" w:sz="4" w:space="0" w:color="808080"/>
+            </w:tcBorders>
+            <w:shd w:val="clear" w:color="auto" w:fill="auto"/>
             <w:tcMar>
               <w:top w:w="60" w:type="dxa"/>
               <w:left w:w="80" w:type="dxa"/>
@@ -1105,6 +1201,10 @@
         <w:tc>
           <w:tcPr>
             <w:tcW w:w="2008" w:type="dxa"/>
+            <w:tcBorders>
+              <w:bottom w:val="single" w:sz="4" w:space="0" w:color="808080"/>
+            </w:tcBorders>
+            <w:shd w:val="clear" w:color="auto" w:fill="auto"/>
             <w:tcMar>
               <w:top w:w="60" w:type="dxa"/>
               <w:left w:w="80" w:type="dxa"/>
@@ -1129,6 +1229,10 @@
         <w:tc>
           <w:tcPr>
             <w:tcW w:w="2309" w:type="dxa"/>
+            <w:tcBorders>
+              <w:bottom w:val="single" w:sz="4" w:space="0" w:color="808080"/>
+            </w:tcBorders>
+            <w:shd w:val="clear" w:color="auto" w:fill="auto"/>
             <w:tcMar>
               <w:top w:w="60" w:type="dxa"/>
               <w:left w:w="80" w:type="dxa"/>
@@ -1153,6 +1257,10 @@
         <w:tc>
           <w:tcPr>
             <w:tcW w:w="2811" w:type="dxa"/>
+            <w:tcBorders>
+              <w:bottom w:val="single" w:sz="4" w:space="0" w:color="808080"/>
+            </w:tcBorders>
+            <w:shd w:val="clear" w:color="auto" w:fill="auto"/>
             <w:tcMar>
               <w:top w:w="60" w:type="dxa"/>
               <w:left w:w="80" w:type="dxa"/>
@@ -1210,6 +1318,9 @@
         <w:tc>
           <w:tcPr>
             <w:tcW w:w="702" w:type="dxa"/>
+            <w:tcBorders>
+              <w:bottom w:val="single" w:sz="4" w:space="0" w:color="808080"/>
+            </w:tcBorders>
             <w:shd w:val="clear" w:color="auto" w:fill="F2F2F2"/>
             <w:tcMar>
               <w:top w:w="60" w:type="dxa"/>
@@ -1237,6 +1348,9 @@
         <w:tc>
           <w:tcPr>
             <w:tcW w:w="1305" w:type="dxa"/>
+            <w:tcBorders>
+              <w:bottom w:val="single" w:sz="4" w:space="0" w:color="808080"/>
+            </w:tcBorders>
             <w:shd w:val="clear" w:color="auto" w:fill="F2F2F2"/>
             <w:tcMar>
               <w:top w:w="60" w:type="dxa"/>
@@ -1262,6 +1376,9 @@
         <w:tc>
           <w:tcPr>
             <w:tcW w:w="2008" w:type="dxa"/>
+            <w:tcBorders>
+              <w:bottom w:val="single" w:sz="4" w:space="0" w:color="808080"/>
+            </w:tcBorders>
             <w:shd w:val="clear" w:color="auto" w:fill="F2F2F2"/>
             <w:tcMar>
               <w:top w:w="60" w:type="dxa"/>
@@ -1287,6 +1404,9 @@
         <w:tc>
           <w:tcPr>
             <w:tcW w:w="2309" w:type="dxa"/>
+            <w:tcBorders>
+              <w:bottom w:val="single" w:sz="4" w:space="0" w:color="808080"/>
+            </w:tcBorders>
             <w:shd w:val="clear" w:color="auto" w:fill="F2F2F2"/>
             <w:tcMar>
               <w:top w:w="60" w:type="dxa"/>
@@ -1312,6 +1432,9 @@
         <w:tc>
           <w:tcPr>
             <w:tcW w:w="2811" w:type="dxa"/>
+            <w:tcBorders>
+              <w:bottom w:val="single" w:sz="4" w:space="0" w:color="808080"/>
+            </w:tcBorders>
             <w:shd w:val="clear" w:color="auto" w:fill="F2F2F2"/>
             <w:tcMar>
               <w:top w:w="60" w:type="dxa"/>
@@ -1370,6 +1493,10 @@
         <w:tc>
           <w:tcPr>
             <w:tcW w:w="702" w:type="dxa"/>
+            <w:tcBorders>
+              <w:bottom w:val="single" w:sz="4" w:space="0" w:color="808080"/>
+            </w:tcBorders>
+            <w:shd w:val="clear" w:color="auto" w:fill="auto"/>
             <w:tcMar>
               <w:top w:w="60" w:type="dxa"/>
               <w:left w:w="80" w:type="dxa"/>
@@ -1396,6 +1523,10 @@
         <w:tc>
           <w:tcPr>
             <w:tcW w:w="1305" w:type="dxa"/>
+            <w:tcBorders>
+              <w:bottom w:val="single" w:sz="4" w:space="0" w:color="808080"/>
+            </w:tcBorders>
+            <w:shd w:val="clear" w:color="auto" w:fill="auto"/>
             <w:tcMar>
               <w:top w:w="60" w:type="dxa"/>
               <w:left w:w="80" w:type="dxa"/>
@@ -1420,6 +1551,10 @@
         <w:tc>
           <w:tcPr>
             <w:tcW w:w="2008" w:type="dxa"/>
+            <w:tcBorders>
+              <w:bottom w:val="single" w:sz="4" w:space="0" w:color="808080"/>
+            </w:tcBorders>
+            <w:shd w:val="clear" w:color="auto" w:fill="auto"/>
             <w:tcMar>
               <w:top w:w="60" w:type="dxa"/>
               <w:left w:w="80" w:type="dxa"/>
@@ -1444,6 +1579,10 @@
         <w:tc>
           <w:tcPr>
             <w:tcW w:w="2309" w:type="dxa"/>
+            <w:tcBorders>
+              <w:bottom w:val="single" w:sz="4" w:space="0" w:color="808080"/>
+            </w:tcBorders>
+            <w:shd w:val="clear" w:color="auto" w:fill="auto"/>
             <w:tcMar>
               <w:top w:w="60" w:type="dxa"/>
               <w:left w:w="80" w:type="dxa"/>
@@ -1482,6 +1621,10 @@
         <w:tc>
           <w:tcPr>
             <w:tcW w:w="2811" w:type="dxa"/>
+            <w:tcBorders>
+              <w:bottom w:val="single" w:sz="4" w:space="0" w:color="808080"/>
+            </w:tcBorders>
+            <w:shd w:val="clear" w:color="auto" w:fill="auto"/>
             <w:tcMar>
               <w:top w:w="60" w:type="dxa"/>
               <w:left w:w="80" w:type="dxa"/>
@@ -1546,6 +1689,9 @@
         <w:tc>
           <w:tcPr>
             <w:tcW w:w="702" w:type="dxa"/>
+            <w:tcBorders>
+              <w:bottom w:val="single" w:sz="4" w:space="0" w:color="808080"/>
+            </w:tcBorders>
             <w:shd w:val="clear" w:color="auto" w:fill="F2F2F2"/>
             <w:tcMar>
               <w:top w:w="60" w:type="dxa"/>
@@ -1573,6 +1719,9 @@
         <w:tc>
           <w:tcPr>
             <w:tcW w:w="1305" w:type="dxa"/>
+            <w:tcBorders>
+              <w:bottom w:val="single" w:sz="4" w:space="0" w:color="808080"/>
+            </w:tcBorders>
             <w:shd w:val="clear" w:color="auto" w:fill="F2F2F2"/>
             <w:tcMar>
               <w:top w:w="60" w:type="dxa"/>
@@ -1598,6 +1747,9 @@
         <w:tc>
           <w:tcPr>
             <w:tcW w:w="2008" w:type="dxa"/>
+            <w:tcBorders>
+              <w:bottom w:val="single" w:sz="4" w:space="0" w:color="808080"/>
+            </w:tcBorders>
             <w:shd w:val="clear" w:color="auto" w:fill="F2F2F2"/>
             <w:tcMar>
               <w:top w:w="60" w:type="dxa"/>
@@ -1623,6 +1775,9 @@
         <w:tc>
           <w:tcPr>
             <w:tcW w:w="2309" w:type="dxa"/>
+            <w:tcBorders>
+              <w:bottom w:val="single" w:sz="4" w:space="0" w:color="808080"/>
+            </w:tcBorders>
             <w:shd w:val="clear" w:color="auto" w:fill="F2F2F2"/>
             <w:tcMar>
               <w:top w:w="60" w:type="dxa"/>
@@ -1648,6 +1803,9 @@
         <w:tc>
           <w:tcPr>
             <w:tcW w:w="2811" w:type="dxa"/>
+            <w:tcBorders>
+              <w:bottom w:val="single" w:sz="4" w:space="0" w:color="808080"/>
+            </w:tcBorders>
             <w:shd w:val="clear" w:color="auto" w:fill="F2F2F2"/>
             <w:tcMar>
               <w:top w:w="60" w:type="dxa"/>
@@ -1706,6 +1864,10 @@
         <w:tc>
           <w:tcPr>
             <w:tcW w:w="702" w:type="dxa"/>
+            <w:tcBorders>
+              <w:bottom w:val="single" w:sz="4" w:space="0" w:color="808080"/>
+            </w:tcBorders>
+            <w:shd w:val="clear" w:color="auto" w:fill="auto"/>
             <w:tcMar>
               <w:top w:w="60" w:type="dxa"/>
               <w:left w:w="80" w:type="dxa"/>
@@ -1732,6 +1894,10 @@
         <w:tc>
           <w:tcPr>
             <w:tcW w:w="1305" w:type="dxa"/>
+            <w:tcBorders>
+              <w:bottom w:val="single" w:sz="4" w:space="0" w:color="808080"/>
+            </w:tcBorders>
+            <w:shd w:val="clear" w:color="auto" w:fill="auto"/>
             <w:tcMar>
               <w:top w:w="60" w:type="dxa"/>
               <w:left w:w="80" w:type="dxa"/>
@@ -1756,6 +1922,10 @@
         <w:tc>
           <w:tcPr>
             <w:tcW w:w="2008" w:type="dxa"/>
+            <w:tcBorders>
+              <w:bottom w:val="single" w:sz="4" w:space="0" w:color="808080"/>
+            </w:tcBorders>
+            <w:shd w:val="clear" w:color="auto" w:fill="auto"/>
             <w:tcMar>
               <w:top w:w="60" w:type="dxa"/>
               <w:left w:w="80" w:type="dxa"/>
@@ -1780,6 +1950,10 @@
         <w:tc>
           <w:tcPr>
             <w:tcW w:w="2309" w:type="dxa"/>
+            <w:tcBorders>
+              <w:bottom w:val="single" w:sz="4" w:space="0" w:color="808080"/>
+            </w:tcBorders>
+            <w:shd w:val="clear" w:color="auto" w:fill="auto"/>
             <w:tcMar>
               <w:top w:w="60" w:type="dxa"/>
               <w:left w:w="80" w:type="dxa"/>
@@ -1804,6 +1978,10 @@
         <w:tc>
           <w:tcPr>
             <w:tcW w:w="2811" w:type="dxa"/>
+            <w:tcBorders>
+              <w:bottom w:val="single" w:sz="4" w:space="0" w:color="808080"/>
+            </w:tcBorders>
+            <w:shd w:val="clear" w:color="auto" w:fill="auto"/>
             <w:tcMar>
               <w:top w:w="60" w:type="dxa"/>
               <w:left w:w="80" w:type="dxa"/>
@@ -1861,6 +2039,9 @@
         <w:tc>
           <w:tcPr>
             <w:tcW w:w="702" w:type="dxa"/>
+            <w:tcBorders>
+              <w:bottom w:val="single" w:sz="4" w:space="0" w:color="808080"/>
+            </w:tcBorders>
             <w:shd w:val="clear" w:color="auto" w:fill="F2F2F2"/>
             <w:tcMar>
               <w:top w:w="60" w:type="dxa"/>
@@ -1888,6 +2069,9 @@
         <w:tc>
           <w:tcPr>
             <w:tcW w:w="1305" w:type="dxa"/>
+            <w:tcBorders>
+              <w:bottom w:val="single" w:sz="4" w:space="0" w:color="808080"/>
+            </w:tcBorders>
             <w:shd w:val="clear" w:color="auto" w:fill="F2F2F2"/>
             <w:tcMar>
               <w:top w:w="60" w:type="dxa"/>
@@ -1913,6 +2097,9 @@
         <w:tc>
           <w:tcPr>
             <w:tcW w:w="2008" w:type="dxa"/>
+            <w:tcBorders>
+              <w:bottom w:val="single" w:sz="4" w:space="0" w:color="808080"/>
+            </w:tcBorders>
             <w:shd w:val="clear" w:color="auto" w:fill="F2F2F2"/>
             <w:tcMar>
               <w:top w:w="60" w:type="dxa"/>
@@ -1938,6 +2125,9 @@
         <w:tc>
           <w:tcPr>
             <w:tcW w:w="2309" w:type="dxa"/>
+            <w:tcBorders>
+              <w:bottom w:val="single" w:sz="4" w:space="0" w:color="808080"/>
+            </w:tcBorders>
             <w:shd w:val="clear" w:color="auto" w:fill="F2F2F2"/>
             <w:tcMar>
               <w:top w:w="60" w:type="dxa"/>
@@ -1963,6 +2153,9 @@
         <w:tc>
           <w:tcPr>
             <w:tcW w:w="2811" w:type="dxa"/>
+            <w:tcBorders>
+              <w:bottom w:val="single" w:sz="4" w:space="0" w:color="808080"/>
+            </w:tcBorders>
             <w:shd w:val="clear" w:color="auto" w:fill="F2F2F2"/>
             <w:tcMar>
               <w:top w:w="60" w:type="dxa"/>
@@ -2021,6 +2214,10 @@
         <w:tc>
           <w:tcPr>
             <w:tcW w:w="702" w:type="dxa"/>
+            <w:tcBorders>
+              <w:bottom w:val="single" w:sz="4" w:space="0" w:color="808080"/>
+            </w:tcBorders>
+            <w:shd w:val="clear" w:color="auto" w:fill="auto"/>
             <w:tcMar>
               <w:top w:w="60" w:type="dxa"/>
               <w:left w:w="80" w:type="dxa"/>
@@ -2047,6 +2244,10 @@
         <w:tc>
           <w:tcPr>
             <w:tcW w:w="1305" w:type="dxa"/>
+            <w:tcBorders>
+              <w:bottom w:val="single" w:sz="4" w:space="0" w:color="808080"/>
+            </w:tcBorders>
+            <w:shd w:val="clear" w:color="auto" w:fill="auto"/>
             <w:tcMar>
               <w:top w:w="60" w:type="dxa"/>
               <w:left w:w="80" w:type="dxa"/>
@@ -2071,6 +2272,10 @@
         <w:tc>
           <w:tcPr>
             <w:tcW w:w="2008" w:type="dxa"/>
+            <w:tcBorders>
+              <w:bottom w:val="single" w:sz="4" w:space="0" w:color="808080"/>
+            </w:tcBorders>
+            <w:shd w:val="clear" w:color="auto" w:fill="auto"/>
             <w:tcMar>
               <w:top w:w="60" w:type="dxa"/>
               <w:left w:w="80" w:type="dxa"/>
@@ -2095,6 +2300,10 @@
         <w:tc>
           <w:tcPr>
             <w:tcW w:w="2309" w:type="dxa"/>
+            <w:tcBorders>
+              <w:bottom w:val="single" w:sz="4" w:space="0" w:color="808080"/>
+            </w:tcBorders>
+            <w:shd w:val="clear" w:color="auto" w:fill="auto"/>
             <w:tcMar>
               <w:top w:w="60" w:type="dxa"/>
               <w:left w:w="80" w:type="dxa"/>
@@ -2119,6 +2328,10 @@
         <w:tc>
           <w:tcPr>
             <w:tcW w:w="2811" w:type="dxa"/>
+            <w:tcBorders>
+              <w:bottom w:val="single" w:sz="4" w:space="0" w:color="808080"/>
+            </w:tcBorders>
+            <w:shd w:val="clear" w:color="auto" w:fill="auto"/>
             <w:tcMar>
               <w:top w:w="60" w:type="dxa"/>
               <w:left w:w="80" w:type="dxa"/>
@@ -2176,6 +2389,9 @@
         <w:tc>
           <w:tcPr>
             <w:tcW w:w="702" w:type="dxa"/>
+            <w:tcBorders>
+              <w:bottom w:val="single" w:sz="4" w:space="0" w:color="808080"/>
+            </w:tcBorders>
             <w:shd w:val="clear" w:color="auto" w:fill="F2F2F2"/>
             <w:tcMar>
               <w:top w:w="60" w:type="dxa"/>
@@ -2203,6 +2419,9 @@
         <w:tc>
           <w:tcPr>
             <w:tcW w:w="1305" w:type="dxa"/>
+            <w:tcBorders>
+              <w:bottom w:val="single" w:sz="4" w:space="0" w:color="808080"/>
+            </w:tcBorders>
             <w:shd w:val="clear" w:color="auto" w:fill="F2F2F2"/>
             <w:tcMar>
               <w:top w:w="60" w:type="dxa"/>
@@ -2228,6 +2447,9 @@
         <w:tc>
           <w:tcPr>
             <w:tcW w:w="2008" w:type="dxa"/>
+            <w:tcBorders>
+              <w:bottom w:val="single" w:sz="4" w:space="0" w:color="808080"/>
+            </w:tcBorders>
             <w:shd w:val="clear" w:color="auto" w:fill="F2F2F2"/>
             <w:tcMar>
               <w:top w:w="60" w:type="dxa"/>
@@ -2253,6 +2475,9 @@
         <w:tc>
           <w:tcPr>
             <w:tcW w:w="2309" w:type="dxa"/>
+            <w:tcBorders>
+              <w:bottom w:val="single" w:sz="4" w:space="0" w:color="808080"/>
+            </w:tcBorders>
             <w:shd w:val="clear" w:color="auto" w:fill="F2F2F2"/>
             <w:tcMar>
               <w:top w:w="60" w:type="dxa"/>
@@ -2278,6 +2503,9 @@
         <w:tc>
           <w:tcPr>
             <w:tcW w:w="2811" w:type="dxa"/>
+            <w:tcBorders>
+              <w:bottom w:val="single" w:sz="4" w:space="0" w:color="808080"/>
+            </w:tcBorders>
             <w:shd w:val="clear" w:color="auto" w:fill="F2F2F2"/>
             <w:tcMar>
               <w:top w:w="60" w:type="dxa"/>
@@ -2336,6 +2564,10 @@
         <w:tc>
           <w:tcPr>
             <w:tcW w:w="702" w:type="dxa"/>
+            <w:tcBorders>
+              <w:bottom w:val="single" w:sz="4" w:space="0" w:color="808080"/>
+            </w:tcBorders>
+            <w:shd w:val="clear" w:color="auto" w:fill="auto"/>
             <w:tcMar>
               <w:top w:w="60" w:type="dxa"/>
               <w:left w:w="80" w:type="dxa"/>
@@ -2362,6 +2594,10 @@
         <w:tc>
           <w:tcPr>
             <w:tcW w:w="1305" w:type="dxa"/>
+            <w:tcBorders>
+              <w:bottom w:val="single" w:sz="4" w:space="0" w:color="808080"/>
+            </w:tcBorders>
+            <w:shd w:val="clear" w:color="auto" w:fill="auto"/>
             <w:tcMar>
               <w:top w:w="60" w:type="dxa"/>
               <w:left w:w="80" w:type="dxa"/>
@@ -2386,6 +2622,10 @@
         <w:tc>
           <w:tcPr>
             <w:tcW w:w="2008" w:type="dxa"/>
+            <w:tcBorders>
+              <w:bottom w:val="single" w:sz="4" w:space="0" w:color="808080"/>
+            </w:tcBorders>
+            <w:shd w:val="clear" w:color="auto" w:fill="auto"/>
             <w:tcMar>
               <w:top w:w="60" w:type="dxa"/>
               <w:left w:w="80" w:type="dxa"/>
@@ -2410,6 +2650,10 @@
         <w:tc>
           <w:tcPr>
             <w:tcW w:w="2309" w:type="dxa"/>
+            <w:tcBorders>
+              <w:bottom w:val="single" w:sz="4" w:space="0" w:color="808080"/>
+            </w:tcBorders>
+            <w:shd w:val="clear" w:color="auto" w:fill="auto"/>
             <w:tcMar>
               <w:top w:w="60" w:type="dxa"/>
               <w:left w:w="80" w:type="dxa"/>
@@ -2434,6 +2678,10 @@
         <w:tc>
           <w:tcPr>
             <w:tcW w:w="2811" w:type="dxa"/>
+            <w:tcBorders>
+              <w:bottom w:val="single" w:sz="4" w:space="0" w:color="808080"/>
+            </w:tcBorders>
+            <w:shd w:val="clear" w:color="auto" w:fill="auto"/>
             <w:tcMar>
               <w:top w:w="60" w:type="dxa"/>
               <w:left w:w="80" w:type="dxa"/>
@@ -2491,6 +2739,9 @@
         <w:tc>
           <w:tcPr>
             <w:tcW w:w="702" w:type="dxa"/>
+            <w:tcBorders>
+              <w:bottom w:val="single" w:sz="4" w:space="0" w:color="808080"/>
+            </w:tcBorders>
             <w:shd w:val="clear" w:color="auto" w:fill="F2F2F2"/>
             <w:tcMar>
               <w:top w:w="60" w:type="dxa"/>
@@ -2518,6 +2769,9 @@
         <w:tc>
           <w:tcPr>
             <w:tcW w:w="1305" w:type="dxa"/>
+            <w:tcBorders>
+              <w:bottom w:val="single" w:sz="4" w:space="0" w:color="808080"/>
+            </w:tcBorders>
             <w:shd w:val="clear" w:color="auto" w:fill="F2F2F2"/>
             <w:tcMar>
               <w:top w:w="60" w:type="dxa"/>
@@ -2543,6 +2797,9 @@
         <w:tc>
           <w:tcPr>
             <w:tcW w:w="2008" w:type="dxa"/>
+            <w:tcBorders>
+              <w:bottom w:val="single" w:sz="4" w:space="0" w:color="808080"/>
+            </w:tcBorders>
             <w:shd w:val="clear" w:color="auto" w:fill="F2F2F2"/>
             <w:tcMar>
               <w:top w:w="60" w:type="dxa"/>
@@ -2568,6 +2825,9 @@
         <w:tc>
           <w:tcPr>
             <w:tcW w:w="2309" w:type="dxa"/>
+            <w:tcBorders>
+              <w:bottom w:val="single" w:sz="4" w:space="0" w:color="808080"/>
+            </w:tcBorders>
             <w:shd w:val="clear" w:color="auto" w:fill="F2F2F2"/>
             <w:tcMar>
               <w:top w:w="60" w:type="dxa"/>
@@ -2593,6 +2853,9 @@
         <w:tc>
           <w:tcPr>
             <w:tcW w:w="2811" w:type="dxa"/>
+            <w:tcBorders>
+              <w:bottom w:val="single" w:sz="4" w:space="0" w:color="808080"/>
+            </w:tcBorders>
             <w:shd w:val="clear" w:color="auto" w:fill="F2F2F2"/>
             <w:tcMar>
               <w:top w:w="60" w:type="dxa"/>
@@ -2651,25 +2914,30 @@
         <w:tc>
           <w:tcPr>
             <w:tcW w:w="702" w:type="dxa"/>
-            <w:tcMar>
-              <w:top w:w="60" w:type="dxa"/>
-              <w:left w:w="80" w:type="dxa"/>
-              <w:bottom w:w="60" w:type="dxa"/>
-              <w:right w:w="80" w:type="dxa"/>
-            </w:tcMar>
-            <w:vAlign w:val="center"/>
-          </w:tcPr>
-          <w:p>
-            <w:pPr>
-              <w:spacing w:after="0" w:line="240" w:lineRule="auto"/>
-            </w:pPr>
-            <w:r>
-              <w:rPr>
-                <w:b/>
-                <w:bCs/>
-                <w:sz w:val="17"/>
-                <w:szCs w:val="17"/>
-              </w:rPr>
+            <w:tcBorders>
+              <w:bottom w:val="single" w:sz="4" w:space="0" w:color="808080"/>
+            </w:tcBorders>
+            <w:shd w:val="clear" w:color="auto" w:fill="auto"/>
+            <w:tcMar>
+              <w:top w:w="60" w:type="dxa"/>
+              <w:left w:w="80" w:type="dxa"/>
+              <w:bottom w:w="60" w:type="dxa"/>
+              <w:right w:w="80" w:type="dxa"/>
+            </w:tcMar>
+            <w:vAlign w:val="center"/>
+          </w:tcPr>
+          <w:p>
+            <w:pPr>
+              <w:spacing w:after="0" w:line="240" w:lineRule="auto"/>
+            </w:pPr>
+            <w:r>
+              <w:rPr>
+                <w:b/>
+                <w:bCs/>
+                <w:sz w:val="17"/>
+                <w:szCs w:val="17"/>
+              </w:rPr>
+              <w:lastRenderedPageBreak/>
               <w:t>CP-13</w:t>
             </w:r>
           </w:p>
@@ -2677,6 +2945,10 @@
         <w:tc>
           <w:tcPr>
             <w:tcW w:w="1305" w:type="dxa"/>
+            <w:tcBorders>
+              <w:bottom w:val="single" w:sz="4" w:space="0" w:color="808080"/>
+            </w:tcBorders>
+            <w:shd w:val="clear" w:color="auto" w:fill="auto"/>
             <w:tcMar>
               <w:top w:w="60" w:type="dxa"/>
               <w:left w:w="80" w:type="dxa"/>
@@ -2701,6 +2973,10 @@
         <w:tc>
           <w:tcPr>
             <w:tcW w:w="2008" w:type="dxa"/>
+            <w:tcBorders>
+              <w:bottom w:val="single" w:sz="4" w:space="0" w:color="808080"/>
+            </w:tcBorders>
+            <w:shd w:val="clear" w:color="auto" w:fill="auto"/>
             <w:tcMar>
               <w:top w:w="60" w:type="dxa"/>
               <w:left w:w="80" w:type="dxa"/>
@@ -2725,6 +3001,10 @@
         <w:tc>
           <w:tcPr>
             <w:tcW w:w="2309" w:type="dxa"/>
+            <w:tcBorders>
+              <w:bottom w:val="single" w:sz="4" w:space="0" w:color="808080"/>
+            </w:tcBorders>
+            <w:shd w:val="clear" w:color="auto" w:fill="auto"/>
             <w:tcMar>
               <w:top w:w="60" w:type="dxa"/>
               <w:left w:w="80" w:type="dxa"/>
@@ -2749,6 +3029,10 @@
         <w:tc>
           <w:tcPr>
             <w:tcW w:w="2811" w:type="dxa"/>
+            <w:tcBorders>
+              <w:bottom w:val="single" w:sz="4" w:space="0" w:color="808080"/>
+            </w:tcBorders>
+            <w:shd w:val="clear" w:color="auto" w:fill="auto"/>
             <w:tcMar>
               <w:top w:w="60" w:type="dxa"/>
               <w:left w:w="80" w:type="dxa"/>
@@ -2806,6 +3090,9 @@
         <w:tc>
           <w:tcPr>
             <w:tcW w:w="702" w:type="dxa"/>
+            <w:tcBorders>
+              <w:bottom w:val="single" w:sz="4" w:space="0" w:color="808080"/>
+            </w:tcBorders>
             <w:shd w:val="clear" w:color="auto" w:fill="F2F2F2"/>
             <w:tcMar>
               <w:top w:w="60" w:type="dxa"/>
@@ -2826,7 +3113,6 @@
                 <w:sz w:val="17"/>
                 <w:szCs w:val="17"/>
               </w:rPr>
-              <w:lastRenderedPageBreak/>
               <w:t>CP-14</w:t>
             </w:r>
           </w:p>
@@ -2834,6 +3120,9 @@
         <w:tc>
           <w:tcPr>
             <w:tcW w:w="1305" w:type="dxa"/>
+            <w:tcBorders>
+              <w:bottom w:val="single" w:sz="4" w:space="0" w:color="808080"/>
+            </w:tcBorders>
             <w:shd w:val="clear" w:color="auto" w:fill="F2F2F2"/>
             <w:tcMar>
               <w:top w:w="60" w:type="dxa"/>
@@ -2859,6 +3148,9 @@
         <w:tc>
           <w:tcPr>
             <w:tcW w:w="2008" w:type="dxa"/>
+            <w:tcBorders>
+              <w:bottom w:val="single" w:sz="4" w:space="0" w:color="808080"/>
+            </w:tcBorders>
             <w:shd w:val="clear" w:color="auto" w:fill="F2F2F2"/>
             <w:tcMar>
               <w:top w:w="60" w:type="dxa"/>
@@ -2884,6 +3176,9 @@
         <w:tc>
           <w:tcPr>
             <w:tcW w:w="2309" w:type="dxa"/>
+            <w:tcBorders>
+              <w:bottom w:val="single" w:sz="4" w:space="0" w:color="808080"/>
+            </w:tcBorders>
             <w:shd w:val="clear" w:color="auto" w:fill="F2F2F2"/>
             <w:tcMar>
               <w:top w:w="60" w:type="dxa"/>
@@ -2909,6 +3204,9 @@
         <w:tc>
           <w:tcPr>
             <w:tcW w:w="2811" w:type="dxa"/>
+            <w:tcBorders>
+              <w:bottom w:val="single" w:sz="4" w:space="0" w:color="808080"/>
+            </w:tcBorders>
             <w:shd w:val="clear" w:color="auto" w:fill="F2F2F2"/>
             <w:tcMar>
               <w:top w:w="60" w:type="dxa"/>
@@ -2967,6 +3265,10 @@
         <w:tc>
           <w:tcPr>
             <w:tcW w:w="702" w:type="dxa"/>
+            <w:tcBorders>
+              <w:bottom w:val="single" w:sz="4" w:space="0" w:color="808080"/>
+            </w:tcBorders>
+            <w:shd w:val="clear" w:color="auto" w:fill="auto"/>
             <w:tcMar>
               <w:top w:w="60" w:type="dxa"/>
               <w:left w:w="80" w:type="dxa"/>
@@ -2993,6 +3295,10 @@
         <w:tc>
           <w:tcPr>
             <w:tcW w:w="1305" w:type="dxa"/>
+            <w:tcBorders>
+              <w:bottom w:val="single" w:sz="4" w:space="0" w:color="808080"/>
+            </w:tcBorders>
+            <w:shd w:val="clear" w:color="auto" w:fill="auto"/>
             <w:tcMar>
               <w:top w:w="60" w:type="dxa"/>
               <w:left w:w="80" w:type="dxa"/>
@@ -3017,6 +3323,10 @@
         <w:tc>
           <w:tcPr>
             <w:tcW w:w="2008" w:type="dxa"/>
+            <w:tcBorders>
+              <w:bottom w:val="single" w:sz="4" w:space="0" w:color="808080"/>
+            </w:tcBorders>
+            <w:shd w:val="clear" w:color="auto" w:fill="auto"/>
             <w:tcMar>
               <w:top w:w="60" w:type="dxa"/>
               <w:left w:w="80" w:type="dxa"/>
@@ -3041,6 +3351,10 @@
         <w:tc>
           <w:tcPr>
             <w:tcW w:w="2309" w:type="dxa"/>
+            <w:tcBorders>
+              <w:bottom w:val="single" w:sz="4" w:space="0" w:color="808080"/>
+            </w:tcBorders>
+            <w:shd w:val="clear" w:color="auto" w:fill="auto"/>
             <w:tcMar>
               <w:top w:w="60" w:type="dxa"/>
               <w:left w:w="80" w:type="dxa"/>
@@ -3065,6 +3379,10 @@
         <w:tc>
           <w:tcPr>
             <w:tcW w:w="2811" w:type="dxa"/>
+            <w:tcBorders>
+              <w:bottom w:val="single" w:sz="4" w:space="0" w:color="808080"/>
+            </w:tcBorders>
+            <w:shd w:val="clear" w:color="auto" w:fill="auto"/>
             <w:tcMar>
               <w:top w:w="60" w:type="dxa"/>
               <w:left w:w="80" w:type="dxa"/>
@@ -3083,6 +3401,812 @@
                 <w:szCs w:val="17"/>
               </w:rPr>
               <w:t>PDF y Excel generados y no vacíos. Valor perdido S/ 31.60, 4 unidades y 3 mermas: iguales en el Excel, en el PDF y en la base. El PDF termina con las líneas de firma</w:t>
+            </w:r>
+          </w:p>
+        </w:tc>
+        <w:tc>
+          <w:tcPr>
+            <w:tcW w:w="905" w:type="dxa"/>
+            <w:tcBorders>
+              <w:bottom w:val="single" w:sz="4" w:space="0" w:color="808080"/>
+            </w:tcBorders>
+            <w:shd w:val="clear" w:color="auto" w:fill="E2F0D9"/>
+            <w:tcMar>
+              <w:top w:w="60" w:type="dxa"/>
+              <w:left w:w="80" w:type="dxa"/>
+              <w:bottom w:w="60" w:type="dxa"/>
+              <w:right w:w="80" w:type="dxa"/>
+            </w:tcMar>
+            <w:vAlign w:val="center"/>
+          </w:tcPr>
+          <w:p>
+            <w:pPr>
+              <w:spacing w:after="0" w:line="240" w:lineRule="auto"/>
+            </w:pPr>
+            <w:r>
+              <w:rPr>
+                <w:b/>
+                <w:bCs/>
+                <w:color w:val="1E7B34"/>
+                <w:sz w:val="17"/>
+                <w:szCs w:val="17"/>
+              </w:rPr>
+              <w:t>Pasó</w:t>
+            </w:r>
+          </w:p>
+        </w:tc>
+      </w:tr>
+      <w:tr>
+        <w:trPr>
+          <w:cantSplit/>
+        </w:trPr>
+        <w:tc>
+          <w:tcPr>
+            <w:tcW w:w="702" w:type="dxa"/>
+            <w:tcBorders>
+              <w:bottom w:val="single" w:sz="4" w:space="0" w:color="808080"/>
+            </w:tcBorders>
+            <w:shd w:val="clear" w:color="auto" w:fill="F2F2F2"/>
+            <w:tcMar>
+              <w:top w:w="60" w:type="dxa"/>
+              <w:left w:w="80" w:type="dxa"/>
+              <w:bottom w:w="60" w:type="dxa"/>
+              <w:right w:w="80" w:type="dxa"/>
+            </w:tcMar>
+            <w:vAlign w:val="center"/>
+          </w:tcPr>
+          <w:p>
+            <w:pPr>
+              <w:spacing w:after="0" w:line="240" w:lineRule="auto"/>
+              <w:rPr>
+                <w:b/>
+                <w:bCs/>
+                <w:sz w:val="17"/>
+                <w:szCs w:val="17"/>
+              </w:rPr>
+            </w:pPr>
+            <w:r>
+              <w:rPr>
+                <w:b/>
+                <w:bCs/>
+                <w:sz w:val="17"/>
+                <w:szCs w:val="17"/>
+              </w:rPr>
+              <w:t>CP-16</w:t>
+            </w:r>
+          </w:p>
+        </w:tc>
+        <w:tc>
+          <w:tcPr>
+            <w:tcW w:w="1305" w:type="dxa"/>
+            <w:tcBorders>
+              <w:bottom w:val="single" w:sz="4" w:space="0" w:color="808080"/>
+            </w:tcBorders>
+            <w:shd w:val="clear" w:color="auto" w:fill="F2F2F2"/>
+            <w:tcMar>
+              <w:top w:w="60" w:type="dxa"/>
+              <w:left w:w="80" w:type="dxa"/>
+              <w:bottom w:w="60" w:type="dxa"/>
+              <w:right w:w="80" w:type="dxa"/>
+            </w:tcMar>
+            <w:vAlign w:val="center"/>
+          </w:tcPr>
+          <w:p>
+            <w:pPr>
+              <w:spacing w:after="0" w:line="240" w:lineRule="auto"/>
+              <w:rPr>
+                <w:sz w:val="17"/>
+                <w:szCs w:val="17"/>
+              </w:rPr>
+            </w:pPr>
+            <w:r>
+              <w:rPr>
+                <w:sz w:val="17"/>
+                <w:szCs w:val="17"/>
+              </w:rPr>
+              <w:t>Anulación por el personal (CAM-02)</w:t>
+            </w:r>
+          </w:p>
+        </w:tc>
+        <w:tc>
+          <w:tcPr>
+            <w:tcW w:w="2008" w:type="dxa"/>
+            <w:tcBorders>
+              <w:bottom w:val="single" w:sz="4" w:space="0" w:color="808080"/>
+            </w:tcBorders>
+            <w:shd w:val="clear" w:color="auto" w:fill="F2F2F2"/>
+            <w:tcMar>
+              <w:top w:w="60" w:type="dxa"/>
+              <w:left w:w="80" w:type="dxa"/>
+              <w:bottom w:w="60" w:type="dxa"/>
+              <w:right w:w="80" w:type="dxa"/>
+            </w:tcMar>
+            <w:vAlign w:val="center"/>
+          </w:tcPr>
+          <w:p>
+            <w:pPr>
+              <w:spacing w:after="0" w:line="240" w:lineRule="auto"/>
+              <w:rPr>
+                <w:sz w:val="17"/>
+                <w:szCs w:val="17"/>
+              </w:rPr>
+            </w:pPr>
+            <w:r>
+              <w:rPr>
+                <w:sz w:val="17"/>
+                <w:szCs w:val="17"/>
+              </w:rPr>
+              <w:t>Personal1 vende 5 u. de 2 lotes (S/ 59.00) en su turno abierto y la anula con «Cliente desistió» y un detalle</w:t>
+            </w:r>
+          </w:p>
+        </w:tc>
+        <w:tc>
+          <w:tcPr>
+            <w:tcW w:w="2309" w:type="dxa"/>
+            <w:tcBorders>
+              <w:bottom w:val="single" w:sz="4" w:space="0" w:color="808080"/>
+            </w:tcBorders>
+            <w:shd w:val="clear" w:color="auto" w:fill="F2F2F2"/>
+            <w:tcMar>
+              <w:top w:w="60" w:type="dxa"/>
+              <w:left w:w="80" w:type="dxa"/>
+              <w:bottom w:w="60" w:type="dxa"/>
+              <w:right w:w="80" w:type="dxa"/>
+            </w:tcMar>
+            <w:vAlign w:val="center"/>
+          </w:tcPr>
+          <w:p>
+            <w:pPr>
+              <w:spacing w:after="0" w:line="240" w:lineRule="auto"/>
+              <w:rPr>
+                <w:sz w:val="17"/>
+                <w:szCs w:val="17"/>
+              </w:rPr>
+            </w:pPr>
+            <w:r>
+              <w:rPr>
+                <w:sz w:val="17"/>
+                <w:szCs w:val="17"/>
+              </w:rPr>
+              <w:t>El stock vuelve a los mismos lotes, la venta queda anulada y sale del cuadre; queda un registro con usuario, rol, turno, fecha y hora, motivo, detalle y monto</w:t>
+            </w:r>
+          </w:p>
+        </w:tc>
+        <w:tc>
+          <w:tcPr>
+            <w:tcW w:w="2811" w:type="dxa"/>
+            <w:tcBorders>
+              <w:bottom w:val="single" w:sz="4" w:space="0" w:color="808080"/>
+            </w:tcBorders>
+            <w:shd w:val="clear" w:color="auto" w:fill="F2F2F2"/>
+            <w:tcMar>
+              <w:top w:w="60" w:type="dxa"/>
+              <w:left w:w="80" w:type="dxa"/>
+              <w:bottom w:w="60" w:type="dxa"/>
+              <w:right w:w="80" w:type="dxa"/>
+            </w:tcMar>
+            <w:vAlign w:val="center"/>
+          </w:tcPr>
+          <w:p>
+            <w:pPr>
+              <w:spacing w:after="0" w:line="240" w:lineRule="auto"/>
+              <w:rPr>
+                <w:sz w:val="17"/>
+                <w:szCs w:val="17"/>
+              </w:rPr>
+            </w:pPr>
+            <w:r>
+              <w:rPr>
+                <w:sz w:val="17"/>
+                <w:szCs w:val="17"/>
+              </w:rPr>
+              <w:t>Lotes de vuelta a 3 y 10 u., stock 13, venta ANULADA, total del turno S/ 0.00. Un registro con Personal1, rol PERSONAL, su turno, la hora de la anulación, «Cliente desistió», el detalle y S/ 59.00</w:t>
+            </w:r>
+          </w:p>
+        </w:tc>
+        <w:tc>
+          <w:tcPr>
+            <w:tcW w:w="905" w:type="dxa"/>
+            <w:tcBorders>
+              <w:bottom w:val="single" w:sz="4" w:space="0" w:color="808080"/>
+            </w:tcBorders>
+            <w:shd w:val="clear" w:color="auto" w:fill="E2F0D9"/>
+            <w:tcMar>
+              <w:top w:w="60" w:type="dxa"/>
+              <w:left w:w="80" w:type="dxa"/>
+              <w:bottom w:w="60" w:type="dxa"/>
+              <w:right w:w="80" w:type="dxa"/>
+            </w:tcMar>
+            <w:vAlign w:val="center"/>
+          </w:tcPr>
+          <w:p>
+            <w:pPr>
+              <w:spacing w:after="0" w:line="240" w:lineRule="auto"/>
+              <w:rPr>
+                <w:b/>
+                <w:bCs/>
+                <w:color w:val="1E7B34"/>
+                <w:sz w:val="17"/>
+                <w:szCs w:val="17"/>
+              </w:rPr>
+            </w:pPr>
+            <w:r>
+              <w:rPr>
+                <w:b/>
+                <w:bCs/>
+                <w:color w:val="1E7B34"/>
+                <w:sz w:val="17"/>
+                <w:szCs w:val="17"/>
+              </w:rPr>
+              <w:t>Pasó</w:t>
+            </w:r>
+          </w:p>
+        </w:tc>
+      </w:tr>
+      <w:tr>
+        <w:trPr>
+          <w:cantSplit/>
+        </w:trPr>
+        <w:tc>
+          <w:tcPr>
+            <w:tcW w:w="702" w:type="dxa"/>
+            <w:tcBorders>
+              <w:bottom w:val="single" w:sz="4" w:space="0" w:color="808080"/>
+            </w:tcBorders>
+            <w:shd w:val="clear" w:color="auto" w:fill="auto"/>
+            <w:tcMar>
+              <w:top w:w="60" w:type="dxa"/>
+              <w:left w:w="80" w:type="dxa"/>
+              <w:bottom w:w="60" w:type="dxa"/>
+              <w:right w:w="80" w:type="dxa"/>
+            </w:tcMar>
+            <w:vAlign w:val="center"/>
+          </w:tcPr>
+          <w:p>
+            <w:pPr>
+              <w:spacing w:after="0" w:line="240" w:lineRule="auto"/>
+              <w:rPr>
+                <w:b/>
+                <w:bCs/>
+                <w:sz w:val="17"/>
+                <w:szCs w:val="17"/>
+              </w:rPr>
+            </w:pPr>
+            <w:r>
+              <w:rPr>
+                <w:b/>
+                <w:bCs/>
+                <w:sz w:val="17"/>
+                <w:szCs w:val="17"/>
+              </w:rPr>
+              <w:t>CP-17</w:t>
+            </w:r>
+          </w:p>
+        </w:tc>
+        <w:tc>
+          <w:tcPr>
+            <w:tcW w:w="1305" w:type="dxa"/>
+            <w:tcBorders>
+              <w:bottom w:val="single" w:sz="4" w:space="0" w:color="808080"/>
+            </w:tcBorders>
+            <w:shd w:val="clear" w:color="auto" w:fill="auto"/>
+            <w:tcMar>
+              <w:top w:w="60" w:type="dxa"/>
+              <w:left w:w="80" w:type="dxa"/>
+              <w:bottom w:w="60" w:type="dxa"/>
+              <w:right w:w="80" w:type="dxa"/>
+            </w:tcMar>
+            <w:vAlign w:val="center"/>
+          </w:tcPr>
+          <w:p>
+            <w:pPr>
+              <w:spacing w:after="0" w:line="240" w:lineRule="auto"/>
+              <w:rPr>
+                <w:sz w:val="17"/>
+                <w:szCs w:val="17"/>
+              </w:rPr>
+            </w:pPr>
+            <w:r>
+              <w:rPr>
+                <w:sz w:val="17"/>
+                <w:szCs w:val="17"/>
+              </w:rPr>
+              <w:t>Anulación no permitida (CAM-02)</w:t>
+            </w:r>
+          </w:p>
+        </w:tc>
+        <w:tc>
+          <w:tcPr>
+            <w:tcW w:w="2008" w:type="dxa"/>
+            <w:tcBorders>
+              <w:bottom w:val="single" w:sz="4" w:space="0" w:color="808080"/>
+            </w:tcBorders>
+            <w:shd w:val="clear" w:color="auto" w:fill="auto"/>
+            <w:tcMar>
+              <w:top w:w="60" w:type="dxa"/>
+              <w:left w:w="80" w:type="dxa"/>
+              <w:bottom w:w="60" w:type="dxa"/>
+              <w:right w:w="80" w:type="dxa"/>
+            </w:tcMar>
+            <w:vAlign w:val="center"/>
+          </w:tcPr>
+          <w:p>
+            <w:pPr>
+              <w:spacing w:after="0" w:line="240" w:lineRule="auto"/>
+              <w:rPr>
+                <w:sz w:val="17"/>
+                <w:szCs w:val="17"/>
+              </w:rPr>
+            </w:pPr>
+            <w:r>
+              <w:rPr>
+                <w:sz w:val="17"/>
+                <w:szCs w:val="17"/>
+              </w:rPr>
+              <w:t>personal2 intenta anular una venta de Personal1; Personal1 intenta anular una venta propia de su turno ya cerrado</w:t>
+            </w:r>
+          </w:p>
+        </w:tc>
+        <w:tc>
+          <w:tcPr>
+            <w:tcW w:w="2309" w:type="dxa"/>
+            <w:tcBorders>
+              <w:bottom w:val="single" w:sz="4" w:space="0" w:color="808080"/>
+            </w:tcBorders>
+            <w:shd w:val="clear" w:color="auto" w:fill="auto"/>
+            <w:tcMar>
+              <w:top w:w="60" w:type="dxa"/>
+              <w:left w:w="80" w:type="dxa"/>
+              <w:bottom w:w="60" w:type="dxa"/>
+              <w:right w:w="80" w:type="dxa"/>
+            </w:tcMar>
+            <w:vAlign w:val="center"/>
+          </w:tcPr>
+          <w:p>
+            <w:pPr>
+              <w:spacing w:after="0" w:line="240" w:lineRule="auto"/>
+              <w:rPr>
+                <w:sz w:val="17"/>
+                <w:szCs w:val="17"/>
+              </w:rPr>
+            </w:pPr>
+            <w:r>
+              <w:rPr>
+                <w:sz w:val="17"/>
+                <w:szCs w:val="17"/>
+              </w:rPr>
+              <w:t>Los dos intentos se rechazan con un mensaje claro y sin cambios</w:t>
+            </w:r>
+          </w:p>
+        </w:tc>
+        <w:tc>
+          <w:tcPr>
+            <w:tcW w:w="2811" w:type="dxa"/>
+            <w:tcBorders>
+              <w:bottom w:val="single" w:sz="4" w:space="0" w:color="808080"/>
+            </w:tcBorders>
+            <w:shd w:val="clear" w:color="auto" w:fill="auto"/>
+            <w:tcMar>
+              <w:top w:w="60" w:type="dxa"/>
+              <w:left w:w="80" w:type="dxa"/>
+              <w:bottom w:w="60" w:type="dxa"/>
+              <w:right w:w="80" w:type="dxa"/>
+            </w:tcMar>
+            <w:vAlign w:val="center"/>
+          </w:tcPr>
+          <w:p>
+            <w:pPr>
+              <w:spacing w:after="0" w:line="240" w:lineRule="auto"/>
+              <w:rPr>
+                <w:sz w:val="17"/>
+                <w:szCs w:val="17"/>
+              </w:rPr>
+            </w:pPr>
+            <w:r>
+              <w:rPr>
+                <w:sz w:val="17"/>
+                <w:szCs w:val="17"/>
+              </w:rPr>
+              <w:t>Rechazos con «Solo puede anular las ventas que usted registró en su propio turno de caja.» y «Solo se pueden anular ventas de un turno abierto…». Las dos ventas siguen COMPLETADA, stock 8 y ningún registro nuevo</w:t>
+            </w:r>
+          </w:p>
+        </w:tc>
+        <w:tc>
+          <w:tcPr>
+            <w:tcW w:w="905" w:type="dxa"/>
+            <w:tcBorders>
+              <w:bottom w:val="single" w:sz="4" w:space="0" w:color="808080"/>
+            </w:tcBorders>
+            <w:shd w:val="clear" w:color="auto" w:fill="E2F0D9"/>
+            <w:tcMar>
+              <w:top w:w="60" w:type="dxa"/>
+              <w:left w:w="80" w:type="dxa"/>
+              <w:bottom w:w="60" w:type="dxa"/>
+              <w:right w:w="80" w:type="dxa"/>
+            </w:tcMar>
+            <w:vAlign w:val="center"/>
+          </w:tcPr>
+          <w:p>
+            <w:pPr>
+              <w:spacing w:after="0" w:line="240" w:lineRule="auto"/>
+              <w:rPr>
+                <w:b/>
+                <w:bCs/>
+                <w:color w:val="1E7B34"/>
+                <w:sz w:val="17"/>
+                <w:szCs w:val="17"/>
+              </w:rPr>
+            </w:pPr>
+            <w:r>
+              <w:rPr>
+                <w:b/>
+                <w:bCs/>
+                <w:color w:val="1E7B34"/>
+                <w:sz w:val="17"/>
+                <w:szCs w:val="17"/>
+              </w:rPr>
+              <w:t>Pasó</w:t>
+            </w:r>
+          </w:p>
+        </w:tc>
+      </w:tr>
+      <w:tr>
+        <w:trPr>
+          <w:cantSplit/>
+        </w:trPr>
+        <w:tc>
+          <w:tcPr>
+            <w:tcW w:w="702" w:type="dxa"/>
+            <w:tcBorders>
+              <w:bottom w:val="single" w:sz="4" w:space="0" w:color="808080"/>
+            </w:tcBorders>
+            <w:shd w:val="clear" w:color="auto" w:fill="F2F2F2"/>
+            <w:tcMar>
+              <w:top w:w="60" w:type="dxa"/>
+              <w:left w:w="80" w:type="dxa"/>
+              <w:bottom w:w="60" w:type="dxa"/>
+              <w:right w:w="80" w:type="dxa"/>
+            </w:tcMar>
+            <w:vAlign w:val="center"/>
+          </w:tcPr>
+          <w:p>
+            <w:pPr>
+              <w:spacing w:after="0" w:line="240" w:lineRule="auto"/>
+              <w:rPr>
+                <w:b/>
+                <w:bCs/>
+                <w:sz w:val="17"/>
+                <w:szCs w:val="17"/>
+              </w:rPr>
+            </w:pPr>
+            <w:r>
+              <w:rPr>
+                <w:b/>
+                <w:bCs/>
+                <w:sz w:val="17"/>
+                <w:szCs w:val="17"/>
+              </w:rPr>
+              <w:t>CP-18</w:t>
+            </w:r>
+          </w:p>
+        </w:tc>
+        <w:tc>
+          <w:tcPr>
+            <w:tcW w:w="1305" w:type="dxa"/>
+            <w:tcBorders>
+              <w:bottom w:val="single" w:sz="4" w:space="0" w:color="808080"/>
+            </w:tcBorders>
+            <w:shd w:val="clear" w:color="auto" w:fill="F2F2F2"/>
+            <w:tcMar>
+              <w:top w:w="60" w:type="dxa"/>
+              <w:left w:w="80" w:type="dxa"/>
+              <w:bottom w:w="60" w:type="dxa"/>
+              <w:right w:w="80" w:type="dxa"/>
+            </w:tcMar>
+            <w:vAlign w:val="center"/>
+          </w:tcPr>
+          <w:p>
+            <w:pPr>
+              <w:spacing w:after="0" w:line="240" w:lineRule="auto"/>
+              <w:rPr>
+                <w:sz w:val="17"/>
+                <w:szCs w:val="17"/>
+              </w:rPr>
+            </w:pPr>
+            <w:r>
+              <w:rPr>
+                <w:sz w:val="17"/>
+                <w:szCs w:val="17"/>
+              </w:rPr>
+              <w:t>Motivo obligatorio (CAM-02)</w:t>
+            </w:r>
+          </w:p>
+        </w:tc>
+        <w:tc>
+          <w:tcPr>
+            <w:tcW w:w="2008" w:type="dxa"/>
+            <w:tcBorders>
+              <w:bottom w:val="single" w:sz="4" w:space="0" w:color="808080"/>
+            </w:tcBorders>
+            <w:shd w:val="clear" w:color="auto" w:fill="F2F2F2"/>
+            <w:tcMar>
+              <w:top w:w="60" w:type="dxa"/>
+              <w:left w:w="80" w:type="dxa"/>
+              <w:bottom w:w="60" w:type="dxa"/>
+              <w:right w:w="80" w:type="dxa"/>
+            </w:tcMar>
+            <w:vAlign w:val="center"/>
+          </w:tcPr>
+          <w:p>
+            <w:pPr>
+              <w:spacing w:after="0" w:line="240" w:lineRule="auto"/>
+              <w:rPr>
+                <w:sz w:val="17"/>
+                <w:szCs w:val="17"/>
+              </w:rPr>
+            </w:pPr>
+            <w:r>
+              <w:rPr>
+                <w:sz w:val="17"/>
+                <w:szCs w:val="17"/>
+              </w:rPr>
+              <w:t>Anular sin motivo, con motivo vacío, con «Porque sí» (fuera de la lista), con «Otro» sin detalle y con «Otro» y 4 caracteres; luego con «Otro» y 5 caracteres</w:t>
+            </w:r>
+          </w:p>
+        </w:tc>
+        <w:tc>
+          <w:tcPr>
+            <w:tcW w:w="2309" w:type="dxa"/>
+            <w:tcBorders>
+              <w:bottom w:val="single" w:sz="4" w:space="0" w:color="808080"/>
+            </w:tcBorders>
+            <w:shd w:val="clear" w:color="auto" w:fill="F2F2F2"/>
+            <w:tcMar>
+              <w:top w:w="60" w:type="dxa"/>
+              <w:left w:w="80" w:type="dxa"/>
+              <w:bottom w:w="60" w:type="dxa"/>
+              <w:right w:w="80" w:type="dxa"/>
+            </w:tcMar>
+            <w:vAlign w:val="center"/>
+          </w:tcPr>
+          <w:p>
+            <w:pPr>
+              <w:spacing w:after="0" w:line="240" w:lineRule="auto"/>
+              <w:rPr>
+                <w:sz w:val="17"/>
+                <w:szCs w:val="17"/>
+              </w:rPr>
+            </w:pPr>
+            <w:r>
+              <w:rPr>
+                <w:sz w:val="17"/>
+                <w:szCs w:val="17"/>
+              </w:rPr>
+              <w:t>Los cinco primeros intentos se rechazan sin cambios; con 5 caracteres se acepta (valor límite)</w:t>
+            </w:r>
+          </w:p>
+        </w:tc>
+        <w:tc>
+          <w:tcPr>
+            <w:tcW w:w="2811" w:type="dxa"/>
+            <w:tcBorders>
+              <w:bottom w:val="single" w:sz="4" w:space="0" w:color="808080"/>
+            </w:tcBorders>
+            <w:shd w:val="clear" w:color="auto" w:fill="F2F2F2"/>
+            <w:tcMar>
+              <w:top w:w="60" w:type="dxa"/>
+              <w:left w:w="80" w:type="dxa"/>
+              <w:bottom w:w="60" w:type="dxa"/>
+              <w:right w:w="80" w:type="dxa"/>
+            </w:tcMar>
+            <w:vAlign w:val="center"/>
+          </w:tcPr>
+          <w:p>
+            <w:pPr>
+              <w:spacing w:after="0" w:line="240" w:lineRule="auto"/>
+              <w:rPr>
+                <w:sz w:val="17"/>
+                <w:szCs w:val="17"/>
+              </w:rPr>
+            </w:pPr>
+            <w:r>
+              <w:rPr>
+                <w:sz w:val="17"/>
+                <w:szCs w:val="17"/>
+              </w:rPr>
+              <w:t>Cinco rechazos sin cambios. Con «abcde» la venta queda ANULADA y el registro guarda el detalle</w:t>
+            </w:r>
+          </w:p>
+        </w:tc>
+        <w:tc>
+          <w:tcPr>
+            <w:tcW w:w="905" w:type="dxa"/>
+            <w:tcBorders>
+              <w:bottom w:val="single" w:sz="4" w:space="0" w:color="808080"/>
+            </w:tcBorders>
+            <w:shd w:val="clear" w:color="auto" w:fill="E2F0D9"/>
+            <w:tcMar>
+              <w:top w:w="60" w:type="dxa"/>
+              <w:left w:w="80" w:type="dxa"/>
+              <w:bottom w:w="60" w:type="dxa"/>
+              <w:right w:w="80" w:type="dxa"/>
+            </w:tcMar>
+            <w:vAlign w:val="center"/>
+          </w:tcPr>
+          <w:p>
+            <w:pPr>
+              <w:spacing w:after="0" w:line="240" w:lineRule="auto"/>
+              <w:rPr>
+                <w:b/>
+                <w:bCs/>
+                <w:color w:val="1E7B34"/>
+                <w:sz w:val="17"/>
+                <w:szCs w:val="17"/>
+              </w:rPr>
+            </w:pPr>
+            <w:r>
+              <w:rPr>
+                <w:b/>
+                <w:bCs/>
+                <w:color w:val="1E7B34"/>
+                <w:sz w:val="17"/>
+                <w:szCs w:val="17"/>
+              </w:rPr>
+              <w:t>Pasó</w:t>
+            </w:r>
+          </w:p>
+        </w:tc>
+      </w:tr>
+      <w:tr>
+        <w:trPr>
+          <w:cantSplit/>
+        </w:trPr>
+        <w:tc>
+          <w:tcPr>
+            <w:tcW w:w="702" w:type="dxa"/>
+            <w:shd w:val="clear" w:color="auto" w:fill="auto"/>
+            <w:tcMar>
+              <w:top w:w="60" w:type="dxa"/>
+              <w:left w:w="80" w:type="dxa"/>
+              <w:bottom w:w="60" w:type="dxa"/>
+              <w:right w:w="80" w:type="dxa"/>
+            </w:tcMar>
+            <w:vAlign w:val="center"/>
+          </w:tcPr>
+          <w:p>
+            <w:pPr>
+              <w:spacing w:after="0" w:line="240" w:lineRule="auto"/>
+              <w:rPr>
+                <w:b/>
+                <w:bCs/>
+                <w:sz w:val="17"/>
+                <w:szCs w:val="17"/>
+              </w:rPr>
+            </w:pPr>
+            <w:r>
+              <w:rPr>
+                <w:b/>
+                <w:bCs/>
+                <w:sz w:val="17"/>
+                <w:szCs w:val="17"/>
+              </w:rPr>
+              <w:t>CP-19</w:t>
+            </w:r>
+          </w:p>
+        </w:tc>
+        <w:tc>
+          <w:tcPr>
+            <w:tcW w:w="1305" w:type="dxa"/>
+            <w:shd w:val="clear" w:color="auto" w:fill="auto"/>
+            <w:tcMar>
+              <w:top w:w="60" w:type="dxa"/>
+              <w:left w:w="80" w:type="dxa"/>
+              <w:bottom w:w="60" w:type="dxa"/>
+              <w:right w:w="80" w:type="dxa"/>
+            </w:tcMar>
+            <w:vAlign w:val="center"/>
+          </w:tcPr>
+          <w:p>
+            <w:pPr>
+              <w:spacing w:after="0" w:line="240" w:lineRule="auto"/>
+              <w:rPr>
+                <w:sz w:val="17"/>
+                <w:szCs w:val="17"/>
+              </w:rPr>
+            </w:pPr>
+            <w:r>
+              <w:rPr>
+                <w:sz w:val="17"/>
+                <w:szCs w:val="17"/>
+              </w:rPr>
+              <w:t>Anulación por el administrador (CAM-02)</w:t>
+            </w:r>
+          </w:p>
+        </w:tc>
+        <w:tc>
+          <w:tcPr>
+            <w:tcW w:w="2008" w:type="dxa"/>
+            <w:shd w:val="clear" w:color="auto" w:fill="auto"/>
+            <w:tcMar>
+              <w:top w:w="60" w:type="dxa"/>
+              <w:left w:w="80" w:type="dxa"/>
+              <w:bottom w:w="60" w:type="dxa"/>
+              <w:right w:w="80" w:type="dxa"/>
+            </w:tcMar>
+            <w:vAlign w:val="center"/>
+          </w:tcPr>
+          <w:p>
+            <w:pPr>
+              <w:spacing w:after="0" w:line="240" w:lineRule="auto"/>
+              <w:rPr>
+                <w:sz w:val="17"/>
+                <w:szCs w:val="17"/>
+              </w:rPr>
+            </w:pPr>
+            <w:r>
+              <w:rPr>
+                <w:sz w:val="17"/>
+                <w:szCs w:val="17"/>
+              </w:rPr>
+              <w:t>Personal1 vende 2 u. con Yape o Plin (S/ 23.60) en su turno abierto; admin la anula con «Error en el cobro» sin detalle</w:t>
+            </w:r>
+          </w:p>
+        </w:tc>
+        <w:tc>
+          <w:tcPr>
+            <w:tcW w:w="2309" w:type="dxa"/>
+            <w:shd w:val="clear" w:color="auto" w:fill="auto"/>
+            <w:tcMar>
+              <w:top w:w="60" w:type="dxa"/>
+              <w:left w:w="80" w:type="dxa"/>
+              <w:bottom w:w="60" w:type="dxa"/>
+              <w:right w:w="80" w:type="dxa"/>
+            </w:tcMar>
+            <w:vAlign w:val="center"/>
+          </w:tcPr>
+          <w:p>
+            <w:pPr>
+              <w:spacing w:after="0" w:line="240" w:lineRule="auto"/>
+              <w:rPr>
+                <w:sz w:val="17"/>
+                <w:szCs w:val="17"/>
+              </w:rPr>
+            </w:pPr>
+            <w:r>
+              <w:rPr>
+                <w:sz w:val="17"/>
+                <w:szCs w:val="17"/>
+              </w:rPr>
+              <w:t>La venta queda anulada y también queda registrada, con el rol de administrador</w:t>
+            </w:r>
+          </w:p>
+        </w:tc>
+        <w:tc>
+          <w:tcPr>
+            <w:tcW w:w="2811" w:type="dxa"/>
+            <w:shd w:val="clear" w:color="auto" w:fill="auto"/>
+            <w:tcMar>
+              <w:top w:w="60" w:type="dxa"/>
+              <w:left w:w="80" w:type="dxa"/>
+              <w:bottom w:w="60" w:type="dxa"/>
+              <w:right w:w="80" w:type="dxa"/>
+            </w:tcMar>
+            <w:vAlign w:val="center"/>
+          </w:tcPr>
+          <w:p>
+            <w:pPr>
+              <w:spacing w:after="0" w:line="240" w:lineRule="auto"/>
+              <w:rPr>
+                <w:sz w:val="17"/>
+                <w:szCs w:val="17"/>
+              </w:rPr>
+            </w:pPr>
+            <w:r>
+              <w:rPr>
+                <w:sz w:val="17"/>
+                <w:szCs w:val="17"/>
+              </w:rPr>
+              <w:t>Venta ANULADA con el motivo en el comprobante, stock 10. Registro con admin, rol ADMINISTRADOR, «Error en el cobro», sin detalle y S/ 23.60; aparece en el registro del administrador</w:t>
             </w:r>
           </w:p>
         </w:tc>
@@ -3101,6 +4225,13 @@
           <w:p>
             <w:pPr>
               <w:spacing w:after="0" w:line="240" w:lineRule="auto"/>
+              <w:rPr>
+                <w:b/>
+                <w:bCs/>
+                <w:color w:val="1E7B34"/>
+                <w:sz w:val="17"/>
+                <w:szCs w:val="17"/>
+              </w:rPr>
             </w:pPr>
             <w:r>
               <w:rPr>
@@ -3169,6 +4300,54 @@
     </w:p>
     <w:p>
       <w:pPr>
+        <w:pStyle w:val="Prrafodelista"/>
+        <w:numPr>
+          <w:ilvl w:val="0"/>
+          <w:numId w:val="1"/>
+        </w:numPr>
+        <w:spacing w:after="60"/>
+        <w:jc w:val="both"/>
+      </w:pPr>
+      <w:r>
+        <w:rPr>
+          <w:b/>
+          <w:bCs/>
+        </w:rPr>
+        <w:t>CP-11:</w:t>
+      </w:r>
+      <w:r>
+        <w:rPr>
+          <w:bCs/>
+        </w:rPr>
+        <w:t xml:space="preserve"> desde la corrida 10 la anulación pide un motivo de la lista. CP-11 anula con «Error de registro» y «Cliente desistió» y verifica lo mismo que antes.</w:t>
+      </w:r>
+    </w:p>
+    <w:p>
+      <w:pPr>
+        <w:pStyle w:val="Prrafodelista"/>
+        <w:numPr>
+          <w:ilvl w:val="0"/>
+          <w:numId w:val="1"/>
+        </w:numPr>
+        <w:spacing w:after="60"/>
+        <w:jc w:val="both"/>
+      </w:pPr>
+      <w:r>
+        <w:rPr>
+          <w:b/>
+          <w:bCs/>
+        </w:rPr>
+        <w:t>CP-16 a CP-19 (CAM-02):</w:t>
+      </w:r>
+      <w:r>
+        <w:rPr>
+          <w:bCs/>
+        </w:rPr>
+        <w:t xml:space="preserve"> prueban la regla nueva que pidió el docente: el personal anula solo las ventas que registró en su propio turno abierto, con motivo obligatorio, y cada anulación (también las del administrador) queda registrada en la tabla de anulaciones.</w:t>
+      </w:r>
+    </w:p>
+    <w:p>
+      <w:pPr>
         <w:pStyle w:val="Ttulo2"/>
       </w:pPr>
       <w:r>
@@ -4515,6 +5694,9 @@
         <w:tc>
           <w:tcPr>
             <w:tcW w:w="1204" w:type="dxa"/>
+            <w:tcBorders>
+              <w:bottom w:val="single" w:sz="4" w:space="0" w:color="808080"/>
+            </w:tcBorders>
             <w:shd w:val="clear" w:color="auto" w:fill="F2F2F2"/>
             <w:tcMar>
               <w:top w:w="60" w:type="dxa"/>
@@ -4542,6 +5724,172 @@
                 <w:szCs w:val="20"/>
               </w:rPr>
               <w:t>Corrida 9</w:t>
+            </w:r>
+          </w:p>
+        </w:tc>
+        <w:tc>
+          <w:tcPr>
+            <w:tcW w:w="1405" w:type="dxa"/>
+            <w:tcBorders>
+              <w:bottom w:val="single" w:sz="4" w:space="0" w:color="808080"/>
+            </w:tcBorders>
+            <w:shd w:val="clear" w:color="auto" w:fill="F2F2F2"/>
+            <w:tcMar>
+              <w:top w:w="60" w:type="dxa"/>
+              <w:left w:w="80" w:type="dxa"/>
+              <w:bottom w:w="60" w:type="dxa"/>
+              <w:right w:w="80" w:type="dxa"/>
+            </w:tcMar>
+            <w:vAlign w:val="center"/>
+          </w:tcPr>
+          <w:p>
+            <w:pPr>
+              <w:spacing w:after="0" w:line="240" w:lineRule="auto"/>
+              <w:rPr>
+                <w:sz w:val="20"/>
+                <w:szCs w:val="20"/>
+              </w:rPr>
+            </w:pPr>
+            <w:r>
+              <w:rPr>
+                <w:sz w:val="20"/>
+                <w:szCs w:val="20"/>
+              </w:rPr>
+              <w:t>15/15</w:t>
+            </w:r>
+          </w:p>
+        </w:tc>
+        <w:tc>
+          <w:tcPr>
+            <w:tcW w:w="1305" w:type="dxa"/>
+            <w:tcBorders>
+              <w:bottom w:val="single" w:sz="4" w:space="0" w:color="808080"/>
+            </w:tcBorders>
+            <w:shd w:val="clear" w:color="auto" w:fill="F2F2F2"/>
+            <w:tcMar>
+              <w:top w:w="60" w:type="dxa"/>
+              <w:left w:w="80" w:type="dxa"/>
+              <w:bottom w:w="60" w:type="dxa"/>
+              <w:right w:w="80" w:type="dxa"/>
+            </w:tcMar>
+            <w:vAlign w:val="center"/>
+          </w:tcPr>
+          <w:p>
+            <w:pPr>
+              <w:spacing w:after="0" w:line="240" w:lineRule="auto"/>
+              <w:rPr>
+                <w:sz w:val="20"/>
+                <w:szCs w:val="20"/>
+              </w:rPr>
+            </w:pPr>
+            <w:r>
+              <w:rPr>
+                <w:sz w:val="20"/>
+                <w:szCs w:val="20"/>
+              </w:rPr>
+              <w:t>100 %</w:t>
+            </w:r>
+          </w:p>
+        </w:tc>
+        <w:tc>
+          <w:tcPr>
+            <w:tcW w:w="1405" w:type="dxa"/>
+            <w:tcBorders>
+              <w:bottom w:val="single" w:sz="4" w:space="0" w:color="808080"/>
+            </w:tcBorders>
+            <w:shd w:val="clear" w:color="auto" w:fill="F2F2F2"/>
+            <w:tcMar>
+              <w:top w:w="60" w:type="dxa"/>
+              <w:left w:w="80" w:type="dxa"/>
+              <w:bottom w:w="60" w:type="dxa"/>
+              <w:right w:w="80" w:type="dxa"/>
+            </w:tcMar>
+            <w:vAlign w:val="center"/>
+          </w:tcPr>
+          <w:p>
+            <w:pPr>
+              <w:spacing w:after="0" w:line="240" w:lineRule="auto"/>
+              <w:rPr>
+                <w:sz w:val="20"/>
+                <w:szCs w:val="20"/>
+              </w:rPr>
+            </w:pPr>
+            <w:r>
+              <w:rPr>
+                <w:sz w:val="20"/>
+                <w:szCs w:val="20"/>
+              </w:rPr>
+              <w:t>Ninguno</w:t>
+            </w:r>
+          </w:p>
+        </w:tc>
+        <w:tc>
+          <w:tcPr>
+            <w:tcW w:w="4721" w:type="dxa"/>
+            <w:tcBorders>
+              <w:bottom w:val="single" w:sz="4" w:space="0" w:color="808080"/>
+            </w:tcBorders>
+            <w:shd w:val="clear" w:color="auto" w:fill="F2F2F2"/>
+            <w:tcMar>
+              <w:top w:w="60" w:type="dxa"/>
+              <w:left w:w="80" w:type="dxa"/>
+              <w:bottom w:w="60" w:type="dxa"/>
+              <w:right w:w="80" w:type="dxa"/>
+            </w:tcMar>
+            <w:vAlign w:val="center"/>
+          </w:tcPr>
+          <w:p>
+            <w:pPr>
+              <w:spacing w:after="0" w:line="240" w:lineRule="auto"/>
+              <w:rPr>
+                <w:sz w:val="20"/>
+                <w:szCs w:val="20"/>
+              </w:rPr>
+            </w:pPr>
+            <w:r>
+              <w:rPr>
+                <w:sz w:val="20"/>
+                <w:szCs w:val="20"/>
+              </w:rPr>
+              <w:t>Regresión tras quitar el redondeo del IGV: el total es base más IGV con 2 decimales, sin redondeo a 10 céntimos. CP-05 se ajustó al nuevo resultado (total S/ 14.57, vuelto S/ 5.43); CP-09, CP-10, CP-11 y CP-14 siguen pasando con totales exactos</w:t>
+            </w:r>
+          </w:p>
+        </w:tc>
+      </w:tr>
+      <w:tr>
+        <w:trPr>
+          <w:cantSplit/>
+        </w:trPr>
+        <w:tc>
+          <w:tcPr>
+            <w:tcW w:w="1204" w:type="dxa"/>
+            <w:shd w:val="clear" w:color="auto" w:fill="F2F2F2"/>
+            <w:tcMar>
+              <w:top w:w="60" w:type="dxa"/>
+              <w:left w:w="80" w:type="dxa"/>
+              <w:bottom w:w="60" w:type="dxa"/>
+              <w:right w:w="80" w:type="dxa"/>
+            </w:tcMar>
+            <w:vAlign w:val="center"/>
+          </w:tcPr>
+          <w:p>
+            <w:pPr>
+              <w:spacing w:after="0" w:line="240" w:lineRule="auto"/>
+              <w:rPr>
+                <w:b/>
+                <w:bCs/>
+                <w:sz w:val="20"/>
+                <w:szCs w:val="20"/>
+              </w:rPr>
+            </w:pPr>
+            <w:r>
+              <w:rPr>
+                <w:b/>
+                <w:bCs/>
+                <w:sz w:val="20"/>
+                <w:szCs w:val="20"/>
+              </w:rPr>
+              <w:t>Corrida 10</w:t>
             </w:r>
           </w:p>
         </w:tc>
@@ -4570,7 +5918,7 @@
                 <w:sz w:val="20"/>
                 <w:szCs w:val="20"/>
               </w:rPr>
-              <w:t>15/15</w:t>
+              <w:t>19/19</w:t>
             </w:r>
           </w:p>
         </w:tc>
@@ -4657,7 +6005,7 @@
                 <w:sz w:val="20"/>
                 <w:szCs w:val="20"/>
               </w:rPr>
-              <w:t>Regresión tras quitar el redondeo del IGV: el total es base más IGV con 2 decimales, sin redondeo a 10 céntimos. CP-05 se ajustó al nuevo resultado (total S/ 14.57, vuelto S/ 5.43); CP-09, CP-10, CP-11 y CP-14 siguen pasando con totales exactos</w:t>
+              <w:t>El personal puede anular las ventas de su propio turno abierto, con motivo de una lista y registro de anulaciones (CAM-02). Se agregaron CP-16 a CP-19 y CP-11 usa la firma nueva; los 15 casos anteriores siguen aprobando</w:t>
             </w:r>
           </w:p>
         </w:tc>
@@ -4669,18 +6017,18 @@
         <w:jc w:val="both"/>
       </w:pPr>
       <w:r>
-        <w:t xml:space="preserve">Estado por corrida de los casos que cambiaron (los otros 12 casos </w:t>
+        <w:t xml:space="preserve">Estado por corrida de los casos que cambiaron </w:t>
       </w:r>
       <w:r>
-        <w:t>pasaron en las nueve corridas</w:t>
+        <w:t>(los otros 12 casos pasaron en las diez corridas; CP-16 a CP-19 se agregaron en la corrida 10 y pasaron)</w:t>
       </w:r>
       <w:r>
-        <w:t>):</w:t>
+        <w:t>:</w:t>
       </w:r>
     </w:p>
     <w:tbl>
       <w:tblPr>
-        <w:tblW w:w="10036" w:type="dxa"/>
+        <w:tblW w:w="10040" w:type="dxa"/>
         <w:tblBorders>
           <w:top w:val="single" w:sz="4" w:space="0" w:color="808080"/>
           <w:left w:val="single" w:sz="4" w:space="0" w:color="808080"/>
@@ -4698,15 +6046,16 @@
       </w:tblPr>
       <w:tblGrid>
         <w:gridCol w:w="2080"/>
-        <w:gridCol w:w="884"/>
-        <w:gridCol w:w="884"/>
-        <w:gridCol w:w="884"/>
-        <w:gridCol w:w="884"/>
-        <w:gridCol w:w="884"/>
-        <w:gridCol w:w="884"/>
-        <w:gridCol w:w="884"/>
-        <w:gridCol w:w="884"/>
-        <w:gridCol w:w="884"/>
+        <w:gridCol w:w="796"/>
+        <w:gridCol w:w="796"/>
+        <w:gridCol w:w="796"/>
+        <w:gridCol w:w="796"/>
+        <w:gridCol w:w="796"/>
+        <w:gridCol w:w="796"/>
+        <w:gridCol w:w="796"/>
+        <w:gridCol w:w="796"/>
+        <w:gridCol w:w="796"/>
+        <w:gridCol w:w="796"/>
       </w:tblGrid>
       <w:tr>
         <w:trPr>
@@ -4742,7 +6091,7 @@
         </w:tc>
         <w:tc>
           <w:tcPr>
-            <w:tcW w:w="884" w:type="dxa"/>
+            <w:tcW w:w="796" w:type="dxa"/>
             <w:shd w:val="clear" w:color="auto" w:fill="D9D9D9"/>
             <w:tcMar>
               <w:top w:w="60" w:type="dxa"/>
@@ -4769,7 +6118,7 @@
         </w:tc>
         <w:tc>
           <w:tcPr>
-            <w:tcW w:w="884" w:type="dxa"/>
+            <w:tcW w:w="796" w:type="dxa"/>
             <w:shd w:val="clear" w:color="auto" w:fill="D9D9D9"/>
             <w:tcMar>
               <w:top w:w="60" w:type="dxa"/>
@@ -4796,7 +6145,7 @@
         </w:tc>
         <w:tc>
           <w:tcPr>
-            <w:tcW w:w="884" w:type="dxa"/>
+            <w:tcW w:w="796" w:type="dxa"/>
             <w:shd w:val="clear" w:color="auto" w:fill="D9D9D9"/>
             <w:tcMar>
               <w:top w:w="60" w:type="dxa"/>
@@ -4823,7 +6172,7 @@
         </w:tc>
         <w:tc>
           <w:tcPr>
-            <w:tcW w:w="884" w:type="dxa"/>
+            <w:tcW w:w="796" w:type="dxa"/>
             <w:shd w:val="clear" w:color="auto" w:fill="D9D9D9"/>
             <w:tcMar>
               <w:top w:w="60" w:type="dxa"/>
@@ -4850,7 +6199,7 @@
         </w:tc>
         <w:tc>
           <w:tcPr>
-            <w:tcW w:w="884" w:type="dxa"/>
+            <w:tcW w:w="796" w:type="dxa"/>
             <w:shd w:val="clear" w:color="auto" w:fill="D9D9D9"/>
             <w:tcMar>
               <w:top w:w="60" w:type="dxa"/>
@@ -4877,7 +6226,7 @@
         </w:tc>
         <w:tc>
           <w:tcPr>
-            <w:tcW w:w="884" w:type="dxa"/>
+            <w:tcW w:w="796" w:type="dxa"/>
             <w:tcBorders>
               <w:bottom w:val="single" w:sz="4" w:space="0" w:color="808080"/>
             </w:tcBorders>
@@ -4913,7 +6262,7 @@
         </w:tc>
         <w:tc>
           <w:tcPr>
-            <w:tcW w:w="884" w:type="dxa"/>
+            <w:tcW w:w="796" w:type="dxa"/>
             <w:tcBorders>
               <w:bottom w:val="single" w:sz="4" w:space="0" w:color="808080"/>
             </w:tcBorders>
@@ -4949,7 +6298,7 @@
         </w:tc>
         <w:tc>
           <w:tcPr>
-            <w:tcW w:w="884" w:type="dxa"/>
+            <w:tcW w:w="796" w:type="dxa"/>
             <w:tcBorders>
               <w:bottom w:val="single" w:sz="4" w:space="0" w:color="808080"/>
             </w:tcBorders>
@@ -4985,7 +6334,7 @@
         </w:tc>
         <w:tc>
           <w:tcPr>
-            <w:tcW w:w="884" w:type="dxa"/>
+            <w:tcW w:w="796" w:type="dxa"/>
             <w:tcBorders>
               <w:bottom w:val="single" w:sz="4" w:space="0" w:color="808080"/>
             </w:tcBorders>
@@ -5016,6 +6365,42 @@
                 <w:szCs w:val="17"/>
               </w:rPr>
               <w:t>Corrida 9</w:t>
+            </w:r>
+          </w:p>
+        </w:tc>
+        <w:tc>
+          <w:tcPr>
+            <w:tcW w:w="796" w:type="dxa"/>
+            <w:tcBorders>
+              <w:bottom w:val="single" w:sz="4" w:space="0" w:color="808080"/>
+            </w:tcBorders>
+            <w:shd w:val="clear" w:color="auto" w:fill="D9D9D9"/>
+            <w:tcMar>
+              <w:top w:w="60" w:type="dxa"/>
+              <w:left w:w="80" w:type="dxa"/>
+              <w:bottom w:w="60" w:type="dxa"/>
+              <w:right w:w="80" w:type="dxa"/>
+            </w:tcMar>
+            <w:vAlign w:val="center"/>
+          </w:tcPr>
+          <w:p>
+            <w:pPr>
+              <w:spacing w:after="0" w:line="240" w:lineRule="auto"/>
+              <w:rPr>
+                <w:b/>
+                <w:bCs/>
+                <w:sz w:val="17"/>
+                <w:szCs w:val="17"/>
+              </w:rPr>
+            </w:pPr>
+            <w:r>
+              <w:rPr>
+                <w:b/>
+                <w:bCs/>
+                <w:sz w:val="17"/>
+                <w:szCs w:val="17"/>
+              </w:rPr>
+              <w:t>Corrida 10</w:t>
             </w:r>
           </w:p>
         </w:tc>
@@ -5052,7 +6437,7 @@
         </w:tc>
         <w:tc>
           <w:tcPr>
-            <w:tcW w:w="884" w:type="dxa"/>
+            <w:tcW w:w="796" w:type="dxa"/>
             <w:shd w:val="clear" w:color="auto" w:fill="FBE4E4"/>
             <w:tcMar>
               <w:top w:w="60" w:type="dxa"/>
@@ -5080,7 +6465,7 @@
         </w:tc>
         <w:tc>
           <w:tcPr>
-            <w:tcW w:w="884" w:type="dxa"/>
+            <w:tcW w:w="796" w:type="dxa"/>
             <w:shd w:val="clear" w:color="auto" w:fill="E2F0D9"/>
             <w:tcMar>
               <w:top w:w="60" w:type="dxa"/>
@@ -5108,7 +6493,7 @@
         </w:tc>
         <w:tc>
           <w:tcPr>
-            <w:tcW w:w="884" w:type="dxa"/>
+            <w:tcW w:w="796" w:type="dxa"/>
             <w:shd w:val="clear" w:color="auto" w:fill="E2F0D9"/>
             <w:tcMar>
               <w:top w:w="60" w:type="dxa"/>
@@ -5136,7 +6521,7 @@
         </w:tc>
         <w:tc>
           <w:tcPr>
-            <w:tcW w:w="884" w:type="dxa"/>
+            <w:tcW w:w="796" w:type="dxa"/>
             <w:shd w:val="clear" w:color="auto" w:fill="E2F0D9"/>
             <w:tcMar>
               <w:top w:w="60" w:type="dxa"/>
@@ -5164,7 +6549,7 @@
         </w:tc>
         <w:tc>
           <w:tcPr>
-            <w:tcW w:w="884" w:type="dxa"/>
+            <w:tcW w:w="796" w:type="dxa"/>
             <w:shd w:val="clear" w:color="auto" w:fill="E2F0D9"/>
             <w:tcMar>
               <w:top w:w="60" w:type="dxa"/>
@@ -5192,7 +6577,7 @@
         </w:tc>
         <w:tc>
           <w:tcPr>
-            <w:tcW w:w="884" w:type="dxa"/>
+            <w:tcW w:w="796" w:type="dxa"/>
             <w:tcBorders>
               <w:bottom w:val="single" w:sz="4" w:space="0" w:color="808080"/>
             </w:tcBorders>
@@ -5230,7 +6615,7 @@
         </w:tc>
         <w:tc>
           <w:tcPr>
-            <w:tcW w:w="884" w:type="dxa"/>
+            <w:tcW w:w="796" w:type="dxa"/>
             <w:tcBorders>
               <w:bottom w:val="single" w:sz="4" w:space="0" w:color="808080"/>
             </w:tcBorders>
@@ -5268,7 +6653,7 @@
         </w:tc>
         <w:tc>
           <w:tcPr>
-            <w:tcW w:w="884" w:type="dxa"/>
+            <w:tcW w:w="796" w:type="dxa"/>
             <w:tcBorders>
               <w:bottom w:val="single" w:sz="4" w:space="0" w:color="808080"/>
             </w:tcBorders>
@@ -5306,7 +6691,45 @@
         </w:tc>
         <w:tc>
           <w:tcPr>
-            <w:tcW w:w="884" w:type="dxa"/>
+            <w:tcW w:w="796" w:type="dxa"/>
+            <w:tcBorders>
+              <w:bottom w:val="single" w:sz="4" w:space="0" w:color="808080"/>
+            </w:tcBorders>
+            <w:shd w:val="clear" w:color="auto" w:fill="E2F0D9"/>
+            <w:tcMar>
+              <w:top w:w="60" w:type="dxa"/>
+              <w:left w:w="80" w:type="dxa"/>
+              <w:bottom w:w="60" w:type="dxa"/>
+              <w:right w:w="80" w:type="dxa"/>
+            </w:tcMar>
+            <w:vAlign w:val="center"/>
+          </w:tcPr>
+          <w:p>
+            <w:pPr>
+              <w:spacing w:after="0" w:line="240" w:lineRule="auto"/>
+              <w:rPr>
+                <w:b/>
+                <w:bCs/>
+                <w:color w:val="1E7B34"/>
+                <w:sz w:val="17"/>
+                <w:szCs w:val="17"/>
+              </w:rPr>
+            </w:pPr>
+            <w:r>
+              <w:rPr>
+                <w:b/>
+                <w:bCs/>
+                <w:color w:val="1E7B34"/>
+                <w:sz w:val="17"/>
+                <w:szCs w:val="17"/>
+              </w:rPr>
+              <w:t>Pasó</w:t>
+            </w:r>
+          </w:p>
+        </w:tc>
+        <w:tc>
+          <w:tcPr>
+            <w:tcW w:w="796" w:type="dxa"/>
             <w:tcBorders>
               <w:bottom w:val="single" w:sz="4" w:space="0" w:color="808080"/>
             </w:tcBorders>
@@ -5379,7 +6802,7 @@
         </w:tc>
         <w:tc>
           <w:tcPr>
-            <w:tcW w:w="884" w:type="dxa"/>
+            <w:tcW w:w="796" w:type="dxa"/>
             <w:tcBorders>
               <w:bottom w:val="single" w:sz="4" w:space="0" w:color="808080"/>
             </w:tcBorders>
@@ -5410,7 +6833,7 @@
         </w:tc>
         <w:tc>
           <w:tcPr>
-            <w:tcW w:w="884" w:type="dxa"/>
+            <w:tcW w:w="796" w:type="dxa"/>
             <w:tcBorders>
               <w:bottom w:val="single" w:sz="4" w:space="0" w:color="808080"/>
             </w:tcBorders>
@@ -5441,7 +6864,7 @@
         </w:tc>
         <w:tc>
           <w:tcPr>
-            <w:tcW w:w="884" w:type="dxa"/>
+            <w:tcW w:w="796" w:type="dxa"/>
             <w:tcBorders>
               <w:bottom w:val="single" w:sz="4" w:space="0" w:color="808080"/>
             </w:tcBorders>
@@ -5472,7 +6895,7 @@
         </w:tc>
         <w:tc>
           <w:tcPr>
-            <w:tcW w:w="884" w:type="dxa"/>
+            <w:tcW w:w="796" w:type="dxa"/>
             <w:tcBorders>
               <w:bottom w:val="single" w:sz="4" w:space="0" w:color="808080"/>
             </w:tcBorders>
@@ -5503,7 +6926,7 @@
         </w:tc>
         <w:tc>
           <w:tcPr>
-            <w:tcW w:w="884" w:type="dxa"/>
+            <w:tcW w:w="796" w:type="dxa"/>
             <w:tcBorders>
               <w:bottom w:val="single" w:sz="4" w:space="0" w:color="808080"/>
             </w:tcBorders>
@@ -5534,7 +6957,7 @@
         </w:tc>
         <w:tc>
           <w:tcPr>
-            <w:tcW w:w="884" w:type="dxa"/>
+            <w:tcW w:w="796" w:type="dxa"/>
             <w:tcBorders>
               <w:bottom w:val="single" w:sz="4" w:space="0" w:color="808080"/>
             </w:tcBorders>
@@ -5572,7 +6995,7 @@
         </w:tc>
         <w:tc>
           <w:tcPr>
-            <w:tcW w:w="884" w:type="dxa"/>
+            <w:tcW w:w="796" w:type="dxa"/>
             <w:tcBorders>
               <w:bottom w:val="single" w:sz="4" w:space="0" w:color="808080"/>
             </w:tcBorders>
@@ -5610,7 +7033,7 @@
         </w:tc>
         <w:tc>
           <w:tcPr>
-            <w:tcW w:w="884" w:type="dxa"/>
+            <w:tcW w:w="796" w:type="dxa"/>
             <w:tcBorders>
               <w:bottom w:val="single" w:sz="4" w:space="0" w:color="808080"/>
             </w:tcBorders>
@@ -5648,7 +7071,45 @@
         </w:tc>
         <w:tc>
           <w:tcPr>
-            <w:tcW w:w="884" w:type="dxa"/>
+            <w:tcW w:w="796" w:type="dxa"/>
+            <w:tcBorders>
+              <w:bottom w:val="single" w:sz="4" w:space="0" w:color="808080"/>
+            </w:tcBorders>
+            <w:shd w:val="clear" w:color="auto" w:fill="E2F0D9"/>
+            <w:tcMar>
+              <w:top w:w="60" w:type="dxa"/>
+              <w:left w:w="80" w:type="dxa"/>
+              <w:bottom w:w="60" w:type="dxa"/>
+              <w:right w:w="80" w:type="dxa"/>
+            </w:tcMar>
+            <w:vAlign w:val="center"/>
+          </w:tcPr>
+          <w:p>
+            <w:pPr>
+              <w:spacing w:after="0" w:line="240" w:lineRule="auto"/>
+              <w:rPr>
+                <w:b/>
+                <w:bCs/>
+                <w:color w:val="1E7B34"/>
+                <w:sz w:val="17"/>
+                <w:szCs w:val="17"/>
+              </w:rPr>
+            </w:pPr>
+            <w:r>
+              <w:rPr>
+                <w:b/>
+                <w:bCs/>
+                <w:color w:val="1E7B34"/>
+                <w:sz w:val="17"/>
+                <w:szCs w:val="17"/>
+              </w:rPr>
+              <w:t>Pasó</w:t>
+            </w:r>
+          </w:p>
+        </w:tc>
+        <w:tc>
+          <w:tcPr>
+            <w:tcW w:w="796" w:type="dxa"/>
             <w:tcBorders>
               <w:bottom w:val="single" w:sz="4" w:space="0" w:color="808080"/>
             </w:tcBorders>
@@ -5724,7 +7185,7 @@
         </w:tc>
         <w:tc>
           <w:tcPr>
-            <w:tcW w:w="884" w:type="dxa"/>
+            <w:tcW w:w="796" w:type="dxa"/>
             <w:shd w:val="clear" w:color="auto" w:fill="E2F0D9"/>
             <w:tcMar>
               <w:top w:w="60" w:type="dxa"/>
@@ -5759,7 +7220,7 @@
         </w:tc>
         <w:tc>
           <w:tcPr>
-            <w:tcW w:w="884" w:type="dxa"/>
+            <w:tcW w:w="796" w:type="dxa"/>
             <w:shd w:val="clear" w:color="auto" w:fill="E2F0D9"/>
             <w:tcMar>
               <w:top w:w="60" w:type="dxa"/>
@@ -5794,7 +7255,7 @@
         </w:tc>
         <w:tc>
           <w:tcPr>
-            <w:tcW w:w="884" w:type="dxa"/>
+            <w:tcW w:w="796" w:type="dxa"/>
             <w:shd w:val="clear" w:color="auto" w:fill="E2F0D9"/>
             <w:tcMar>
               <w:top w:w="60" w:type="dxa"/>
@@ -5829,7 +7290,7 @@
         </w:tc>
         <w:tc>
           <w:tcPr>
-            <w:tcW w:w="884" w:type="dxa"/>
+            <w:tcW w:w="796" w:type="dxa"/>
             <w:shd w:val="clear" w:color="auto" w:fill="E2F0D9"/>
             <w:tcMar>
               <w:top w:w="60" w:type="dxa"/>
@@ -5864,7 +7325,7 @@
         </w:tc>
         <w:tc>
           <w:tcPr>
-            <w:tcW w:w="884" w:type="dxa"/>
+            <w:tcW w:w="796" w:type="dxa"/>
             <w:shd w:val="clear" w:color="auto" w:fill="E2F0D9"/>
             <w:tcMar>
               <w:top w:w="60" w:type="dxa"/>
@@ -5899,7 +7360,7 @@
         </w:tc>
         <w:tc>
           <w:tcPr>
-            <w:tcW w:w="884" w:type="dxa"/>
+            <w:tcW w:w="796" w:type="dxa"/>
             <w:shd w:val="clear" w:color="auto" w:fill="FBE4E4"/>
             <w:tcMar>
               <w:top w:w="60" w:type="dxa"/>
@@ -5934,7 +7395,7 @@
         </w:tc>
         <w:tc>
           <w:tcPr>
-            <w:tcW w:w="884" w:type="dxa"/>
+            <w:tcW w:w="796" w:type="dxa"/>
             <w:shd w:val="clear" w:color="auto" w:fill="E2F0D9"/>
             <w:tcMar>
               <w:top w:w="60" w:type="dxa"/>
@@ -5969,7 +7430,7 @@
         </w:tc>
         <w:tc>
           <w:tcPr>
-            <w:tcW w:w="884" w:type="dxa"/>
+            <w:tcW w:w="796" w:type="dxa"/>
             <w:shd w:val="clear" w:color="auto" w:fill="E2F0D9"/>
             <w:tcMar>
               <w:top w:w="60" w:type="dxa"/>
@@ -6004,7 +7465,42 @@
         </w:tc>
         <w:tc>
           <w:tcPr>
-            <w:tcW w:w="884" w:type="dxa"/>
+            <w:tcW w:w="796" w:type="dxa"/>
+            <w:shd w:val="clear" w:color="auto" w:fill="E2F0D9"/>
+            <w:tcMar>
+              <w:top w:w="60" w:type="dxa"/>
+              <w:left w:w="80" w:type="dxa"/>
+              <w:bottom w:w="60" w:type="dxa"/>
+              <w:right w:w="80" w:type="dxa"/>
+            </w:tcMar>
+            <w:vAlign w:val="center"/>
+          </w:tcPr>
+          <w:p>
+            <w:pPr>
+              <w:spacing w:after="0" w:line="240" w:lineRule="auto"/>
+              <w:rPr>
+                <w:b/>
+                <w:bCs/>
+                <w:color w:val="1E7B34"/>
+                <w:sz w:val="17"/>
+                <w:szCs w:val="17"/>
+              </w:rPr>
+            </w:pPr>
+            <w:r>
+              <w:rPr>
+                <w:b/>
+                <w:bCs/>
+                <w:color w:val="1E7B34"/>
+                <w:sz w:val="17"/>
+                <w:szCs w:val="17"/>
+              </w:rPr>
+              <w:t>Pasó</w:t>
+            </w:r>
+          </w:p>
+        </w:tc>
+        <w:tc>
+          <w:tcPr>
+            <w:tcW w:w="796" w:type="dxa"/>
             <w:shd w:val="clear" w:color="auto" w:fill="E2F0D9"/>
             <w:tcMar>
               <w:top w:w="60" w:type="dxa"/>
@@ -6052,10 +7548,7 @@
         <w:t xml:space="preserve">Resultado final: </w:t>
       </w:r>
       <w:r>
-        <w:t xml:space="preserve">15 de 15 casos aprobados (100 %) </w:t>
-      </w:r>
-      <w:r>
-        <w:t>en las corridas 3, 4, 5, 7, 8 y 9 (</w:t>
+        <w:t>19 de 19 casos aprobados (100 %) en la corrida 10, y 15 de 15 en las corridas 3, 4, 5, 7, 8 y 9 (</w:t>
       </w:r>
       <w:r>
         <w:t>la corrida 6 dio 14/15 por un fallo del entorno en CP-15, ajeno al sistema). Cada corrida dura unos 15 segundos y se puede repetir.</w:t>
@@ -6150,6 +7643,20 @@
     </w:p>
     <w:p>
       <w:pPr>
+        <w:jc w:val="both"/>
+      </w:pPr>
+      <w:r>
+        <w:rPr>
+          <w:b/>
+        </w:rPr>
+        <w:t>Verificaciones adicionales (corrida 10):</w:t>
+      </w:r>
+      <w:r>
+        <w:t xml:space="preserve"> la aplicación compila. En Caja, como Personal1 contra seipo_test, Anular venta se habilita sobre su venta completada y queda desactivado sobre la anulada; la pestaña Anulaciones muestra solo sus anulaciones, con el período, el motivo, el detalle y el monto. Al iniciar, el sistema crea la tabla de anulaciones en las bases existentes, y la copia de la base de datos la incluye vacía. Las 48 ventas anuladas antes del cambio no tienen registro y su comprobante sigue mostrando ANULADO y el motivo.</w:t>
+      </w:r>
+    </w:p>
+    <w:p>
+      <w:pPr>
         <w:pStyle w:val="Ttulo2"/>
       </w:pPr>
       <w:r>
@@ -6189,6 +7696,9 @@
         <w:tc>
           <w:tcPr>
             <w:tcW w:w="1104" w:type="dxa"/>
+            <w:tcBorders>
+              <w:bottom w:val="single" w:sz="4" w:space="0" w:color="808080"/>
+            </w:tcBorders>
             <w:shd w:val="clear" w:color="auto" w:fill="D9D9D9"/>
             <w:tcMar>
               <w:top w:w="60" w:type="dxa"/>
@@ -6216,6 +7726,9 @@
         <w:tc>
           <w:tcPr>
             <w:tcW w:w="903" w:type="dxa"/>
+            <w:tcBorders>
+              <w:bottom w:val="single" w:sz="4" w:space="0" w:color="808080"/>
+            </w:tcBorders>
             <w:shd w:val="clear" w:color="auto" w:fill="D9D9D9"/>
             <w:tcMar>
               <w:top w:w="60" w:type="dxa"/>
@@ -6243,6 +7756,9 @@
         <w:tc>
           <w:tcPr>
             <w:tcW w:w="4919" w:type="dxa"/>
+            <w:tcBorders>
+              <w:bottom w:val="single" w:sz="4" w:space="0" w:color="808080"/>
+            </w:tcBorders>
             <w:shd w:val="clear" w:color="auto" w:fill="D9D9D9"/>
             <w:tcMar>
               <w:top w:w="60" w:type="dxa"/>
@@ -6270,6 +7786,9 @@
         <w:tc>
           <w:tcPr>
             <w:tcW w:w="1305" w:type="dxa"/>
+            <w:tcBorders>
+              <w:bottom w:val="single" w:sz="4" w:space="0" w:color="808080"/>
+            </w:tcBorders>
             <w:shd w:val="clear" w:color="auto" w:fill="D9D9D9"/>
             <w:tcMar>
               <w:top w:w="60" w:type="dxa"/>
@@ -6297,6 +7816,9 @@
         <w:tc>
           <w:tcPr>
             <w:tcW w:w="1809" w:type="dxa"/>
+            <w:tcBorders>
+              <w:bottom w:val="single" w:sz="4" w:space="0" w:color="808080"/>
+            </w:tcBorders>
             <w:shd w:val="clear" w:color="auto" w:fill="D9D9D9"/>
             <w:tcMar>
               <w:top w:w="60" w:type="dxa"/>
@@ -6329,6 +7851,10 @@
         <w:tc>
           <w:tcPr>
             <w:tcW w:w="1104" w:type="dxa"/>
+            <w:tcBorders>
+              <w:bottom w:val="single" w:sz="4" w:space="0" w:color="808080"/>
+            </w:tcBorders>
+            <w:shd w:val="clear" w:color="auto" w:fill="auto"/>
             <w:tcMar>
               <w:top w:w="60" w:type="dxa"/>
               <w:left w:w="80" w:type="dxa"/>
@@ -6355,6 +7881,10 @@
         <w:tc>
           <w:tcPr>
             <w:tcW w:w="903" w:type="dxa"/>
+            <w:tcBorders>
+              <w:bottom w:val="single" w:sz="4" w:space="0" w:color="808080"/>
+            </w:tcBorders>
+            <w:shd w:val="clear" w:color="auto" w:fill="auto"/>
             <w:tcMar>
               <w:top w:w="60" w:type="dxa"/>
               <w:left w:w="80" w:type="dxa"/>
@@ -6379,6 +7909,10 @@
         <w:tc>
           <w:tcPr>
             <w:tcW w:w="4919" w:type="dxa"/>
+            <w:tcBorders>
+              <w:bottom w:val="single" w:sz="4" w:space="0" w:color="808080"/>
+            </w:tcBorders>
+            <w:shd w:val="clear" w:color="auto" w:fill="auto"/>
             <w:tcMar>
               <w:top w:w="60" w:type="dxa"/>
               <w:left w:w="80" w:type="dxa"/>
@@ -6403,6 +7937,10 @@
         <w:tc>
           <w:tcPr>
             <w:tcW w:w="1305" w:type="dxa"/>
+            <w:tcBorders>
+              <w:bottom w:val="single" w:sz="4" w:space="0" w:color="808080"/>
+            </w:tcBorders>
+            <w:shd w:val="clear" w:color="auto" w:fill="auto"/>
             <w:tcMar>
               <w:top w:w="60" w:type="dxa"/>
               <w:left w:w="80" w:type="dxa"/>
@@ -6427,6 +7965,10 @@
         <w:tc>
           <w:tcPr>
             <w:tcW w:w="1809" w:type="dxa"/>
+            <w:tcBorders>
+              <w:bottom w:val="single" w:sz="4" w:space="0" w:color="808080"/>
+            </w:tcBorders>
+            <w:shd w:val="clear" w:color="auto" w:fill="auto"/>
             <w:tcMar>
               <w:top w:w="60" w:type="dxa"/>
               <w:left w:w="80" w:type="dxa"/>
@@ -6456,6 +7998,9 @@
         <w:tc>
           <w:tcPr>
             <w:tcW w:w="1104" w:type="dxa"/>
+            <w:tcBorders>
+              <w:bottom w:val="single" w:sz="4" w:space="0" w:color="808080"/>
+            </w:tcBorders>
             <w:shd w:val="clear" w:color="auto" w:fill="F2F2F2"/>
             <w:tcMar>
               <w:top w:w="60" w:type="dxa"/>
@@ -6483,6 +8028,9 @@
         <w:tc>
           <w:tcPr>
             <w:tcW w:w="903" w:type="dxa"/>
+            <w:tcBorders>
+              <w:bottom w:val="single" w:sz="4" w:space="0" w:color="808080"/>
+            </w:tcBorders>
             <w:shd w:val="clear" w:color="auto" w:fill="F2F2F2"/>
             <w:tcMar>
               <w:top w:w="60" w:type="dxa"/>
@@ -6508,6 +8056,9 @@
         <w:tc>
           <w:tcPr>
             <w:tcW w:w="4919" w:type="dxa"/>
+            <w:tcBorders>
+              <w:bottom w:val="single" w:sz="4" w:space="0" w:color="808080"/>
+            </w:tcBorders>
             <w:shd w:val="clear" w:color="auto" w:fill="F2F2F2"/>
             <w:tcMar>
               <w:top w:w="60" w:type="dxa"/>
@@ -6533,6 +8084,9 @@
         <w:tc>
           <w:tcPr>
             <w:tcW w:w="1305" w:type="dxa"/>
+            <w:tcBorders>
+              <w:bottom w:val="single" w:sz="4" w:space="0" w:color="808080"/>
+            </w:tcBorders>
             <w:shd w:val="clear" w:color="auto" w:fill="F2F2F2"/>
             <w:tcMar>
               <w:top w:w="60" w:type="dxa"/>
@@ -6558,6 +8112,9 @@
         <w:tc>
           <w:tcPr>
             <w:tcW w:w="1809" w:type="dxa"/>
+            <w:tcBorders>
+              <w:bottom w:val="single" w:sz="4" w:space="0" w:color="808080"/>
+            </w:tcBorders>
             <w:shd w:val="clear" w:color="auto" w:fill="F2F2F2"/>
             <w:tcMar>
               <w:top w:w="60" w:type="dxa"/>
@@ -6588,6 +8145,10 @@
         <w:tc>
           <w:tcPr>
             <w:tcW w:w="1104" w:type="dxa"/>
+            <w:tcBorders>
+              <w:bottom w:val="single" w:sz="4" w:space="0" w:color="808080"/>
+            </w:tcBorders>
+            <w:shd w:val="clear" w:color="auto" w:fill="auto"/>
             <w:tcMar>
               <w:top w:w="60" w:type="dxa"/>
               <w:left w:w="80" w:type="dxa"/>
@@ -6614,6 +8175,10 @@
         <w:tc>
           <w:tcPr>
             <w:tcW w:w="903" w:type="dxa"/>
+            <w:tcBorders>
+              <w:bottom w:val="single" w:sz="4" w:space="0" w:color="808080"/>
+            </w:tcBorders>
+            <w:shd w:val="clear" w:color="auto" w:fill="auto"/>
             <w:tcMar>
               <w:top w:w="60" w:type="dxa"/>
               <w:left w:w="80" w:type="dxa"/>
@@ -6638,6 +8203,10 @@
         <w:tc>
           <w:tcPr>
             <w:tcW w:w="4919" w:type="dxa"/>
+            <w:tcBorders>
+              <w:bottom w:val="single" w:sz="4" w:space="0" w:color="808080"/>
+            </w:tcBorders>
+            <w:shd w:val="clear" w:color="auto" w:fill="auto"/>
             <w:tcMar>
               <w:top w:w="60" w:type="dxa"/>
               <w:left w:w="80" w:type="dxa"/>
@@ -6662,6 +8231,10 @@
         <w:tc>
           <w:tcPr>
             <w:tcW w:w="1305" w:type="dxa"/>
+            <w:tcBorders>
+              <w:bottom w:val="single" w:sz="4" w:space="0" w:color="808080"/>
+            </w:tcBorders>
+            <w:shd w:val="clear" w:color="auto" w:fill="auto"/>
             <w:tcMar>
               <w:top w:w="60" w:type="dxa"/>
               <w:left w:w="80" w:type="dxa"/>
@@ -6686,6 +8259,10 @@
         <w:tc>
           <w:tcPr>
             <w:tcW w:w="1809" w:type="dxa"/>
+            <w:tcBorders>
+              <w:bottom w:val="single" w:sz="4" w:space="0" w:color="808080"/>
+            </w:tcBorders>
+            <w:shd w:val="clear" w:color="auto" w:fill="auto"/>
             <w:tcMar>
               <w:top w:w="60" w:type="dxa"/>
               <w:left w:w="80" w:type="dxa"/>
@@ -6715,6 +8292,9 @@
         <w:tc>
           <w:tcPr>
             <w:tcW w:w="1104" w:type="dxa"/>
+            <w:tcBorders>
+              <w:bottom w:val="single" w:sz="4" w:space="0" w:color="808080"/>
+            </w:tcBorders>
             <w:shd w:val="clear" w:color="auto" w:fill="F2F2F2"/>
             <w:tcMar>
               <w:top w:w="60" w:type="dxa"/>
@@ -6742,6 +8322,9 @@
         <w:tc>
           <w:tcPr>
             <w:tcW w:w="903" w:type="dxa"/>
+            <w:tcBorders>
+              <w:bottom w:val="single" w:sz="4" w:space="0" w:color="808080"/>
+            </w:tcBorders>
             <w:shd w:val="clear" w:color="auto" w:fill="F2F2F2"/>
             <w:tcMar>
               <w:top w:w="60" w:type="dxa"/>
@@ -6767,6 +8350,9 @@
         <w:tc>
           <w:tcPr>
             <w:tcW w:w="4919" w:type="dxa"/>
+            <w:tcBorders>
+              <w:bottom w:val="single" w:sz="4" w:space="0" w:color="808080"/>
+            </w:tcBorders>
             <w:shd w:val="clear" w:color="auto" w:fill="F2F2F2"/>
             <w:tcMar>
               <w:top w:w="60" w:type="dxa"/>
@@ -6792,6 +8378,9 @@
         <w:tc>
           <w:tcPr>
             <w:tcW w:w="1305" w:type="dxa"/>
+            <w:tcBorders>
+              <w:bottom w:val="single" w:sz="4" w:space="0" w:color="808080"/>
+            </w:tcBorders>
             <w:shd w:val="clear" w:color="auto" w:fill="F2F2F2"/>
             <w:tcMar>
               <w:top w:w="60" w:type="dxa"/>
@@ -6817,6 +8406,9 @@
         <w:tc>
           <w:tcPr>
             <w:tcW w:w="1809" w:type="dxa"/>
+            <w:tcBorders>
+              <w:bottom w:val="single" w:sz="4" w:space="0" w:color="808080"/>
+            </w:tcBorders>
             <w:shd w:val="clear" w:color="auto" w:fill="F2F2F2"/>
             <w:tcMar>
               <w:top w:w="60" w:type="dxa"/>
@@ -6847,6 +8439,10 @@
         <w:tc>
           <w:tcPr>
             <w:tcW w:w="1104" w:type="dxa"/>
+            <w:tcBorders>
+              <w:bottom w:val="single" w:sz="4" w:space="0" w:color="808080"/>
+            </w:tcBorders>
+            <w:shd w:val="clear" w:color="auto" w:fill="auto"/>
             <w:tcMar>
               <w:top w:w="60" w:type="dxa"/>
               <w:left w:w="80" w:type="dxa"/>
@@ -6873,6 +8469,10 @@
         <w:tc>
           <w:tcPr>
             <w:tcW w:w="903" w:type="dxa"/>
+            <w:tcBorders>
+              <w:bottom w:val="single" w:sz="4" w:space="0" w:color="808080"/>
+            </w:tcBorders>
+            <w:shd w:val="clear" w:color="auto" w:fill="auto"/>
             <w:tcMar>
               <w:top w:w="60" w:type="dxa"/>
               <w:left w:w="80" w:type="dxa"/>
@@ -6897,6 +8497,10 @@
         <w:tc>
           <w:tcPr>
             <w:tcW w:w="4919" w:type="dxa"/>
+            <w:tcBorders>
+              <w:bottom w:val="single" w:sz="4" w:space="0" w:color="808080"/>
+            </w:tcBorders>
+            <w:shd w:val="clear" w:color="auto" w:fill="auto"/>
             <w:tcMar>
               <w:top w:w="60" w:type="dxa"/>
               <w:left w:w="80" w:type="dxa"/>
@@ -6921,6 +8525,10 @@
         <w:tc>
           <w:tcPr>
             <w:tcW w:w="1305" w:type="dxa"/>
+            <w:tcBorders>
+              <w:bottom w:val="single" w:sz="4" w:space="0" w:color="808080"/>
+            </w:tcBorders>
+            <w:shd w:val="clear" w:color="auto" w:fill="auto"/>
             <w:tcMar>
               <w:top w:w="60" w:type="dxa"/>
               <w:left w:w="80" w:type="dxa"/>
@@ -6945,6 +8553,10 @@
         <w:tc>
           <w:tcPr>
             <w:tcW w:w="1809" w:type="dxa"/>
+            <w:tcBorders>
+              <w:bottom w:val="single" w:sz="4" w:space="0" w:color="808080"/>
+            </w:tcBorders>
+            <w:shd w:val="clear" w:color="auto" w:fill="auto"/>
             <w:tcMar>
               <w:top w:w="60" w:type="dxa"/>
               <w:left w:w="80" w:type="dxa"/>
@@ -6974,6 +8586,9 @@
         <w:tc>
           <w:tcPr>
             <w:tcW w:w="1104" w:type="dxa"/>
+            <w:tcBorders>
+              <w:bottom w:val="single" w:sz="4" w:space="0" w:color="808080"/>
+            </w:tcBorders>
             <w:shd w:val="clear" w:color="auto" w:fill="F2F2F2"/>
             <w:tcMar>
               <w:top w:w="60" w:type="dxa"/>
@@ -7001,6 +8616,9 @@
         <w:tc>
           <w:tcPr>
             <w:tcW w:w="903" w:type="dxa"/>
+            <w:tcBorders>
+              <w:bottom w:val="single" w:sz="4" w:space="0" w:color="808080"/>
+            </w:tcBorders>
             <w:shd w:val="clear" w:color="auto" w:fill="F2F2F2"/>
             <w:tcMar>
               <w:top w:w="60" w:type="dxa"/>
@@ -7026,6 +8644,9 @@
         <w:tc>
           <w:tcPr>
             <w:tcW w:w="4919" w:type="dxa"/>
+            <w:tcBorders>
+              <w:bottom w:val="single" w:sz="4" w:space="0" w:color="808080"/>
+            </w:tcBorders>
             <w:shd w:val="clear" w:color="auto" w:fill="F2F2F2"/>
             <w:tcMar>
               <w:top w:w="60" w:type="dxa"/>
@@ -7051,6 +8672,9 @@
         <w:tc>
           <w:tcPr>
             <w:tcW w:w="1305" w:type="dxa"/>
+            <w:tcBorders>
+              <w:bottom w:val="single" w:sz="4" w:space="0" w:color="808080"/>
+            </w:tcBorders>
             <w:shd w:val="clear" w:color="auto" w:fill="F2F2F2"/>
             <w:tcMar>
               <w:top w:w="60" w:type="dxa"/>
@@ -7076,6 +8700,9 @@
         <w:tc>
           <w:tcPr>
             <w:tcW w:w="1809" w:type="dxa"/>
+            <w:tcBorders>
+              <w:bottom w:val="single" w:sz="4" w:space="0" w:color="808080"/>
+            </w:tcBorders>
             <w:shd w:val="clear" w:color="auto" w:fill="F2F2F2"/>
             <w:tcMar>
               <w:top w:w="60" w:type="dxa"/>
@@ -7109,6 +8736,7 @@
             <w:tcBorders>
               <w:bottom w:val="single" w:sz="4" w:space="0" w:color="808080"/>
             </w:tcBorders>
+            <w:shd w:val="clear" w:color="auto" w:fill="auto"/>
             <w:tcMar>
               <w:top w:w="60" w:type="dxa"/>
               <w:left w:w="80" w:type="dxa"/>
@@ -7138,6 +8766,7 @@
             <w:tcBorders>
               <w:bottom w:val="single" w:sz="4" w:space="0" w:color="808080"/>
             </w:tcBorders>
+            <w:shd w:val="clear" w:color="auto" w:fill="auto"/>
             <w:tcMar>
               <w:top w:w="60" w:type="dxa"/>
               <w:left w:w="80" w:type="dxa"/>
@@ -7165,6 +8794,7 @@
             <w:tcBorders>
               <w:bottom w:val="single" w:sz="4" w:space="0" w:color="808080"/>
             </w:tcBorders>
+            <w:shd w:val="clear" w:color="auto" w:fill="auto"/>
             <w:tcMar>
               <w:top w:w="60" w:type="dxa"/>
               <w:left w:w="80" w:type="dxa"/>
@@ -7192,6 +8822,7 @@
             <w:tcBorders>
               <w:bottom w:val="single" w:sz="4" w:space="0" w:color="808080"/>
             </w:tcBorders>
+            <w:shd w:val="clear" w:color="auto" w:fill="auto"/>
             <w:tcMar>
               <w:top w:w="60" w:type="dxa"/>
               <w:left w:w="80" w:type="dxa"/>
@@ -7219,6 +8850,7 @@
             <w:tcBorders>
               <w:bottom w:val="single" w:sz="4" w:space="0" w:color="808080"/>
             </w:tcBorders>
+            <w:shd w:val="clear" w:color="auto" w:fill="auto"/>
             <w:tcMar>
               <w:top w:w="60" w:type="dxa"/>
               <w:left w:w="80" w:type="dxa"/>
@@ -7248,6 +8880,9 @@
         <w:tc>
           <w:tcPr>
             <w:tcW w:w="1104" w:type="dxa"/>
+            <w:tcBorders>
+              <w:bottom w:val="single" w:sz="4" w:space="0" w:color="808080"/>
+            </w:tcBorders>
             <w:shd w:val="clear" w:color="auto" w:fill="F2F2F2"/>
             <w:tcMar>
               <w:top w:w="60" w:type="dxa"/>
@@ -7281,6 +8916,9 @@
         <w:tc>
           <w:tcPr>
             <w:tcW w:w="903" w:type="dxa"/>
+            <w:tcBorders>
+              <w:bottom w:val="single" w:sz="4" w:space="0" w:color="808080"/>
+            </w:tcBorders>
             <w:shd w:val="clear" w:color="auto" w:fill="F2F2F2"/>
             <w:tcMar>
               <w:top w:w="60" w:type="dxa"/>
@@ -7310,6 +8948,9 @@
         <w:tc>
           <w:tcPr>
             <w:tcW w:w="4919" w:type="dxa"/>
+            <w:tcBorders>
+              <w:bottom w:val="single" w:sz="4" w:space="0" w:color="808080"/>
+            </w:tcBorders>
             <w:shd w:val="clear" w:color="auto" w:fill="F2F2F2"/>
             <w:tcMar>
               <w:top w:w="60" w:type="dxa"/>
@@ -7339,6 +8980,9 @@
         <w:tc>
           <w:tcPr>
             <w:tcW w:w="1305" w:type="dxa"/>
+            <w:tcBorders>
+              <w:bottom w:val="single" w:sz="4" w:space="0" w:color="808080"/>
+            </w:tcBorders>
             <w:shd w:val="clear" w:color="auto" w:fill="F2F2F2"/>
             <w:tcMar>
               <w:top w:w="60" w:type="dxa"/>
@@ -7368,6 +9012,9 @@
         <w:tc>
           <w:tcPr>
             <w:tcW w:w="1809" w:type="dxa"/>
+            <w:tcBorders>
+              <w:bottom w:val="single" w:sz="4" w:space="0" w:color="808080"/>
+            </w:tcBorders>
             <w:shd w:val="clear" w:color="auto" w:fill="F2F2F2"/>
             <w:tcMar>
               <w:top w:w="60" w:type="dxa"/>
@@ -7391,6 +9038,160 @@
                 <w:szCs w:val="20"/>
               </w:rPr>
               <w:t>Corregido y verificado (corridas 6 y 7)</w:t>
+            </w:r>
+          </w:p>
+        </w:tc>
+      </w:tr>
+      <w:tr>
+        <w:trPr>
+          <w:cantSplit/>
+        </w:trPr>
+        <w:tc>
+          <w:tcPr>
+            <w:tcW w:w="1104" w:type="dxa"/>
+            <w:shd w:val="clear" w:color="auto" w:fill="auto"/>
+            <w:tcMar>
+              <w:top w:w="60" w:type="dxa"/>
+              <w:left w:w="80" w:type="dxa"/>
+              <w:bottom w:w="60" w:type="dxa"/>
+              <w:right w:w="80" w:type="dxa"/>
+            </w:tcMar>
+            <w:vAlign w:val="center"/>
+          </w:tcPr>
+          <w:p>
+            <w:pPr>
+              <w:spacing w:after="0" w:line="240" w:lineRule="auto"/>
+              <w:rPr>
+                <w:b/>
+                <w:bCs/>
+                <w:sz w:val="20"/>
+                <w:szCs w:val="20"/>
+              </w:rPr>
+            </w:pPr>
+            <w:r>
+              <w:rPr>
+                <w:b/>
+                <w:bCs/>
+                <w:sz w:val="20"/>
+                <w:szCs w:val="20"/>
+              </w:rPr>
+              <w:t>CAM-02</w:t>
+            </w:r>
+          </w:p>
+        </w:tc>
+        <w:tc>
+          <w:tcPr>
+            <w:tcW w:w="903" w:type="dxa"/>
+            <w:shd w:val="clear" w:color="auto" w:fill="auto"/>
+            <w:tcMar>
+              <w:top w:w="60" w:type="dxa"/>
+              <w:left w:w="80" w:type="dxa"/>
+              <w:bottom w:w="60" w:type="dxa"/>
+              <w:right w:w="80" w:type="dxa"/>
+            </w:tcMar>
+            <w:vAlign w:val="center"/>
+          </w:tcPr>
+          <w:p>
+            <w:pPr>
+              <w:spacing w:after="0" w:line="240" w:lineRule="auto"/>
+              <w:rPr>
+                <w:sz w:val="20"/>
+                <w:szCs w:val="20"/>
+              </w:rPr>
+            </w:pPr>
+            <w:r>
+              <w:rPr>
+                <w:sz w:val="20"/>
+                <w:szCs w:val="20"/>
+              </w:rPr>
+              <w:t>CP-11, CP-16 a CP-19</w:t>
+            </w:r>
+          </w:p>
+        </w:tc>
+        <w:tc>
+          <w:tcPr>
+            <w:tcW w:w="4919" w:type="dxa"/>
+            <w:shd w:val="clear" w:color="auto" w:fill="auto"/>
+            <w:tcMar>
+              <w:top w:w="60" w:type="dxa"/>
+              <w:left w:w="80" w:type="dxa"/>
+              <w:bottom w:w="60" w:type="dxa"/>
+              <w:right w:w="80" w:type="dxa"/>
+            </w:tcMar>
+            <w:vAlign w:val="center"/>
+          </w:tcPr>
+          <w:p>
+            <w:pPr>
+              <w:spacing w:after="0" w:line="240" w:lineRule="auto"/>
+              <w:rPr>
+                <w:sz w:val="20"/>
+                <w:szCs w:val="20"/>
+              </w:rPr>
+            </w:pPr>
+            <w:r>
+              <w:rPr>
+                <w:sz w:val="20"/>
+                <w:szCs w:val="20"/>
+              </w:rPr>
+              <w:t>Cambio de alcance pedido por el docente, no defecto: el personal puede anular las ventas que registró en su propio turno abierto (antes solo el administrador). El motivo se elige de una lista (con «Otro», detalle obligatorio) y cada anulación queda registrada con usuario, rol, turno, fecha y hora, motivo, detalle y monto. La regla se valida en el controlador</w:t>
+            </w:r>
+          </w:p>
+        </w:tc>
+        <w:tc>
+          <w:tcPr>
+            <w:tcW w:w="1305" w:type="dxa"/>
+            <w:shd w:val="clear" w:color="auto" w:fill="auto"/>
+            <w:tcMar>
+              <w:top w:w="60" w:type="dxa"/>
+              <w:left w:w="80" w:type="dxa"/>
+              <w:bottom w:w="60" w:type="dxa"/>
+              <w:right w:w="80" w:type="dxa"/>
+            </w:tcMar>
+            <w:vAlign w:val="center"/>
+          </w:tcPr>
+          <w:p>
+            <w:pPr>
+              <w:spacing w:after="0" w:line="240" w:lineRule="auto"/>
+              <w:rPr>
+                <w:sz w:val="20"/>
+                <w:szCs w:val="20"/>
+              </w:rPr>
+            </w:pPr>
+            <w:r>
+              <w:rPr>
+                <w:sz w:val="20"/>
+                <w:szCs w:val="20"/>
+              </w:rPr>
+              <w:t>—</w:t>
+            </w:r>
+          </w:p>
+        </w:tc>
+        <w:tc>
+          <w:tcPr>
+            <w:tcW w:w="1809" w:type="dxa"/>
+            <w:shd w:val="clear" w:color="auto" w:fill="auto"/>
+            <w:tcMar>
+              <w:top w:w="60" w:type="dxa"/>
+              <w:left w:w="80" w:type="dxa"/>
+              <w:bottom w:w="60" w:type="dxa"/>
+              <w:right w:w="80" w:type="dxa"/>
+            </w:tcMar>
+            <w:vAlign w:val="center"/>
+          </w:tcPr>
+          <w:p>
+            <w:pPr>
+              <w:spacing w:after="0" w:line="240" w:lineRule="auto"/>
+              <w:rPr>
+                <w:sz w:val="20"/>
+                <w:szCs w:val="20"/>
+              </w:rPr>
+            </w:pPr>
+            <w:r>
+              <w:rPr>
+                <w:sz w:val="20"/>
+                <w:szCs w:val="20"/>
+              </w:rPr>
+              <w:t>Aplicado y verificado (corrida 10)</w:t>
             </w:r>
           </w:p>
         </w:tc>
@@ -7402,7 +9203,13 @@
         <w:jc w:val="both"/>
       </w:pPr>
       <w:r>
-        <w:t>OBS-02 a OBS-05 se encontraron al revisar el código para escribir los manuales de usuario, no con los casos automatizados. CAM-01 no es un defecto, sino un cambio de alcance decidido por el equipo: el sistema solo registra la forma de pago. OBS-06 atiende la recomendación de guardar las contraseñas con hash. Limitaciones conocidas que se dejan documentadas:</w:t>
+        <w:t xml:space="preserve">OBS-02 a OBS-05 se encontraron al revisar el código para escribir los manuales de usuario, no con los casos automatizados. CAM-01 no es un defecto, sino un cambio de alcance decidido por el equipo: el sistema solo registra la forma de pago. </w:t>
+      </w:r>
+      <w:r>
+        <w:t>OBS-06 atiende la recomendación de guardar las contraseñas con hash. CAM-02 también es un cambio de alcance, pedido por el docente: el personal anula las ventas de su propio turno, con registro del motivo.</w:t>
+      </w:r>
+      <w:r>
+        <w:t xml:space="preserve"> Limitaciones conocidas que se dejan documentadas:</w:t>
       </w:r>
     </w:p>
     <w:p>
@@ -7469,7 +9276,7 @@
         <w:t xml:space="preserve">Los procesos centrales cumplen las reglas de negocio del documento: los 15 casos aprueban </w:t>
       </w:r>
       <w:r>
-        <w:t>en las corridas 3, 4, 5, 7, 8 y 9.</w:t>
+        <w:t>en las corridas 3, 4, 5, 7, 8 y 9, y los 19 en la corrida 10.</w:t>
       </w:r>
     </w:p>
     <w:p>
@@ -7483,7 +9290,13 @@
         <w:jc w:val="both"/>
       </w:pPr>
       <w:r>
-        <w:t>Todas las operaciones rechazadas (sin turno, stock insuficiente, forma de pago no admitida, turno cerrado y tarjeta) se revierten sin dejar registros parciales.</w:t>
+        <w:t xml:space="preserve">Todas las operaciones rechazadas (sin turno, stock insuficiente, forma de pago no admitida, </w:t>
+      </w:r>
+      <w:r>
+        <w:t>turno cerrado, tarjeta, y anulación ajena, de turno cerrado o sin motivo)</w:t>
+      </w:r>
+      <w:r>
+        <w:t xml:space="preserve"> se revierten sin dejar registros parciales.</w:t>
       </w:r>
     </w:p>
     <w:p>
@@ -7568,6 +9381,20 @@
       </w:pPr>
       <w:r>
         <w:t>El total de la venta ya no se redondea a 10 céntimos: es base más IGV con 2 decimales, para que el negocio declare exactamente el IGV cobrado; la corrida 9 confirmó que los 15 casos siguen aprobando.</w:t>
+      </w:r>
+    </w:p>
+    <w:p>
+      <w:pPr>
+        <w:pStyle w:val="Prrafodelista"/>
+        <w:numPr>
+          <w:ilvl w:val="0"/>
+          <w:numId w:val="1"/>
+        </w:numPr>
+        <w:spacing w:after="60"/>
+        <w:jc w:val="both"/>
+      </w:pPr>
+      <w:r>
+        <w:t>El personal anula las ventas de su propio turno abierto, con motivo obligatorio y registro de cada anulación (CAM-02); la regla se valida en el controlador y la corrida 10 confirmó que los 19 casos aprueban.</w:t>
       </w:r>
     </w:p>
     <w:p>

--- a/docs/pruebas/Capitulo_Pruebas.docx
+++ b/docs/pruebas/Capitulo_Pruebas.docx
@@ -31,7 +31,7 @@
         <w:rPr>
           <w:color w:val="595959"/>
         </w:rPr>
-        <w:t>y el 30/10/2026 (corridas 9 y 10).</w:t>
+        <w:t>y el 30/10/2026 (corridas 9 a 16).</w:t>
       </w:r>
     </w:p>
     <w:p>
@@ -62,7 +62,7 @@
         <w:t xml:space="preserve">, compras, cierre de caja y reportes. </w:t>
       </w:r>
       <w:r>
-        <w:t>Se ejecutaron 19 casos de prueba (CP-01 a CP-19)</w:t>
+        <w:t>Se ejecutaron 24 casos de prueba (CP-01 a CP-24)</w:t>
       </w:r>
       <w:r>
         <w:t xml:space="preserve"> sobre la lógica de negocio y la base de datos. La interfaz gráfica solo se usó para comprobar qué módulos ve cada rol.</w:t>
@@ -145,7 +145,10 @@
         <w:t xml:space="preserve">un precio con céntimos sueltos para comprobar que el total </w:t>
       </w:r>
       <w:r>
-        <w:t>no se redondea a 10 céntimos, y un detalle de 4 y de 5 caracteres con el motivo «Otro».</w:t>
+        <w:t xml:space="preserve">no se redondea a 10 céntimos, y un detalle de 4 y de 5 caracteres </w:t>
+      </w:r>
+      <w:r>
+        <w:t>con el motivo «Otro», y un lote que vence hoy frente a uno vencido ayer, al vender y al recibir.</w:t>
       </w:r>
     </w:p>
     <w:p>
@@ -373,7 +376,7 @@
                 <w:sz w:val="20"/>
                 <w:szCs w:val="20"/>
               </w:rPr>
-              <w:t>19 casos</w:t>
+              <w:t>24 casos</w:t>
             </w:r>
             <w:r>
               <w:rPr>
@@ -570,7 +573,7 @@
         <w:t xml:space="preserve">Resultado final de cada caso </w:t>
       </w:r>
       <w:r>
-        <w:t>(corrida 10)</w:t>
+        <w:t>(corrida 16)</w:t>
       </w:r>
       <w:r>
         <w:t>.</w:t>
@@ -4064,6 +4067,9 @@
         <w:tc>
           <w:tcPr>
             <w:tcW w:w="702" w:type="dxa"/>
+            <w:tcBorders>
+              <w:bottom w:val="single" w:sz="4" w:space="0" w:color="808080"/>
+            </w:tcBorders>
             <w:shd w:val="clear" w:color="auto" w:fill="auto"/>
             <w:tcMar>
               <w:top w:w="60" w:type="dxa"/>
@@ -4097,6 +4103,9 @@
         <w:tc>
           <w:tcPr>
             <w:tcW w:w="1305" w:type="dxa"/>
+            <w:tcBorders>
+              <w:bottom w:val="single" w:sz="4" w:space="0" w:color="808080"/>
+            </w:tcBorders>
             <w:shd w:val="clear" w:color="auto" w:fill="auto"/>
             <w:tcMar>
               <w:top w:w="60" w:type="dxa"/>
@@ -4126,6 +4135,9 @@
         <w:tc>
           <w:tcPr>
             <w:tcW w:w="2008" w:type="dxa"/>
+            <w:tcBorders>
+              <w:bottom w:val="single" w:sz="4" w:space="0" w:color="808080"/>
+            </w:tcBorders>
             <w:shd w:val="clear" w:color="auto" w:fill="auto"/>
             <w:tcMar>
               <w:top w:w="60" w:type="dxa"/>
@@ -4155,6 +4167,9 @@
         <w:tc>
           <w:tcPr>
             <w:tcW w:w="2309" w:type="dxa"/>
+            <w:tcBorders>
+              <w:bottom w:val="single" w:sz="4" w:space="0" w:color="808080"/>
+            </w:tcBorders>
             <w:shd w:val="clear" w:color="auto" w:fill="auto"/>
             <w:tcMar>
               <w:top w:w="60" w:type="dxa"/>
@@ -4184,6 +4199,9 @@
         <w:tc>
           <w:tcPr>
             <w:tcW w:w="2811" w:type="dxa"/>
+            <w:tcBorders>
+              <w:bottom w:val="single" w:sz="4" w:space="0" w:color="808080"/>
+            </w:tcBorders>
             <w:shd w:val="clear" w:color="auto" w:fill="auto"/>
             <w:tcMar>
               <w:top w:w="60" w:type="dxa"/>
@@ -4207,6 +4225,1026 @@
                 <w:szCs w:val="17"/>
               </w:rPr>
               <w:t>Venta ANULADA con el motivo en el comprobante, stock 10. Registro con admin, rol ADMINISTRADOR, «Error en el cobro», sin detalle y S/ 23.60; aparece en el registro del administrador</w:t>
+            </w:r>
+          </w:p>
+        </w:tc>
+        <w:tc>
+          <w:tcPr>
+            <w:tcW w:w="905" w:type="dxa"/>
+            <w:tcBorders>
+              <w:bottom w:val="single" w:sz="4" w:space="0" w:color="808080"/>
+            </w:tcBorders>
+            <w:shd w:val="clear" w:color="auto" w:fill="E2F0D9"/>
+            <w:tcMar>
+              <w:top w:w="60" w:type="dxa"/>
+              <w:left w:w="80" w:type="dxa"/>
+              <w:bottom w:w="60" w:type="dxa"/>
+              <w:right w:w="80" w:type="dxa"/>
+            </w:tcMar>
+            <w:vAlign w:val="center"/>
+          </w:tcPr>
+          <w:p>
+            <w:pPr>
+              <w:spacing w:after="0" w:line="240" w:lineRule="auto"/>
+              <w:rPr>
+                <w:b/>
+                <w:bCs/>
+                <w:color w:val="1E7B34"/>
+                <w:sz w:val="17"/>
+                <w:szCs w:val="17"/>
+              </w:rPr>
+            </w:pPr>
+            <w:r>
+              <w:rPr>
+                <w:b/>
+                <w:bCs/>
+                <w:color w:val="1E7B34"/>
+                <w:sz w:val="17"/>
+                <w:szCs w:val="17"/>
+              </w:rPr>
+              <w:t>Pasó</w:t>
+            </w:r>
+          </w:p>
+        </w:tc>
+      </w:tr>
+      <w:tr>
+        <w:trPr>
+          <w:cantSplit/>
+        </w:trPr>
+        <w:tc>
+          <w:tcPr>
+            <w:tcW w:w="702" w:type="dxa"/>
+            <w:tcBorders>
+              <w:bottom w:val="single" w:sz="4" w:space="0" w:color="808080"/>
+            </w:tcBorders>
+            <w:shd w:val="clear" w:color="auto" w:fill="F2F2F2"/>
+            <w:tcMar>
+              <w:top w:w="60" w:type="dxa"/>
+              <w:left w:w="80" w:type="dxa"/>
+              <w:bottom w:w="60" w:type="dxa"/>
+              <w:right w:w="80" w:type="dxa"/>
+            </w:tcMar>
+            <w:vAlign w:val="center"/>
+          </w:tcPr>
+          <w:p>
+            <w:pPr>
+              <w:spacing w:after="0" w:line="240" w:lineRule="auto"/>
+              <w:rPr>
+                <w:b/>
+                <w:bCs/>
+                <w:sz w:val="17"/>
+                <w:szCs w:val="17"/>
+              </w:rPr>
+            </w:pPr>
+            <w:r>
+              <w:rPr>
+                <w:b/>
+                <w:bCs/>
+                <w:sz w:val="17"/>
+                <w:szCs w:val="17"/>
+              </w:rPr>
+              <w:t>CP-20</w:t>
+            </w:r>
+          </w:p>
+        </w:tc>
+        <w:tc>
+          <w:tcPr>
+            <w:tcW w:w="1305" w:type="dxa"/>
+            <w:tcBorders>
+              <w:bottom w:val="single" w:sz="4" w:space="0" w:color="808080"/>
+            </w:tcBorders>
+            <w:shd w:val="clear" w:color="auto" w:fill="F2F2F2"/>
+            <w:tcMar>
+              <w:top w:w="60" w:type="dxa"/>
+              <w:left w:w="80" w:type="dxa"/>
+              <w:bottom w:w="60" w:type="dxa"/>
+              <w:right w:w="80" w:type="dxa"/>
+            </w:tcMar>
+            <w:vAlign w:val="center"/>
+          </w:tcPr>
+          <w:p>
+            <w:pPr>
+              <w:spacing w:after="0" w:line="240" w:lineRule="auto"/>
+              <w:rPr>
+                <w:sz w:val="17"/>
+                <w:szCs w:val="17"/>
+              </w:rPr>
+            </w:pPr>
+            <w:r>
+              <w:rPr>
+                <w:sz w:val="17"/>
+                <w:szCs w:val="17"/>
+              </w:rPr>
+              <w:t>FEFO con el mismo vencimiento (proceso 08)</w:t>
+            </w:r>
+          </w:p>
+        </w:tc>
+        <w:tc>
+          <w:tcPr>
+            <w:tcW w:w="2008" w:type="dxa"/>
+            <w:tcBorders>
+              <w:bottom w:val="single" w:sz="4" w:space="0" w:color="808080"/>
+            </w:tcBorders>
+            <w:shd w:val="clear" w:color="auto" w:fill="F2F2F2"/>
+            <w:tcMar>
+              <w:top w:w="60" w:type="dxa"/>
+              <w:left w:w="80" w:type="dxa"/>
+              <w:bottom w:w="60" w:type="dxa"/>
+              <w:right w:w="80" w:type="dxa"/>
+            </w:tcMar>
+            <w:vAlign w:val="center"/>
+          </w:tcPr>
+          <w:p>
+            <w:pPr>
+              <w:spacing w:after="0" w:line="240" w:lineRule="auto"/>
+              <w:rPr>
+                <w:sz w:val="17"/>
+                <w:szCs w:val="17"/>
+              </w:rPr>
+            </w:pPr>
+            <w:r>
+              <w:rPr>
+                <w:sz w:val="17"/>
+                <w:szCs w:val="17"/>
+              </w:rPr>
+              <w:t>Dos lotes con la misma fecha de vencimiento: entra primero CP20-Z y después CP20-A (4 u. cada uno); dos ventas de 3 u.</w:t>
+            </w:r>
+          </w:p>
+        </w:tc>
+        <w:tc>
+          <w:tcPr>
+            <w:tcW w:w="2309" w:type="dxa"/>
+            <w:tcBorders>
+              <w:bottom w:val="single" w:sz="4" w:space="0" w:color="808080"/>
+            </w:tcBorders>
+            <w:shd w:val="clear" w:color="auto" w:fill="F2F2F2"/>
+            <w:tcMar>
+              <w:top w:w="60" w:type="dxa"/>
+              <w:left w:w="80" w:type="dxa"/>
+              <w:bottom w:w="60" w:type="dxa"/>
+              <w:right w:w="80" w:type="dxa"/>
+            </w:tcMar>
+            <w:vAlign w:val="center"/>
+          </w:tcPr>
+          <w:p>
+            <w:pPr>
+              <w:spacing w:after="0" w:line="240" w:lineRule="auto"/>
+              <w:rPr>
+                <w:sz w:val="17"/>
+                <w:szCs w:val="17"/>
+              </w:rPr>
+            </w:pPr>
+            <w:r>
+              <w:rPr>
+                <w:sz w:val="17"/>
+                <w:szCs w:val="17"/>
+              </w:rPr>
+              <w:t>Sale primero el lote que entró antes, sin importar su número; al agotarse, sigue con el siguiente</w:t>
+            </w:r>
+          </w:p>
+        </w:tc>
+        <w:tc>
+          <w:tcPr>
+            <w:tcW w:w="2811" w:type="dxa"/>
+            <w:tcBorders>
+              <w:bottom w:val="single" w:sz="4" w:space="0" w:color="808080"/>
+            </w:tcBorders>
+            <w:shd w:val="clear" w:color="auto" w:fill="F2F2F2"/>
+            <w:tcMar>
+              <w:top w:w="60" w:type="dxa"/>
+              <w:left w:w="80" w:type="dxa"/>
+              <w:bottom w:w="60" w:type="dxa"/>
+              <w:right w:w="80" w:type="dxa"/>
+            </w:tcMar>
+            <w:vAlign w:val="center"/>
+          </w:tcPr>
+          <w:p>
+            <w:pPr>
+              <w:spacing w:after="0" w:line="240" w:lineRule="auto"/>
+              <w:rPr>
+                <w:sz w:val="17"/>
+                <w:szCs w:val="17"/>
+              </w:rPr>
+            </w:pPr>
+            <w:r>
+              <w:rPr>
+                <w:sz w:val="17"/>
+                <w:szCs w:val="17"/>
+              </w:rPr>
+              <w:t>Primera venta: 3 u. de CP20-Z. Segunda: 1 u. de CP20-Z y 2 de CP20-A. Quedan 0 y 2; stock 2</w:t>
+            </w:r>
+          </w:p>
+        </w:tc>
+        <w:tc>
+          <w:tcPr>
+            <w:tcW w:w="905" w:type="dxa"/>
+            <w:tcBorders>
+              <w:bottom w:val="single" w:sz="4" w:space="0" w:color="808080"/>
+            </w:tcBorders>
+            <w:shd w:val="clear" w:color="auto" w:fill="E2F0D9"/>
+            <w:tcMar>
+              <w:top w:w="60" w:type="dxa"/>
+              <w:left w:w="80" w:type="dxa"/>
+              <w:bottom w:w="60" w:type="dxa"/>
+              <w:right w:w="80" w:type="dxa"/>
+            </w:tcMar>
+            <w:vAlign w:val="center"/>
+          </w:tcPr>
+          <w:p>
+            <w:pPr>
+              <w:spacing w:after="0" w:line="240" w:lineRule="auto"/>
+              <w:rPr>
+                <w:b/>
+                <w:bCs/>
+                <w:color w:val="1E7B34"/>
+                <w:sz w:val="17"/>
+                <w:szCs w:val="17"/>
+              </w:rPr>
+            </w:pPr>
+            <w:r>
+              <w:rPr>
+                <w:b/>
+                <w:bCs/>
+                <w:color w:val="1E7B34"/>
+                <w:sz w:val="17"/>
+                <w:szCs w:val="17"/>
+              </w:rPr>
+              <w:t>Pasó</w:t>
+            </w:r>
+          </w:p>
+        </w:tc>
+      </w:tr>
+      <w:tr>
+        <w:trPr>
+          <w:cantSplit/>
+        </w:trPr>
+        <w:tc>
+          <w:tcPr>
+            <w:tcW w:w="702" w:type="dxa"/>
+            <w:tcBorders>
+              <w:bottom w:val="single" w:sz="4" w:space="0" w:color="808080"/>
+            </w:tcBorders>
+            <w:shd w:val="clear" w:color="auto" w:fill="auto"/>
+            <w:tcMar>
+              <w:top w:w="60" w:type="dxa"/>
+              <w:left w:w="80" w:type="dxa"/>
+              <w:bottom w:w="60" w:type="dxa"/>
+              <w:right w:w="80" w:type="dxa"/>
+            </w:tcMar>
+            <w:vAlign w:val="center"/>
+          </w:tcPr>
+          <w:p>
+            <w:pPr>
+              <w:spacing w:after="0" w:line="240" w:lineRule="auto"/>
+              <w:rPr>
+                <w:b/>
+                <w:bCs/>
+                <w:sz w:val="17"/>
+                <w:szCs w:val="17"/>
+              </w:rPr>
+            </w:pPr>
+            <w:r>
+              <w:rPr>
+                <w:b/>
+                <w:bCs/>
+                <w:sz w:val="17"/>
+                <w:szCs w:val="17"/>
+              </w:rPr>
+              <w:t>CP-21</w:t>
+            </w:r>
+          </w:p>
+        </w:tc>
+        <w:tc>
+          <w:tcPr>
+            <w:tcW w:w="1305" w:type="dxa"/>
+            <w:tcBorders>
+              <w:bottom w:val="single" w:sz="4" w:space="0" w:color="808080"/>
+            </w:tcBorders>
+            <w:shd w:val="clear" w:color="auto" w:fill="auto"/>
+            <w:tcMar>
+              <w:top w:w="60" w:type="dxa"/>
+              <w:left w:w="80" w:type="dxa"/>
+              <w:bottom w:w="60" w:type="dxa"/>
+              <w:right w:w="80" w:type="dxa"/>
+            </w:tcMar>
+            <w:vAlign w:val="center"/>
+          </w:tcPr>
+          <w:p>
+            <w:pPr>
+              <w:spacing w:after="0" w:line="240" w:lineRule="auto"/>
+              <w:rPr>
+                <w:sz w:val="17"/>
+                <w:szCs w:val="17"/>
+              </w:rPr>
+            </w:pPr>
+            <w:r>
+              <w:rPr>
+                <w:sz w:val="17"/>
+                <w:szCs w:val="17"/>
+              </w:rPr>
+              <w:t>Lotes vencidos (proceso 08)</w:t>
+            </w:r>
+          </w:p>
+        </w:tc>
+        <w:tc>
+          <w:tcPr>
+            <w:tcW w:w="2008" w:type="dxa"/>
+            <w:tcBorders>
+              <w:bottom w:val="single" w:sz="4" w:space="0" w:color="808080"/>
+            </w:tcBorders>
+            <w:shd w:val="clear" w:color="auto" w:fill="auto"/>
+            <w:tcMar>
+              <w:top w:w="60" w:type="dxa"/>
+              <w:left w:w="80" w:type="dxa"/>
+              <w:bottom w:w="60" w:type="dxa"/>
+              <w:right w:w="80" w:type="dxa"/>
+            </w:tcMar>
+            <w:vAlign w:val="center"/>
+          </w:tcPr>
+          <w:p>
+            <w:pPr>
+              <w:spacing w:after="0" w:line="240" w:lineRule="auto"/>
+              <w:rPr>
+                <w:sz w:val="17"/>
+                <w:szCs w:val="17"/>
+              </w:rPr>
+            </w:pPr>
+            <w:r>
+              <w:rPr>
+                <w:sz w:val="17"/>
+                <w:szCs w:val="17"/>
+              </w:rPr>
+              <w:t>Lote vencido ayer (5 u.), lote que vence hoy (2 u.) y lote vigente (3 u.); venta de 4 u. y luego de 2 u.</w:t>
+            </w:r>
+          </w:p>
+        </w:tc>
+        <w:tc>
+          <w:tcPr>
+            <w:tcW w:w="2309" w:type="dxa"/>
+            <w:tcBorders>
+              <w:bottom w:val="single" w:sz="4" w:space="0" w:color="808080"/>
+            </w:tcBorders>
+            <w:shd w:val="clear" w:color="auto" w:fill="auto"/>
+            <w:tcMar>
+              <w:top w:w="60" w:type="dxa"/>
+              <w:left w:w="80" w:type="dxa"/>
+              <w:bottom w:w="60" w:type="dxa"/>
+              <w:right w:w="80" w:type="dxa"/>
+            </w:tcMar>
+            <w:vAlign w:val="center"/>
+          </w:tcPr>
+          <w:p>
+            <w:pPr>
+              <w:spacing w:after="0" w:line="240" w:lineRule="auto"/>
+              <w:rPr>
+                <w:sz w:val="17"/>
+                <w:szCs w:val="17"/>
+              </w:rPr>
+            </w:pPr>
+            <w:r>
+              <w:rPr>
+                <w:sz w:val="17"/>
+                <w:szCs w:val="17"/>
+              </w:rPr>
+              <w:t>El lote vencido no se vende ni se ofrece; el que vence hoy sí (valor límite); la venta que necesitaría el vencido se rechaza sin cambios</w:t>
+            </w:r>
+          </w:p>
+        </w:tc>
+        <w:tc>
+          <w:tcPr>
+            <w:tcW w:w="2811" w:type="dxa"/>
+            <w:tcBorders>
+              <w:bottom w:val="single" w:sz="4" w:space="0" w:color="808080"/>
+            </w:tcBorders>
+            <w:shd w:val="clear" w:color="auto" w:fill="auto"/>
+            <w:tcMar>
+              <w:top w:w="60" w:type="dxa"/>
+              <w:left w:w="80" w:type="dxa"/>
+              <w:bottom w:w="60" w:type="dxa"/>
+              <w:right w:w="80" w:type="dxa"/>
+            </w:tcMar>
+            <w:vAlign w:val="center"/>
+          </w:tcPr>
+          <w:p>
+            <w:pPr>
+              <w:spacing w:after="0" w:line="240" w:lineRule="auto"/>
+              <w:rPr>
+                <w:sz w:val="17"/>
+                <w:szCs w:val="17"/>
+              </w:rPr>
+            </w:pPr>
+            <w:r>
+              <w:rPr>
+                <w:sz w:val="17"/>
+                <w:szCs w:val="17"/>
+              </w:rPr>
+              <w:t>Ventas ofrece 5 u. (sin el vencido). La venta de 4 u. toma 2 del que vence hoy y 2 del vigente; la de 2 u. se rechaza sin registros. El lote vencido sigue con 5</w:t>
+            </w:r>
+          </w:p>
+        </w:tc>
+        <w:tc>
+          <w:tcPr>
+            <w:tcW w:w="905" w:type="dxa"/>
+            <w:tcBorders>
+              <w:bottom w:val="single" w:sz="4" w:space="0" w:color="808080"/>
+            </w:tcBorders>
+            <w:shd w:val="clear" w:color="auto" w:fill="E2F0D9"/>
+            <w:tcMar>
+              <w:top w:w="60" w:type="dxa"/>
+              <w:left w:w="80" w:type="dxa"/>
+              <w:bottom w:w="60" w:type="dxa"/>
+              <w:right w:w="80" w:type="dxa"/>
+            </w:tcMar>
+            <w:vAlign w:val="center"/>
+          </w:tcPr>
+          <w:p>
+            <w:pPr>
+              <w:spacing w:after="0" w:line="240" w:lineRule="auto"/>
+              <w:rPr>
+                <w:b/>
+                <w:bCs/>
+                <w:color w:val="1E7B34"/>
+                <w:sz w:val="17"/>
+                <w:szCs w:val="17"/>
+              </w:rPr>
+            </w:pPr>
+            <w:r>
+              <w:rPr>
+                <w:b/>
+                <w:bCs/>
+                <w:color w:val="1E7B34"/>
+                <w:sz w:val="17"/>
+                <w:szCs w:val="17"/>
+              </w:rPr>
+              <w:t>Pasó</w:t>
+            </w:r>
+          </w:p>
+        </w:tc>
+      </w:tr>
+      <w:tr>
+        <w:trPr>
+          <w:cantSplit/>
+        </w:trPr>
+        <w:tc>
+          <w:tcPr>
+            <w:tcW w:w="702" w:type="dxa"/>
+            <w:tcBorders>
+              <w:bottom w:val="single" w:sz="4" w:space="0" w:color="808080"/>
+            </w:tcBorders>
+            <w:shd w:val="clear" w:color="auto" w:fill="F2F2F2"/>
+            <w:tcMar>
+              <w:top w:w="60" w:type="dxa"/>
+              <w:left w:w="80" w:type="dxa"/>
+              <w:bottom w:w="60" w:type="dxa"/>
+              <w:right w:w="80" w:type="dxa"/>
+            </w:tcMar>
+            <w:vAlign w:val="center"/>
+          </w:tcPr>
+          <w:p>
+            <w:pPr>
+              <w:spacing w:after="0" w:line="240" w:lineRule="auto"/>
+              <w:rPr>
+                <w:b/>
+                <w:bCs/>
+                <w:sz w:val="17"/>
+                <w:szCs w:val="17"/>
+              </w:rPr>
+            </w:pPr>
+            <w:r>
+              <w:rPr>
+                <w:b/>
+                <w:bCs/>
+                <w:sz w:val="17"/>
+                <w:szCs w:val="17"/>
+              </w:rPr>
+              <w:t>CP-22</w:t>
+            </w:r>
+          </w:p>
+        </w:tc>
+        <w:tc>
+          <w:tcPr>
+            <w:tcW w:w="1305" w:type="dxa"/>
+            <w:tcBorders>
+              <w:bottom w:val="single" w:sz="4" w:space="0" w:color="808080"/>
+            </w:tcBorders>
+            <w:shd w:val="clear" w:color="auto" w:fill="F2F2F2"/>
+            <w:tcMar>
+              <w:top w:w="60" w:type="dxa"/>
+              <w:left w:w="80" w:type="dxa"/>
+              <w:bottom w:w="60" w:type="dxa"/>
+              <w:right w:w="80" w:type="dxa"/>
+            </w:tcMar>
+            <w:vAlign w:val="center"/>
+          </w:tcPr>
+          <w:p>
+            <w:pPr>
+              <w:spacing w:after="0" w:line="240" w:lineRule="auto"/>
+              <w:rPr>
+                <w:sz w:val="17"/>
+                <w:szCs w:val="17"/>
+              </w:rPr>
+            </w:pPr>
+            <w:r>
+              <w:rPr>
+                <w:sz w:val="17"/>
+                <w:szCs w:val="17"/>
+              </w:rPr>
+              <w:t>Productos sin vencimiento (proceso 08)</w:t>
+            </w:r>
+          </w:p>
+        </w:tc>
+        <w:tc>
+          <w:tcPr>
+            <w:tcW w:w="2008" w:type="dxa"/>
+            <w:tcBorders>
+              <w:bottom w:val="single" w:sz="4" w:space="0" w:color="808080"/>
+            </w:tcBorders>
+            <w:shd w:val="clear" w:color="auto" w:fill="F2F2F2"/>
+            <w:tcMar>
+              <w:top w:w="60" w:type="dxa"/>
+              <w:left w:w="80" w:type="dxa"/>
+              <w:bottom w:w="60" w:type="dxa"/>
+              <w:right w:w="80" w:type="dxa"/>
+            </w:tcMar>
+            <w:vAlign w:val="center"/>
+          </w:tcPr>
+          <w:p>
+            <w:pPr>
+              <w:spacing w:after="0" w:line="240" w:lineRule="auto"/>
+              <w:rPr>
+                <w:sz w:val="17"/>
+                <w:szCs w:val="17"/>
+              </w:rPr>
+            </w:pPr>
+            <w:r>
+              <w:rPr>
+                <w:sz w:val="17"/>
+                <w:szCs w:val="17"/>
+              </w:rPr>
+              <w:t>Tres lotes sin vencimiento recibidos en el orden CP22-SEGUNDO, CP22-PRIMERO, CP22-TERCERO (3 u. cada uno); venta de 5 u.</w:t>
+            </w:r>
+          </w:p>
+        </w:tc>
+        <w:tc>
+          <w:tcPr>
+            <w:tcW w:w="2309" w:type="dxa"/>
+            <w:tcBorders>
+              <w:bottom w:val="single" w:sz="4" w:space="0" w:color="808080"/>
+            </w:tcBorders>
+            <w:shd w:val="clear" w:color="auto" w:fill="F2F2F2"/>
+            <w:tcMar>
+              <w:top w:w="60" w:type="dxa"/>
+              <w:left w:w="80" w:type="dxa"/>
+              <w:bottom w:w="60" w:type="dxa"/>
+              <w:right w:w="80" w:type="dxa"/>
+            </w:tcMar>
+            <w:vAlign w:val="center"/>
+          </w:tcPr>
+          <w:p>
+            <w:pPr>
+              <w:spacing w:after="0" w:line="240" w:lineRule="auto"/>
+              <w:rPr>
+                <w:sz w:val="17"/>
+                <w:szCs w:val="17"/>
+              </w:rPr>
+            </w:pPr>
+            <w:r>
+              <w:rPr>
+                <w:sz w:val="17"/>
+                <w:szCs w:val="17"/>
+              </w:rPr>
+              <w:t>Los lotes salen por orden de ingreso, no por su nombre</w:t>
+            </w:r>
+          </w:p>
+        </w:tc>
+        <w:tc>
+          <w:tcPr>
+            <w:tcW w:w="2811" w:type="dxa"/>
+            <w:tcBorders>
+              <w:bottom w:val="single" w:sz="4" w:space="0" w:color="808080"/>
+            </w:tcBorders>
+            <w:shd w:val="clear" w:color="auto" w:fill="F2F2F2"/>
+            <w:tcMar>
+              <w:top w:w="60" w:type="dxa"/>
+              <w:left w:w="80" w:type="dxa"/>
+              <w:bottom w:w="60" w:type="dxa"/>
+              <w:right w:w="80" w:type="dxa"/>
+            </w:tcMar>
+            <w:vAlign w:val="center"/>
+          </w:tcPr>
+          <w:p>
+            <w:pPr>
+              <w:spacing w:after="0" w:line="240" w:lineRule="auto"/>
+              <w:rPr>
+                <w:sz w:val="17"/>
+                <w:szCs w:val="17"/>
+              </w:rPr>
+            </w:pPr>
+            <w:r>
+              <w:rPr>
+                <w:sz w:val="17"/>
+                <w:szCs w:val="17"/>
+              </w:rPr>
+              <w:t>3 u. de CP22-SEGUNDO y 2 de CP22-PRIMERO; CP22-TERCERO queda intacto; stock 4</w:t>
+            </w:r>
+          </w:p>
+        </w:tc>
+        <w:tc>
+          <w:tcPr>
+            <w:tcW w:w="905" w:type="dxa"/>
+            <w:tcBorders>
+              <w:bottom w:val="single" w:sz="4" w:space="0" w:color="808080"/>
+            </w:tcBorders>
+            <w:shd w:val="clear" w:color="auto" w:fill="E2F0D9"/>
+            <w:tcMar>
+              <w:top w:w="60" w:type="dxa"/>
+              <w:left w:w="80" w:type="dxa"/>
+              <w:bottom w:w="60" w:type="dxa"/>
+              <w:right w:w="80" w:type="dxa"/>
+            </w:tcMar>
+            <w:vAlign w:val="center"/>
+          </w:tcPr>
+          <w:p>
+            <w:pPr>
+              <w:spacing w:after="0" w:line="240" w:lineRule="auto"/>
+              <w:rPr>
+                <w:b/>
+                <w:bCs/>
+                <w:color w:val="1E7B34"/>
+                <w:sz w:val="17"/>
+                <w:szCs w:val="17"/>
+              </w:rPr>
+            </w:pPr>
+            <w:r>
+              <w:rPr>
+                <w:b/>
+                <w:bCs/>
+                <w:color w:val="1E7B34"/>
+                <w:sz w:val="17"/>
+                <w:szCs w:val="17"/>
+              </w:rPr>
+              <w:t>Pasó</w:t>
+            </w:r>
+          </w:p>
+        </w:tc>
+      </w:tr>
+      <w:tr>
+        <w:trPr>
+          <w:cantSplit/>
+        </w:trPr>
+        <w:tc>
+          <w:tcPr>
+            <w:tcW w:w="702" w:type="dxa"/>
+            <w:tcBorders>
+              <w:bottom w:val="single" w:sz="4" w:space="0" w:color="808080"/>
+            </w:tcBorders>
+            <w:shd w:val="clear" w:color="auto" w:fill="auto"/>
+            <w:tcMar>
+              <w:top w:w="60" w:type="dxa"/>
+              <w:left w:w="80" w:type="dxa"/>
+              <w:bottom w:w="60" w:type="dxa"/>
+              <w:right w:w="80" w:type="dxa"/>
+            </w:tcMar>
+            <w:vAlign w:val="center"/>
+          </w:tcPr>
+          <w:p>
+            <w:pPr>
+              <w:spacing w:after="0" w:line="240" w:lineRule="auto"/>
+              <w:rPr>
+                <w:b/>
+                <w:bCs/>
+                <w:sz w:val="17"/>
+                <w:szCs w:val="17"/>
+              </w:rPr>
+            </w:pPr>
+            <w:r>
+              <w:rPr>
+                <w:b/>
+                <w:bCs/>
+                <w:sz w:val="17"/>
+                <w:szCs w:val="17"/>
+              </w:rPr>
+              <w:t>CP-23</w:t>
+            </w:r>
+          </w:p>
+        </w:tc>
+        <w:tc>
+          <w:tcPr>
+            <w:tcW w:w="1305" w:type="dxa"/>
+            <w:tcBorders>
+              <w:bottom w:val="single" w:sz="4" w:space="0" w:color="808080"/>
+            </w:tcBorders>
+            <w:shd w:val="clear" w:color="auto" w:fill="auto"/>
+            <w:tcMar>
+              <w:top w:w="60" w:type="dxa"/>
+              <w:left w:w="80" w:type="dxa"/>
+              <w:bottom w:w="60" w:type="dxa"/>
+              <w:right w:w="80" w:type="dxa"/>
+            </w:tcMar>
+            <w:vAlign w:val="center"/>
+          </w:tcPr>
+          <w:p>
+            <w:pPr>
+              <w:spacing w:after="0" w:line="240" w:lineRule="auto"/>
+              <w:rPr>
+                <w:sz w:val="17"/>
+                <w:szCs w:val="17"/>
+              </w:rPr>
+            </w:pPr>
+            <w:r>
+              <w:rPr>
+                <w:sz w:val="17"/>
+                <w:szCs w:val="17"/>
+              </w:rPr>
+              <w:t>Venta con varios lotes (proceso 08)</w:t>
+            </w:r>
+          </w:p>
+        </w:tc>
+        <w:tc>
+          <w:tcPr>
+            <w:tcW w:w="2008" w:type="dxa"/>
+            <w:tcBorders>
+              <w:bottom w:val="single" w:sz="4" w:space="0" w:color="808080"/>
+            </w:tcBorders>
+            <w:shd w:val="clear" w:color="auto" w:fill="auto"/>
+            <w:tcMar>
+              <w:top w:w="60" w:type="dxa"/>
+              <w:left w:w="80" w:type="dxa"/>
+              <w:bottom w:w="60" w:type="dxa"/>
+              <w:right w:w="80" w:type="dxa"/>
+            </w:tcMar>
+            <w:vAlign w:val="center"/>
+          </w:tcPr>
+          <w:p>
+            <w:pPr>
+              <w:spacing w:after="0" w:line="240" w:lineRule="auto"/>
+              <w:rPr>
+                <w:sz w:val="17"/>
+                <w:szCs w:val="17"/>
+              </w:rPr>
+            </w:pPr>
+            <w:r>
+              <w:rPr>
+                <w:sz w:val="17"/>
+                <w:szCs w:val="17"/>
+              </w:rPr>
+              <w:t>Cuatro lotes recibidos en desorden: C (vence en 90 días, 5 u.), A (10 días, 2 u.), sin vencimiento (4 u.) y B (40 días, 2 u.); venta de 10 u.</w:t>
+            </w:r>
+          </w:p>
+        </w:tc>
+        <w:tc>
+          <w:tcPr>
+            <w:tcW w:w="2309" w:type="dxa"/>
+            <w:tcBorders>
+              <w:bottom w:val="single" w:sz="4" w:space="0" w:color="808080"/>
+            </w:tcBorders>
+            <w:shd w:val="clear" w:color="auto" w:fill="auto"/>
+            <w:tcMar>
+              <w:top w:w="60" w:type="dxa"/>
+              <w:left w:w="80" w:type="dxa"/>
+              <w:bottom w:w="60" w:type="dxa"/>
+              <w:right w:w="80" w:type="dxa"/>
+            </w:tcMar>
+            <w:vAlign w:val="center"/>
+          </w:tcPr>
+          <w:p>
+            <w:pPr>
+              <w:spacing w:after="0" w:line="240" w:lineRule="auto"/>
+              <w:rPr>
+                <w:sz w:val="17"/>
+                <w:szCs w:val="17"/>
+              </w:rPr>
+            </w:pPr>
+            <w:r>
+              <w:rPr>
+                <w:sz w:val="17"/>
+                <w:szCs w:val="17"/>
+              </w:rPr>
+              <w:t>Recorre los lotes por vencimiento y deja al final el que no vence; registra de qué lote salió cada unidad en venta_lotes y en movimientos</w:t>
+            </w:r>
+          </w:p>
+        </w:tc>
+        <w:tc>
+          <w:tcPr>
+            <w:tcW w:w="2811" w:type="dxa"/>
+            <w:tcBorders>
+              <w:bottom w:val="single" w:sz="4" w:space="0" w:color="808080"/>
+            </w:tcBorders>
+            <w:shd w:val="clear" w:color="auto" w:fill="auto"/>
+            <w:tcMar>
+              <w:top w:w="60" w:type="dxa"/>
+              <w:left w:w="80" w:type="dxa"/>
+              <w:bottom w:w="60" w:type="dxa"/>
+              <w:right w:w="80" w:type="dxa"/>
+            </w:tcMar>
+            <w:vAlign w:val="center"/>
+          </w:tcPr>
+          <w:p>
+            <w:pPr>
+              <w:spacing w:after="0" w:line="240" w:lineRule="auto"/>
+              <w:rPr>
+                <w:sz w:val="17"/>
+                <w:szCs w:val="17"/>
+              </w:rPr>
+            </w:pPr>
+            <w:r>
+              <w:rPr>
+                <w:sz w:val="17"/>
+                <w:szCs w:val="17"/>
+              </w:rPr>
+              <w:t>venta_lotes: A 2, B 2, C 5 y sin vencimiento 1, en ese orden. Movimientos: una salida por lote con stock resultante 11, 9, 4 y 3. Stock 3</w:t>
+            </w:r>
+          </w:p>
+        </w:tc>
+        <w:tc>
+          <w:tcPr>
+            <w:tcW w:w="905" w:type="dxa"/>
+            <w:tcBorders>
+              <w:bottom w:val="single" w:sz="4" w:space="0" w:color="808080"/>
+            </w:tcBorders>
+            <w:shd w:val="clear" w:color="auto" w:fill="E2F0D9"/>
+            <w:tcMar>
+              <w:top w:w="60" w:type="dxa"/>
+              <w:left w:w="80" w:type="dxa"/>
+              <w:bottom w:w="60" w:type="dxa"/>
+              <w:right w:w="80" w:type="dxa"/>
+            </w:tcMar>
+            <w:vAlign w:val="center"/>
+          </w:tcPr>
+          <w:p>
+            <w:pPr>
+              <w:spacing w:after="0" w:line="240" w:lineRule="auto"/>
+              <w:rPr>
+                <w:b/>
+                <w:bCs/>
+                <w:color w:val="1E7B34"/>
+                <w:sz w:val="17"/>
+                <w:szCs w:val="17"/>
+              </w:rPr>
+            </w:pPr>
+            <w:r>
+              <w:rPr>
+                <w:b/>
+                <w:bCs/>
+                <w:color w:val="1E7B34"/>
+                <w:sz w:val="17"/>
+                <w:szCs w:val="17"/>
+              </w:rPr>
+              <w:t>Pasó</w:t>
+            </w:r>
+          </w:p>
+        </w:tc>
+      </w:tr>
+      <w:tr>
+        <w:trPr>
+          <w:cantSplit/>
+        </w:trPr>
+        <w:tc>
+          <w:tcPr>
+            <w:tcW w:w="702" w:type="dxa"/>
+            <w:shd w:val="clear" w:color="auto" w:fill="F2F2F2"/>
+            <w:tcMar>
+              <w:top w:w="60" w:type="dxa"/>
+              <w:left w:w="80" w:type="dxa"/>
+              <w:bottom w:w="60" w:type="dxa"/>
+              <w:right w:w="80" w:type="dxa"/>
+            </w:tcMar>
+            <w:vAlign w:val="center"/>
+          </w:tcPr>
+          <w:p>
+            <w:pPr>
+              <w:spacing w:after="0" w:line="240" w:lineRule="auto"/>
+              <w:rPr>
+                <w:b/>
+                <w:bCs/>
+                <w:sz w:val="17"/>
+                <w:szCs w:val="17"/>
+              </w:rPr>
+            </w:pPr>
+            <w:r>
+              <w:rPr>
+                <w:b/>
+                <w:bCs/>
+                <w:sz w:val="17"/>
+                <w:szCs w:val="17"/>
+              </w:rPr>
+              <w:t>CP-24</w:t>
+            </w:r>
+          </w:p>
+        </w:tc>
+        <w:tc>
+          <w:tcPr>
+            <w:tcW w:w="1305" w:type="dxa"/>
+            <w:shd w:val="clear" w:color="auto" w:fill="F2F2F2"/>
+            <w:tcMar>
+              <w:top w:w="60" w:type="dxa"/>
+              <w:left w:w="80" w:type="dxa"/>
+              <w:bottom w:w="60" w:type="dxa"/>
+              <w:right w:w="80" w:type="dxa"/>
+            </w:tcMar>
+            <w:vAlign w:val="center"/>
+          </w:tcPr>
+          <w:p>
+            <w:pPr>
+              <w:spacing w:after="0" w:line="240" w:lineRule="auto"/>
+              <w:rPr>
+                <w:sz w:val="17"/>
+                <w:szCs w:val="17"/>
+              </w:rPr>
+            </w:pPr>
+            <w:r>
+              <w:rPr>
+                <w:sz w:val="17"/>
+                <w:szCs w:val="17"/>
+              </w:rPr>
+              <w:t>Recepción de un lote vencido (proceso 03)</w:t>
+            </w:r>
+          </w:p>
+        </w:tc>
+        <w:tc>
+          <w:tcPr>
+            <w:tcW w:w="2008" w:type="dxa"/>
+            <w:shd w:val="clear" w:color="auto" w:fill="F2F2F2"/>
+            <w:tcMar>
+              <w:top w:w="60" w:type="dxa"/>
+              <w:left w:w="80" w:type="dxa"/>
+              <w:bottom w:w="60" w:type="dxa"/>
+              <w:right w:w="80" w:type="dxa"/>
+            </w:tcMar>
+            <w:vAlign w:val="center"/>
+          </w:tcPr>
+          <w:p>
+            <w:pPr>
+              <w:spacing w:after="0" w:line="240" w:lineRule="auto"/>
+              <w:rPr>
+                <w:sz w:val="17"/>
+                <w:szCs w:val="17"/>
+              </w:rPr>
+            </w:pPr>
+            <w:r>
+              <w:rPr>
+                <w:sz w:val="17"/>
+                <w:szCs w:val="17"/>
+              </w:rPr>
+              <w:t>Guía con un lote vigente (6 u.) y uno vencido ayer (4 u.); luego la misma guía con un lote que vence hoy (3 u.)</w:t>
+            </w:r>
+          </w:p>
+        </w:tc>
+        <w:tc>
+          <w:tcPr>
+            <w:tcW w:w="2309" w:type="dxa"/>
+            <w:shd w:val="clear" w:color="auto" w:fill="F2F2F2"/>
+            <w:tcMar>
+              <w:top w:w="60" w:type="dxa"/>
+              <w:left w:w="80" w:type="dxa"/>
+              <w:bottom w:w="60" w:type="dxa"/>
+              <w:right w:w="80" w:type="dxa"/>
+            </w:tcMar>
+            <w:vAlign w:val="center"/>
+          </w:tcPr>
+          <w:p>
+            <w:pPr>
+              <w:spacing w:after="0" w:line="240" w:lineRule="auto"/>
+              <w:rPr>
+                <w:sz w:val="17"/>
+                <w:szCs w:val="17"/>
+              </w:rPr>
+            </w:pPr>
+            <w:r>
+              <w:rPr>
+                <w:sz w:val="17"/>
+                <w:szCs w:val="17"/>
+              </w:rPr>
+              <w:t>La guía con el lote vencido se rechaza completa en el controlador, con mensaje claro y sin registros; el lote que vence hoy se recibe (valor límite)</w:t>
+            </w:r>
+          </w:p>
+        </w:tc>
+        <w:tc>
+          <w:tcPr>
+            <w:tcW w:w="2811" w:type="dxa"/>
+            <w:shd w:val="clear" w:color="auto" w:fill="F2F2F2"/>
+            <w:tcMar>
+              <w:top w:w="60" w:type="dxa"/>
+              <w:left w:w="80" w:type="dxa"/>
+              <w:bottom w:w="60" w:type="dxa"/>
+              <w:right w:w="80" w:type="dxa"/>
+            </w:tcMar>
+            <w:vAlign w:val="center"/>
+          </w:tcPr>
+          <w:p>
+            <w:pPr>
+              <w:spacing w:after="0" w:line="240" w:lineRule="auto"/>
+              <w:rPr>
+                <w:sz w:val="17"/>
+                <w:szCs w:val="17"/>
+              </w:rPr>
+            </w:pPr>
+            <w:r>
+              <w:rPr>
+                <w:sz w:val="17"/>
+                <w:szCs w:val="17"/>
+              </w:rPr>
+              <w:t>Rechazo «El lote CP24-VENCIDO … ya está vencido … No se puede recibir.» sin recepción, lotes, movimientos ni stock. Luego se recibe CP24-HOY con 3 u.; stock 3</w:t>
             </w:r>
           </w:p>
         </w:tc>
@@ -4348,6 +5386,30 @@
     </w:p>
     <w:p>
       <w:pPr>
+        <w:pStyle w:val="Prrafodelista"/>
+        <w:numPr>
+          <w:ilvl w:val="0"/>
+          <w:numId w:val="1"/>
+        </w:numPr>
+        <w:spacing w:after="60"/>
+        <w:jc w:val="both"/>
+      </w:pPr>
+      <w:r>
+        <w:rPr>
+          <w:b/>
+          <w:bCs/>
+        </w:rPr>
+        <w:t>CP-20 a CP-24:</w:t>
+      </w:r>
+      <w:r>
+        <w:rPr>
+          <w:bCs/>
+        </w:rPr>
+        <w:t xml:space="preserve"> el docente pidió demostrar el orden de salida de los lotes. CP-07 ya probaba que sale primero el lote que vence antes; CP-20 a CP-23 prueban el desempate por orden de ingreso, los lotes vencidos, los productos sin vencimiento y una venta con varios lotes. CP-24 prueba que no se reciban lotes vencidos, regla que se agregó al controlador (OBS-07).</w:t>
+      </w:r>
+    </w:p>
+    <w:p>
+      <w:pPr>
         <w:pStyle w:val="Ttulo2"/>
       </w:pPr>
       <w:r>
@@ -5863,6 +6925,9 @@
         <w:tc>
           <w:tcPr>
             <w:tcW w:w="1204" w:type="dxa"/>
+            <w:tcBorders>
+              <w:bottom w:val="single" w:sz="4" w:space="0" w:color="808080"/>
+            </w:tcBorders>
             <w:shd w:val="clear" w:color="auto" w:fill="F2F2F2"/>
             <w:tcMar>
               <w:top w:w="60" w:type="dxa"/>
@@ -5896,6 +6961,9 @@
         <w:tc>
           <w:tcPr>
             <w:tcW w:w="1405" w:type="dxa"/>
+            <w:tcBorders>
+              <w:bottom w:val="single" w:sz="4" w:space="0" w:color="808080"/>
+            </w:tcBorders>
             <w:shd w:val="clear" w:color="auto" w:fill="F2F2F2"/>
             <w:tcMar>
               <w:top w:w="60" w:type="dxa"/>
@@ -5925,6 +6993,9 @@
         <w:tc>
           <w:tcPr>
             <w:tcW w:w="1305" w:type="dxa"/>
+            <w:tcBorders>
+              <w:bottom w:val="single" w:sz="4" w:space="0" w:color="808080"/>
+            </w:tcBorders>
             <w:shd w:val="clear" w:color="auto" w:fill="F2F2F2"/>
             <w:tcMar>
               <w:top w:w="60" w:type="dxa"/>
@@ -5954,6 +7025,9 @@
         <w:tc>
           <w:tcPr>
             <w:tcW w:w="1405" w:type="dxa"/>
+            <w:tcBorders>
+              <w:bottom w:val="single" w:sz="4" w:space="0" w:color="808080"/>
+            </w:tcBorders>
             <w:shd w:val="clear" w:color="auto" w:fill="F2F2F2"/>
             <w:tcMar>
               <w:top w:w="60" w:type="dxa"/>
@@ -5983,6 +7057,9 @@
         <w:tc>
           <w:tcPr>
             <w:tcW w:w="4721" w:type="dxa"/>
+            <w:tcBorders>
+              <w:bottom w:val="single" w:sz="4" w:space="0" w:color="808080"/>
+            </w:tcBorders>
             <w:shd w:val="clear" w:color="auto" w:fill="F2F2F2"/>
             <w:tcMar>
               <w:top w:w="60" w:type="dxa"/>
@@ -6006,6 +7083,1005 @@
                 <w:szCs w:val="20"/>
               </w:rPr>
               <w:t>El personal puede anular las ventas de su propio turno abierto, con motivo de una lista y registro de anulaciones (CAM-02). Se agregaron CP-16 a CP-19 y CP-11 usa la firma nueva; los 15 casos anteriores siguen aprobando</w:t>
+            </w:r>
+          </w:p>
+        </w:tc>
+      </w:tr>
+      <w:tr>
+        <w:trPr>
+          <w:cantSplit/>
+        </w:trPr>
+        <w:tc>
+          <w:tcPr>
+            <w:tcW w:w="1204" w:type="dxa"/>
+            <w:tcBorders>
+              <w:bottom w:val="single" w:sz="4" w:space="0" w:color="808080"/>
+            </w:tcBorders>
+            <w:shd w:val="clear" w:color="auto" w:fill="F2F2F2"/>
+            <w:tcMar>
+              <w:top w:w="60" w:type="dxa"/>
+              <w:left w:w="80" w:type="dxa"/>
+              <w:bottom w:w="60" w:type="dxa"/>
+              <w:right w:w="80" w:type="dxa"/>
+            </w:tcMar>
+            <w:vAlign w:val="center"/>
+          </w:tcPr>
+          <w:p>
+            <w:pPr>
+              <w:spacing w:after="0" w:line="240" w:lineRule="auto"/>
+              <w:rPr>
+                <w:b/>
+                <w:bCs/>
+                <w:sz w:val="20"/>
+                <w:szCs w:val="20"/>
+              </w:rPr>
+            </w:pPr>
+            <w:r>
+              <w:rPr>
+                <w:b/>
+                <w:bCs/>
+                <w:sz w:val="20"/>
+                <w:szCs w:val="20"/>
+              </w:rPr>
+              <w:t>Corrida 11</w:t>
+            </w:r>
+          </w:p>
+        </w:tc>
+        <w:tc>
+          <w:tcPr>
+            <w:tcW w:w="1405" w:type="dxa"/>
+            <w:tcBorders>
+              <w:bottom w:val="single" w:sz="4" w:space="0" w:color="808080"/>
+            </w:tcBorders>
+            <w:shd w:val="clear" w:color="auto" w:fill="F2F2F2"/>
+            <w:tcMar>
+              <w:top w:w="60" w:type="dxa"/>
+              <w:left w:w="80" w:type="dxa"/>
+              <w:bottom w:w="60" w:type="dxa"/>
+              <w:right w:w="80" w:type="dxa"/>
+            </w:tcMar>
+            <w:vAlign w:val="center"/>
+          </w:tcPr>
+          <w:p>
+            <w:pPr>
+              <w:spacing w:after="0" w:line="240" w:lineRule="auto"/>
+              <w:rPr>
+                <w:sz w:val="20"/>
+                <w:szCs w:val="20"/>
+              </w:rPr>
+            </w:pPr>
+            <w:r>
+              <w:rPr>
+                <w:sz w:val="20"/>
+                <w:szCs w:val="20"/>
+              </w:rPr>
+              <w:t>19/19</w:t>
+            </w:r>
+          </w:p>
+        </w:tc>
+        <w:tc>
+          <w:tcPr>
+            <w:tcW w:w="1305" w:type="dxa"/>
+            <w:tcBorders>
+              <w:bottom w:val="single" w:sz="4" w:space="0" w:color="808080"/>
+            </w:tcBorders>
+            <w:shd w:val="clear" w:color="auto" w:fill="F2F2F2"/>
+            <w:tcMar>
+              <w:top w:w="60" w:type="dxa"/>
+              <w:left w:w="80" w:type="dxa"/>
+              <w:bottom w:w="60" w:type="dxa"/>
+              <w:right w:w="80" w:type="dxa"/>
+            </w:tcMar>
+            <w:vAlign w:val="center"/>
+          </w:tcPr>
+          <w:p>
+            <w:pPr>
+              <w:spacing w:after="0" w:line="240" w:lineRule="auto"/>
+              <w:rPr>
+                <w:sz w:val="20"/>
+                <w:szCs w:val="20"/>
+              </w:rPr>
+            </w:pPr>
+            <w:r>
+              <w:rPr>
+                <w:sz w:val="20"/>
+                <w:szCs w:val="20"/>
+              </w:rPr>
+              <w:t>100 %</w:t>
+            </w:r>
+          </w:p>
+        </w:tc>
+        <w:tc>
+          <w:tcPr>
+            <w:tcW w:w="1405" w:type="dxa"/>
+            <w:tcBorders>
+              <w:bottom w:val="single" w:sz="4" w:space="0" w:color="808080"/>
+            </w:tcBorders>
+            <w:shd w:val="clear" w:color="auto" w:fill="F2F2F2"/>
+            <w:tcMar>
+              <w:top w:w="60" w:type="dxa"/>
+              <w:left w:w="80" w:type="dxa"/>
+              <w:bottom w:w="60" w:type="dxa"/>
+              <w:right w:w="80" w:type="dxa"/>
+            </w:tcMar>
+            <w:vAlign w:val="center"/>
+          </w:tcPr>
+          <w:p>
+            <w:pPr>
+              <w:spacing w:after="0" w:line="240" w:lineRule="auto"/>
+              <w:rPr>
+                <w:sz w:val="20"/>
+                <w:szCs w:val="20"/>
+              </w:rPr>
+            </w:pPr>
+            <w:r>
+              <w:rPr>
+                <w:sz w:val="20"/>
+                <w:szCs w:val="20"/>
+              </w:rPr>
+              <w:t>Ninguno</w:t>
+            </w:r>
+          </w:p>
+        </w:tc>
+        <w:tc>
+          <w:tcPr>
+            <w:tcW w:w="4721" w:type="dxa"/>
+            <w:tcBorders>
+              <w:bottom w:val="single" w:sz="4" w:space="0" w:color="808080"/>
+            </w:tcBorders>
+            <w:shd w:val="clear" w:color="auto" w:fill="F2F2F2"/>
+            <w:tcMar>
+              <w:top w:w="60" w:type="dxa"/>
+              <w:left w:w="80" w:type="dxa"/>
+              <w:bottom w:w="60" w:type="dxa"/>
+              <w:right w:w="80" w:type="dxa"/>
+            </w:tcMar>
+            <w:vAlign w:val="center"/>
+          </w:tcPr>
+          <w:p>
+            <w:pPr>
+              <w:spacing w:after="0" w:line="240" w:lineRule="auto"/>
+              <w:rPr>
+                <w:sz w:val="20"/>
+                <w:szCs w:val="20"/>
+              </w:rPr>
+            </w:pPr>
+            <w:r>
+              <w:rPr>
+                <w:sz w:val="20"/>
+                <w:szCs w:val="20"/>
+              </w:rPr>
+              <w:t>Regresión tras corregir el texto de Caja en la cabecera (solo cambió un texto de la vista)</w:t>
+            </w:r>
+          </w:p>
+        </w:tc>
+      </w:tr>
+      <w:tr>
+        <w:trPr>
+          <w:cantSplit/>
+        </w:trPr>
+        <w:tc>
+          <w:tcPr>
+            <w:tcW w:w="1204" w:type="dxa"/>
+            <w:tcBorders>
+              <w:bottom w:val="single" w:sz="4" w:space="0" w:color="808080"/>
+            </w:tcBorders>
+            <w:shd w:val="clear" w:color="auto" w:fill="F2F2F2"/>
+            <w:tcMar>
+              <w:top w:w="60" w:type="dxa"/>
+              <w:left w:w="80" w:type="dxa"/>
+              <w:bottom w:w="60" w:type="dxa"/>
+              <w:right w:w="80" w:type="dxa"/>
+            </w:tcMar>
+            <w:vAlign w:val="center"/>
+          </w:tcPr>
+          <w:p>
+            <w:pPr>
+              <w:spacing w:after="0" w:line="240" w:lineRule="auto"/>
+              <w:rPr>
+                <w:b/>
+                <w:bCs/>
+                <w:sz w:val="20"/>
+                <w:szCs w:val="20"/>
+              </w:rPr>
+            </w:pPr>
+            <w:r>
+              <w:rPr>
+                <w:b/>
+                <w:bCs/>
+                <w:sz w:val="20"/>
+                <w:szCs w:val="20"/>
+              </w:rPr>
+              <w:t>Corrida 12</w:t>
+            </w:r>
+          </w:p>
+        </w:tc>
+        <w:tc>
+          <w:tcPr>
+            <w:tcW w:w="1405" w:type="dxa"/>
+            <w:tcBorders>
+              <w:bottom w:val="single" w:sz="4" w:space="0" w:color="808080"/>
+            </w:tcBorders>
+            <w:shd w:val="clear" w:color="auto" w:fill="F2F2F2"/>
+            <w:tcMar>
+              <w:top w:w="60" w:type="dxa"/>
+              <w:left w:w="80" w:type="dxa"/>
+              <w:bottom w:w="60" w:type="dxa"/>
+              <w:right w:w="80" w:type="dxa"/>
+            </w:tcMar>
+            <w:vAlign w:val="center"/>
+          </w:tcPr>
+          <w:p>
+            <w:pPr>
+              <w:spacing w:after="0" w:line="240" w:lineRule="auto"/>
+              <w:rPr>
+                <w:sz w:val="20"/>
+                <w:szCs w:val="20"/>
+              </w:rPr>
+            </w:pPr>
+            <w:r>
+              <w:rPr>
+                <w:sz w:val="20"/>
+                <w:szCs w:val="20"/>
+              </w:rPr>
+              <w:t>23/23</w:t>
+            </w:r>
+          </w:p>
+        </w:tc>
+        <w:tc>
+          <w:tcPr>
+            <w:tcW w:w="1305" w:type="dxa"/>
+            <w:tcBorders>
+              <w:bottom w:val="single" w:sz="4" w:space="0" w:color="808080"/>
+            </w:tcBorders>
+            <w:shd w:val="clear" w:color="auto" w:fill="F2F2F2"/>
+            <w:tcMar>
+              <w:top w:w="60" w:type="dxa"/>
+              <w:left w:w="80" w:type="dxa"/>
+              <w:bottom w:w="60" w:type="dxa"/>
+              <w:right w:w="80" w:type="dxa"/>
+            </w:tcMar>
+            <w:vAlign w:val="center"/>
+          </w:tcPr>
+          <w:p>
+            <w:pPr>
+              <w:spacing w:after="0" w:line="240" w:lineRule="auto"/>
+              <w:rPr>
+                <w:sz w:val="20"/>
+                <w:szCs w:val="20"/>
+              </w:rPr>
+            </w:pPr>
+            <w:r>
+              <w:rPr>
+                <w:sz w:val="20"/>
+                <w:szCs w:val="20"/>
+              </w:rPr>
+              <w:t>100 %</w:t>
+            </w:r>
+          </w:p>
+        </w:tc>
+        <w:tc>
+          <w:tcPr>
+            <w:tcW w:w="1405" w:type="dxa"/>
+            <w:tcBorders>
+              <w:bottom w:val="single" w:sz="4" w:space="0" w:color="808080"/>
+            </w:tcBorders>
+            <w:shd w:val="clear" w:color="auto" w:fill="F2F2F2"/>
+            <w:tcMar>
+              <w:top w:w="60" w:type="dxa"/>
+              <w:left w:w="80" w:type="dxa"/>
+              <w:bottom w:w="60" w:type="dxa"/>
+              <w:right w:w="80" w:type="dxa"/>
+            </w:tcMar>
+            <w:vAlign w:val="center"/>
+          </w:tcPr>
+          <w:p>
+            <w:pPr>
+              <w:spacing w:after="0" w:line="240" w:lineRule="auto"/>
+              <w:rPr>
+                <w:sz w:val="20"/>
+                <w:szCs w:val="20"/>
+              </w:rPr>
+            </w:pPr>
+            <w:r>
+              <w:rPr>
+                <w:sz w:val="20"/>
+                <w:szCs w:val="20"/>
+              </w:rPr>
+              <w:t>Ninguno</w:t>
+            </w:r>
+          </w:p>
+        </w:tc>
+        <w:tc>
+          <w:tcPr>
+            <w:tcW w:w="4721" w:type="dxa"/>
+            <w:tcBorders>
+              <w:bottom w:val="single" w:sz="4" w:space="0" w:color="808080"/>
+            </w:tcBorders>
+            <w:shd w:val="clear" w:color="auto" w:fill="F2F2F2"/>
+            <w:tcMar>
+              <w:top w:w="60" w:type="dxa"/>
+              <w:left w:w="80" w:type="dxa"/>
+              <w:bottom w:w="60" w:type="dxa"/>
+              <w:right w:w="80" w:type="dxa"/>
+            </w:tcMar>
+            <w:vAlign w:val="center"/>
+          </w:tcPr>
+          <w:p>
+            <w:pPr>
+              <w:spacing w:after="0" w:line="240" w:lineRule="auto"/>
+              <w:rPr>
+                <w:sz w:val="20"/>
+                <w:szCs w:val="20"/>
+              </w:rPr>
+            </w:pPr>
+            <w:r>
+              <w:rPr>
+                <w:sz w:val="20"/>
+                <w:szCs w:val="20"/>
+              </w:rPr>
+              <w:t>Se agregaron CP-20 a CP-23 sobre el orden de salida de los lotes. El código ya cumplía las reglas y no cambió</w:t>
+            </w:r>
+          </w:p>
+        </w:tc>
+      </w:tr>
+      <w:tr>
+        <w:trPr>
+          <w:cantSplit/>
+        </w:trPr>
+        <w:tc>
+          <w:tcPr>
+            <w:tcW w:w="1204" w:type="dxa"/>
+            <w:tcBorders>
+              <w:bottom w:val="single" w:sz="4" w:space="0" w:color="808080"/>
+            </w:tcBorders>
+            <w:shd w:val="clear" w:color="auto" w:fill="F2F2F2"/>
+            <w:tcMar>
+              <w:top w:w="60" w:type="dxa"/>
+              <w:left w:w="80" w:type="dxa"/>
+              <w:bottom w:w="60" w:type="dxa"/>
+              <w:right w:w="80" w:type="dxa"/>
+            </w:tcMar>
+            <w:vAlign w:val="center"/>
+          </w:tcPr>
+          <w:p>
+            <w:pPr>
+              <w:spacing w:after="0" w:line="240" w:lineRule="auto"/>
+              <w:rPr>
+                <w:b/>
+                <w:bCs/>
+                <w:sz w:val="20"/>
+                <w:szCs w:val="20"/>
+              </w:rPr>
+            </w:pPr>
+            <w:r>
+              <w:rPr>
+                <w:b/>
+                <w:bCs/>
+                <w:sz w:val="20"/>
+                <w:szCs w:val="20"/>
+              </w:rPr>
+              <w:t>Corrida 13</w:t>
+            </w:r>
+          </w:p>
+        </w:tc>
+        <w:tc>
+          <w:tcPr>
+            <w:tcW w:w="1405" w:type="dxa"/>
+            <w:tcBorders>
+              <w:bottom w:val="single" w:sz="4" w:space="0" w:color="808080"/>
+            </w:tcBorders>
+            <w:shd w:val="clear" w:color="auto" w:fill="F2F2F2"/>
+            <w:tcMar>
+              <w:top w:w="60" w:type="dxa"/>
+              <w:left w:w="80" w:type="dxa"/>
+              <w:bottom w:w="60" w:type="dxa"/>
+              <w:right w:w="80" w:type="dxa"/>
+            </w:tcMar>
+            <w:vAlign w:val="center"/>
+          </w:tcPr>
+          <w:p>
+            <w:pPr>
+              <w:spacing w:after="0" w:line="240" w:lineRule="auto"/>
+              <w:rPr>
+                <w:sz w:val="20"/>
+                <w:szCs w:val="20"/>
+              </w:rPr>
+            </w:pPr>
+            <w:r>
+              <w:rPr>
+                <w:sz w:val="20"/>
+                <w:szCs w:val="20"/>
+              </w:rPr>
+              <w:t>23/24</w:t>
+            </w:r>
+          </w:p>
+        </w:tc>
+        <w:tc>
+          <w:tcPr>
+            <w:tcW w:w="1305" w:type="dxa"/>
+            <w:tcBorders>
+              <w:bottom w:val="single" w:sz="4" w:space="0" w:color="808080"/>
+            </w:tcBorders>
+            <w:shd w:val="clear" w:color="auto" w:fill="F2F2F2"/>
+            <w:tcMar>
+              <w:top w:w="60" w:type="dxa"/>
+              <w:left w:w="80" w:type="dxa"/>
+              <w:bottom w:w="60" w:type="dxa"/>
+              <w:right w:w="80" w:type="dxa"/>
+            </w:tcMar>
+            <w:vAlign w:val="center"/>
+          </w:tcPr>
+          <w:p>
+            <w:pPr>
+              <w:spacing w:after="0" w:line="240" w:lineRule="auto"/>
+              <w:rPr>
+                <w:sz w:val="20"/>
+                <w:szCs w:val="20"/>
+              </w:rPr>
+            </w:pPr>
+            <w:r>
+              <w:rPr>
+                <w:sz w:val="20"/>
+                <w:szCs w:val="20"/>
+              </w:rPr>
+              <w:t>95,8 %</w:t>
+            </w:r>
+          </w:p>
+        </w:tc>
+        <w:tc>
+          <w:tcPr>
+            <w:tcW w:w="1405" w:type="dxa"/>
+            <w:tcBorders>
+              <w:bottom w:val="single" w:sz="4" w:space="0" w:color="808080"/>
+            </w:tcBorders>
+            <w:shd w:val="clear" w:color="auto" w:fill="F2F2F2"/>
+            <w:tcMar>
+              <w:top w:w="60" w:type="dxa"/>
+              <w:left w:w="80" w:type="dxa"/>
+              <w:bottom w:w="60" w:type="dxa"/>
+              <w:right w:w="80" w:type="dxa"/>
+            </w:tcMar>
+            <w:vAlign w:val="center"/>
+          </w:tcPr>
+          <w:p>
+            <w:pPr>
+              <w:spacing w:after="0" w:line="240" w:lineRule="auto"/>
+              <w:rPr>
+                <w:sz w:val="20"/>
+                <w:szCs w:val="20"/>
+              </w:rPr>
+            </w:pPr>
+            <w:r>
+              <w:rPr>
+                <w:sz w:val="20"/>
+                <w:szCs w:val="20"/>
+              </w:rPr>
+              <w:t>CP-15 (limpieza)</w:t>
+            </w:r>
+          </w:p>
+        </w:tc>
+        <w:tc>
+          <w:tcPr>
+            <w:tcW w:w="4721" w:type="dxa"/>
+            <w:tcBorders>
+              <w:bottom w:val="single" w:sz="4" w:space="0" w:color="808080"/>
+            </w:tcBorders>
+            <w:shd w:val="clear" w:color="auto" w:fill="F2F2F2"/>
+            <w:tcMar>
+              <w:top w:w="60" w:type="dxa"/>
+              <w:left w:w="80" w:type="dxa"/>
+              <w:bottom w:w="60" w:type="dxa"/>
+              <w:right w:w="80" w:type="dxa"/>
+            </w:tcMar>
+            <w:vAlign w:val="center"/>
+          </w:tcPr>
+          <w:p>
+            <w:pPr>
+              <w:spacing w:after="0" w:line="240" w:lineRule="auto"/>
+              <w:rPr>
+                <w:sz w:val="20"/>
+                <w:szCs w:val="20"/>
+              </w:rPr>
+            </w:pPr>
+            <w:r>
+              <w:rPr>
+                <w:sz w:val="20"/>
+                <w:szCs w:val="20"/>
+              </w:rPr>
+              <w:t>El controlador rechaza la recepción de lotes vencidos (OBS-07) y se agregó CP-24, que pasa. CP-15 pasó sus verificaciones, pero JUnit no pudo borrar su carpeta temporal</w:t>
+            </w:r>
+          </w:p>
+        </w:tc>
+      </w:tr>
+      <w:tr>
+        <w:trPr>
+          <w:cantSplit/>
+        </w:trPr>
+        <w:tc>
+          <w:tcPr>
+            <w:tcW w:w="1204" w:type="dxa"/>
+            <w:tcBorders>
+              <w:bottom w:val="single" w:sz="4" w:space="0" w:color="808080"/>
+            </w:tcBorders>
+            <w:shd w:val="clear" w:color="auto" w:fill="F2F2F2"/>
+            <w:tcMar>
+              <w:top w:w="60" w:type="dxa"/>
+              <w:left w:w="80" w:type="dxa"/>
+              <w:bottom w:w="60" w:type="dxa"/>
+              <w:right w:w="80" w:type="dxa"/>
+            </w:tcMar>
+            <w:vAlign w:val="center"/>
+          </w:tcPr>
+          <w:p>
+            <w:pPr>
+              <w:spacing w:after="0" w:line="240" w:lineRule="auto"/>
+              <w:rPr>
+                <w:b/>
+                <w:bCs/>
+                <w:sz w:val="20"/>
+                <w:szCs w:val="20"/>
+              </w:rPr>
+            </w:pPr>
+            <w:r>
+              <w:rPr>
+                <w:b/>
+                <w:bCs/>
+                <w:sz w:val="20"/>
+                <w:szCs w:val="20"/>
+              </w:rPr>
+              <w:t>Corrida 14</w:t>
+            </w:r>
+          </w:p>
+        </w:tc>
+        <w:tc>
+          <w:tcPr>
+            <w:tcW w:w="1405" w:type="dxa"/>
+            <w:tcBorders>
+              <w:bottom w:val="single" w:sz="4" w:space="0" w:color="808080"/>
+            </w:tcBorders>
+            <w:shd w:val="clear" w:color="auto" w:fill="F2F2F2"/>
+            <w:tcMar>
+              <w:top w:w="60" w:type="dxa"/>
+              <w:left w:w="80" w:type="dxa"/>
+              <w:bottom w:w="60" w:type="dxa"/>
+              <w:right w:w="80" w:type="dxa"/>
+            </w:tcMar>
+            <w:vAlign w:val="center"/>
+          </w:tcPr>
+          <w:p>
+            <w:pPr>
+              <w:spacing w:after="0" w:line="240" w:lineRule="auto"/>
+              <w:rPr>
+                <w:sz w:val="20"/>
+                <w:szCs w:val="20"/>
+              </w:rPr>
+            </w:pPr>
+            <w:r>
+              <w:rPr>
+                <w:sz w:val="20"/>
+                <w:szCs w:val="20"/>
+              </w:rPr>
+              <w:t>23/24</w:t>
+            </w:r>
+          </w:p>
+        </w:tc>
+        <w:tc>
+          <w:tcPr>
+            <w:tcW w:w="1305" w:type="dxa"/>
+            <w:tcBorders>
+              <w:bottom w:val="single" w:sz="4" w:space="0" w:color="808080"/>
+            </w:tcBorders>
+            <w:shd w:val="clear" w:color="auto" w:fill="F2F2F2"/>
+            <w:tcMar>
+              <w:top w:w="60" w:type="dxa"/>
+              <w:left w:w="80" w:type="dxa"/>
+              <w:bottom w:w="60" w:type="dxa"/>
+              <w:right w:w="80" w:type="dxa"/>
+            </w:tcMar>
+            <w:vAlign w:val="center"/>
+          </w:tcPr>
+          <w:p>
+            <w:pPr>
+              <w:spacing w:after="0" w:line="240" w:lineRule="auto"/>
+              <w:rPr>
+                <w:sz w:val="20"/>
+                <w:szCs w:val="20"/>
+              </w:rPr>
+            </w:pPr>
+            <w:r>
+              <w:rPr>
+                <w:sz w:val="20"/>
+                <w:szCs w:val="20"/>
+              </w:rPr>
+              <w:t>95,8 %</w:t>
+            </w:r>
+          </w:p>
+        </w:tc>
+        <w:tc>
+          <w:tcPr>
+            <w:tcW w:w="1405" w:type="dxa"/>
+            <w:tcBorders>
+              <w:bottom w:val="single" w:sz="4" w:space="0" w:color="808080"/>
+            </w:tcBorders>
+            <w:shd w:val="clear" w:color="auto" w:fill="F2F2F2"/>
+            <w:tcMar>
+              <w:top w:w="60" w:type="dxa"/>
+              <w:left w:w="80" w:type="dxa"/>
+              <w:bottom w:w="60" w:type="dxa"/>
+              <w:right w:w="80" w:type="dxa"/>
+            </w:tcMar>
+            <w:vAlign w:val="center"/>
+          </w:tcPr>
+          <w:p>
+            <w:pPr>
+              <w:spacing w:after="0" w:line="240" w:lineRule="auto"/>
+              <w:rPr>
+                <w:sz w:val="20"/>
+                <w:szCs w:val="20"/>
+              </w:rPr>
+            </w:pPr>
+            <w:r>
+              <w:rPr>
+                <w:sz w:val="20"/>
+                <w:szCs w:val="20"/>
+              </w:rPr>
+              <w:t>CP-15 (limpieza)</w:t>
+            </w:r>
+          </w:p>
+        </w:tc>
+        <w:tc>
+          <w:tcPr>
+            <w:tcW w:w="4721" w:type="dxa"/>
+            <w:tcBorders>
+              <w:bottom w:val="single" w:sz="4" w:space="0" w:color="808080"/>
+            </w:tcBorders>
+            <w:shd w:val="clear" w:color="auto" w:fill="F2F2F2"/>
+            <w:tcMar>
+              <w:top w:w="60" w:type="dxa"/>
+              <w:left w:w="80" w:type="dxa"/>
+              <w:bottom w:w="60" w:type="dxa"/>
+              <w:right w:w="80" w:type="dxa"/>
+            </w:tcMar>
+            <w:vAlign w:val="center"/>
+          </w:tcPr>
+          <w:p>
+            <w:pPr>
+              <w:spacing w:after="0" w:line="240" w:lineRule="auto"/>
+              <w:rPr>
+                <w:sz w:val="20"/>
+                <w:szCs w:val="20"/>
+              </w:rPr>
+            </w:pPr>
+            <w:r>
+              <w:rPr>
+                <w:sz w:val="20"/>
+                <w:szCs w:val="20"/>
+              </w:rPr>
+              <w:t>Repetición de la corrida 13 sin cambios; el mismo fallo de CP-15</w:t>
+            </w:r>
+          </w:p>
+        </w:tc>
+      </w:tr>
+      <w:tr>
+        <w:trPr>
+          <w:cantSplit/>
+        </w:trPr>
+        <w:tc>
+          <w:tcPr>
+            <w:tcW w:w="1204" w:type="dxa"/>
+            <w:tcBorders>
+              <w:bottom w:val="single" w:sz="4" w:space="0" w:color="808080"/>
+            </w:tcBorders>
+            <w:shd w:val="clear" w:color="auto" w:fill="F2F2F2"/>
+            <w:tcMar>
+              <w:top w:w="60" w:type="dxa"/>
+              <w:left w:w="80" w:type="dxa"/>
+              <w:bottom w:w="60" w:type="dxa"/>
+              <w:right w:w="80" w:type="dxa"/>
+            </w:tcMar>
+            <w:vAlign w:val="center"/>
+          </w:tcPr>
+          <w:p>
+            <w:pPr>
+              <w:spacing w:after="0" w:line="240" w:lineRule="auto"/>
+              <w:rPr>
+                <w:b/>
+                <w:bCs/>
+                <w:sz w:val="20"/>
+                <w:szCs w:val="20"/>
+              </w:rPr>
+            </w:pPr>
+            <w:r>
+              <w:rPr>
+                <w:b/>
+                <w:bCs/>
+                <w:sz w:val="20"/>
+                <w:szCs w:val="20"/>
+              </w:rPr>
+              <w:t>Corrida 15</w:t>
+            </w:r>
+          </w:p>
+        </w:tc>
+        <w:tc>
+          <w:tcPr>
+            <w:tcW w:w="1405" w:type="dxa"/>
+            <w:tcBorders>
+              <w:bottom w:val="single" w:sz="4" w:space="0" w:color="808080"/>
+            </w:tcBorders>
+            <w:shd w:val="clear" w:color="auto" w:fill="F2F2F2"/>
+            <w:tcMar>
+              <w:top w:w="60" w:type="dxa"/>
+              <w:left w:w="80" w:type="dxa"/>
+              <w:bottom w:w="60" w:type="dxa"/>
+              <w:right w:w="80" w:type="dxa"/>
+            </w:tcMar>
+            <w:vAlign w:val="center"/>
+          </w:tcPr>
+          <w:p>
+            <w:pPr>
+              <w:spacing w:after="0" w:line="240" w:lineRule="auto"/>
+              <w:rPr>
+                <w:sz w:val="20"/>
+                <w:szCs w:val="20"/>
+              </w:rPr>
+            </w:pPr>
+            <w:r>
+              <w:rPr>
+                <w:sz w:val="20"/>
+                <w:szCs w:val="20"/>
+              </w:rPr>
+              <w:t>23/24</w:t>
+            </w:r>
+          </w:p>
+        </w:tc>
+        <w:tc>
+          <w:tcPr>
+            <w:tcW w:w="1305" w:type="dxa"/>
+            <w:tcBorders>
+              <w:bottom w:val="single" w:sz="4" w:space="0" w:color="808080"/>
+            </w:tcBorders>
+            <w:shd w:val="clear" w:color="auto" w:fill="F2F2F2"/>
+            <w:tcMar>
+              <w:top w:w="60" w:type="dxa"/>
+              <w:left w:w="80" w:type="dxa"/>
+              <w:bottom w:w="60" w:type="dxa"/>
+              <w:right w:w="80" w:type="dxa"/>
+            </w:tcMar>
+            <w:vAlign w:val="center"/>
+          </w:tcPr>
+          <w:p>
+            <w:pPr>
+              <w:spacing w:after="0" w:line="240" w:lineRule="auto"/>
+              <w:rPr>
+                <w:sz w:val="20"/>
+                <w:szCs w:val="20"/>
+              </w:rPr>
+            </w:pPr>
+            <w:r>
+              <w:rPr>
+                <w:sz w:val="20"/>
+                <w:szCs w:val="20"/>
+              </w:rPr>
+              <w:t>95,8 %</w:t>
+            </w:r>
+          </w:p>
+        </w:tc>
+        <w:tc>
+          <w:tcPr>
+            <w:tcW w:w="1405" w:type="dxa"/>
+            <w:tcBorders>
+              <w:bottom w:val="single" w:sz="4" w:space="0" w:color="808080"/>
+            </w:tcBorders>
+            <w:shd w:val="clear" w:color="auto" w:fill="F2F2F2"/>
+            <w:tcMar>
+              <w:top w:w="60" w:type="dxa"/>
+              <w:left w:w="80" w:type="dxa"/>
+              <w:bottom w:w="60" w:type="dxa"/>
+              <w:right w:w="80" w:type="dxa"/>
+            </w:tcMar>
+            <w:vAlign w:val="center"/>
+          </w:tcPr>
+          <w:p>
+            <w:pPr>
+              <w:spacing w:after="0" w:line="240" w:lineRule="auto"/>
+              <w:rPr>
+                <w:sz w:val="20"/>
+                <w:szCs w:val="20"/>
+              </w:rPr>
+            </w:pPr>
+            <w:r>
+              <w:rPr>
+                <w:sz w:val="20"/>
+                <w:szCs w:val="20"/>
+              </w:rPr>
+              <w:t>CP-15 (limpieza)</w:t>
+            </w:r>
+          </w:p>
+        </w:tc>
+        <w:tc>
+          <w:tcPr>
+            <w:tcW w:w="4721" w:type="dxa"/>
+            <w:tcBorders>
+              <w:bottom w:val="single" w:sz="4" w:space="0" w:color="808080"/>
+            </w:tcBorders>
+            <w:shd w:val="clear" w:color="auto" w:fill="F2F2F2"/>
+            <w:tcMar>
+              <w:top w:w="60" w:type="dxa"/>
+              <w:left w:w="80" w:type="dxa"/>
+              <w:bottom w:w="60" w:type="dxa"/>
+              <w:right w:w="80" w:type="dxa"/>
+            </w:tcMar>
+            <w:vAlign w:val="center"/>
+          </w:tcPr>
+          <w:p>
+            <w:pPr>
+              <w:spacing w:after="0" w:line="240" w:lineRule="auto"/>
+              <w:rPr>
+                <w:sz w:val="20"/>
+                <w:szCs w:val="20"/>
+              </w:rPr>
+            </w:pPr>
+            <w:r>
+              <w:rPr>
+                <w:sz w:val="20"/>
+                <w:szCs w:val="20"/>
+              </w:rPr>
+              <w:t>CP-15 reintentó borrar sus archivos durante 10 s y el PDF siguió bloqueado: no era un bloqueo breve de otro proceso</w:t>
+            </w:r>
+          </w:p>
+        </w:tc>
+      </w:tr>
+      <w:tr>
+        <w:trPr>
+          <w:cantSplit/>
+        </w:trPr>
+        <w:tc>
+          <w:tcPr>
+            <w:tcW w:w="1204" w:type="dxa"/>
+            <w:shd w:val="clear" w:color="auto" w:fill="F2F2F2"/>
+            <w:tcMar>
+              <w:top w:w="60" w:type="dxa"/>
+              <w:left w:w="80" w:type="dxa"/>
+              <w:bottom w:w="60" w:type="dxa"/>
+              <w:right w:w="80" w:type="dxa"/>
+            </w:tcMar>
+            <w:vAlign w:val="center"/>
+          </w:tcPr>
+          <w:p>
+            <w:pPr>
+              <w:spacing w:after="0" w:line="240" w:lineRule="auto"/>
+              <w:rPr>
+                <w:b/>
+                <w:bCs/>
+                <w:sz w:val="20"/>
+                <w:szCs w:val="20"/>
+              </w:rPr>
+            </w:pPr>
+            <w:r>
+              <w:rPr>
+                <w:b/>
+                <w:bCs/>
+                <w:sz w:val="20"/>
+                <w:szCs w:val="20"/>
+              </w:rPr>
+              <w:t>Corrida 16</w:t>
+            </w:r>
+          </w:p>
+        </w:tc>
+        <w:tc>
+          <w:tcPr>
+            <w:tcW w:w="1405" w:type="dxa"/>
+            <w:shd w:val="clear" w:color="auto" w:fill="F2F2F2"/>
+            <w:tcMar>
+              <w:top w:w="60" w:type="dxa"/>
+              <w:left w:w="80" w:type="dxa"/>
+              <w:bottom w:w="60" w:type="dxa"/>
+              <w:right w:w="80" w:type="dxa"/>
+            </w:tcMar>
+            <w:vAlign w:val="center"/>
+          </w:tcPr>
+          <w:p>
+            <w:pPr>
+              <w:spacing w:after="0" w:line="240" w:lineRule="auto"/>
+              <w:rPr>
+                <w:sz w:val="20"/>
+                <w:szCs w:val="20"/>
+              </w:rPr>
+            </w:pPr>
+            <w:r>
+              <w:rPr>
+                <w:sz w:val="20"/>
+                <w:szCs w:val="20"/>
+              </w:rPr>
+              <w:t>24/24</w:t>
+            </w:r>
+          </w:p>
+        </w:tc>
+        <w:tc>
+          <w:tcPr>
+            <w:tcW w:w="1305" w:type="dxa"/>
+            <w:shd w:val="clear" w:color="auto" w:fill="F2F2F2"/>
+            <w:tcMar>
+              <w:top w:w="60" w:type="dxa"/>
+              <w:left w:w="80" w:type="dxa"/>
+              <w:bottom w:w="60" w:type="dxa"/>
+              <w:right w:w="80" w:type="dxa"/>
+            </w:tcMar>
+            <w:vAlign w:val="center"/>
+          </w:tcPr>
+          <w:p>
+            <w:pPr>
+              <w:spacing w:after="0" w:line="240" w:lineRule="auto"/>
+              <w:rPr>
+                <w:sz w:val="20"/>
+                <w:szCs w:val="20"/>
+              </w:rPr>
+            </w:pPr>
+            <w:r>
+              <w:rPr>
+                <w:sz w:val="20"/>
+                <w:szCs w:val="20"/>
+              </w:rPr>
+              <w:t>100 %</w:t>
+            </w:r>
+          </w:p>
+        </w:tc>
+        <w:tc>
+          <w:tcPr>
+            <w:tcW w:w="1405" w:type="dxa"/>
+            <w:shd w:val="clear" w:color="auto" w:fill="F2F2F2"/>
+            <w:tcMar>
+              <w:top w:w="60" w:type="dxa"/>
+              <w:left w:w="80" w:type="dxa"/>
+              <w:bottom w:w="60" w:type="dxa"/>
+              <w:right w:w="80" w:type="dxa"/>
+            </w:tcMar>
+            <w:vAlign w:val="center"/>
+          </w:tcPr>
+          <w:p>
+            <w:pPr>
+              <w:spacing w:after="0" w:line="240" w:lineRule="auto"/>
+              <w:rPr>
+                <w:sz w:val="20"/>
+                <w:szCs w:val="20"/>
+              </w:rPr>
+            </w:pPr>
+            <w:r>
+              <w:rPr>
+                <w:sz w:val="20"/>
+                <w:szCs w:val="20"/>
+              </w:rPr>
+              <w:t>Ninguno</w:t>
+            </w:r>
+          </w:p>
+        </w:tc>
+        <w:tc>
+          <w:tcPr>
+            <w:tcW w:w="4721" w:type="dxa"/>
+            <w:shd w:val="clear" w:color="auto" w:fill="F2F2F2"/>
+            <w:tcMar>
+              <w:top w:w="60" w:type="dxa"/>
+              <w:left w:w="80" w:type="dxa"/>
+              <w:bottom w:w="60" w:type="dxa"/>
+              <w:right w:w="80" w:type="dxa"/>
+            </w:tcMar>
+            <w:vAlign w:val="center"/>
+          </w:tcPr>
+          <w:p>
+            <w:pPr>
+              <w:spacing w:after="0" w:line="240" w:lineRule="auto"/>
+              <w:rPr>
+                <w:sz w:val="20"/>
+                <w:szCs w:val="20"/>
+              </w:rPr>
+            </w:pPr>
+            <w:r>
+              <w:rPr>
+                <w:sz w:val="20"/>
+                <w:szCs w:val="20"/>
+              </w:rPr>
+              <w:t>CP-15 lee el PDF desde sus bytes (OBS-08: la prueba lo mapeaba en memoria). Los 24 casos aprueban</w:t>
             </w:r>
           </w:p>
         </w:tc>
@@ -6017,10 +8093,7 @@
         <w:jc w:val="both"/>
       </w:pPr>
       <w:r>
-        <w:t xml:space="preserve">Estado por corrida de los casos que cambiaron </w:t>
-      </w:r>
-      <w:r>
-        <w:t>(los otros 12 casos pasaron en las diez corridas; CP-16 a CP-19 se agregaron en la corrida 10 y pasaron)</w:t>
+        <w:t>Estado por corrida (1 a 10) de los casos que cambiaron (los otros 12 casos de CP-01 a CP-15 pasaron en todas las corridas; CP-16 a CP-24 se agregaron después y pasaron en todas las suyas)</w:t>
       </w:r>
       <w:r>
         <w:t>:</w:t>
@@ -7535,6 +9608,15 @@
         </w:tc>
       </w:tr>
     </w:tbl>
+    <w:p>
+      <w:pPr>
+        <w:spacing w:before="200"/>
+        <w:jc w:val="both"/>
+      </w:pPr>
+      <w:r>
+        <w:t>En las corridas 11 a 16, CP-02 y CP-06 pasaron en todas. CP-15 falló en las corridas 13, 14 y 15 al borrar su PDF temporal, por un defecto de la propia prueba (OBS-08), y pasó en las corridas 11, 12 y 16.</w:t>
+      </w:r>
+    </w:p>
     <w:p/>
     <w:p>
       <w:pPr>
@@ -7548,10 +9630,16 @@
         <w:t xml:space="preserve">Resultado final: </w:t>
       </w:r>
       <w:r>
-        <w:t>19 de 19 casos aprobados (100 %) en la corrida 10, y 15 de 15 en las corridas 3, 4, 5, 7, 8 y 9 (</w:t>
+        <w:t>24 de 24 casos aprobados (100 %) en la corrida 16. Antes: 23 de 23 en la corrida 12, 19 de 19 en las corridas 10 y 11, y 15 de 15 en las corridas 3, 4, 5, 7, 8 y 9. Las corridas 6, 13, 14 y 15 tuvieron un fallo de CP-15 al borrar su PDF temporal, causado por la propia prueba (OBS-08)</w:t>
       </w:r>
       <w:r>
-        <w:t>la corrida 6 dio 14/15 por un fallo del entorno en CP-15, ajeno al sistema). Cada corrida dura unos 15 segundos y se puede repetir.</w:t>
+        <w:t xml:space="preserve">. </w:t>
+      </w:r>
+      <w:r>
+        <w:t>Cada corrida dura entre 15 y 30 segundos</w:t>
+      </w:r>
+      <w:r>
+        <w:t xml:space="preserve"> y se puede repetir.</w:t>
       </w:r>
     </w:p>
     <w:p>
@@ -7657,6 +9745,34 @@
     </w:p>
     <w:p>
       <w:pPr>
+        <w:jc w:val="both"/>
+      </w:pPr>
+      <w:r>
+        <w:rPr>
+          <w:b/>
+        </w:rPr>
+        <w:t>Verificaciones adicionales (corrida 12):</w:t>
+      </w:r>
+      <w:r>
+        <w:t xml:space="preserve"> se revisó cómo elige los lotes el controlador de ventas: ordena por fecha de vencimiento, deja al final los lotes sin vencimiento, desempata por orden de ingreso y excluye los vencidos. Las cinco reglas ya se cumplían; CP-20 a CP-23 lo dejan demostrado.</w:t>
+      </w:r>
+    </w:p>
+    <w:p>
+      <w:pPr>
+        <w:jc w:val="both"/>
+      </w:pPr>
+      <w:r>
+        <w:rPr>
+          <w:b/>
+        </w:rPr>
+        <w:t>Verificaciones adicionales (corridas 13 a 16):</w:t>
+      </w:r>
+      <w:r>
+        <w:t xml:space="preserve"> un programa aparte confirmó la causa de OBS-08: leído por su ruta con OpenPDF, el PDF no se puede borrar después de cerrar el lector; leído desde sus bytes, sí. El sistema no tenía el defecto: el exportador cierra el archivo.</w:t>
+      </w:r>
+    </w:p>
+    <w:p>
+      <w:pPr>
         <w:pStyle w:val="Ttulo2"/>
       </w:pPr>
       <w:r>
@@ -9049,6 +11165,9 @@
         <w:tc>
           <w:tcPr>
             <w:tcW w:w="1104" w:type="dxa"/>
+            <w:tcBorders>
+              <w:bottom w:val="single" w:sz="4" w:space="0" w:color="808080"/>
+            </w:tcBorders>
             <w:shd w:val="clear" w:color="auto" w:fill="auto"/>
             <w:tcMar>
               <w:top w:w="60" w:type="dxa"/>
@@ -9076,6 +11195,341 @@
                 <w:szCs w:val="20"/>
               </w:rPr>
               <w:t>CAM-02</w:t>
+            </w:r>
+          </w:p>
+        </w:tc>
+        <w:tc>
+          <w:tcPr>
+            <w:tcW w:w="903" w:type="dxa"/>
+            <w:tcBorders>
+              <w:bottom w:val="single" w:sz="4" w:space="0" w:color="808080"/>
+            </w:tcBorders>
+            <w:shd w:val="clear" w:color="auto" w:fill="auto"/>
+            <w:tcMar>
+              <w:top w:w="60" w:type="dxa"/>
+              <w:left w:w="80" w:type="dxa"/>
+              <w:bottom w:w="60" w:type="dxa"/>
+              <w:right w:w="80" w:type="dxa"/>
+            </w:tcMar>
+            <w:vAlign w:val="center"/>
+          </w:tcPr>
+          <w:p>
+            <w:pPr>
+              <w:spacing w:after="0" w:line="240" w:lineRule="auto"/>
+              <w:rPr>
+                <w:sz w:val="20"/>
+                <w:szCs w:val="20"/>
+              </w:rPr>
+            </w:pPr>
+            <w:r>
+              <w:rPr>
+                <w:sz w:val="20"/>
+                <w:szCs w:val="20"/>
+              </w:rPr>
+              <w:t>CP-11, CP-16 a CP-19</w:t>
+            </w:r>
+          </w:p>
+        </w:tc>
+        <w:tc>
+          <w:tcPr>
+            <w:tcW w:w="4919" w:type="dxa"/>
+            <w:tcBorders>
+              <w:bottom w:val="single" w:sz="4" w:space="0" w:color="808080"/>
+            </w:tcBorders>
+            <w:shd w:val="clear" w:color="auto" w:fill="auto"/>
+            <w:tcMar>
+              <w:top w:w="60" w:type="dxa"/>
+              <w:left w:w="80" w:type="dxa"/>
+              <w:bottom w:w="60" w:type="dxa"/>
+              <w:right w:w="80" w:type="dxa"/>
+            </w:tcMar>
+            <w:vAlign w:val="center"/>
+          </w:tcPr>
+          <w:p>
+            <w:pPr>
+              <w:spacing w:after="0" w:line="240" w:lineRule="auto"/>
+              <w:rPr>
+                <w:sz w:val="20"/>
+                <w:szCs w:val="20"/>
+              </w:rPr>
+            </w:pPr>
+            <w:r>
+              <w:rPr>
+                <w:sz w:val="20"/>
+                <w:szCs w:val="20"/>
+              </w:rPr>
+              <w:t>Cambio de alcance pedido por el docente, no defecto: el personal puede anular las ventas que registró en su propio turno abierto (antes solo el administrador). El motivo se elige de una lista (con «Otro», detalle obligatorio) y cada anulación queda registrada con usuario, rol, turno, fecha y hora, motivo, detalle y monto. La regla se valida en el controlador</w:t>
+            </w:r>
+          </w:p>
+        </w:tc>
+        <w:tc>
+          <w:tcPr>
+            <w:tcW w:w="1305" w:type="dxa"/>
+            <w:tcBorders>
+              <w:bottom w:val="single" w:sz="4" w:space="0" w:color="808080"/>
+            </w:tcBorders>
+            <w:shd w:val="clear" w:color="auto" w:fill="auto"/>
+            <w:tcMar>
+              <w:top w:w="60" w:type="dxa"/>
+              <w:left w:w="80" w:type="dxa"/>
+              <w:bottom w:w="60" w:type="dxa"/>
+              <w:right w:w="80" w:type="dxa"/>
+            </w:tcMar>
+            <w:vAlign w:val="center"/>
+          </w:tcPr>
+          <w:p>
+            <w:pPr>
+              <w:spacing w:after="0" w:line="240" w:lineRule="auto"/>
+              <w:rPr>
+                <w:sz w:val="20"/>
+                <w:szCs w:val="20"/>
+              </w:rPr>
+            </w:pPr>
+            <w:r>
+              <w:rPr>
+                <w:sz w:val="20"/>
+                <w:szCs w:val="20"/>
+              </w:rPr>
+              <w:t>—</w:t>
+            </w:r>
+          </w:p>
+        </w:tc>
+        <w:tc>
+          <w:tcPr>
+            <w:tcW w:w="1809" w:type="dxa"/>
+            <w:tcBorders>
+              <w:bottom w:val="single" w:sz="4" w:space="0" w:color="808080"/>
+            </w:tcBorders>
+            <w:shd w:val="clear" w:color="auto" w:fill="auto"/>
+            <w:tcMar>
+              <w:top w:w="60" w:type="dxa"/>
+              <w:left w:w="80" w:type="dxa"/>
+              <w:bottom w:w="60" w:type="dxa"/>
+              <w:right w:w="80" w:type="dxa"/>
+            </w:tcMar>
+            <w:vAlign w:val="center"/>
+          </w:tcPr>
+          <w:p>
+            <w:pPr>
+              <w:spacing w:after="0" w:line="240" w:lineRule="auto"/>
+              <w:rPr>
+                <w:sz w:val="20"/>
+                <w:szCs w:val="20"/>
+              </w:rPr>
+            </w:pPr>
+            <w:r>
+              <w:rPr>
+                <w:sz w:val="20"/>
+                <w:szCs w:val="20"/>
+              </w:rPr>
+              <w:t>Aplicado y verificado (corrida 10)</w:t>
+            </w:r>
+          </w:p>
+        </w:tc>
+      </w:tr>
+      <w:tr>
+        <w:trPr>
+          <w:cantSplit/>
+        </w:trPr>
+        <w:tc>
+          <w:tcPr>
+            <w:tcW w:w="1104" w:type="dxa"/>
+            <w:tcBorders>
+              <w:bottom w:val="single" w:sz="4" w:space="0" w:color="808080"/>
+            </w:tcBorders>
+            <w:shd w:val="clear" w:color="auto" w:fill="F2F2F2"/>
+            <w:tcMar>
+              <w:top w:w="60" w:type="dxa"/>
+              <w:left w:w="80" w:type="dxa"/>
+              <w:bottom w:w="60" w:type="dxa"/>
+              <w:right w:w="80" w:type="dxa"/>
+            </w:tcMar>
+            <w:vAlign w:val="center"/>
+          </w:tcPr>
+          <w:p>
+            <w:pPr>
+              <w:spacing w:after="0" w:line="240" w:lineRule="auto"/>
+              <w:rPr>
+                <w:b/>
+                <w:bCs/>
+                <w:sz w:val="20"/>
+                <w:szCs w:val="20"/>
+              </w:rPr>
+            </w:pPr>
+            <w:r>
+              <w:rPr>
+                <w:b/>
+                <w:bCs/>
+                <w:sz w:val="20"/>
+                <w:szCs w:val="20"/>
+              </w:rPr>
+              <w:t>OBS-07</w:t>
+            </w:r>
+          </w:p>
+        </w:tc>
+        <w:tc>
+          <w:tcPr>
+            <w:tcW w:w="903" w:type="dxa"/>
+            <w:tcBorders>
+              <w:bottom w:val="single" w:sz="4" w:space="0" w:color="808080"/>
+            </w:tcBorders>
+            <w:shd w:val="clear" w:color="auto" w:fill="F2F2F2"/>
+            <w:tcMar>
+              <w:top w:w="60" w:type="dxa"/>
+              <w:left w:w="80" w:type="dxa"/>
+              <w:bottom w:w="60" w:type="dxa"/>
+              <w:right w:w="80" w:type="dxa"/>
+            </w:tcMar>
+            <w:vAlign w:val="center"/>
+          </w:tcPr>
+          <w:p>
+            <w:pPr>
+              <w:spacing w:after="0" w:line="240" w:lineRule="auto"/>
+              <w:rPr>
+                <w:sz w:val="20"/>
+                <w:szCs w:val="20"/>
+              </w:rPr>
+            </w:pPr>
+            <w:r>
+              <w:rPr>
+                <w:sz w:val="20"/>
+                <w:szCs w:val="20"/>
+              </w:rPr>
+              <w:t>CP-24</w:t>
+            </w:r>
+          </w:p>
+        </w:tc>
+        <w:tc>
+          <w:tcPr>
+            <w:tcW w:w="4919" w:type="dxa"/>
+            <w:tcBorders>
+              <w:bottom w:val="single" w:sz="4" w:space="0" w:color="808080"/>
+            </w:tcBorders>
+            <w:shd w:val="clear" w:color="auto" w:fill="F2F2F2"/>
+            <w:tcMar>
+              <w:top w:w="60" w:type="dxa"/>
+              <w:left w:w="80" w:type="dxa"/>
+              <w:bottom w:w="60" w:type="dxa"/>
+              <w:right w:w="80" w:type="dxa"/>
+            </w:tcMar>
+            <w:vAlign w:val="center"/>
+          </w:tcPr>
+          <w:p>
+            <w:pPr>
+              <w:spacing w:after="0" w:line="240" w:lineRule="auto"/>
+              <w:rPr>
+                <w:sz w:val="20"/>
+                <w:szCs w:val="20"/>
+              </w:rPr>
+            </w:pPr>
+            <w:r>
+              <w:rPr>
+                <w:sz w:val="20"/>
+                <w:szCs w:val="20"/>
+              </w:rPr>
+              <w:t>La recepción de lotes vencidos se impedía solo en la pantalla: el controlador aceptaba un lote vencido si se lo llamaba directamente. Ahora el controlador rechaza la guía completa antes de grabar nada</w:t>
+            </w:r>
+          </w:p>
+        </w:tc>
+        <w:tc>
+          <w:tcPr>
+            <w:tcW w:w="1305" w:type="dxa"/>
+            <w:tcBorders>
+              <w:bottom w:val="single" w:sz="4" w:space="0" w:color="808080"/>
+            </w:tcBorders>
+            <w:shd w:val="clear" w:color="auto" w:fill="F2F2F2"/>
+            <w:tcMar>
+              <w:top w:w="60" w:type="dxa"/>
+              <w:left w:w="80" w:type="dxa"/>
+              <w:bottom w:w="60" w:type="dxa"/>
+              <w:right w:w="80" w:type="dxa"/>
+            </w:tcMar>
+            <w:vAlign w:val="center"/>
+          </w:tcPr>
+          <w:p>
+            <w:pPr>
+              <w:spacing w:after="0" w:line="240" w:lineRule="auto"/>
+              <w:rPr>
+                <w:sz w:val="20"/>
+                <w:szCs w:val="20"/>
+              </w:rPr>
+            </w:pPr>
+            <w:r>
+              <w:rPr>
+                <w:sz w:val="20"/>
+                <w:szCs w:val="20"/>
+              </w:rPr>
+              <w:t>Baja</w:t>
+            </w:r>
+          </w:p>
+        </w:tc>
+        <w:tc>
+          <w:tcPr>
+            <w:tcW w:w="1809" w:type="dxa"/>
+            <w:tcBorders>
+              <w:bottom w:val="single" w:sz="4" w:space="0" w:color="808080"/>
+            </w:tcBorders>
+            <w:shd w:val="clear" w:color="auto" w:fill="F2F2F2"/>
+            <w:tcMar>
+              <w:top w:w="60" w:type="dxa"/>
+              <w:left w:w="80" w:type="dxa"/>
+              <w:bottom w:w="60" w:type="dxa"/>
+              <w:right w:w="80" w:type="dxa"/>
+            </w:tcMar>
+            <w:vAlign w:val="center"/>
+          </w:tcPr>
+          <w:p>
+            <w:pPr>
+              <w:spacing w:after="0" w:line="240" w:lineRule="auto"/>
+              <w:rPr>
+                <w:sz w:val="20"/>
+                <w:szCs w:val="20"/>
+              </w:rPr>
+            </w:pPr>
+            <w:r>
+              <w:rPr>
+                <w:sz w:val="20"/>
+                <w:szCs w:val="20"/>
+              </w:rPr>
+              <w:t>Corregido y verificado (corrida 16)</w:t>
+            </w:r>
+          </w:p>
+        </w:tc>
+      </w:tr>
+      <w:tr>
+        <w:trPr>
+          <w:cantSplit/>
+        </w:trPr>
+        <w:tc>
+          <w:tcPr>
+            <w:tcW w:w="1104" w:type="dxa"/>
+            <w:shd w:val="clear" w:color="auto" w:fill="auto"/>
+            <w:tcMar>
+              <w:top w:w="60" w:type="dxa"/>
+              <w:left w:w="80" w:type="dxa"/>
+              <w:bottom w:w="60" w:type="dxa"/>
+              <w:right w:w="80" w:type="dxa"/>
+            </w:tcMar>
+            <w:vAlign w:val="center"/>
+          </w:tcPr>
+          <w:p>
+            <w:pPr>
+              <w:spacing w:after="0" w:line="240" w:lineRule="auto"/>
+              <w:rPr>
+                <w:b/>
+                <w:bCs/>
+                <w:sz w:val="20"/>
+                <w:szCs w:val="20"/>
+              </w:rPr>
+            </w:pPr>
+            <w:r>
+              <w:rPr>
+                <w:b/>
+                <w:bCs/>
+                <w:sz w:val="20"/>
+                <w:szCs w:val="20"/>
+              </w:rPr>
+              <w:t>OBS-08</w:t>
             </w:r>
           </w:p>
         </w:tc>
@@ -9104,7 +11558,7 @@
                 <w:sz w:val="20"/>
                 <w:szCs w:val="20"/>
               </w:rPr>
-              <w:t>CP-11, CP-16 a CP-19</w:t>
+              <w:t>CP-15</w:t>
             </w:r>
           </w:p>
         </w:tc>
@@ -9133,7 +11587,7 @@
                 <w:sz w:val="20"/>
                 <w:szCs w:val="20"/>
               </w:rPr>
-              <w:t>Cambio de alcance pedido por el docente, no defecto: el personal puede anular las ventas que registró en su propio turno abierto (antes solo el administrador). El motivo se elige de una lista (con «Otro», detalle obligatorio) y cada anulación queda registrada con usuario, rol, turno, fecha y hora, motivo, detalle y monto. La regla se valida en el controlador</w:t>
+              <w:t>Fallo intermitente de CP-15 al borrar su PDF temporal, antes atribuido a otro proceso de Windows. La causa era la propia prueba: leía el PDF por su ruta y OpenPDF lo mapeaba en memoria. Ahora lo lee desde sus bytes. Defecto de la prueba, no del sistema</w:t>
             </w:r>
           </w:p>
         </w:tc>
@@ -9162,7 +11616,7 @@
                 <w:sz w:val="20"/>
                 <w:szCs w:val="20"/>
               </w:rPr>
-              <w:t>—</w:t>
+              <w:t>Baja</w:t>
             </w:r>
           </w:p>
         </w:tc>
@@ -9191,7 +11645,7 @@
                 <w:sz w:val="20"/>
                 <w:szCs w:val="20"/>
               </w:rPr>
-              <w:t>Aplicado y verificado (corrida 10)</w:t>
+              <w:t>Corregido y verificado (corrida 16)</w:t>
             </w:r>
           </w:p>
         </w:tc>
@@ -9206,7 +11660,10 @@
         <w:t xml:space="preserve">OBS-02 a OBS-05 se encontraron al revisar el código para escribir los manuales de usuario, no con los casos automatizados. CAM-01 no es un defecto, sino un cambio de alcance decidido por el equipo: el sistema solo registra la forma de pago. </w:t>
       </w:r>
       <w:r>
-        <w:t>OBS-06 atiende la recomendación de guardar las contraseñas con hash. CAM-02 también es un cambio de alcance, pedido por el docente: el personal anula las ventas de su propio turno, con registro del motivo.</w:t>
+        <w:t xml:space="preserve">OBS-06 atiende la recomendación de guardar las contraseñas con hash. CAM-02 también es un cambio de alcance, pedido por el docente: el personal anula las ventas de su propio turno, </w:t>
+      </w:r>
+      <w:r>
+        <w:t>con registro del motivo. OBS-07 se encontró al revisar el orden de salida de los lotes, y OBS-08 es un defecto de la prueba CP-15, no del sistema.</w:t>
       </w:r>
       <w:r>
         <w:t xml:space="preserve"> Limitaciones conocidas que se dejan documentadas:</w:t>
@@ -9276,7 +11733,7 @@
         <w:t xml:space="preserve">Los procesos centrales cumplen las reglas de negocio del documento: los 15 casos aprueban </w:t>
       </w:r>
       <w:r>
-        <w:t>en las corridas 3, 4, 5, 7, 8 y 9, y los 19 en la corrida 10.</w:t>
+        <w:t>en las corridas 3, 4, 5, 7, 8 y 9, los 19 en las corridas 10 y 11, los 23 en la 12 y los 24 en la 16.</w:t>
       </w:r>
     </w:p>
     <w:p>
@@ -9395,6 +11852,34 @@
       </w:pPr>
       <w:r>
         <w:t>El personal anula las ventas de su propio turno abierto, con motivo obligatorio y registro de cada anulación (CAM-02); la regla se valida en el controlador y la corrida 10 confirmó que los 19 casos aprueban.</w:t>
+      </w:r>
+    </w:p>
+    <w:p>
+      <w:pPr>
+        <w:pStyle w:val="Prrafodelista"/>
+        <w:numPr>
+          <w:ilvl w:val="0"/>
+          <w:numId w:val="1"/>
+        </w:numPr>
+        <w:spacing w:after="60"/>
+        <w:jc w:val="both"/>
+      </w:pPr>
+      <w:r>
+        <w:t>Las ventas respetan el orden de salida de los lotes (vencimiento, orden de ingreso, sin vencidos y con cada lote registrado), y desde la corrida 13 el controlador tampoco recibe lotes vencidos (OBS-07).</w:t>
+      </w:r>
+    </w:p>
+    <w:p>
+      <w:pPr>
+        <w:pStyle w:val="Prrafodelista"/>
+        <w:numPr>
+          <w:ilvl w:val="0"/>
+          <w:numId w:val="1"/>
+        </w:numPr>
+        <w:spacing w:after="60"/>
+        <w:jc w:val="both"/>
+      </w:pPr>
+      <w:r>
+        <w:t>El fallo intermitente de CP-15 no era del entorno sino de la propia prueba (OBS-08); se corrigió y la corrida 16 dio 24/24.</w:t>
       </w:r>
     </w:p>
     <w:p>
